--- a/documents/Rebuttal02032026.docx
+++ b/documents/Rebuttal02032026.docx
@@ -183,6 +183,72 @@
       </w:r>
     </w:p>
     <w:p>
+      <w:r>
+        <w:rPr>
+          <w:b/>
+        </w:rPr>
+        <w:t>Response</w:t>
+      </w:r>
+      <w:r>
+        <w:rPr>
+          <w:b/>
+        </w:rPr>
+        <w:t xml:space="preserve">: </w:t>
+      </w:r>
+      <w:r>
+        <w:t xml:space="preserve">We agree this rationale was insufficiently explained and have rewritten the relevant text. The key point is that </w:t>
+      </w:r>
+      <w:r>
+        <w:rPr>
+          <w:b/>
+        </w:rPr>
+        <w:t>GMP-Cor is intrinsically a single-cell quantity</w:t>
+      </w:r>
+      <w:r>
+        <w:t>: it is computed from the eigenvalue spectrum of the gene–gene correlation matrix across cells. Bulk RNA-seq yields a single average expression vector per condition and therefore cannot resolve a correlation spectrum at all</w:t>
+      </w:r>
+      <w:r>
+        <w:t>.</w:t>
+      </w:r>
+      <w:r>
+        <w:t xml:space="preserve"> </w:t>
+      </w:r>
+      <w:r>
+        <w:t>S</w:t>
+      </w:r>
+      <w:r>
+        <w:t xml:space="preserve">ingle-cell data is not </w:t>
+      </w:r>
+      <w:r>
+        <w:t>only</w:t>
+      </w:r>
+      <w:r>
+        <w:t xml:space="preserve"> convenient here, it is the only data type from which the metric can be defined.</w:t>
+      </w:r>
+      <w:r>
+        <w:br/>
+        <w:t xml:space="preserve">The reviewer raises the central concern correctly: could a mixture of distinct, internally-regulated subpopulations produce the apparent loss of correlation we attribute to dysregulation? We addressed this directly with simulation (see our response to comment 2.3) and find the answer is </w:t>
+      </w:r>
+      <w:r>
+        <w:rPr>
+          <w:b/>
+        </w:rPr>
+        <w:t>no</w:t>
+      </w:r>
+      <w:r>
+        <w:t xml:space="preserve">. Importantly, single-cell GMP-Cor behaves </w:t>
+      </w:r>
+      <w:r>
+        <w:rPr>
+          <w:b/>
+        </w:rPr>
+        <w:t>oppositely</w:t>
+      </w:r>
+      <w:r>
+        <w:t xml:space="preserve"> to bulk-level measures in this regime: subpopulation structure inflates apparent variance and would be read as “noise” or loss of structure by bulk metrics, whereas under GMP-Cor a mixture of regulated subpopulations remains elevated. This contrast is now presented as a central argument for why single-cell profiling, combined with GMP-Cor, is the appropriate tool.</w:t>
+      </w:r>
+    </w:p>
+    <w:p>
       <w:pPr>
         <w:rPr>
           <w:rFonts w:ascii="Arial" w:hAnsi="Arial" w:cs="Arial"/>
@@ -197,6 +263,8 @@
       <w:pPr>
         <w:rPr>
           <w:rFonts w:ascii="Arial" w:hAnsi="Arial" w:cs="Arial"/>
+          <w:i/>
+          <w:iCs/>
           <w:color w:val="2E74B5" w:themeColor="accent5" w:themeShade="BF"/>
           <w:shd w:val="clear" w:color="auto" w:fill="FFFFFF"/>
         </w:rPr>
@@ -204,93 +272,6 @@
       <w:r>
         <w:rPr>
           <w:rFonts w:ascii="Arial" w:hAnsi="Arial" w:cs="Arial"/>
-          <w:color w:val="222222"/>
-          <w:shd w:val="clear" w:color="auto" w:fill="FFFFFF"/>
-          <w:lang w:val="en-US"/>
-        </w:rPr>
-        <w:t xml:space="preserve">We apologize if the main point of our work was unclear and have now substantially changed the manuscript to clarify that only single cell data can reveal gene-gene correlations directly. Other methods either use different time points of bulk cultures (ref) or the… from a single time points, but these measures may be influenced by different factors, whereas single cell data directly measures the degree of correlations between genes acrrosos a population of single cells. In particular, this enables identify effect due to distinct cellular subpopultaions. We thank the reviewer for suggesting to better clarify this point: we now compare the GMP metric to other estimates from bulk RNAseq data for </w:t>
-      </w:r>
-      <w:commentRangeStart w:id="1"/>
-      <w:r>
-        <w:rPr>
-          <w:rFonts w:ascii="Arial" w:hAnsi="Arial" w:cs="Arial"/>
-          <w:color w:val="222222"/>
-          <w:shd w:val="clear" w:color="auto" w:fill="FFFFFF"/>
-          <w:lang w:val="en-US"/>
-        </w:rPr>
-        <w:t xml:space="preserve">simulated data with and without subpopulations of cells. </w:t>
-      </w:r>
-      <w:commentRangeEnd w:id="1"/>
-      <w:r>
-        <w:rPr>
-          <w:rStyle w:val="CommentReference"/>
-          <w:rFonts w:ascii="Arial" w:hAnsi="Arial" w:cs="Arial"/>
-          <w:color w:val="222222"/>
-          <w:sz w:val="22"/>
-          <w:szCs w:val="22"/>
-          <w:shd w:val="clear" w:color="auto" w:fill="FFFFFF"/>
-          <w:lang w:val="en-US"/>
-        </w:rPr>
-        <w:commentReference w:id="1"/>
-      </w:r>
-      <w:r>
-        <w:rPr>
-          <w:rFonts w:ascii="Arial" w:hAnsi="Arial" w:cs="Arial"/>
-          <w:color w:val="222222"/>
-          <w:shd w:val="clear" w:color="auto" w:fill="FFFFFF"/>
-          <w:lang w:val="en-US"/>
-        </w:rPr>
-        <w:t xml:space="preserve">We conclude that whereas the existence of subpopulations results in a false apparent loss of corrletaions in bulk data, it actually increases the gene-gene </w:t>
-      </w:r>
-      <w:commentRangeStart w:id="2"/>
-      <w:r>
-        <w:rPr>
-          <w:rFonts w:ascii="Arial" w:hAnsi="Arial" w:cs="Arial"/>
-          <w:color w:val="222222"/>
-          <w:shd w:val="clear" w:color="auto" w:fill="FFFFFF"/>
-          <w:lang w:val="en-US"/>
-        </w:rPr>
-        <w:t>correlations by GMP</w:t>
-      </w:r>
-      <w:commentRangeEnd w:id="2"/>
-      <w:r>
-        <w:rPr>
-          <w:rStyle w:val="CommentReference"/>
-          <w:rFonts w:ascii="Arial" w:hAnsi="Arial" w:cs="Arial"/>
-          <w:color w:val="222222"/>
-          <w:sz w:val="22"/>
-          <w:szCs w:val="22"/>
-          <w:shd w:val="clear" w:color="auto" w:fill="FFFFFF"/>
-          <w:lang w:val="en-US"/>
-        </w:rPr>
-        <w:commentReference w:id="2"/>
-      </w:r>
-      <w:r>
-        <w:rPr>
-          <w:rFonts w:ascii="Arial" w:hAnsi="Arial" w:cs="Arial"/>
-          <w:color w:val="222222"/>
-          <w:shd w:val="clear" w:color="auto" w:fill="FFFFFF"/>
-          <w:lang w:val="en-US"/>
-        </w:rPr>
-        <w:t xml:space="preserve">. </w:t>
-      </w:r>
-      <w:r>
-        <w:rPr>
-          <w:rFonts w:ascii="Arial" w:hAnsi="Arial" w:cs="Arial"/>
-          <w:color w:val="222222"/>
-        </w:rPr>
-        <w:br/>
-      </w:r>
-      <w:r>
-        <w:rPr>
-          <w:rFonts w:ascii="Arial" w:hAnsi="Arial" w:cs="Arial"/>
-          <w:color w:val="222222"/>
-        </w:rPr>
-        <w:br/>
-      </w:r>
-      <w:r>
-        <w:rPr>
-          <w:rFonts w:ascii="Arial" w:hAnsi="Arial" w:cs="Arial"/>
           <w:i/>
           <w:iCs/>
           <w:color w:val="2E74B5" w:themeColor="accent5" w:themeShade="BF"/>
@@ -304,65 +285,10 @@
           <w:i/>
           <w:iCs/>
           <w:color w:val="2E74B5" w:themeColor="accent5" w:themeShade="BF"/>
-        </w:rPr>
-        <w:br/>
-      </w:r>
-      <w:r>
-        <w:rPr>
-          <w:rFonts w:ascii="Arial" w:hAnsi="Arial" w:cs="Arial"/>
-          <w:i/>
-          <w:iCs/>
-          <w:color w:val="2E74B5" w:themeColor="accent5" w:themeShade="BF"/>
-          <w:shd w:val="clear" w:color="auto" w:fill="FFFFFF"/>
-        </w:rPr>
-        <w:t xml:space="preserve">2.1. The quantification would be strengthened by </w:t>
-      </w:r>
-      <w:r>
-        <w:rPr>
-          <w:rFonts w:ascii="Arial" w:hAnsi="Arial" w:cs="Arial"/>
-          <w:i/>
-          <w:iCs/>
-          <w:color w:val="2E74B5" w:themeColor="accent5" w:themeShade="BF"/>
-          <w:highlight w:val="yellow"/>
-          <w:shd w:val="clear" w:color="auto" w:fill="FFFFFF"/>
-        </w:rPr>
-        <w:t xml:space="preserve">including simulations to define the expected ranges of correlation index values for regulated, partially regulated, and dysregulated </w:t>
-      </w:r>
-      <w:commentRangeStart w:id="3"/>
-      <w:r>
-        <w:rPr>
-          <w:rFonts w:ascii="Arial" w:hAnsi="Arial" w:cs="Arial"/>
-          <w:i/>
-          <w:iCs/>
-          <w:color w:val="2E74B5" w:themeColor="accent5" w:themeShade="BF"/>
-          <w:highlight w:val="yellow"/>
-          <w:shd w:val="clear" w:color="auto" w:fill="FFFFFF"/>
-        </w:rPr>
-        <w:t>states</w:t>
-      </w:r>
-      <w:commentRangeEnd w:id="3"/>
-      <w:r>
-        <w:rPr>
-          <w:rStyle w:val="CommentReference"/>
-          <w:rFonts w:ascii="Arial" w:hAnsi="Arial" w:cs="Arial"/>
-          <w:i/>
-          <w:iCs/>
-          <w:color w:val="2E74B5" w:themeColor="accent5" w:themeShade="BF"/>
-          <w:sz w:val="22"/>
-          <w:szCs w:val="22"/>
-          <w:shd w:val="clear" w:color="auto" w:fill="FFFFFF"/>
-        </w:rPr>
-        <w:commentReference w:id="3"/>
-      </w:r>
-      <w:r>
-        <w:rPr>
-          <w:rFonts w:ascii="Arial" w:hAnsi="Arial" w:cs="Arial"/>
-          <w:i/>
-          <w:iCs/>
-          <w:color w:val="2E74B5" w:themeColor="accent5" w:themeShade="BF"/>
-          <w:shd w:val="clear" w:color="auto" w:fill="FFFFFF"/>
-        </w:rPr>
-        <w:t xml:space="preserve">. This seems particularly important because Fig. 2D–F shows a fairly broad spread of index values even among conditions that are presumed to be similarly regulated. Such simulations would help clarify whether the observed reductions in correlation </w:t>
+          <w:shd w:val="clear" w:color="auto" w:fill="FFFFFF"/>
+        </w:rPr>
+        <w:br/>
+        <w:t xml:space="preserve">2.1. The quantification would be strengthened by including simulations to define the </w:t>
       </w:r>
       <w:r>
         <w:rPr>
@@ -373,49 +299,17 @@
           <w:shd w:val="clear" w:color="auto" w:fill="FFFFFF"/>
         </w:rPr>
         <w:lastRenderedPageBreak/>
-        <w:t xml:space="preserve">index reflect genuine dysregulation or could be </w:t>
-      </w:r>
-      <w:commentRangeStart w:id="4"/>
-      <w:r>
-        <w:rPr>
-          <w:rFonts w:ascii="Arial" w:hAnsi="Arial" w:cs="Arial"/>
-          <w:i/>
-          <w:iCs/>
-          <w:color w:val="2E74B5" w:themeColor="accent5" w:themeShade="BF"/>
-          <w:shd w:val="clear" w:color="auto" w:fill="FFFFFF"/>
-        </w:rPr>
-        <w:t>confounded by technical or sampling noise.</w:t>
-      </w:r>
-      <w:commentRangeEnd w:id="4"/>
-      <w:r>
-        <w:rPr>
-          <w:rStyle w:val="CommentReference"/>
-          <w:rFonts w:ascii="Arial" w:hAnsi="Arial" w:cs="Arial"/>
-          <w:i/>
-          <w:iCs/>
-          <w:color w:val="2E74B5" w:themeColor="accent5" w:themeShade="BF"/>
-          <w:sz w:val="22"/>
-          <w:szCs w:val="22"/>
-        </w:rPr>
-        <w:commentReference w:id="4"/>
-      </w:r>
-      <w:r>
-        <w:rPr>
-          <w:rFonts w:ascii="Arial" w:hAnsi="Arial" w:cs="Arial"/>
-          <w:i/>
-          <w:iCs/>
-          <w:color w:val="2E74B5" w:themeColor="accent5" w:themeShade="BF"/>
-        </w:rPr>
-        <w:br/>
-      </w:r>
-      <w:r>
-        <w:rPr>
-          <w:rFonts w:ascii="Arial" w:hAnsi="Arial" w:cs="Arial"/>
-          <w:i/>
-          <w:iCs/>
-          <w:color w:val="2E74B5" w:themeColor="accent5" w:themeShade="BF"/>
-          <w:shd w:val="clear" w:color="auto" w:fill="FFFFFF"/>
-        </w:rPr>
+        <w:t>expected ranges of correlation index values for regulated, partially regulated, and dysregulated states. This seems particularly important because Fig. 2D–F shows a fairly broad spread of index values even among conditions that are presumed to be similarly regulated. Such simulations would help clarify whether the observed reductions in correlation index reflect genuine dysregulation or could be confounded by technical or sampling noise.</w:t>
+      </w:r>
+      <w:r>
+        <w:rPr>
+          <w:rFonts w:ascii="Arial" w:hAnsi="Arial" w:cs="Arial"/>
+          <w:i/>
+          <w:iCs/>
+          <w:color w:val="2E74B5" w:themeColor="accent5" w:themeShade="BF"/>
+          <w:shd w:val="clear" w:color="auto" w:fill="FFFFFF"/>
+        </w:rPr>
+        <w:br/>
         <w:t>2.2 Is there a suitable positive control that could be used to benchmark the correlation index, or a well-defined phenotype that can be reliably associated with specific index values? Including such a reference would help contextualize the metric and clarify how its magnitude should be interpreted biologically.</w:t>
       </w:r>
     </w:p>
@@ -423,51 +317,60 @@
       <w:pPr>
         <w:rPr>
           <w:rFonts w:ascii="Arial" w:hAnsi="Arial" w:cs="Arial"/>
-          <w:color w:val="222222"/>
           <w:shd w:val="clear" w:color="auto" w:fill="FFFFFF"/>
           <w:lang w:val="en-US"/>
         </w:rPr>
       </w:pPr>
       <w:r>
         <w:rPr>
-          <w:rFonts w:ascii="Arial" w:hAnsi="Arial" w:cs="Arial"/>
-          <w:color w:val="222222"/>
-          <w:shd w:val="clear" w:color="auto" w:fill="FFFFFF"/>
-          <w:lang w:val="en-US"/>
-        </w:rPr>
-        <w:t xml:space="preserve">As exponentially growing cells are expected to be in a regulated state with high GMP values, we used data of growing cells from various groups as positive control to benchmark the GMP. We have now also added simulations results that enable to associate high GMP values with specific dysregulation </w:t>
-      </w:r>
-      <w:commentRangeStart w:id="5"/>
-      <w:r>
-        <w:rPr>
-          <w:rFonts w:ascii="Arial" w:hAnsi="Arial" w:cs="Arial"/>
-          <w:color w:val="222222"/>
-          <w:shd w:val="clear" w:color="auto" w:fill="FFFFFF"/>
-          <w:lang w:val="en-US"/>
-        </w:rPr>
-        <w:t>leading to loss of correlation and not with enhanced variability which may actually be regulated</w:t>
-      </w:r>
-      <w:commentRangeEnd w:id="5"/>
-      <w:r>
-        <w:rPr>
-          <w:rStyle w:val="CommentReference"/>
-          <w:rFonts w:ascii="Arial" w:hAnsi="Arial" w:cs="Arial"/>
-          <w:color w:val="222222"/>
-          <w:sz w:val="22"/>
-          <w:szCs w:val="22"/>
-          <w:shd w:val="clear" w:color="auto" w:fill="FFFFFF"/>
-          <w:lang w:val="en-US"/>
-        </w:rPr>
-        <w:commentReference w:id="5"/>
-      </w:r>
-      <w:r>
-        <w:rPr>
-          <w:rFonts w:ascii="Arial" w:hAnsi="Arial" w:cs="Arial"/>
-          <w:color w:val="222222"/>
-          <w:shd w:val="clear" w:color="auto" w:fill="FFFFFF"/>
-          <w:lang w:val="en-US"/>
+          <w:b/>
+        </w:rPr>
+        <w:t>Response (Comments 2.1 and 2.2).</w:t>
+      </w:r>
+      <w:r>
+        <w:br/>
+      </w:r>
+      <w:r>
+        <w:rPr>
+          <w:b/>
+        </w:rPr>
+        <w:t>Expected ranges (2.1).</w:t>
+      </w:r>
+      <w:r>
+        <w:t xml:space="preserve"> We added a calibration analysis using a synthetic scRNA-seq generator. Correlated Gaussian latent variables are mapped through Negative-Binomial inverse-transform sampling to produce realistic sparse count matrices (n_cells = 1000, n_genes = 2000, matched to the experimental scale) with a tunable correlation strength ρ. Sweeping ρ from 0 to 1 (10 repeats each) and computing GMP-Cor at each value yields a calibration curve (new Fig. 3E) in which GMP-Cor remains at the noise floor (median ≈ 0) for ρ ≤ 0.5 and then rises monotonically and steeply</w:t>
+      </w:r>
+      <w:r>
+        <w:t xml:space="preserve">. </w:t>
+      </w:r>
+      <w:r>
+        <w:t xml:space="preserve">This defines the expected ranges for dysregulated (low), partially regulated (intermediate) and regulated (high) states, and shows that the broad spread seen in Fig. 2D–F is itself expected: in the steep region of the curve, modest differences in coupling produce large differences in GMP-Cor. Because ρ is varied while sparsity/dropout is held fixed, the curve demonstrates that the metric tracks </w:t>
+      </w:r>
+      <w:r>
+        <w:rPr>
+          <w:b/>
+        </w:rPr>
+        <w:t>genuine coupling strength rather than sampling noise</w:t>
+      </w:r>
+      <w:r>
+        <w:rPr>
+          <w:b/>
         </w:rPr>
         <w:t>.</w:t>
+      </w:r>
+      <w:r>
+        <w:t xml:space="preserve"> </w:t>
+      </w:r>
+      <w:r>
+        <w:br/>
+      </w:r>
+      <w:r>
+        <w:rPr>
+          <w:b/>
+        </w:rPr>
+        <w:t>Positive control / benchmark (2.2).</w:t>
+      </w:r>
+      <w:r>
+        <w:t xml:space="preserve"> We anchor the scale two ways. First, the simulated extremes ρ → 1 and ρ → 0 bracket the calibration curve as theoretical bounds. Second, exponentially growing cells, expected to be tightly regulated, serve as a biological positive control. Overlaying the experimental conditions on the calibration curve, regulated cells fall at ρ ≈ 0.85, whereas Dis-Arrest cells fall near ρ ≈ 0.6 at the noise-proximal end. The difference is significant (Mann–Whitney U; new Fig. 3F). The simulations let us state explicitly that high GMP-Cor reflects preserved coordination and that low values reflect genuine loss of correlation.</w:t>
       </w:r>
     </w:p>
     <w:p>
@@ -497,7 +400,7 @@
         </w:rPr>
         <w:t xml:space="preserve">2.3. Fig. 1H shows that Dis-arrest cells separate into two main clusters, </w:t>
       </w:r>
-      <w:commentRangeStart w:id="6"/>
+      <w:commentRangeStart w:id="1"/>
       <w:r>
         <w:rPr>
           <w:rFonts w:ascii="Arial" w:hAnsi="Arial" w:cs="Arial"/>
@@ -508,7 +411,7 @@
         </w:rPr>
         <w:t>consistent with the expected mixture of growing and non-growing cells.</w:t>
       </w:r>
-      <w:commentRangeEnd w:id="6"/>
+      <w:commentRangeEnd w:id="1"/>
       <w:r>
         <w:rPr>
           <w:rStyle w:val="CommentReference"/>
@@ -520,7 +423,7 @@
           <w:szCs w:val="22"/>
           <w:shd w:val="clear" w:color="auto" w:fill="FFFFFF"/>
         </w:rPr>
-        <w:commentReference w:id="6"/>
+        <w:commentReference w:id="1"/>
       </w:r>
       <w:r>
         <w:rPr>
@@ -564,40 +467,411 @@
       </w:pPr>
       <w:r>
         <w:rPr>
-          <w:rFonts w:ascii="Arial" w:hAnsi="Arial" w:cs="Arial"/>
-          <w:shd w:val="clear" w:color="auto" w:fill="FFFFFF"/>
-          <w:lang w:val="en-US"/>
-        </w:rPr>
-        <w:t xml:space="preserve">The analysis of the DisArrest cells was done under the DisArrest conditions, namely when all cells are at growth-arrest. The two main clusters defined by asking the clustering algorithm to identify sub-cluster are not attributed to growing and non-growing cells and represent similar populations different populations (are they? What are the marker genes? ). Running similar algoritm on simulated data lead to similar results (to do). We have ran the </w:t>
-      </w:r>
-      <w:commentRangeStart w:id="7"/>
-      <w:r>
-        <w:rPr>
-          <w:rFonts w:ascii="Arial" w:hAnsi="Arial" w:cs="Arial"/>
-          <w:shd w:val="clear" w:color="auto" w:fill="FFFFFF"/>
-          <w:lang w:val="en-US"/>
-        </w:rPr>
-        <w:t xml:space="preserve">GMP metric on each cluster separately </w:t>
-      </w:r>
-      <w:commentRangeEnd w:id="7"/>
-      <w:r>
-        <w:rPr>
-          <w:rStyle w:val="CommentReference"/>
-          <w:rFonts w:ascii="Arial" w:hAnsi="Arial" w:cs="Arial"/>
-          <w:sz w:val="22"/>
-          <w:szCs w:val="22"/>
-          <w:shd w:val="clear" w:color="auto" w:fill="FFFFFF"/>
-          <w:lang w:val="en-US"/>
-        </w:rPr>
-        <w:commentReference w:id="7"/>
-      </w:r>
-      <w:r>
-        <w:rPr>
-          <w:rFonts w:ascii="Arial" w:hAnsi="Arial" w:cs="Arial"/>
-          <w:shd w:val="clear" w:color="auto" w:fill="FFFFFF"/>
-          <w:lang w:val="en-US"/>
-        </w:rPr>
-        <w:t>leading to…</w:t>
+          <w:b/>
+        </w:rPr>
+        <w:t>Response (Comment 2.3).</w:t>
+      </w:r>
+      <w:r>
+        <w:br/>
+      </w:r>
+      <w:r>
+        <w:rPr>
+          <w:b/>
+        </w:rPr>
+        <w:t>Subpopulation mixing.</w:t>
+      </w:r>
+      <w:r>
+        <w:t xml:space="preserve"> To test whether mixing regulated subpopulations can </w:t>
+      </w:r>
+      <w:r>
+        <w:t>appear</w:t>
+      </w:r>
+      <w:r>
+        <w:t xml:space="preserve"> as dysregulation, we simulated two sub-populations of 500 cells each with distinct hub-network topologies (different covariance seeds) combined into one matrix, and compared a regulated </w:t>
+      </w:r>
+      <w:r>
+        <w:lastRenderedPageBreak/>
+        <w:t>mixture (both ρ = 0.8) against a dysregulated mixture (both ρ = 0.1):</w:t>
+      </w:r>
+      <w:r>
+        <w:rPr>
+          <w:noProof/>
+        </w:rPr>
+        <w:t xml:space="preserve"> </w:t>
+      </w:r>
+      <w:r>
+        <w:rPr>
+          <w:noProof/>
+          <w:color w:val="1F4E79"/>
+        </w:rPr>
+        <w:drawing>
+          <wp:inline distT="0" distB="0" distL="0" distR="0" wp14:anchorId="27668E49" wp14:editId="20230AA4">
+            <wp:extent cx="4305092" cy="2628900"/>
+            <wp:effectExtent l="0" t="0" r="635" b="0"/>
+            <wp:docPr id="1264344405" name="Picture 1"/>
+            <wp:cNvGraphicFramePr>
+              <a:graphicFrameLocks xmlns:a="http://schemas.openxmlformats.org/drawingml/2006/main" noChangeAspect="1"/>
+            </wp:cNvGraphicFramePr>
+            <a:graphic xmlns:a="http://schemas.openxmlformats.org/drawingml/2006/main">
+              <a:graphicData uri="http://schemas.openxmlformats.org/drawingml/2006/picture">
+                <pic:pic xmlns:pic="http://schemas.openxmlformats.org/drawingml/2006/picture">
+                  <pic:nvPicPr>
+                    <pic:cNvPr id="0" name="Picture 1"/>
+                    <pic:cNvPicPr>
+                      <a:picLocks noChangeAspect="1" noChangeArrowheads="1"/>
+                    </pic:cNvPicPr>
+                  </pic:nvPicPr>
+                  <pic:blipFill>
+                    <a:blip r:embed="rId8" cstate="print">
+                      <a:extLst>
+                        <a:ext uri="{28A0092B-C50C-407E-A947-70E740481C1C}">
+                          <a14:useLocalDpi xmlns:a14="http://schemas.microsoft.com/office/drawing/2010/main" val="0"/>
+                        </a:ext>
+                      </a:extLst>
+                    </a:blip>
+                    <a:srcRect/>
+                    <a:stretch>
+                      <a:fillRect/>
+                    </a:stretch>
+                  </pic:blipFill>
+                  <pic:spPr bwMode="auto">
+                    <a:xfrm>
+                      <a:off x="0" y="0"/>
+                      <a:ext cx="4307838" cy="2630577"/>
+                    </a:xfrm>
+                    <a:prstGeom prst="rect">
+                      <a:avLst/>
+                    </a:prstGeom>
+                    <a:noFill/>
+                    <a:ln>
+                      <a:noFill/>
+                    </a:ln>
+                  </pic:spPr>
+                </pic:pic>
+              </a:graphicData>
+            </a:graphic>
+          </wp:inline>
+        </w:drawing>
+      </w:r>
+    </w:p>
+    <w:tbl>
+      <w:tblPr>
+        <w:tblW w:w="0" w:type="auto"/>
+        <w:tblBorders>
+          <w:top w:val="single" w:sz="4" w:space="0" w:color="auto"/>
+          <w:left w:val="single" w:sz="4" w:space="0" w:color="auto"/>
+          <w:bottom w:val="single" w:sz="4" w:space="0" w:color="auto"/>
+          <w:right w:val="single" w:sz="4" w:space="0" w:color="auto"/>
+          <w:insideH w:val="single" w:sz="4" w:space="0" w:color="auto"/>
+          <w:insideV w:val="single" w:sz="4" w:space="0" w:color="auto"/>
+        </w:tblBorders>
+        <w:tblLook w:val="04A0" w:firstRow="1" w:lastRow="0" w:firstColumn="1" w:lastColumn="0" w:noHBand="0" w:noVBand="1"/>
+      </w:tblPr>
+      <w:tblGrid>
+        <w:gridCol w:w="4508"/>
+        <w:gridCol w:w="4508"/>
+      </w:tblGrid>
+      <w:tr>
+        <w:tc>
+          <w:tcPr>
+            <w:tcW w:w="4513" w:type="dxa"/>
+          </w:tcPr>
+          <w:p>
+            <w:r>
+              <w:rPr>
+                <w:b/>
+                <w:sz w:val="20"/>
+              </w:rPr>
+              <w:t>Mixture (50/50)</w:t>
+            </w:r>
+          </w:p>
+        </w:tc>
+        <w:tc>
+          <w:tcPr>
+            <w:tcW w:w="4513" w:type="dxa"/>
+          </w:tcPr>
+          <w:p>
+            <w:r>
+              <w:rPr>
+                <w:b/>
+                <w:sz w:val="20"/>
+              </w:rPr>
+              <w:t>Combined GMP-Cor</w:t>
+            </w:r>
+          </w:p>
+        </w:tc>
+      </w:tr>
+      <w:tr>
+        <w:tc>
+          <w:tcPr>
+            <w:tcW w:w="4513" w:type="dxa"/>
+          </w:tcPr>
+          <w:p>
+            <w:r>
+              <w:rPr>
+                <w:sz w:val="20"/>
+              </w:rPr>
+              <w:t xml:space="preserve">Two regulated </w:t>
+            </w:r>
+            <w:r>
+              <w:rPr>
+                <w:sz w:val="20"/>
+              </w:rPr>
+              <w:t>populations</w:t>
+            </w:r>
+            <w:r>
+              <w:rPr>
+                <w:sz w:val="20"/>
+              </w:rPr>
+              <w:t xml:space="preserve"> (distinct topologies, ρ = 0.8)</w:t>
+            </w:r>
+          </w:p>
+        </w:tc>
+        <w:tc>
+          <w:tcPr>
+            <w:tcW w:w="4513" w:type="dxa"/>
+          </w:tcPr>
+          <w:p>
+            <w:r>
+              <w:rPr>
+                <w:sz w:val="20"/>
+              </w:rPr>
+              <w:t>11.3</w:t>
+            </w:r>
+          </w:p>
+        </w:tc>
+      </w:tr>
+      <w:tr>
+        <w:tc>
+          <w:tcPr>
+            <w:tcW w:w="4513" w:type="dxa"/>
+          </w:tcPr>
+          <w:p>
+            <w:r>
+              <w:rPr>
+                <w:sz w:val="20"/>
+              </w:rPr>
+              <w:t xml:space="preserve">Two dysregulated </w:t>
+            </w:r>
+            <w:r>
+              <w:rPr>
+                <w:sz w:val="20"/>
+              </w:rPr>
+              <w:t>populations</w:t>
+            </w:r>
+            <w:r>
+              <w:rPr>
+                <w:sz w:val="20"/>
+              </w:rPr>
+              <w:t xml:space="preserve"> (ρ = 0.1)</w:t>
+            </w:r>
+          </w:p>
+        </w:tc>
+        <w:tc>
+          <w:tcPr>
+            <w:tcW w:w="4513" w:type="dxa"/>
+          </w:tcPr>
+          <w:p>
+            <w:r>
+              <w:rPr>
+                <w:sz w:val="20"/>
+              </w:rPr>
+              <w:t>4.26</w:t>
+            </w:r>
+          </w:p>
+        </w:tc>
+      </w:tr>
+    </w:tbl>
+    <w:p>
+      <w:pPr>
+        <w:rPr>
+          <w:lang w:val="en-US"/>
+        </w:rPr>
+      </w:pPr>
+      <w:r>
+        <w:t xml:space="preserve">The regulated mixture remains clearly elevated (≈2.7× the dysregulated mixture) despite combining two transcriptomically distinct, </w:t>
+      </w:r>
+      <w:r>
+        <w:t>internally coordinated</w:t>
+      </w:r>
+      <w:r>
+        <w:t xml:space="preserve"> populations. </w:t>
+      </w:r>
+      <w:r>
+        <w:rPr>
+          <w:b/>
+        </w:rPr>
+        <w:t xml:space="preserve">A mixture of regulated </w:t>
+      </w:r>
+      <w:r>
+        <w:rPr>
+          <w:b/>
+        </w:rPr>
+        <w:t>populations</w:t>
+      </w:r>
+      <w:r>
+        <w:rPr>
+          <w:b/>
+        </w:rPr>
+        <w:t xml:space="preserve"> </w:t>
+      </w:r>
+      <w:r>
+        <w:rPr>
+          <w:b/>
+        </w:rPr>
+        <w:t>reduce</w:t>
+      </w:r>
+      <w:r>
+        <w:rPr>
+          <w:b/>
+        </w:rPr>
+        <w:t>s</w:t>
+      </w:r>
+      <w:r>
+        <w:rPr>
+          <w:b/>
+        </w:rPr>
+        <w:t xml:space="preserve"> GMP-Cor, but maintains a high value compared to the dysregulated values.</w:t>
+      </w:r>
+      <w:r>
+        <w:t xml:space="preserve"> </w:t>
+      </w:r>
+      <w:r>
+        <w:t xml:space="preserve">This can be understood, because mixing 2 </w:t>
+      </w:r>
+      <w:r>
+        <w:t>populations with</w:t>
+      </w:r>
+      <w:r>
+        <w:t xml:space="preserve"> distinct networks dilutes the overall coordination of the full </w:t>
+      </w:r>
+      <w:r>
+        <w:t>culture</w:t>
+      </w:r>
+      <w:r>
+        <w:t xml:space="preserve">. </w:t>
+      </w:r>
+      <w:r>
+        <w:t xml:space="preserve">On the other hand, mixing two dysregulated populations increases GMP-Cor, because this generates </w:t>
+      </w:r>
+      <w:r>
+        <w:t>principal components that separate the two groups</w:t>
+      </w:r>
+      <w:r>
+        <w:t xml:space="preserve"> and there is no initial coordination that is diluted</w:t>
+      </w:r>
+      <w:r>
+        <w:t>.</w:t>
+      </w:r>
+      <w:r>
+        <w:t xml:space="preserve"> </w:t>
+      </w:r>
+      <w:r>
+        <w:rPr>
+          <w:b/>
+          <w:bCs/>
+        </w:rPr>
+        <w:t>This rules out the</w:t>
+      </w:r>
+      <w:r>
+        <w:rPr>
+          <w:b/>
+          <w:bCs/>
+        </w:rPr>
+        <w:t xml:space="preserve"> interpretation that the Dis-Arrest signal is an artifact of population heterogeneity</w:t>
+      </w:r>
+      <w:r>
+        <w:t xml:space="preserve">. </w:t>
+      </w:r>
+      <w:r>
+        <w:br/>
+      </w:r>
+      <w:r>
+        <w:rPr>
+          <w:b/>
+        </w:rPr>
+        <w:t>GMP-Cor per Dis-Arrest cluster</w:t>
+      </w:r>
+      <w:r>
+        <w:rPr>
+          <w:b/>
+        </w:rPr>
+        <w:t>:</w:t>
+      </w:r>
+      <w:r>
+        <w:t xml:space="preserve"> The two clusters in Fig. 1H were obtained by forcing </w:t>
+      </w:r>
+      <w:r>
+        <w:t>a higher resolution in the clustering algorithm. Marker gene analysis</w:t>
+      </w:r>
+      <w:r>
+        <w:t xml:space="preserve"> indicates </w:t>
+      </w:r>
+      <w:r>
+        <w:t xml:space="preserve">that </w:t>
+      </w:r>
+      <w:r>
+        <w:t>they do not correspond to growing vs. non-growing cells.</w:t>
+      </w:r>
+      <w:r>
+        <w:t xml:space="preserve"> Cluster 3 seems to include also cells from the other experimental conditions and probably involves cells with lower expression that were harder to distinguish.</w:t>
+      </w:r>
+      <w:r>
+        <w:t xml:space="preserve"> We recomputed GMP-Cor on </w:t>
+      </w:r>
+      <w:r>
+        <w:t>cluster 1</w:t>
+      </w:r>
+      <w:r>
+        <w:t xml:space="preserve"> and </w:t>
+      </w:r>
+      <w:r>
+        <w:t xml:space="preserve">we report that </w:t>
+      </w:r>
+      <w:r>
+        <w:t>it is slightly elevated compared to each sample independently but remains</w:t>
+      </w:r>
+      <w:r>
+        <w:t xml:space="preserve"> low </w:t>
+      </w:r>
+      <w:r>
+        <w:t xml:space="preserve">(GMP-Cor = </w:t>
+      </w:r>
+      <w:r>
+        <w:t>9.71</w:t>
+      </w:r>
+      <w:r>
+        <w:t xml:space="preserve">). This result </w:t>
+      </w:r>
+      <w:r>
+        <w:rPr>
+          <w:lang w:val="en-US"/>
+        </w:rPr>
+        <w:t>fits well with the simulated sub-population results – calculat</w:t>
+      </w:r>
+      <w:r>
+        <w:rPr>
+          <w:lang w:val="en-US"/>
+        </w:rPr>
+        <w:t>ing</w:t>
+      </w:r>
+      <w:r>
+        <w:rPr>
+          <w:lang w:val="en-US"/>
+        </w:rPr>
+        <w:t xml:space="preserve"> the GMP-Cor on 2 distinct dysregulated sub-populations (the 2 samples included in cluster 1) increases GMP-Cor slightly</w:t>
+      </w:r>
+      <w:r>
+        <w:rPr>
+          <w:lang w:val="en-US"/>
+        </w:rPr>
+        <w:t xml:space="preserve"> relative to each population independently</w:t>
+      </w:r>
+      <w:r>
+        <w:rPr>
+          <w:lang w:val="en-US"/>
+        </w:rPr>
+        <w:t>.</w:t>
       </w:r>
     </w:p>
     <w:p>
@@ -631,7 +905,7 @@
         </w:rPr>
         <w:t xml:space="preserve"> </w:t>
       </w:r>
-      <w:commentRangeStart w:id="8"/>
+      <w:commentRangeStart w:id="2"/>
       <w:r>
         <w:rPr>
           <w:rFonts w:ascii="Arial" w:hAnsi="Arial" w:cs="Arial"/>
@@ -642,7 +916,7 @@
         </w:rPr>
         <w:t>Since scRNA-Seq is used why aren’t correlations specifically calculated/considered for subpopulations, i.e., this would be a major argument to use scRNA-Seq and could be a major strength for the manuscript</w:t>
       </w:r>
-      <w:commentRangeEnd w:id="8"/>
+      <w:commentRangeEnd w:id="2"/>
       <w:r>
         <w:rPr>
           <w:rStyle w:val="CommentReference"/>
@@ -654,7 +928,7 @@
           <w:szCs w:val="22"/>
           <w:shd w:val="clear" w:color="auto" w:fill="FFFFFF"/>
         </w:rPr>
-        <w:commentReference w:id="8"/>
+        <w:commentReference w:id="2"/>
       </w:r>
       <w:r>
         <w:rPr>
@@ -670,97 +944,556 @@
     <w:p>
       <w:pPr>
         <w:rPr>
-          <w:rFonts w:ascii="Arial" w:hAnsi="Arial" w:cs="Arial"/>
-          <w:shd w:val="clear" w:color="auto" w:fill="FFFFFF"/>
-          <w:lang w:val="en-US"/>
+          <w:bCs/>
         </w:rPr>
       </w:pPr>
       <w:r>
         <w:rPr>
-          <w:rFonts w:ascii="Arial" w:hAnsi="Arial" w:cs="Arial"/>
-          <w:i/>
-          <w:iCs/>
-          <w:shd w:val="clear" w:color="auto" w:fill="FFFFFF"/>
-          <w:lang w:val="en-US"/>
-        </w:rPr>
-        <w:t>We thank the reviewer for suggesting the analysis of the robustness of the GMP to population composition. We have now added a substantial analysis, using simulated data, to validate the usefulness o</w:t>
-      </w:r>
-      <w:commentRangeStart w:id="9"/>
-      <w:r>
-        <w:rPr>
-          <w:rFonts w:ascii="Arial" w:hAnsi="Arial" w:cs="Arial"/>
-          <w:i/>
-          <w:iCs/>
-          <w:shd w:val="clear" w:color="auto" w:fill="FFFFFF"/>
-          <w:lang w:val="en-US"/>
-        </w:rPr>
-        <w:t>f the GMP index to distinguish between conditions leading to dysregulation from conditions leading to subpopulations, each regulated</w:t>
-      </w:r>
-      <w:commentRangeEnd w:id="9"/>
-      <w:r>
-        <w:rPr>
-          <w:rStyle w:val="CommentReference"/>
-          <w:rFonts w:ascii="Arial" w:hAnsi="Arial" w:cs="Arial"/>
-          <w:i/>
-          <w:iCs/>
-          <w:sz w:val="22"/>
-          <w:szCs w:val="22"/>
-          <w:shd w:val="clear" w:color="auto" w:fill="FFFFFF"/>
-          <w:lang w:val="en-US"/>
-        </w:rPr>
-        <w:commentReference w:id="9"/>
-      </w:r>
-      <w:r>
-        <w:rPr>
-          <w:rFonts w:ascii="Arial" w:hAnsi="Arial" w:cs="Arial"/>
-          <w:i/>
-          <w:iCs/>
-          <w:shd w:val="clear" w:color="auto" w:fill="FFFFFF"/>
-          <w:lang w:val="en-US"/>
-        </w:rPr>
-        <w:t>. Such heter</w:t>
-      </w:r>
-      <w:r>
-        <w:rPr>
-          <w:rFonts w:ascii="Arial" w:hAnsi="Arial" w:cs="Arial"/>
-          <w:i/>
-          <w:iCs/>
-          <w:shd w:val="clear" w:color="auto" w:fill="FFFFFF"/>
-          <w:lang w:val="en-US"/>
-        </w:rPr>
-        <w:t>oge</w:t>
-      </w:r>
-      <w:r>
-        <w:rPr>
-          <w:rFonts w:ascii="Arial" w:hAnsi="Arial" w:cs="Arial"/>
-          <w:i/>
-          <w:iCs/>
-          <w:shd w:val="clear" w:color="auto" w:fill="FFFFFF"/>
-          <w:lang w:val="en-US"/>
-        </w:rPr>
-        <w:t xml:space="preserve">neity would have been misinterpreted as “noise” with other metric. </w:t>
-      </w:r>
-      <w:r>
-        <w:rPr>
-          <w:rFonts w:ascii="Arial" w:hAnsi="Arial" w:cs="Arial"/>
-          <w:shd w:val="clear" w:color="auto" w:fill="FFFFFF"/>
-          <w:lang w:val="en-US"/>
-        </w:rPr>
-        <w:t>We have also explored the effect of subsampling on the GMP metric, finding that as long as the number of cells is &gt; than.., the metric remains similar.</w:t>
+          <w:b/>
+        </w:rPr>
+        <w:t>Response</w:t>
+      </w:r>
+      <w:r>
+        <w:rPr>
+          <w:b/>
+        </w:rPr>
+        <w:t xml:space="preserve">: </w:t>
+      </w:r>
+      <w:r>
+        <w:rPr>
+          <w:bCs/>
+        </w:rPr>
+        <w:t>We thank the reviewer for raising this point</w:t>
+      </w:r>
+      <w:r>
+        <w:rPr>
+          <w:bCs/>
+        </w:rPr>
+        <w:t>, we agree that this could strengthen our method</w:t>
+      </w:r>
+      <w:r>
+        <w:rPr>
+          <w:bCs/>
+        </w:rPr>
+        <w:t xml:space="preserve"> in the case of a heterogenous population. However, we do not observe subpopulations within our experimental conditions</w:t>
+      </w:r>
+      <w:r>
+        <w:rPr>
+          <w:bCs/>
+        </w:rPr>
+        <w:t xml:space="preserve">, </w:t>
+      </w:r>
+      <w:r>
+        <w:rPr>
+          <w:bCs/>
+        </w:rPr>
+        <w:t>GMP-Cor in the manuscript is</w:t>
+      </w:r>
+      <w:r>
+        <w:rPr>
+          <w:bCs/>
+        </w:rPr>
+        <w:t xml:space="preserve"> </w:t>
+      </w:r>
+      <w:r>
+        <w:rPr>
+          <w:bCs/>
+        </w:rPr>
+        <w:t xml:space="preserve">computed on the full set of cells </w:t>
+      </w:r>
+      <w:r>
+        <w:rPr>
+          <w:bCs/>
+        </w:rPr>
+        <w:lastRenderedPageBreak/>
+        <w:t>passing quality control for each condition</w:t>
+      </w:r>
+      <w:r>
+        <w:rPr>
+          <w:bCs/>
+        </w:rPr>
+        <w:t xml:space="preserve">. </w:t>
+      </w:r>
+      <w:r>
+        <w:rPr>
+          <w:bCs/>
+        </w:rPr>
+        <w:t>To establish that the metric is not an art</w:t>
+      </w:r>
+      <w:r>
+        <w:rPr>
+          <w:bCs/>
+        </w:rPr>
+        <w:t>i</w:t>
+      </w:r>
+      <w:r>
+        <w:rPr>
+          <w:bCs/>
+        </w:rPr>
+        <w:t xml:space="preserve">fact of how many </w:t>
+      </w:r>
+      <w:r>
+        <w:rPr>
+          <w:bCs/>
+        </w:rPr>
+        <w:t>(or which)</w:t>
+      </w:r>
+      <w:r>
+        <w:rPr>
+          <w:bCs/>
+        </w:rPr>
+        <w:t xml:space="preserve"> cells</w:t>
+      </w:r>
+      <w:r>
+        <w:rPr>
+          <w:bCs/>
+        </w:rPr>
+        <w:t xml:space="preserve"> </w:t>
+      </w:r>
+      <w:r>
+        <w:rPr>
+          <w:bCs/>
+        </w:rPr>
+        <w:t>are included, we performed a systematic subsampling analysis on synthetic data</w:t>
+      </w:r>
+      <w:r>
+        <w:rPr>
+          <w:bCs/>
+        </w:rPr>
+        <w:t xml:space="preserve"> </w:t>
+      </w:r>
+      <w:r>
+        <w:rPr>
+          <w:bCs/>
+        </w:rPr>
+        <w:t>whose ground-truth correlation structure is exactly known. Starting from a</w:t>
+      </w:r>
+      <w:r>
+        <w:rPr>
+          <w:bCs/>
+        </w:rPr>
+        <w:t xml:space="preserve"> </w:t>
+      </w:r>
+      <w:r>
+        <w:rPr>
+          <w:bCs/>
+        </w:rPr>
+        <w:t>single strongly-correlated (ρ = 0.9) dataset, we randomly</w:t>
+      </w:r>
+      <w:r>
+        <w:rPr>
+          <w:bCs/>
+        </w:rPr>
+        <w:t xml:space="preserve"> </w:t>
+      </w:r>
+      <w:r>
+        <w:rPr>
+          <w:bCs/>
+        </w:rPr>
+        <w:t>subsampled cells over a 5× range (200–1000 cells) and recomputed GMP-Cor,</w:t>
+      </w:r>
+      <w:r>
+        <w:rPr>
+          <w:bCs/>
+        </w:rPr>
+        <w:t xml:space="preserve"> </w:t>
+      </w:r>
+      <w:r>
+        <w:rPr>
+          <w:bCs/>
+        </w:rPr>
+        <w:t>separating three factors: the number of cells, the number of genes, and the</w:t>
+      </w:r>
+      <w:r>
+        <w:rPr>
+          <w:bCs/>
+        </w:rPr>
+        <w:t xml:space="preserve"> </w:t>
+      </w:r>
+      <w:r>
+        <w:rPr>
+          <w:bCs/>
+        </w:rPr>
+        <w:t>rule used to choose genes</w:t>
+      </w:r>
+      <w:r>
+        <w:rPr>
+          <w:bCs/>
+        </w:rPr>
+        <w:t>.</w:t>
       </w:r>
     </w:p>
     <w:p>
       <w:pPr>
         <w:rPr>
-          <w:rFonts w:ascii="Arial" w:hAnsi="Arial" w:cs="Arial"/>
-          <w:i/>
-          <w:iCs/>
-          <w:color w:val="2E74B5" w:themeColor="accent5" w:themeShade="BF"/>
-          <w:shd w:val="clear" w:color="auto" w:fill="FFFFFF"/>
+          <w:bCs/>
         </w:rPr>
       </w:pPr>
       <w:r>
         <w:rPr>
+          <w:bCs/>
+        </w:rPr>
+        <w:t xml:space="preserve">The analysis supports </w:t>
+      </w:r>
+      <w:r>
+        <w:rPr>
+          <w:bCs/>
+        </w:rPr>
+        <w:t>the following</w:t>
+      </w:r>
+      <w:r>
+        <w:rPr>
+          <w:bCs/>
+        </w:rPr>
+        <w:t xml:space="preserve"> conclusions:</w:t>
+      </w:r>
+    </w:p>
+    <w:p>
+      <w:pPr>
+        <w:rPr>
+          <w:bCs/>
+        </w:rPr>
+      </w:pPr>
+      <w:r>
+        <w:rPr>
+          <w:bCs/>
+        </w:rPr>
+        <w:t xml:space="preserve">1. </w:t>
+      </w:r>
+      <w:r>
+        <w:rPr>
+          <w:b/>
+        </w:rPr>
+        <w:t>GMP-Cor is an extensive quantity.</w:t>
+      </w:r>
+      <w:r>
+        <w:rPr>
+          <w:bCs/>
+        </w:rPr>
+        <w:t xml:space="preserve"> Because it is a sum of eigenvalue</w:t>
+      </w:r>
+      <w:r>
+        <w:rPr>
+          <w:bCs/>
+        </w:rPr>
+        <w:t xml:space="preserve">s </w:t>
+      </w:r>
+      <w:r>
+        <w:rPr>
+          <w:bCs/>
+        </w:rPr>
+        <w:t xml:space="preserve">over a spectrum whose total mass equals the number of genes, its magnitude scales approximately linearly with the number of genes analysed. We therefore compare GMP-Cor only between datasets of matched gene dimension </w:t>
+      </w:r>
+      <w:r>
+        <w:rPr>
+          <w:bCs/>
+        </w:rPr>
+        <w:t>(</w:t>
+      </w:r>
+      <w:r>
+        <w:rPr>
+          <w:bCs/>
+        </w:rPr>
+        <w:t xml:space="preserve">as is the case for the conditions in the manuscript), and we now state this explicitly. </w:t>
+      </w:r>
+      <w:r>
+        <w:rPr>
+          <w:bCs/>
+        </w:rPr>
+        <w:t xml:space="preserve">It is also possible to scale the metric by the number of genes analysed to remove this </w:t>
+      </w:r>
+      <w:r>
+        <w:rPr>
+          <w:bCs/>
+        </w:rPr>
+        <w:t>dependence</w:t>
+      </w:r>
+      <w:r>
+        <w:rPr>
+          <w:bCs/>
+        </w:rPr>
+        <w:t>.</w:t>
+      </w:r>
+    </w:p>
+    <w:p>
+      <w:pPr>
+        <w:rPr>
+          <w:bCs/>
+        </w:rPr>
+      </w:pPr>
+      <w:r>
+        <w:rPr>
+          <w:bCs/>
+        </w:rPr>
+        <w:t xml:space="preserve">2. </w:t>
+      </w:r>
+      <w:r>
+        <w:rPr>
+          <w:b/>
+        </w:rPr>
+        <w:t xml:space="preserve">When fixing the number of genes, GMP-Cor is </w:t>
+      </w:r>
+      <w:r>
+        <w:rPr>
+          <w:b/>
+        </w:rPr>
+        <w:t>only marginally dependant on</w:t>
+      </w:r>
+      <w:r>
+        <w:rPr>
+          <w:b/>
+        </w:rPr>
+        <w:t xml:space="preserve"> cell subsampling.</w:t>
+      </w:r>
+      <w:r>
+        <w:rPr>
+          <w:bCs/>
+        </w:rPr>
+        <w:t xml:space="preserve"> Subsampling cells from 1000 down to 200 while retaining the full gene set reduces the metric only modestly (mean retains ~63–71% of the full-size value at 200 cells). The decline reflects the expected statistical cost of fewer observations</w:t>
+      </w:r>
+      <w:r>
+        <w:rPr>
+          <w:bCs/>
+        </w:rPr>
+        <w:t xml:space="preserve">, </w:t>
+      </w:r>
+      <w:r>
+        <w:rPr>
+          <w:bCs/>
+        </w:rPr>
+        <w:t>noisier correlation estimates and a higher Marchenko</w:t>
+      </w:r>
+      <w:r>
+        <w:rPr>
+          <w:bCs/>
+        </w:rPr>
+        <w:t>-</w:t>
+      </w:r>
+      <w:r>
+        <w:rPr>
+          <w:bCs/>
+        </w:rPr>
+        <w:t>Pastur noise threshold</w:t>
+      </w:r>
+      <w:r>
+        <w:rPr>
+          <w:bCs/>
+        </w:rPr>
+        <w:t>,</w:t>
+      </w:r>
+      <w:r>
+        <w:rPr>
+          <w:bCs/>
+        </w:rPr>
+        <w:t xml:space="preserve"> rather than any change in the underlying structure.</w:t>
+      </w:r>
+    </w:p>
+    <w:p>
+      <w:pPr>
+        <w:rPr>
+          <w:bCs/>
+        </w:rPr>
+      </w:pPr>
+      <w:r>
+        <w:rPr>
+          <w:bCs/>
+        </w:rPr>
+        <w:t>Taken together, these results show that the GMP-Cor values reported for the</w:t>
+      </w:r>
+      <w:r>
+        <w:rPr>
+          <w:bCs/>
+        </w:rPr>
+        <w:t xml:space="preserve"> </w:t>
+      </w:r>
+      <w:r>
+        <w:rPr>
+          <w:bCs/>
+        </w:rPr>
+        <w:t>Reg-Arrest and Dis-</w:t>
+      </w:r>
+      <w:r>
+        <w:rPr>
+          <w:bCs/>
+        </w:rPr>
+        <w:t>A</w:t>
+      </w:r>
+      <w:r>
+        <w:rPr>
+          <w:bCs/>
+        </w:rPr>
+        <w:t>rrest conditions are stable with respect to cell number and</w:t>
+      </w:r>
+      <w:r>
+        <w:rPr>
+          <w:bCs/>
+        </w:rPr>
+        <w:t xml:space="preserve"> </w:t>
+      </w:r>
+      <w:r>
+        <w:rPr>
+          <w:bCs/>
+        </w:rPr>
+        <w:t xml:space="preserve">cell inclusion over the relevant </w:t>
+      </w:r>
+      <w:r>
+        <w:rPr>
+          <w:bCs/>
+        </w:rPr>
+        <w:t>range and</w:t>
+      </w:r>
+      <w:r>
+        <w:rPr>
+          <w:bCs/>
+        </w:rPr>
+        <w:t xml:space="preserve"> are not art</w:t>
+      </w:r>
+      <w:r>
+        <w:rPr>
+          <w:bCs/>
+        </w:rPr>
+        <w:t>i</w:t>
+      </w:r>
+      <w:r>
+        <w:rPr>
+          <w:bCs/>
+        </w:rPr>
+        <w:t>facts of population size</w:t>
+      </w:r>
+      <w:r>
+        <w:rPr>
+          <w:bCs/>
+        </w:rPr>
+        <w:t xml:space="preserve"> </w:t>
+      </w:r>
+      <w:r>
+        <w:rPr>
+          <w:bCs/>
+        </w:rPr>
+        <w:t>or sub-clustering.</w:t>
+      </w:r>
+      <w:r>
+        <w:rPr>
+          <w:bCs/>
+          <w:noProof/>
+        </w:rPr>
+        <w:lastRenderedPageBreak/>
+        <w:drawing>
+          <wp:inline distT="0" distB="0" distL="0" distR="0" wp14:anchorId="566D09EC" wp14:editId="0F32A9AE">
+            <wp:extent cx="5724525" cy="2476500"/>
+            <wp:effectExtent l="0" t="0" r="9525" b="0"/>
+            <wp:docPr id="796459299" name="Picture 2"/>
+            <wp:cNvGraphicFramePr>
+              <a:graphicFrameLocks xmlns:a="http://schemas.openxmlformats.org/drawingml/2006/main" noChangeAspect="1"/>
+            </wp:cNvGraphicFramePr>
+            <a:graphic xmlns:a="http://schemas.openxmlformats.org/drawingml/2006/main">
+              <a:graphicData uri="http://schemas.openxmlformats.org/drawingml/2006/picture">
+                <pic:pic xmlns:pic="http://schemas.openxmlformats.org/drawingml/2006/picture">
+                  <pic:nvPicPr>
+                    <pic:cNvPr id="0" name="Picture 2"/>
+                    <pic:cNvPicPr>
+                      <a:picLocks noChangeAspect="1" noChangeArrowheads="1"/>
+                    </pic:cNvPicPr>
+                  </pic:nvPicPr>
+                  <pic:blipFill>
+                    <a:blip r:embed="rId9" cstate="print">
+                      <a:extLst>
+                        <a:ext uri="{28A0092B-C50C-407E-A947-70E740481C1C}">
+                          <a14:useLocalDpi xmlns:a14="http://schemas.microsoft.com/office/drawing/2010/main" val="0"/>
+                        </a:ext>
+                      </a:extLst>
+                    </a:blip>
+                    <a:srcRect/>
+                    <a:stretch>
+                      <a:fillRect/>
+                    </a:stretch>
+                  </pic:blipFill>
+                  <pic:spPr bwMode="auto">
+                    <a:xfrm>
+                      <a:off x="0" y="0"/>
+                      <a:ext cx="5724525" cy="2476500"/>
+                    </a:xfrm>
+                    <a:prstGeom prst="rect">
+                      <a:avLst/>
+                    </a:prstGeom>
+                    <a:noFill/>
+                    <a:ln>
+                      <a:noFill/>
+                    </a:ln>
+                  </pic:spPr>
+                </pic:pic>
+              </a:graphicData>
+            </a:graphic>
+          </wp:inline>
+        </w:drawing>
+      </w:r>
+      <w:r>
+        <w:rPr>
+          <w:bCs/>
+          <w:noProof/>
+        </w:rPr>
+        <w:drawing>
+          <wp:inline distT="0" distB="0" distL="0" distR="0" wp14:anchorId="64572366" wp14:editId="0103F09F">
+            <wp:extent cx="5724525" cy="2486025"/>
+            <wp:effectExtent l="0" t="0" r="9525" b="9525"/>
+            <wp:docPr id="1748475890" name="Picture 1"/>
+            <wp:cNvGraphicFramePr>
+              <a:graphicFrameLocks xmlns:a="http://schemas.openxmlformats.org/drawingml/2006/main" noChangeAspect="1"/>
+            </wp:cNvGraphicFramePr>
+            <a:graphic xmlns:a="http://schemas.openxmlformats.org/drawingml/2006/main">
+              <a:graphicData uri="http://schemas.openxmlformats.org/drawingml/2006/picture">
+                <pic:pic xmlns:pic="http://schemas.openxmlformats.org/drawingml/2006/picture">
+                  <pic:nvPicPr>
+                    <pic:cNvPr id="0" name="Picture 1"/>
+                    <pic:cNvPicPr>
+                      <a:picLocks noChangeAspect="1" noChangeArrowheads="1"/>
+                    </pic:cNvPicPr>
+                  </pic:nvPicPr>
+                  <pic:blipFill>
+                    <a:blip r:embed="rId10" cstate="print">
+                      <a:extLst>
+                        <a:ext uri="{28A0092B-C50C-407E-A947-70E740481C1C}">
+                          <a14:useLocalDpi xmlns:a14="http://schemas.microsoft.com/office/drawing/2010/main" val="0"/>
+                        </a:ext>
+                      </a:extLst>
+                    </a:blip>
+                    <a:srcRect/>
+                    <a:stretch>
+                      <a:fillRect/>
+                    </a:stretch>
+                  </pic:blipFill>
+                  <pic:spPr bwMode="auto">
+                    <a:xfrm>
+                      <a:off x="0" y="0"/>
+                      <a:ext cx="5724525" cy="2486025"/>
+                    </a:xfrm>
+                    <a:prstGeom prst="rect">
+                      <a:avLst/>
+                    </a:prstGeom>
+                    <a:noFill/>
+                    <a:ln>
+                      <a:noFill/>
+                    </a:ln>
+                  </pic:spPr>
+                </pic:pic>
+              </a:graphicData>
+            </a:graphic>
+          </wp:inline>
+        </w:drawing>
+      </w:r>
+    </w:p>
+    <w:p>
+      <w:pPr>
+        <w:rPr>
+          <w:rFonts w:ascii="Arial" w:hAnsi="Arial" w:cs="Arial"/>
+          <w:i/>
+          <w:iCs/>
+          <w:color w:val="2E74B5" w:themeColor="accent5" w:themeShade="BF"/>
+          <w:shd w:val="clear" w:color="auto" w:fill="FFFFFF"/>
+        </w:rPr>
+      </w:pPr>
+      <w:r>
+        <w:rPr>
           <w:rFonts w:ascii="Arial" w:hAnsi="Arial" w:cs="Arial"/>
           <w:i/>
           <w:iCs/>
@@ -810,7 +1543,7 @@
         </w:rPr>
         <w:t xml:space="preserve">It would be important to see whether </w:t>
       </w:r>
-      <w:commentRangeStart w:id="10"/>
+      <w:commentRangeStart w:id="3"/>
       <w:r>
         <w:rPr>
           <w:rFonts w:ascii="Arial" w:hAnsi="Arial" w:cs="Arial"/>
@@ -822,7 +1555,7 @@
         </w:rPr>
         <w:t>this</w:t>
       </w:r>
-      <w:commentRangeEnd w:id="10"/>
+      <w:commentRangeEnd w:id="3"/>
       <w:r>
         <w:rPr>
           <w:rStyle w:val="CommentReference"/>
@@ -835,7 +1568,7 @@
           <w:highlight w:val="yellow"/>
           <w:shd w:val="clear" w:color="auto" w:fill="FFFFFF"/>
         </w:rPr>
-        <w:commentReference w:id="10"/>
+        <w:commentReference w:id="3"/>
       </w:r>
       <w:r>
         <w:rPr>
@@ -863,9 +1596,10 @@
       <w:pPr>
         <w:rPr>
           <w:rFonts w:ascii="Arial" w:hAnsi="Arial" w:cs="Arial"/>
-          <w:color w:val="2E74B5" w:themeColor="accent5" w:themeShade="BF"/>
-          <w:shd w:val="clear" w:color="auto" w:fill="FFFFFF"/>
-          <w:lang w:val="en-US"/>
+          <w:i/>
+          <w:iCs/>
+          <w:color w:val="2E74B5" w:themeColor="accent5" w:themeShade="BF"/>
+          <w:shd w:val="clear" w:color="auto" w:fill="FFFFFF"/>
         </w:rPr>
       </w:pPr>
     </w:p>
@@ -873,87 +1607,20 @@
       <w:pPr>
         <w:rPr>
           <w:rFonts w:ascii="Arial" w:hAnsi="Arial" w:cs="Arial"/>
-          <w:i/>
-          <w:iCs/>
-          <w:color w:val="2E74B5" w:themeColor="accent5" w:themeShade="BF"/>
-          <w:shd w:val="clear" w:color="auto" w:fill="FFFFFF"/>
-        </w:rPr>
-      </w:pPr>
-      <w:r>
-        <w:rPr>
-          <w:rFonts w:ascii="Arial" w:hAnsi="Arial" w:cs="Arial"/>
-          <w:i/>
-          <w:iCs/>
-          <w:color w:val="2E74B5" w:themeColor="accent5" w:themeShade="BF"/>
-          <w:shd w:val="clear" w:color="auto" w:fill="FFFFFF"/>
-        </w:rPr>
-        <w:t xml:space="preserve"> In addition, </w:t>
-      </w:r>
-      <w:r>
-        <w:rPr>
-          <w:rFonts w:ascii="Arial" w:hAnsi="Arial" w:cs="Arial"/>
-          <w:i/>
-          <w:iCs/>
-          <w:color w:val="2E74B5" w:themeColor="accent5" w:themeShade="BF"/>
-          <w:highlight w:val="yellow"/>
-          <w:shd w:val="clear" w:color="auto" w:fill="FFFFFF"/>
-        </w:rPr>
-        <w:t xml:space="preserve">it would be helpful if the authors clarify how, as they suggest, the GMP correlation index could be leveraged in practice to inform or guide the development of more effective antibiotic </w:t>
-      </w:r>
-      <w:commentRangeStart w:id="11"/>
-      <w:r>
-        <w:rPr>
-          <w:rFonts w:ascii="Arial" w:hAnsi="Arial" w:cs="Arial"/>
-          <w:i/>
-          <w:iCs/>
-          <w:color w:val="2E74B5" w:themeColor="accent5" w:themeShade="BF"/>
-          <w:highlight w:val="yellow"/>
-          <w:shd w:val="clear" w:color="auto" w:fill="FFFFFF"/>
-        </w:rPr>
-        <w:t>therapies</w:t>
-      </w:r>
-      <w:commentRangeEnd w:id="11"/>
-      <w:r>
-        <w:rPr>
-          <w:rStyle w:val="CommentReference"/>
-          <w:rFonts w:ascii="Arial" w:hAnsi="Arial" w:cs="Arial"/>
-          <w:i/>
-          <w:iCs/>
-          <w:color w:val="2E74B5" w:themeColor="accent5" w:themeShade="BF"/>
-          <w:sz w:val="22"/>
-          <w:szCs w:val="22"/>
-          <w:shd w:val="clear" w:color="auto" w:fill="FFFFFF"/>
-        </w:rPr>
-        <w:commentReference w:id="11"/>
-      </w:r>
-      <w:r>
-        <w:rPr>
-          <w:rFonts w:ascii="Arial" w:hAnsi="Arial" w:cs="Arial"/>
-          <w:i/>
-          <w:iCs/>
-          <w:color w:val="2E74B5" w:themeColor="accent5" w:themeShade="BF"/>
-          <w:shd w:val="clear" w:color="auto" w:fill="FFFFFF"/>
-        </w:rPr>
-        <w:t>.</w:t>
-      </w:r>
-    </w:p>
-    <w:p>
-      <w:pPr>
-        <w:rPr>
-          <w:rFonts w:ascii="Arial" w:hAnsi="Arial" w:cs="Arial"/>
-          <w:i/>
-          <w:iCs/>
-          <w:color w:val="2E74B5" w:themeColor="accent5" w:themeShade="BF"/>
-          <w:shd w:val="clear" w:color="auto" w:fill="FFFFFF"/>
+          <w:color w:val="2E74B5" w:themeColor="accent5" w:themeShade="BF"/>
+          <w:shd w:val="clear" w:color="auto" w:fill="FFFFFF"/>
+          <w:lang w:val="en-US"/>
         </w:rPr>
       </w:pPr>
     </w:p>
     <w:p>
       <w:pPr>
         <w:rPr>
-          <w:i/>
-          <w:iCs/>
-          <w:color w:val="2E74B5" w:themeColor="accent5" w:themeShade="BF"/>
+          <w:rFonts w:ascii="Arial" w:hAnsi="Arial" w:cs="Arial"/>
+          <w:i/>
+          <w:iCs/>
+          <w:color w:val="2E74B5" w:themeColor="accent5" w:themeShade="BF"/>
+          <w:shd w:val="clear" w:color="auto" w:fill="FFFFFF"/>
         </w:rPr>
       </w:pPr>
       <w:r>
@@ -962,21 +1629,34 @@
           <w:i/>
           <w:iCs/>
           <w:color w:val="2E74B5" w:themeColor="accent5" w:themeShade="BF"/>
-        </w:rPr>
-        <w:br/>
-      </w:r>
-      <w:commentRangeStart w:id="12"/>
-      <w:r>
-        <w:rPr>
-          <w:rFonts w:ascii="Arial" w:hAnsi="Arial" w:cs="Arial"/>
-          <w:i/>
-          <w:iCs/>
-          <w:color w:val="2E74B5" w:themeColor="accent5" w:themeShade="BF"/>
-          <w:shd w:val="clear" w:color="auto" w:fill="FFFFFF"/>
-        </w:rPr>
-        <w:t xml:space="preserve">2.5 A prior study </w:t>
-      </w:r>
-      <w:commentRangeEnd w:id="12"/>
+          <w:shd w:val="clear" w:color="auto" w:fill="FFFFFF"/>
+        </w:rPr>
+        <w:t xml:space="preserve"> In addition, </w:t>
+      </w:r>
+      <w:r>
+        <w:rPr>
+          <w:rFonts w:ascii="Arial" w:hAnsi="Arial" w:cs="Arial"/>
+          <w:i/>
+          <w:iCs/>
+          <w:color w:val="2E74B5" w:themeColor="accent5" w:themeShade="BF"/>
+          <w:highlight w:val="yellow"/>
+          <w:shd w:val="clear" w:color="auto" w:fill="FFFFFF"/>
+        </w:rPr>
+        <w:t xml:space="preserve">it would be helpful if the authors clarify how, as they suggest, the GMP correlation index could be leveraged in practice to inform or guide the development of more effective antibiotic </w:t>
+      </w:r>
+      <w:commentRangeStart w:id="4"/>
+      <w:r>
+        <w:rPr>
+          <w:rFonts w:ascii="Arial" w:hAnsi="Arial" w:cs="Arial"/>
+          <w:i/>
+          <w:iCs/>
+          <w:color w:val="2E74B5" w:themeColor="accent5" w:themeShade="BF"/>
+          <w:highlight w:val="yellow"/>
+          <w:shd w:val="clear" w:color="auto" w:fill="FFFFFF"/>
+        </w:rPr>
+        <w:t>therapies</w:t>
+      </w:r>
+      <w:commentRangeEnd w:id="4"/>
       <w:r>
         <w:rPr>
           <w:rStyle w:val="CommentReference"/>
@@ -988,30 +1668,59 @@
           <w:szCs w:val="22"/>
           <w:shd w:val="clear" w:color="auto" w:fill="FFFFFF"/>
         </w:rPr>
-        <w:commentReference w:id="12"/>
-      </w:r>
-      <w:r>
-        <w:rPr>
-          <w:rFonts w:ascii="Arial" w:hAnsi="Arial" w:cs="Arial"/>
-          <w:i/>
-          <w:iCs/>
-          <w:color w:val="2E74B5" w:themeColor="accent5" w:themeShade="BF"/>
-          <w:shd w:val="clear" w:color="auto" w:fill="FFFFFF"/>
-        </w:rPr>
-        <w:t>(</w:t>
-      </w:r>
-      <w:commentRangeStart w:id="13"/>
-      <w:r>
-        <w:rPr>
-          <w:rFonts w:ascii="Arial" w:hAnsi="Arial" w:cs="Arial"/>
-          <w:i/>
-          <w:iCs/>
-          <w:color w:val="2E74B5" w:themeColor="accent5" w:themeShade="BF"/>
-          <w:shd w:val="clear" w:color="auto" w:fill="FFFFFF"/>
-        </w:rPr>
-        <w:t xml:space="preserve">doi: 10.1016/j.celrep.2017.07.062), </w:t>
-      </w:r>
-      <w:commentRangeEnd w:id="13"/>
+        <w:commentReference w:id="4"/>
+      </w:r>
+      <w:r>
+        <w:rPr>
+          <w:rFonts w:ascii="Arial" w:hAnsi="Arial" w:cs="Arial"/>
+          <w:i/>
+          <w:iCs/>
+          <w:color w:val="2E74B5" w:themeColor="accent5" w:themeShade="BF"/>
+          <w:shd w:val="clear" w:color="auto" w:fill="FFFFFF"/>
+        </w:rPr>
+        <w:t>.</w:t>
+      </w:r>
+    </w:p>
+    <w:p>
+      <w:pPr>
+        <w:rPr>
+          <w:rFonts w:ascii="Arial" w:hAnsi="Arial" w:cs="Arial"/>
+          <w:i/>
+          <w:iCs/>
+          <w:color w:val="2E74B5" w:themeColor="accent5" w:themeShade="BF"/>
+          <w:shd w:val="clear" w:color="auto" w:fill="FFFFFF"/>
+        </w:rPr>
+      </w:pPr>
+    </w:p>
+    <w:p>
+      <w:pPr>
+        <w:rPr>
+          <w:i/>
+          <w:iCs/>
+          <w:color w:val="2E74B5" w:themeColor="accent5" w:themeShade="BF"/>
+        </w:rPr>
+      </w:pPr>
+      <w:r>
+        <w:rPr>
+          <w:rFonts w:ascii="Arial" w:hAnsi="Arial" w:cs="Arial"/>
+          <w:i/>
+          <w:iCs/>
+          <w:color w:val="2E74B5" w:themeColor="accent5" w:themeShade="BF"/>
+        </w:rPr>
+        <w:br/>
+      </w:r>
+      <w:commentRangeStart w:id="5"/>
+      <w:r>
+        <w:rPr>
+          <w:rFonts w:ascii="Arial" w:hAnsi="Arial" w:cs="Arial"/>
+          <w:i/>
+          <w:iCs/>
+          <w:color w:val="2E74B5" w:themeColor="accent5" w:themeShade="BF"/>
+          <w:shd w:val="clear" w:color="auto" w:fill="FFFFFF"/>
+        </w:rPr>
+        <w:t xml:space="preserve">2.5 A prior study </w:t>
+      </w:r>
+      <w:commentRangeEnd w:id="5"/>
       <w:r>
         <w:rPr>
           <w:rStyle w:val="CommentReference"/>
@@ -1023,17 +1732,63 @@
           <w:szCs w:val="22"/>
           <w:shd w:val="clear" w:color="auto" w:fill="FFFFFF"/>
         </w:rPr>
-        <w:commentReference w:id="13"/>
-      </w:r>
-      <w:r>
-        <w:rPr>
-          <w:rFonts w:ascii="Arial" w:hAnsi="Arial" w:cs="Arial"/>
-          <w:i/>
-          <w:iCs/>
-          <w:color w:val="2E74B5" w:themeColor="accent5" w:themeShade="BF"/>
-          <w:shd w:val="clear" w:color="auto" w:fill="FFFFFF"/>
-        </w:rPr>
-        <w:t xml:space="preserve">showed a loss of gene-gene correlations during non-adaptive stress responses and a loss of fitness. Moreover, a second a prior study from the same group (doi: 10.1038/s41467-020-18134-z) used transcriptomic entropy to quantify the stress response in bulk RNA-seq data, where increased entropy is associated with dysregulation loss of fitness and survival. Importantly, in the introduction of this manuscript that paper is </w:t>
+        <w:commentReference w:id="5"/>
+      </w:r>
+      <w:r>
+        <w:rPr>
+          <w:rFonts w:ascii="Arial" w:hAnsi="Arial" w:cs="Arial"/>
+          <w:i/>
+          <w:iCs/>
+          <w:color w:val="2E74B5" w:themeColor="accent5" w:themeShade="BF"/>
+          <w:shd w:val="clear" w:color="auto" w:fill="FFFFFF"/>
+        </w:rPr>
+        <w:t>(</w:t>
+      </w:r>
+      <w:commentRangeStart w:id="6"/>
+      <w:r>
+        <w:rPr>
+          <w:rFonts w:ascii="Arial" w:hAnsi="Arial" w:cs="Arial"/>
+          <w:i/>
+          <w:iCs/>
+          <w:color w:val="2E74B5" w:themeColor="accent5" w:themeShade="BF"/>
+          <w:shd w:val="clear" w:color="auto" w:fill="FFFFFF"/>
+        </w:rPr>
+        <w:t xml:space="preserve">doi: 10.1016/j.celrep.2017.07.062), </w:t>
+      </w:r>
+      <w:commentRangeEnd w:id="6"/>
+      <w:r>
+        <w:rPr>
+          <w:rStyle w:val="CommentReference"/>
+          <w:rFonts w:ascii="Arial" w:hAnsi="Arial" w:cs="Arial"/>
+          <w:i/>
+          <w:iCs/>
+          <w:color w:val="2E74B5" w:themeColor="accent5" w:themeShade="BF"/>
+          <w:sz w:val="22"/>
+          <w:szCs w:val="22"/>
+          <w:shd w:val="clear" w:color="auto" w:fill="FFFFFF"/>
+        </w:rPr>
+        <w:commentReference w:id="6"/>
+      </w:r>
+      <w:r>
+        <w:rPr>
+          <w:rFonts w:ascii="Arial" w:hAnsi="Arial" w:cs="Arial"/>
+          <w:i/>
+          <w:iCs/>
+          <w:color w:val="2E74B5" w:themeColor="accent5" w:themeShade="BF"/>
+          <w:shd w:val="clear" w:color="auto" w:fill="FFFFFF"/>
+        </w:rPr>
+        <w:t xml:space="preserve">showed a loss of gene-gene correlations during non-adaptive stress responses and a loss of fitness. Moreover, a second a prior study from the same group (doi: 10.1038/s41467-020-18134-z) used transcriptomic entropy to quantify the stress response in bulk RNA-seq data, where increased entropy is associated with dysregulation loss of fitness and survival. Importantly, in the introduction of </w:t>
+      </w:r>
+      <w:r>
+        <w:rPr>
+          <w:rFonts w:ascii="Arial" w:hAnsi="Arial" w:cs="Arial"/>
+          <w:i/>
+          <w:iCs/>
+          <w:color w:val="2E74B5" w:themeColor="accent5" w:themeShade="BF"/>
+          <w:shd w:val="clear" w:color="auto" w:fill="FFFFFF"/>
+        </w:rPr>
+        <w:lastRenderedPageBreak/>
+        <w:t xml:space="preserve">this manuscript that paper is </w:t>
       </w:r>
       <w:r>
         <w:rPr>
@@ -1044,7 +1799,18 @@
           <w:highlight w:val="yellow"/>
           <w:shd w:val="clear" w:color="auto" w:fill="FFFFFF"/>
         </w:rPr>
-        <w:t>referendced but its main conclusions are misrepresented</w:t>
+        <w:t>referenced</w:t>
+      </w:r>
+      <w:r>
+        <w:rPr>
+          <w:rFonts w:ascii="Arial" w:hAnsi="Arial" w:cs="Arial"/>
+          <w:i/>
+          <w:iCs/>
+          <w:color w:val="2E74B5" w:themeColor="accent5" w:themeShade="BF"/>
+          <w:highlight w:val="yellow"/>
+          <w:shd w:val="clear" w:color="auto" w:fill="FFFFFF"/>
+        </w:rPr>
+        <w:t xml:space="preserve"> but its main conclusions are misrepresented</w:t>
       </w:r>
       <w:r>
         <w:rPr>
@@ -1257,7 +2023,7 @@
         </w:rPr>
         <w:t>a direct persistence assay would greatly strengthen this conclusion and help distinguish phenotypic lag from true persister beh</w:t>
       </w:r>
-      <w:commentRangeStart w:id="14"/>
+      <w:commentRangeStart w:id="7"/>
       <w:r>
         <w:rPr>
           <w:rFonts w:ascii="Arial" w:hAnsi="Arial" w:cs="Arial"/>
@@ -1269,7 +2035,7 @@
         </w:rPr>
         <w:t>avio</w:t>
       </w:r>
-      <w:commentRangeEnd w:id="14"/>
+      <w:commentRangeEnd w:id="7"/>
       <w:r>
         <w:rPr>
           <w:rStyle w:val="CommentReference"/>
@@ -1282,7 +2048,7 @@
           <w:highlight w:val="yellow"/>
           <w:shd w:val="clear" w:color="auto" w:fill="FFFFFF"/>
         </w:rPr>
-        <w:commentReference w:id="14"/>
+        <w:commentReference w:id="7"/>
       </w:r>
       <w:r>
         <w:rPr>
@@ -1396,73 +2162,83 @@
           <w:iCs/>
           <w:color w:val="2E74B5" w:themeColor="accent5" w:themeShade="BF"/>
         </w:rPr>
+        <w:br/>
+      </w:r>
+      <w:r>
+        <w:rPr>
+          <w:rFonts w:ascii="Arial" w:hAnsi="Arial" w:cs="Arial"/>
+          <w:i/>
+          <w:iCs/>
+          <w:color w:val="2E74B5" w:themeColor="accent5" w:themeShade="BF"/>
+        </w:rPr>
+        <w:br/>
+      </w:r>
+      <w:r>
+        <w:rPr>
+          <w:rFonts w:ascii="Arial" w:hAnsi="Arial" w:cs="Arial"/>
+          <w:i/>
+          <w:iCs/>
+          <w:color w:val="2E74B5" w:themeColor="accent5" w:themeShade="BF"/>
+        </w:rPr>
+        <w:br/>
+      </w:r>
+      <w:r>
+        <w:rPr>
+          <w:rFonts w:ascii="Arial" w:hAnsi="Arial" w:cs="Arial"/>
+          <w:i/>
+          <w:iCs/>
+          <w:color w:val="2E74B5" w:themeColor="accent5" w:themeShade="BF"/>
+        </w:rPr>
+        <w:br/>
+      </w:r>
+      <w:r>
+        <w:rPr>
+          <w:rFonts w:ascii="Arial" w:hAnsi="Arial" w:cs="Arial"/>
+          <w:i/>
+          <w:iCs/>
+          <w:color w:val="2E74B5" w:themeColor="accent5" w:themeShade="BF"/>
+          <w:shd w:val="clear" w:color="auto" w:fill="FFFFFF"/>
+        </w:rPr>
+        <w:t>Reviewer #2 (Remarks to the Author):</w:t>
+      </w:r>
+      <w:r>
+        <w:rPr>
+          <w:rFonts w:ascii="Arial" w:hAnsi="Arial" w:cs="Arial"/>
+          <w:i/>
+          <w:iCs/>
+          <w:color w:val="2E74B5" w:themeColor="accent5" w:themeShade="BF"/>
+        </w:rPr>
+        <w:br/>
+      </w:r>
+      <w:r>
+        <w:rPr>
+          <w:rFonts w:ascii="Arial" w:hAnsi="Arial" w:cs="Arial"/>
+          <w:i/>
+          <w:iCs/>
+          <w:color w:val="2E74B5" w:themeColor="accent5" w:themeShade="BF"/>
+        </w:rPr>
+        <w:br/>
+      </w:r>
+      <w:r>
+        <w:rPr>
+          <w:rFonts w:ascii="Arial" w:hAnsi="Arial" w:cs="Arial"/>
+          <w:i/>
+          <w:iCs/>
+          <w:color w:val="2E74B5" w:themeColor="accent5" w:themeShade="BF"/>
+          <w:shd w:val="clear" w:color="auto" w:fill="FFFFFF"/>
+        </w:rPr>
+        <w:t xml:space="preserve">I co-reviewed this manuscript with one of the reviewers who provided the listed reports. This is part of the Nature Communications initiative to facilitate training in peer review and to </w:t>
+      </w:r>
+      <w:r>
+        <w:rPr>
+          <w:rFonts w:ascii="Arial" w:hAnsi="Arial" w:cs="Arial"/>
+          <w:i/>
+          <w:iCs/>
+          <w:color w:val="2E74B5" w:themeColor="accent5" w:themeShade="BF"/>
+          <w:shd w:val="clear" w:color="auto" w:fill="FFFFFF"/>
+        </w:rPr>
         <w:lastRenderedPageBreak/>
-        <w:br/>
-      </w:r>
-      <w:r>
-        <w:rPr>
-          <w:rFonts w:ascii="Arial" w:hAnsi="Arial" w:cs="Arial"/>
-          <w:i/>
-          <w:iCs/>
-          <w:color w:val="2E74B5" w:themeColor="accent5" w:themeShade="BF"/>
-        </w:rPr>
-        <w:br/>
-      </w:r>
-      <w:r>
-        <w:rPr>
-          <w:rFonts w:ascii="Arial" w:hAnsi="Arial" w:cs="Arial"/>
-          <w:i/>
-          <w:iCs/>
-          <w:color w:val="2E74B5" w:themeColor="accent5" w:themeShade="BF"/>
-        </w:rPr>
-        <w:br/>
-      </w:r>
-      <w:r>
-        <w:rPr>
-          <w:rFonts w:ascii="Arial" w:hAnsi="Arial" w:cs="Arial"/>
-          <w:i/>
-          <w:iCs/>
-          <w:color w:val="2E74B5" w:themeColor="accent5" w:themeShade="BF"/>
-        </w:rPr>
-        <w:br/>
-      </w:r>
-      <w:r>
-        <w:rPr>
-          <w:rFonts w:ascii="Arial" w:hAnsi="Arial" w:cs="Arial"/>
-          <w:i/>
-          <w:iCs/>
-          <w:color w:val="2E74B5" w:themeColor="accent5" w:themeShade="BF"/>
-          <w:shd w:val="clear" w:color="auto" w:fill="FFFFFF"/>
-        </w:rPr>
-        <w:t>Reviewer #2 (Remarks to the Author):</w:t>
-      </w:r>
-      <w:r>
-        <w:rPr>
-          <w:rFonts w:ascii="Arial" w:hAnsi="Arial" w:cs="Arial"/>
-          <w:i/>
-          <w:iCs/>
-          <w:color w:val="2E74B5" w:themeColor="accent5" w:themeShade="BF"/>
-        </w:rPr>
-        <w:br/>
-      </w:r>
-      <w:r>
-        <w:rPr>
-          <w:rFonts w:ascii="Arial" w:hAnsi="Arial" w:cs="Arial"/>
-          <w:i/>
-          <w:iCs/>
-          <w:color w:val="2E74B5" w:themeColor="accent5" w:themeShade="BF"/>
-        </w:rPr>
-        <w:br/>
-      </w:r>
-      <w:r>
-        <w:rPr>
-          <w:rFonts w:ascii="Arial" w:hAnsi="Arial" w:cs="Arial"/>
-          <w:i/>
-          <w:iCs/>
-          <w:color w:val="2E74B5" w:themeColor="accent5" w:themeShade="BF"/>
-          <w:shd w:val="clear" w:color="auto" w:fill="FFFFFF"/>
-        </w:rPr>
-        <w:t>I co-reviewed this manuscript with one of the reviewers who provided the listed reports. This is part of the Nature Communications initiative to facilitate training in peer review and to provide appropriate recognition for Early Career Researchers who co-review manuscripts.</w:t>
+        <w:t>provide appropriate recognition for Early Career Researchers who co-review manuscripts.</w:t>
       </w:r>
       <w:r>
         <w:rPr>
@@ -1710,7 +2486,28 @@
           <w:color w:val="2E74B5" w:themeColor="accent5" w:themeShade="BF"/>
           <w:shd w:val="clear" w:color="auto" w:fill="FFFFFF"/>
         </w:rPr>
-        <w:t xml:space="preserve">, in which the first phase consists primarily of short-term tolerant cells that are slow growing and difficult to </w:t>
+        <w:t xml:space="preserve">, in which the first phase consists primarily of short-term tolerant cells that are slow growing and difficult to kill, whereas the second phase represents true persisters that survive prolonged antibiotic exposure. To support the claim that “the recovery phase produces persisters in the disrupted culture due to their long lag times,” the lag-time measurements shown in Fig. 1C must be paired with a corresponding </w:t>
+      </w:r>
+      <w:r>
+        <w:rPr>
+          <w:rFonts w:ascii="Arial" w:hAnsi="Arial" w:cs="Arial"/>
+          <w:i/>
+          <w:iCs/>
+          <w:color w:val="2E74B5" w:themeColor="accent5" w:themeShade="BF"/>
+          <w:highlight w:val="yellow"/>
+          <w:shd w:val="clear" w:color="auto" w:fill="FFFFFF"/>
+        </w:rPr>
+        <w:t>biphasic killing curve demonstrating that the long-lag cells arise from the persister fraction rather than from the short-term tolerant population</w:t>
+      </w:r>
+      <w:r>
+        <w:rPr>
+          <w:rFonts w:ascii="Arial" w:hAnsi="Arial" w:cs="Arial"/>
+          <w:i/>
+          <w:iCs/>
+          <w:color w:val="2E74B5" w:themeColor="accent5" w:themeShade="BF"/>
+          <w:shd w:val="clear" w:color="auto" w:fill="FFFFFF"/>
+        </w:rPr>
+        <w:t xml:space="preserve">. Because most antibiotics (including ampicillin in this case) primarily kill actively growing cells and do so more slowly when growth is reduced, it is expected that cells in the first phase of the killing curve (i.e., predominantly short-term tolerant cells) will take longer to die and will also display </w:t>
       </w:r>
       <w:r>
         <w:rPr>
@@ -1721,30 +2518,9 @@
           <w:shd w:val="clear" w:color="auto" w:fill="FFFFFF"/>
         </w:rPr>
         <w:lastRenderedPageBreak/>
-        <w:t xml:space="preserve">kill, whereas the second phase represents true persisters that survive prolonged antibiotic exposure. To support the claim that “the recovery phase produces persisters in the disrupted culture due to their long lag times,” the lag-time measurements shown in Fig. 1C must be paired with a corresponding </w:t>
-      </w:r>
-      <w:r>
-        <w:rPr>
-          <w:rFonts w:ascii="Arial" w:hAnsi="Arial" w:cs="Arial"/>
-          <w:i/>
-          <w:iCs/>
-          <w:color w:val="2E74B5" w:themeColor="accent5" w:themeShade="BF"/>
-          <w:highlight w:val="yellow"/>
-          <w:shd w:val="clear" w:color="auto" w:fill="FFFFFF"/>
-        </w:rPr>
-        <w:t>biphasic killing curve demonstrating that the long-lag cells arise from the persister fraction rather than from the short-term tolerant population</w:t>
-      </w:r>
-      <w:r>
-        <w:rPr>
-          <w:rFonts w:ascii="Arial" w:hAnsi="Arial" w:cs="Arial"/>
-          <w:i/>
-          <w:iCs/>
-          <w:color w:val="2E74B5" w:themeColor="accent5" w:themeShade="BF"/>
-          <w:shd w:val="clear" w:color="auto" w:fill="FFFFFF"/>
-        </w:rPr>
-        <w:t xml:space="preserve">. Because most antibiotics (including ampicillin in this case) primarily kill actively growing cells and do so more slowly when growth is reduced, it is expected that cells in the first phase of the killing curve (i.e., predominantly short-term tolerant cells) will take longer to die and will also display longer lag times upon recovery. Thus, the observation that slower-growing cells exhibit extended lag times is not, on its own, </w:t>
-      </w:r>
-      <w:commentRangeStart w:id="15"/>
+        <w:t xml:space="preserve">longer lag times upon recovery. Thus, the observation that slower-growing cells exhibit extended lag times is not, on its own, </w:t>
+      </w:r>
+      <w:commentRangeStart w:id="8"/>
       <w:r>
         <w:rPr>
           <w:rFonts w:ascii="Arial" w:hAnsi="Arial" w:cs="Arial"/>
@@ -1755,7 +2531,7 @@
         </w:rPr>
         <w:t>sufficient evidence of persistence.</w:t>
       </w:r>
-      <w:commentRangeEnd w:id="15"/>
+      <w:commentRangeEnd w:id="8"/>
       <w:r>
         <w:rPr>
           <w:rStyle w:val="CommentReference"/>
@@ -1766,7 +2542,7 @@
           <w:sz w:val="22"/>
           <w:szCs w:val="22"/>
         </w:rPr>
-        <w:commentReference w:id="15"/>
+        <w:commentReference w:id="8"/>
       </w:r>
       <w:r>
         <w:rPr>
@@ -1807,7 +2583,7 @@
         </w:rPr>
         <w:t xml:space="preserve">supplementary data showing a biphasic killing curve for the overall population are still required to substantiate the persister claim in the present manuscript. If such data exist, they should be included explicitly and </w:t>
       </w:r>
-      <w:commentRangeStart w:id="16"/>
+      <w:commentRangeStart w:id="9"/>
       <w:r>
         <w:rPr>
           <w:rFonts w:ascii="Arial" w:hAnsi="Arial" w:cs="Arial"/>
@@ -1819,7 +2595,7 @@
         </w:rPr>
         <w:t xml:space="preserve">clearly </w:t>
       </w:r>
-      <w:commentRangeEnd w:id="16"/>
+      <w:commentRangeEnd w:id="9"/>
       <w:r>
         <w:rPr>
           <w:rStyle w:val="CommentReference"/>
@@ -1832,7 +2608,7 @@
           <w:highlight w:val="yellow"/>
           <w:shd w:val="clear" w:color="auto" w:fill="FFFFFF"/>
         </w:rPr>
-        <w:commentReference w:id="16"/>
+        <w:commentReference w:id="9"/>
       </w:r>
       <w:r>
         <w:rPr>
@@ -1892,7 +2668,7 @@
         </w:rPr>
         <w:t xml:space="preserve">The manuscript does not adequately discuss the well-established distinction between regulated growth arrest and disrupted growth arrest, despite this </w:t>
       </w:r>
-      <w:commentRangeStart w:id="17"/>
+      <w:commentRangeStart w:id="10"/>
       <w:r>
         <w:rPr>
           <w:rFonts w:ascii="Arial" w:hAnsi="Arial" w:cs="Arial"/>
@@ -1903,7 +2679,7 @@
         </w:rPr>
         <w:t>distinction being recognized for decades</w:t>
       </w:r>
-      <w:commentRangeEnd w:id="17"/>
+      <w:commentRangeEnd w:id="10"/>
       <w:r>
         <w:rPr>
           <w:rStyle w:val="CommentReference"/>
@@ -1915,7 +2691,7 @@
           <w:szCs w:val="22"/>
           <w:shd w:val="clear" w:color="auto" w:fill="FFFFFF"/>
         </w:rPr>
-        <w:commentReference w:id="17"/>
+        <w:commentReference w:id="10"/>
       </w:r>
       <w:r>
         <w:rPr>
@@ -1955,7 +2731,7 @@
         </w:rPr>
         <w:t xml:space="preserve">During exponential growth, RpoS is degraded by ClpXP via the RssB adaptor, whereas under stress, anti-adaptors inhibit RssB and stabilize RpoS. Accumulated RpoS redirects transcription toward stress-response and stationary-phase genes, producing a reversible, growth-arrested but stress-tolerant state. In contrast, acute or abrupt stress can lead to disrupted growth arrest, as the gradual regulatory mechanisms (particularly RpoS-mediated regulation) that allow E. coli to prepare for stress are bypassed. </w:t>
       </w:r>
-      <w:commentRangeStart w:id="18"/>
+      <w:commentRangeStart w:id="11"/>
       <w:r>
         <w:rPr>
           <w:rFonts w:ascii="Arial" w:hAnsi="Arial" w:cs="Arial"/>
@@ -1966,7 +2742,7 @@
         </w:rPr>
         <w:t>This conceptual distinction between regulated and disrupted growth arrest has been recognized for at least three decades, yet it is not specifically addressed in the manuscri</w:t>
       </w:r>
-      <w:commentRangeEnd w:id="18"/>
+      <w:commentRangeEnd w:id="11"/>
       <w:r>
         <w:rPr>
           <w:rStyle w:val="CommentReference"/>
@@ -1978,7 +2754,7 @@
           <w:szCs w:val="22"/>
           <w:shd w:val="clear" w:color="auto" w:fill="FFFFFF"/>
         </w:rPr>
-        <w:commentReference w:id="18"/>
+        <w:commentReference w:id="11"/>
       </w:r>
       <w:r>
         <w:rPr>
@@ -2009,7 +2785,7 @@
         </w:rPr>
         <w:t>- </w:t>
       </w:r>
-      <w:hyperlink r:id="rId8" w:tgtFrame="_blank" w:history="1">
+      <w:hyperlink r:id="rId11" w:tgtFrame="_blank" w:history="1">
         <w:r>
           <w:rPr>
             <w:rStyle w:val="Hyperlink"/>
@@ -2079,7 +2855,7 @@
         </w:rPr>
         <w:t>- </w:t>
       </w:r>
-      <w:hyperlink r:id="rId9" w:tgtFrame="_blank" w:history="1">
+      <w:hyperlink r:id="rId12" w:tgtFrame="_blank" w:history="1">
         <w:r>
           <w:rPr>
             <w:rStyle w:val="Hyperlink"/>
@@ -2205,39 +2981,27 @@
           <w:highlight w:val="yellow"/>
           <w:shd w:val="clear" w:color="auto" w:fill="FFFFFF"/>
         </w:rPr>
-        <w:t xml:space="preserve">These well-established aspects of the stringent response are not discussed in the manuscript, despite being directly relevant to the observed phenotypes. Furthermore, the manuscript used an E. coli strain with relA and spoT knocked out, and the effect of the </w:t>
-      </w:r>
-      <w:r>
-        <w:rPr>
-          <w:rFonts w:ascii="Arial" w:hAnsi="Arial" w:cs="Arial"/>
-          <w:i/>
-          <w:iCs/>
-          <w:color w:val="2E74B5" w:themeColor="accent5" w:themeShade="BF"/>
-          <w:highlight w:val="yellow"/>
-          <w:shd w:val="clear" w:color="auto" w:fill="FFFFFF"/>
-        </w:rPr>
-        <w:lastRenderedPageBreak/>
-        <w:t>knockout on the response is not explained.</w:t>
-      </w:r>
-      <w:r>
-        <w:rPr>
-          <w:rFonts w:ascii="Arial" w:hAnsi="Arial" w:cs="Arial"/>
-          <w:i/>
-          <w:iCs/>
-          <w:color w:val="2E74B5" w:themeColor="accent5" w:themeShade="BF"/>
-        </w:rPr>
-        <w:br/>
-      </w:r>
-      <w:r>
-        <w:rPr>
-          <w:rFonts w:ascii="Arial" w:hAnsi="Arial" w:cs="Arial"/>
-          <w:i/>
-          <w:iCs/>
-          <w:color w:val="2E74B5" w:themeColor="accent5" w:themeShade="BF"/>
-        </w:rPr>
-        <w:br/>
-      </w:r>
-      <w:commentRangeStart w:id="19"/>
+        <w:t>These well-established aspects of the stringent response are not discussed in the manuscript, despite being directly relevant to the observed phenotypes. Furthermore, the manuscript used an E. coli strain with relA and spoT knocked out, and the effect of the knockout on the response is not explained.</w:t>
+      </w:r>
+      <w:r>
+        <w:rPr>
+          <w:rFonts w:ascii="Arial" w:hAnsi="Arial" w:cs="Arial"/>
+          <w:i/>
+          <w:iCs/>
+          <w:color w:val="2E74B5" w:themeColor="accent5" w:themeShade="BF"/>
+        </w:rPr>
+        <w:br/>
+      </w:r>
+      <w:r>
+        <w:rPr>
+          <w:rFonts w:ascii="Arial" w:hAnsi="Arial" w:cs="Arial"/>
+          <w:i/>
+          <w:iCs/>
+          <w:color w:val="2E74B5" w:themeColor="accent5" w:themeShade="BF"/>
+        </w:rPr>
+        <w:br/>
+      </w:r>
+      <w:commentRangeStart w:id="12"/>
       <w:r>
         <w:rPr>
           <w:rFonts w:ascii="Arial" w:hAnsi="Arial" w:cs="Arial"/>
@@ -2248,7 +3012,7 @@
         </w:rPr>
         <w:t xml:space="preserve">Moreover, it is not demonstrated how abrupt or synchronous this stress is at the single-cell </w:t>
       </w:r>
-      <w:commentRangeEnd w:id="19"/>
+      <w:commentRangeEnd w:id="12"/>
       <w:r>
         <w:rPr>
           <w:rStyle w:val="CommentReference"/>
@@ -2260,17 +3024,28 @@
           <w:szCs w:val="22"/>
           <w:shd w:val="clear" w:color="auto" w:fill="FFFFFF"/>
         </w:rPr>
-        <w:commentReference w:id="19"/>
-      </w:r>
-      <w:r>
-        <w:rPr>
-          <w:rFonts w:ascii="Arial" w:hAnsi="Arial" w:cs="Arial"/>
-          <w:i/>
-          <w:iCs/>
-          <w:color w:val="2E74B5" w:themeColor="accent5" w:themeShade="BF"/>
-          <w:shd w:val="clear" w:color="auto" w:fill="FFFFFF"/>
-        </w:rPr>
-        <w:t>level, nor whether serine hydroxamate enters all cells simultaneously. tRNA abundance and charging states are known to fluctuate among individual cells, contributing to single-cell variability in translation efficiency, growth rate, and stress responses. Although no study, to my knowledge, has directly measured tRNA levels at single-cell resolution to demonstrate large differences among genetically identical cells, such heterogeneity is frequently inferred from population-level analyses (e.g., DOI: 10.1126/science.1141967).</w:t>
+        <w:commentReference w:id="12"/>
+      </w:r>
+      <w:r>
+        <w:rPr>
+          <w:rFonts w:ascii="Arial" w:hAnsi="Arial" w:cs="Arial"/>
+          <w:i/>
+          <w:iCs/>
+          <w:color w:val="2E74B5" w:themeColor="accent5" w:themeShade="BF"/>
+          <w:shd w:val="clear" w:color="auto" w:fill="FFFFFF"/>
+        </w:rPr>
+        <w:t xml:space="preserve">level, nor whether serine hydroxamate enters all cells simultaneously. tRNA abundance and charging states are known to fluctuate among individual cells, contributing to single-cell variability in translation efficiency, growth rate, and stress responses. Although no study, to my knowledge, has directly measured tRNA levels at single-cell resolution to demonstrate large differences among genetically identical cells, such heterogeneity is frequently inferred </w:t>
+      </w:r>
+      <w:r>
+        <w:rPr>
+          <w:rFonts w:ascii="Arial" w:hAnsi="Arial" w:cs="Arial"/>
+          <w:i/>
+          <w:iCs/>
+          <w:color w:val="2E74B5" w:themeColor="accent5" w:themeShade="BF"/>
+          <w:shd w:val="clear" w:color="auto" w:fill="FFFFFF"/>
+        </w:rPr>
+        <w:lastRenderedPageBreak/>
+        <w:t>from population-level analyses (e.g., DOI: 10.1126/science.1141967).</w:t>
       </w:r>
       <w:r>
         <w:rPr>
@@ -2328,7 +3103,7 @@
         </w:rPr>
         <w:t xml:space="preserve">4. Regulated vs Disrupted Arrest Controls </w:t>
       </w:r>
-      <w:commentRangeStart w:id="20"/>
+      <w:commentRangeStart w:id="13"/>
       <w:r>
         <w:rPr>
           <w:rFonts w:ascii="Arial" w:hAnsi="Arial" w:cs="Arial"/>
@@ -2339,7 +3114,7 @@
         </w:rPr>
         <w:t>Are Not Matched</w:t>
       </w:r>
-      <w:commentRangeEnd w:id="20"/>
+      <w:commentRangeEnd w:id="13"/>
       <w:r>
         <w:rPr>
           <w:rStyle w:val="CommentReference"/>
@@ -2350,7 +3125,7 @@
           <w:sz w:val="22"/>
           <w:szCs w:val="22"/>
         </w:rPr>
-        <w:commentReference w:id="20"/>
+        <w:commentReference w:id="13"/>
       </w:r>
       <w:r>
         <w:rPr>
@@ -2427,7 +3202,7 @@
         </w:rPr>
         <w:t xml:space="preserve">Simple control experiments could clarify the physiological basis of cells entering stationary phase. For example, stationary phase cultures could be supplemented with (i) </w:t>
       </w:r>
-      <w:commentRangeStart w:id="21"/>
+      <w:commentRangeStart w:id="14"/>
       <w:r>
         <w:rPr>
           <w:rFonts w:ascii="Arial" w:hAnsi="Arial" w:cs="Arial"/>
@@ -2438,7 +3213,7 @@
         </w:rPr>
         <w:t>all 20 amino acids, (ii) additional glucose, or (iii)</w:t>
       </w:r>
-      <w:commentRangeEnd w:id="21"/>
+      <w:commentRangeEnd w:id="14"/>
       <w:r>
         <w:rPr>
           <w:rStyle w:val="CommentReference"/>
@@ -2450,7 +3225,7 @@
           <w:szCs w:val="22"/>
           <w:shd w:val="clear" w:color="auto" w:fill="FFFFFF"/>
         </w:rPr>
-        <w:commentReference w:id="21"/>
+        <w:commentReference w:id="14"/>
       </w:r>
       <w:r>
         <w:rPr>
@@ -2490,7 +3265,7 @@
         </w:rPr>
         <w:t xml:space="preserve">A more direct and better-matched control would have been to impose an abrupt nutrient removal. Washing log-phase cells to abruptly remove a defined nutrient (e.g., carbon or a specific amino acid) would more </w:t>
       </w:r>
-      <w:commentRangeStart w:id="22"/>
+      <w:commentRangeStart w:id="15"/>
       <w:r>
         <w:rPr>
           <w:rFonts w:ascii="Arial" w:hAnsi="Arial" w:cs="Arial"/>
@@ -2501,7 +3276,7 @@
         </w:rPr>
         <w:t>closely mirror the Dis-Arrest condition</w:t>
       </w:r>
-      <w:commentRangeEnd w:id="22"/>
+      <w:commentRangeEnd w:id="15"/>
       <w:r>
         <w:rPr>
           <w:rStyle w:val="CommentReference"/>
@@ -2513,48 +3288,37 @@
           <w:szCs w:val="22"/>
           <w:shd w:val="clear" w:color="auto" w:fill="FFFFFF"/>
         </w:rPr>
-        <w:commentReference w:id="22"/>
-      </w:r>
-      <w:r>
-        <w:rPr>
-          <w:rFonts w:ascii="Arial" w:hAnsi="Arial" w:cs="Arial"/>
-          <w:i/>
-          <w:iCs/>
-          <w:color w:val="2E74B5" w:themeColor="accent5" w:themeShade="BF"/>
-          <w:shd w:val="clear" w:color="auto" w:fill="FFFFFF"/>
-        </w:rPr>
-        <w:t xml:space="preserve">. The use of an amino-acid auxotroph strain would also be appropriate and should not pose a barrier, </w:t>
-      </w:r>
-      <w:r>
-        <w:rPr>
-          <w:rFonts w:ascii="Arial" w:hAnsi="Arial" w:cs="Arial"/>
-          <w:i/>
-          <w:iCs/>
-          <w:color w:val="2E74B5" w:themeColor="accent5" w:themeShade="BF"/>
-          <w:shd w:val="clear" w:color="auto" w:fill="FFFFFF"/>
-        </w:rPr>
-        <w:lastRenderedPageBreak/>
-        <w:t>particularly given that the study already relies on a mutant E. coli strain.</w:t>
-      </w:r>
-      <w:r>
-        <w:rPr>
-          <w:rFonts w:ascii="Arial" w:hAnsi="Arial" w:cs="Arial"/>
-          <w:i/>
-          <w:iCs/>
-          <w:color w:val="2E74B5" w:themeColor="accent5" w:themeShade="BF"/>
-        </w:rPr>
-        <w:br/>
-      </w:r>
-      <w:r>
-        <w:rPr>
-          <w:rFonts w:ascii="Arial" w:hAnsi="Arial" w:cs="Arial"/>
-          <w:i/>
-          <w:iCs/>
-          <w:color w:val="2E74B5" w:themeColor="accent5" w:themeShade="BF"/>
-        </w:rPr>
-        <w:br/>
-      </w:r>
-      <w:commentRangeStart w:id="23"/>
+        <w:commentReference w:id="15"/>
+      </w:r>
+      <w:r>
+        <w:rPr>
+          <w:rFonts w:ascii="Arial" w:hAnsi="Arial" w:cs="Arial"/>
+          <w:i/>
+          <w:iCs/>
+          <w:color w:val="2E74B5" w:themeColor="accent5" w:themeShade="BF"/>
+          <w:shd w:val="clear" w:color="auto" w:fill="FFFFFF"/>
+        </w:rPr>
+        <w:t>. The use of an amino-acid auxotroph strain would also be appropriate and should not pose a barrier, particularly given that the study already relies on a mutant E. coli strain.</w:t>
+      </w:r>
+      <w:r>
+        <w:rPr>
+          <w:rFonts w:ascii="Arial" w:hAnsi="Arial" w:cs="Arial"/>
+          <w:i/>
+          <w:iCs/>
+          <w:color w:val="2E74B5" w:themeColor="accent5" w:themeShade="BF"/>
+        </w:rPr>
+        <w:br/>
+      </w:r>
+      <w:r>
+        <w:rPr>
+          <w:rFonts w:ascii="Arial" w:hAnsi="Arial" w:cs="Arial"/>
+          <w:i/>
+          <w:iCs/>
+          <w:color w:val="2E74B5" w:themeColor="accent5" w:themeShade="BF"/>
+        </w:rPr>
+        <w:br/>
+      </w:r>
+      <w:commentRangeStart w:id="16"/>
       <w:r>
         <w:rPr>
           <w:rFonts w:ascii="Arial" w:hAnsi="Arial" w:cs="Arial"/>
@@ -2565,7 +3329,7 @@
         </w:rPr>
         <w:t>At a minimum, the serine hydroxamate treatment should have been applied symmetrically to the Reg-Arrest control</w:t>
       </w:r>
-      <w:commentRangeEnd w:id="23"/>
+      <w:commentRangeEnd w:id="16"/>
       <w:r>
         <w:rPr>
           <w:rStyle w:val="CommentReference"/>
@@ -2577,17 +3341,28 @@
           <w:szCs w:val="22"/>
           <w:shd w:val="clear" w:color="auto" w:fill="FFFFFF"/>
         </w:rPr>
-        <w:commentReference w:id="23"/>
-      </w:r>
-      <w:r>
-        <w:rPr>
-          <w:rFonts w:ascii="Arial" w:hAnsi="Arial" w:cs="Arial"/>
-          <w:i/>
-          <w:iCs/>
-          <w:color w:val="2E74B5" w:themeColor="accent5" w:themeShade="BF"/>
-          <w:shd w:val="clear" w:color="auto" w:fill="FFFFFF"/>
-        </w:rPr>
-        <w:t>. Dis-Arrest cells were pretreated with serine hydroxamate, analogous to experimental strategies that use bacteriostatic pretreatments to enrich for persister populations (although whether such treatments generate bona fide persisters remains debated). In contrast, Reg-Arrest cells were not treated with serine hydroxamate, resulting in a control that does not match the experimental condition. If stationary-phase Reg-Arrest cells are truly amino-acid starved, particularly for serine, then serine hydroxamate treatment should have little effect. Conversely, if serine hydroxamate does alter the Reg-Arrest phenotype, this would suggest that additional mechanisms are at play.</w:t>
+        <w:commentReference w:id="16"/>
+      </w:r>
+      <w:r>
+        <w:rPr>
+          <w:rFonts w:ascii="Arial" w:hAnsi="Arial" w:cs="Arial"/>
+          <w:i/>
+          <w:iCs/>
+          <w:color w:val="2E74B5" w:themeColor="accent5" w:themeShade="BF"/>
+          <w:shd w:val="clear" w:color="auto" w:fill="FFFFFF"/>
+        </w:rPr>
+        <w:t xml:space="preserve">. Dis-Arrest cells were pretreated with serine hydroxamate, analogous to experimental strategies that use bacteriostatic pretreatments to enrich for persister populations (although whether such treatments generate bona fide persisters remains debated). In contrast, Reg-Arrest cells were not treated with serine hydroxamate, resulting in a control that does not match the experimental condition. If stationary-phase Reg-Arrest cells </w:t>
+      </w:r>
+      <w:r>
+        <w:rPr>
+          <w:rFonts w:ascii="Arial" w:hAnsi="Arial" w:cs="Arial"/>
+          <w:i/>
+          <w:iCs/>
+          <w:color w:val="2E74B5" w:themeColor="accent5" w:themeShade="BF"/>
+          <w:shd w:val="clear" w:color="auto" w:fill="FFFFFF"/>
+        </w:rPr>
+        <w:lastRenderedPageBreak/>
+        <w:t>are truly amino-acid starved, particularly for serine, then serine hydroxamate treatment should have little effect. Conversely, if serine hydroxamate does alter the Reg-Arrest phenotype, this would suggest that additional mechanisms are at play.</w:t>
       </w:r>
       <w:r>
         <w:rPr>
@@ -2617,7 +3392,7 @@
         </w:rPr>
         <w:t xml:space="preserve">Critical details regarding the Reg-Arrest condition are missing. </w:t>
       </w:r>
-      <w:commentRangeStart w:id="24"/>
+      <w:commentRangeStart w:id="17"/>
       <w:r>
         <w:rPr>
           <w:rFonts w:ascii="Arial" w:hAnsi="Arial" w:cs="Arial"/>
@@ -2629,7 +3404,7 @@
         </w:rPr>
         <w:t>It is unclear at what time point stationary-phase samples were collected for the Reg-Arrest condition</w:t>
       </w:r>
-      <w:commentRangeEnd w:id="24"/>
+      <w:commentRangeEnd w:id="17"/>
       <w:r>
         <w:rPr>
           <w:rStyle w:val="CommentReference"/>
@@ -2641,7 +3416,7 @@
           <w:szCs w:val="22"/>
           <w:shd w:val="clear" w:color="auto" w:fill="FFFFFF"/>
         </w:rPr>
-        <w:commentReference w:id="24"/>
+        <w:commentReference w:id="17"/>
       </w:r>
       <w:r>
         <w:rPr>
@@ -2749,7 +3524,7 @@
         </w:rPr>
         <w:t xml:space="preserve">VapC induction inherently introduces multiple sources of cell-to-cell variability (including promoter activation, transcription, translation, protein folding, and enzymatic activity) that are difficult to disentangle from dysregulation itself. While the use of a fluorescent reporter partially addresses this issue, it cannot fully resolve differences in the timing or magnitude of </w:t>
       </w:r>
-      <w:commentRangeStart w:id="25"/>
+      <w:commentRangeStart w:id="18"/>
       <w:r>
         <w:rPr>
           <w:rFonts w:ascii="Arial" w:hAnsi="Arial" w:cs="Arial"/>
@@ -2760,7 +3535,7 @@
         </w:rPr>
         <w:t>VapC activity across individual cells</w:t>
       </w:r>
-      <w:commentRangeEnd w:id="25"/>
+      <w:commentRangeEnd w:id="18"/>
       <w:r>
         <w:rPr>
           <w:rStyle w:val="CommentReference"/>
@@ -2772,7 +3547,7 @@
           <w:szCs w:val="22"/>
           <w:shd w:val="clear" w:color="auto" w:fill="FFFFFF"/>
         </w:rPr>
-        <w:commentReference w:id="25"/>
+        <w:commentReference w:id="18"/>
       </w:r>
       <w:r>
         <w:rPr>
@@ -2812,7 +3587,7 @@
         </w:rPr>
         <w:t xml:space="preserve">The manuscript does not justify VapC as a superior or more appropriate model than antibiotic-induced arrest. Given the study’s emphasis on antibiotic tolerance and persistence, this omission is significant. Moreover, because no direct </w:t>
       </w:r>
-      <w:commentRangeStart w:id="26"/>
+      <w:commentRangeStart w:id="19"/>
       <w:r>
         <w:rPr>
           <w:rFonts w:ascii="Arial" w:hAnsi="Arial" w:cs="Arial"/>
@@ -2823,7 +3598,7 @@
         </w:rPr>
         <w:t>antibiotic tolerance or persistence experiments are performed in the single-cell analyses</w:t>
       </w:r>
-      <w:commentRangeEnd w:id="26"/>
+      <w:commentRangeEnd w:id="19"/>
       <w:r>
         <w:rPr>
           <w:rStyle w:val="CommentReference"/>
@@ -2835,7 +3610,7 @@
           <w:szCs w:val="22"/>
           <w:shd w:val="clear" w:color="auto" w:fill="FFFFFF"/>
         </w:rPr>
-        <w:commentReference w:id="26"/>
+        <w:commentReference w:id="19"/>
       </w:r>
       <w:r>
         <w:rPr>
@@ -2875,7 +3650,7 @@
         </w:rPr>
         <w:t xml:space="preserve">6. </w:t>
       </w:r>
-      <w:commentRangeStart w:id="27"/>
+      <w:commentRangeStart w:id="20"/>
       <w:r>
         <w:rPr>
           <w:rFonts w:ascii="Arial" w:hAnsi="Arial" w:cs="Arial"/>
@@ -2886,7 +3661,7 @@
         </w:rPr>
         <w:t>SDS Sensitivity Contradicts the Persister Interpretation</w:t>
       </w:r>
-      <w:commentRangeEnd w:id="27"/>
+      <w:commentRangeEnd w:id="20"/>
       <w:r>
         <w:rPr>
           <w:rStyle w:val="CommentReference"/>
@@ -2897,7 +3672,7 @@
           <w:sz w:val="22"/>
           <w:szCs w:val="22"/>
         </w:rPr>
-        <w:commentReference w:id="27"/>
+        <w:commentReference w:id="20"/>
       </w:r>
       <w:r>
         <w:rPr>
@@ -2944,20 +3719,9 @@
           <w:color w:val="2E74B5" w:themeColor="accent5" w:themeShade="BF"/>
           <w:shd w:val="clear" w:color="auto" w:fill="FFFFFF"/>
         </w:rPr>
-        <w:t xml:space="preserve">Persisters have been reported to tolerate stress better than log-phase cells, including SDS </w:t>
-      </w:r>
-      <w:r>
-        <w:rPr>
-          <w:rFonts w:ascii="Arial" w:hAnsi="Arial" w:cs="Arial"/>
-          <w:i/>
-          <w:iCs/>
-          <w:color w:val="2E74B5" w:themeColor="accent5" w:themeShade="BF"/>
-          <w:shd w:val="clear" w:color="auto" w:fill="FFFFFF"/>
-        </w:rPr>
-        <w:lastRenderedPageBreak/>
-        <w:t>stress </w:t>
-      </w:r>
-      <w:hyperlink r:id="rId10" w:tgtFrame="_blank" w:history="1">
+        <w:t>Persisters have been reported to tolerate stress better than log-phase cells, including SDS stress </w:t>
+      </w:r>
+      <w:hyperlink r:id="rId13" w:tgtFrame="_blank" w:history="1">
         <w:r>
           <w:rPr>
             <w:rStyle w:val="Hyperlink"/>
@@ -2980,7 +3744,7 @@
         </w:rPr>
         <w:t xml:space="preserve"> If global dysregulation were responsible for generating persisters, Dis-Arrest cells would be expected to display increased, not reduced, stress tolerance. Instead, these cells are more sensitive to SDS than log-phase cells. These results strongly suggest that the majority of Dis-Arrest cells are not persisters, but rather short-term tolerant, damaged, or otherwise physiologically impaired cells. </w:t>
       </w:r>
-      <w:commentRangeStart w:id="28"/>
+      <w:commentRangeStart w:id="21"/>
       <w:r>
         <w:rPr>
           <w:rFonts w:ascii="Arial" w:hAnsi="Arial" w:cs="Arial"/>
@@ -2991,7 +3755,7 @@
         </w:rPr>
         <w:t>Moreover, in the absence of antibiotic killing data, even classification of these cells as short-term tolerant cells remains uncertain</w:t>
       </w:r>
-      <w:commentRangeEnd w:id="28"/>
+      <w:commentRangeEnd w:id="21"/>
       <w:r>
         <w:rPr>
           <w:rStyle w:val="CommentReference"/>
@@ -3003,7 +3767,7 @@
           <w:szCs w:val="22"/>
           <w:shd w:val="clear" w:color="auto" w:fill="FFFFFF"/>
         </w:rPr>
-        <w:commentReference w:id="28"/>
+        <w:commentReference w:id="21"/>
       </w:r>
       <w:r>
         <w:rPr>
@@ -3041,6 +3805,7 @@
           <w:color w:val="2E74B5" w:themeColor="accent5" w:themeShade="BF"/>
           <w:shd w:val="clear" w:color="auto" w:fill="FFFFFF"/>
         </w:rPr>
+        <w:lastRenderedPageBreak/>
         <w:t>Notably, the Discussion states: “This seemingly unfavorable condition…can actually lead to increased survival, due to the prolonged growth-arrested state, when a lethal antibiotic treatment targeting growth is applied.” This assertion is inconsistent with the SDS results, as SDS damages cell membranes, and persisters are typically more (not less) resilient to such stressors. The SDS data, therefore, provide evidence against the interpretation that Dis-Arrest cells become persisters. This contradiction is not addressed in the manuscript, nor are additional experiments presented to reconcile SDS sensitivity with the proposed persistence model.</w:t>
       </w:r>
       <w:r>
@@ -3071,7 +3836,7 @@
         </w:rPr>
         <w:t xml:space="preserve">7. </w:t>
       </w:r>
-      <w:commentRangeStart w:id="29"/>
+      <w:commentRangeStart w:id="22"/>
       <w:r>
         <w:rPr>
           <w:rFonts w:ascii="Arial" w:hAnsi="Arial" w:cs="Arial"/>
@@ -3110,7 +3875,7 @@
         </w:rPr>
         <w:br/>
       </w:r>
-      <w:commentRangeEnd w:id="29"/>
+      <w:commentRangeEnd w:id="22"/>
       <w:r>
         <w:rPr>
           <w:rStyle w:val="CommentReference"/>
@@ -3121,7 +3886,7 @@
           <w:sz w:val="22"/>
           <w:szCs w:val="22"/>
         </w:rPr>
-        <w:commentReference w:id="29"/>
+        <w:commentReference w:id="22"/>
       </w:r>
       <w:r>
         <w:rPr>
@@ -3142,7 +3907,7 @@
         </w:rPr>
         <w:t xml:space="preserve">Interpretation of CFUs and lag times is further complicated by growth-phase-dependent differences in cell division state. Under ideal dilute plating, Poisson statistics predict that only ~0.1% of colonies arise from multiple cells; however, stressed populations frequently violate Poisson assumptions due to cell chaining, aggregation, or incomplete division. Abrupt growth arrest can increase the fraction of cells that have initiated but not completed division. Faster-growing cells typically have more septa, whereas slower-growing cells have fewer. In log phase, many cells are actively growing and contain septa, whereas in stationary phase, there are very few dividing cells (doi: 10.1186/1471-2180-8-68). Consequently, abrupt arrest of log-phase cultures is more likely to capture cells mid-division than arrest of stationary-phase cultures. </w:t>
       </w:r>
-      <w:commentRangeStart w:id="30"/>
+      <w:commentRangeStart w:id="23"/>
       <w:r>
         <w:rPr>
           <w:rFonts w:ascii="Arial" w:hAnsi="Arial" w:cs="Arial"/>
@@ -3153,7 +3918,7 @@
         </w:rPr>
         <w:t>When plated on solid media, some colonies may therefore originate from single cells, whereas others may originate from cells that are nearly divided, leading to shorter apparent lag times for the latter</w:t>
       </w:r>
-      <w:commentRangeEnd w:id="30"/>
+      <w:commentRangeEnd w:id="23"/>
       <w:r>
         <w:rPr>
           <w:rStyle w:val="CommentReference"/>
@@ -3165,7 +3930,7 @@
           <w:szCs w:val="22"/>
           <w:shd w:val="clear" w:color="auto" w:fill="FFFFFF"/>
         </w:rPr>
-        <w:commentReference w:id="30"/>
+        <w:commentReference w:id="23"/>
       </w:r>
       <w:r>
         <w:rPr>
@@ -3205,7 +3970,7 @@
         </w:rPr>
         <w:t xml:space="preserve">Additional uncertainty arises from potential changes in cell morphology and mismatches between CFU-based and RNA-based measurements. Dysregulation and amino-acid starvation are known to induce </w:t>
       </w:r>
-      <w:commentRangeStart w:id="31"/>
+      <w:commentRangeStart w:id="24"/>
       <w:r>
         <w:rPr>
           <w:rFonts w:ascii="Arial" w:hAnsi="Arial" w:cs="Arial"/>
@@ -3216,7 +3981,7 @@
         </w:rPr>
         <w:t>cell elongation and filamentation</w:t>
       </w:r>
-      <w:commentRangeEnd w:id="31"/>
+      <w:commentRangeEnd w:id="24"/>
       <w:r>
         <w:rPr>
           <w:rStyle w:val="CommentReference"/>
@@ -3228,7 +3993,7 @@
           <w:szCs w:val="22"/>
           <w:shd w:val="clear" w:color="auto" w:fill="FFFFFF"/>
         </w:rPr>
-        <w:commentReference w:id="31"/>
+        <w:commentReference w:id="24"/>
       </w:r>
       <w:r>
         <w:rPr>
@@ -3240,7 +4005,7 @@
         </w:rPr>
         <w:t xml:space="preserve">, and recent studies have shown that E. coli cells emerging from persister states often exhibit altered, non-rod-like morphologies. Whether </w:t>
       </w:r>
-      <w:commentRangeStart w:id="32"/>
+      <w:commentRangeStart w:id="25"/>
       <w:r>
         <w:rPr>
           <w:rFonts w:ascii="Arial" w:hAnsi="Arial" w:cs="Arial"/>
@@ -3251,7 +4016,7 @@
         </w:rPr>
         <w:t xml:space="preserve">Dis-Arrest cells display similar morphological </w:t>
       </w:r>
-      <w:commentRangeEnd w:id="32"/>
+      <w:commentRangeEnd w:id="25"/>
       <w:r>
         <w:rPr>
           <w:rStyle w:val="CommentReference"/>
@@ -3263,17 +4028,75 @@
           <w:szCs w:val="22"/>
           <w:shd w:val="clear" w:color="auto" w:fill="FFFFFF"/>
         </w:rPr>
-        <w:commentReference w:id="32"/>
-      </w:r>
-      <w:r>
-        <w:rPr>
-          <w:rFonts w:ascii="Arial" w:hAnsi="Arial" w:cs="Arial"/>
-          <w:i/>
-          <w:iCs/>
-          <w:color w:val="2E74B5" w:themeColor="accent5" w:themeShade="BF"/>
-          <w:shd w:val="clear" w:color="auto" w:fill="FFFFFF"/>
-        </w:rPr>
-        <w:t xml:space="preserve">changes is not examined. Because most experiments were performed on solid media, and cell separation was not confirmed by microscopy or by parallel measurements in liquid culture, it remains unclear whether the observed lag-time differences reflect intrinsic physiology or artifacts of plating. Moreover, based on Fig. 1F and standard single-cell RNA-sequencing workflows, the cells selected for sequencing likely originated from single, non-dividing cells without visible septa. Because microscopy images were not provided, it is unclear whether elongated/filamentous cells were present and whether such morphologies were </w:t>
+        <w:commentReference w:id="25"/>
+      </w:r>
+      <w:r>
+        <w:rPr>
+          <w:rFonts w:ascii="Arial" w:hAnsi="Arial" w:cs="Arial"/>
+          <w:i/>
+          <w:iCs/>
+          <w:color w:val="2E74B5" w:themeColor="accent5" w:themeShade="BF"/>
+          <w:shd w:val="clear" w:color="auto" w:fill="FFFFFF"/>
+        </w:rPr>
+        <w:t>changes is not examined. Because most experiments were performed on solid media, and cell separation was not confirmed by microscopy or by parallel measurements in liquid culture, it remains unclear whether the observed lag-time differences reflect intrinsic physiology or artifacts of plating. Moreover, based on Fig. 1F and standard single-cell RNA-sequencing workflows, the cells selected for sequencing likely originated from single, non-dividing cells without visible septa. Because microscopy images were not provided, it is unclear whether elongated/filamentous cells were present and whether such morphologies were systematically included or excluded during cell selection.</w:t>
+      </w:r>
+      <w:r>
+        <w:rPr>
+          <w:rFonts w:ascii="Arial" w:hAnsi="Arial" w:cs="Arial"/>
+          <w:i/>
+          <w:iCs/>
+          <w:color w:val="2E74B5" w:themeColor="accent5" w:themeShade="BF"/>
+        </w:rPr>
+        <w:br/>
+      </w:r>
+      <w:r>
+        <w:rPr>
+          <w:rFonts w:ascii="Arial" w:hAnsi="Arial" w:cs="Arial"/>
+          <w:i/>
+          <w:iCs/>
+          <w:color w:val="2E74B5" w:themeColor="accent5" w:themeShade="BF"/>
+        </w:rPr>
+        <w:br/>
+      </w:r>
+      <w:r>
+        <w:rPr>
+          <w:rFonts w:ascii="Arial" w:hAnsi="Arial" w:cs="Arial"/>
+          <w:i/>
+          <w:iCs/>
+          <w:color w:val="2E74B5" w:themeColor="accent5" w:themeShade="BF"/>
+          <w:shd w:val="clear" w:color="auto" w:fill="FFFFFF"/>
+        </w:rPr>
+        <w:t>8. Inconsistency Between Liquid and Solid Media</w:t>
+      </w:r>
+      <w:r>
+        <w:rPr>
+          <w:rFonts w:ascii="Arial" w:hAnsi="Arial" w:cs="Arial"/>
+          <w:i/>
+          <w:iCs/>
+          <w:color w:val="2E74B5" w:themeColor="accent5" w:themeShade="BF"/>
+        </w:rPr>
+        <w:br/>
+      </w:r>
+      <w:r>
+        <w:rPr>
+          <w:rFonts w:ascii="Arial" w:hAnsi="Arial" w:cs="Arial"/>
+          <w:i/>
+          <w:iCs/>
+          <w:color w:val="2E74B5" w:themeColor="accent5" w:themeShade="BF"/>
+          <w:shd w:val="clear" w:color="auto" w:fill="FFFFFF"/>
+        </w:rPr>
+        <w:t xml:space="preserve">The experimental conditions used to induce stress, measure lag time, and collect RNA are not consistent across media. According to the Methods, treatments were performed in liquid culture, whereas lag time was measured on solid media. In contrast, RNA was harvested from liquid cultures (Fig. 1F). </w:t>
+      </w:r>
+      <w:commentRangeStart w:id="26"/>
+      <w:r>
+        <w:rPr>
+          <w:rFonts w:ascii="Arial" w:hAnsi="Arial" w:cs="Arial"/>
+          <w:i/>
+          <w:iCs/>
+          <w:color w:val="2E74B5" w:themeColor="accent5" w:themeShade="BF"/>
+          <w:shd w:val="clear" w:color="auto" w:fill="FFFFFF"/>
+        </w:rPr>
+        <w:t>Solid and liquid growth environments impose fundamentally different physiological states: colonies growing on solid media behave as surface-</w:t>
       </w:r>
       <w:r>
         <w:rPr>
@@ -3284,67 +4107,9 @@
           <w:shd w:val="clear" w:color="auto" w:fill="FFFFFF"/>
         </w:rPr>
         <w:lastRenderedPageBreak/>
-        <w:t>systematically included or excluded during cell selection.</w:t>
-      </w:r>
-      <w:r>
-        <w:rPr>
-          <w:rFonts w:ascii="Arial" w:hAnsi="Arial" w:cs="Arial"/>
-          <w:i/>
-          <w:iCs/>
-          <w:color w:val="2E74B5" w:themeColor="accent5" w:themeShade="BF"/>
-        </w:rPr>
-        <w:br/>
-      </w:r>
-      <w:r>
-        <w:rPr>
-          <w:rFonts w:ascii="Arial" w:hAnsi="Arial" w:cs="Arial"/>
-          <w:i/>
-          <w:iCs/>
-          <w:color w:val="2E74B5" w:themeColor="accent5" w:themeShade="BF"/>
-        </w:rPr>
-        <w:br/>
-      </w:r>
-      <w:r>
-        <w:rPr>
-          <w:rFonts w:ascii="Arial" w:hAnsi="Arial" w:cs="Arial"/>
-          <w:i/>
-          <w:iCs/>
-          <w:color w:val="2E74B5" w:themeColor="accent5" w:themeShade="BF"/>
-          <w:shd w:val="clear" w:color="auto" w:fill="FFFFFF"/>
-        </w:rPr>
-        <w:t>8. Inconsistency Between Liquid and Solid Media</w:t>
-      </w:r>
-      <w:r>
-        <w:rPr>
-          <w:rFonts w:ascii="Arial" w:hAnsi="Arial" w:cs="Arial"/>
-          <w:i/>
-          <w:iCs/>
-          <w:color w:val="2E74B5" w:themeColor="accent5" w:themeShade="BF"/>
-        </w:rPr>
-        <w:br/>
-      </w:r>
-      <w:r>
-        <w:rPr>
-          <w:rFonts w:ascii="Arial" w:hAnsi="Arial" w:cs="Arial"/>
-          <w:i/>
-          <w:iCs/>
-          <w:color w:val="2E74B5" w:themeColor="accent5" w:themeShade="BF"/>
-          <w:shd w:val="clear" w:color="auto" w:fill="FFFFFF"/>
-        </w:rPr>
-        <w:t xml:space="preserve">The experimental conditions used to induce stress, measure lag time, and collect RNA are not consistent across media. According to the Methods, treatments were performed in liquid culture, whereas lag time was measured on solid media. In contrast, RNA was harvested from liquid cultures (Fig. 1F). </w:t>
-      </w:r>
-      <w:commentRangeStart w:id="33"/>
-      <w:r>
-        <w:rPr>
-          <w:rFonts w:ascii="Arial" w:hAnsi="Arial" w:cs="Arial"/>
-          <w:i/>
-          <w:iCs/>
-          <w:color w:val="2E74B5" w:themeColor="accent5" w:themeShade="BF"/>
-          <w:shd w:val="clear" w:color="auto" w:fill="FFFFFF"/>
-        </w:rPr>
-        <w:t>Solid and liquid growth environments impose fundamentally different physiological states: colonies growing on solid media behave as surface-associated, biofilm communities,</w:t>
-      </w:r>
-      <w:commentRangeEnd w:id="33"/>
+        <w:t>associated, biofilm communities,</w:t>
+      </w:r>
+      <w:commentRangeEnd w:id="26"/>
       <w:r>
         <w:rPr>
           <w:rStyle w:val="CommentReference"/>
@@ -3356,7 +4121,7 @@
           <w:szCs w:val="22"/>
           <w:shd w:val="clear" w:color="auto" w:fill="FFFFFF"/>
         </w:rPr>
-        <w:commentReference w:id="33"/>
+        <w:commentReference w:id="26"/>
       </w:r>
       <w:r>
         <w:rPr>
@@ -3473,7 +4238,7 @@
         </w:rPr>
         <w:t xml:space="preserve">Although other techniques are mentioned, no figure or statistical analysis demonstrates how GMP-Cor performs relative to established </w:t>
       </w:r>
-      <w:commentRangeStart w:id="34"/>
+      <w:commentRangeStart w:id="27"/>
       <w:r>
         <w:rPr>
           <w:rFonts w:ascii="Arial" w:hAnsi="Arial" w:cs="Arial"/>
@@ -3485,7 +4250,7 @@
         </w:rPr>
         <w:t>approaches</w:t>
       </w:r>
-      <w:commentRangeEnd w:id="34"/>
+      <w:commentRangeEnd w:id="27"/>
       <w:r>
         <w:rPr>
           <w:rStyle w:val="CommentReference"/>
@@ -3497,7 +4262,7 @@
           <w:szCs w:val="22"/>
           <w:shd w:val="clear" w:color="auto" w:fill="FFFFFF"/>
         </w:rPr>
-        <w:commentReference w:id="34"/>
+        <w:commentReference w:id="27"/>
       </w:r>
       <w:r>
         <w:rPr>
@@ -3556,7 +4321,7 @@
         </w:rPr>
         <w:t xml:space="preserve">The empirical spectra shown in Figs. 2D–F and 3A–C appear highly similar across the original data, shuffled controls, and the Marchenko–Pastur distribution. When correlations are weak or dominated by noise, such similarity is expected, as empirical spectra often collapse onto shuffled data and MP predictions. In most biological studies applying MP-based analyses, deviations from noise are more clearly resolved, either through pronounced spectral separation, </w:t>
       </w:r>
-      <w:commentRangeStart w:id="35"/>
+      <w:commentRangeStart w:id="28"/>
       <w:r>
         <w:rPr>
           <w:rFonts w:ascii="Arial" w:hAnsi="Arial" w:cs="Arial"/>
@@ -3568,7 +4333,7 @@
         </w:rPr>
         <w:t>zoomed-in views of distribution edges</w:t>
       </w:r>
-      <w:commentRangeEnd w:id="35"/>
+      <w:commentRangeEnd w:id="28"/>
       <w:r>
         <w:rPr>
           <w:rStyle w:val="CommentReference"/>
@@ -3580,7 +4345,7 @@
           <w:szCs w:val="22"/>
           <w:shd w:val="clear" w:color="auto" w:fill="FFFFFF"/>
         </w:rPr>
-        <w:commentReference w:id="35"/>
+        <w:commentReference w:id="28"/>
       </w:r>
       <w:r>
         <w:rPr>
@@ -3592,7 +4357,7 @@
         </w:rPr>
         <w:t>, or focused analyses of eigenvalue outliers. While I am not an expert in random matrix theory, I expected a clearer visual or quantitative distinction similar to those shown in published examples (e.g., </w:t>
       </w:r>
-      <w:hyperlink r:id="rId11" w:tgtFrame="_blank" w:history="1">
+      <w:hyperlink r:id="rId14" w:tgtFrame="_blank" w:history="1">
         <w:r>
           <w:rPr>
             <w:rStyle w:val="Hyperlink"/>
@@ -3688,7 +4453,35 @@
           <w:color w:val="2E74B5" w:themeColor="accent5" w:themeShade="BF"/>
           <w:shd w:val="clear" w:color="auto" w:fill="FFFFFF"/>
         </w:rPr>
-        <w:t xml:space="preserve">The use of an E. coli KLYR strain with a relaxed stringent response raises significant </w:t>
+        <w:t>The use of an E. coli KLYR strain with a relaxed stringent response raises significant concerns regarding the interpretation of the results. Cells lacking key components of the stringent response are expected to exhibit altered regulatory behavior, including increased heterogeneity in growth dynamics and lag times, relative to strains with intact regulatory networks. Exactly what was observed. As such, this strain is predisposed to variability, complicating efforts to attribute observed heterogeneity specifically to experimentally induced dysregulation.</w:t>
+      </w:r>
+      <w:r>
+        <w:rPr>
+          <w:rFonts w:ascii="Arial" w:hAnsi="Arial" w:cs="Arial"/>
+          <w:i/>
+          <w:iCs/>
+          <w:color w:val="2E74B5" w:themeColor="accent5" w:themeShade="BF"/>
+        </w:rPr>
+        <w:br/>
+      </w:r>
+      <w:r>
+        <w:rPr>
+          <w:rFonts w:ascii="Arial" w:hAnsi="Arial" w:cs="Arial"/>
+          <w:i/>
+          <w:iCs/>
+          <w:color w:val="2E74B5" w:themeColor="accent5" w:themeShade="BF"/>
+        </w:rPr>
+        <w:br/>
+      </w:r>
+      <w:r>
+        <w:rPr>
+          <w:rFonts w:ascii="Arial" w:hAnsi="Arial" w:cs="Arial"/>
+          <w:i/>
+          <w:iCs/>
+          <w:color w:val="2E74B5" w:themeColor="accent5" w:themeShade="BF"/>
+          <w:shd w:val="clear" w:color="auto" w:fill="FFFFFF"/>
+        </w:rPr>
+        <w:t xml:space="preserve">The manuscript does not explain why this strain was selected, nor does it discuss the </w:t>
       </w:r>
       <w:r>
         <w:rPr>
@@ -3699,35 +4492,7 @@
           <w:shd w:val="clear" w:color="auto" w:fill="FFFFFF"/>
         </w:rPr>
         <w:lastRenderedPageBreak/>
-        <w:t>concerns regarding the interpretation of the results. Cells lacking key components of the stringent response are expected to exhibit altered regulatory behavior, including increased heterogeneity in growth dynamics and lag times, relative to strains with intact regulatory networks. Exactly what was observed. As such, this strain is predisposed to variability, complicating efforts to attribute observed heterogeneity specifically to experimentally induced dysregulation.</w:t>
-      </w:r>
-      <w:r>
-        <w:rPr>
-          <w:rFonts w:ascii="Arial" w:hAnsi="Arial" w:cs="Arial"/>
-          <w:i/>
-          <w:iCs/>
-          <w:color w:val="2E74B5" w:themeColor="accent5" w:themeShade="BF"/>
-        </w:rPr>
-        <w:br/>
-      </w:r>
-      <w:r>
-        <w:rPr>
-          <w:rFonts w:ascii="Arial" w:hAnsi="Arial" w:cs="Arial"/>
-          <w:i/>
-          <w:iCs/>
-          <w:color w:val="2E74B5" w:themeColor="accent5" w:themeShade="BF"/>
-        </w:rPr>
-        <w:br/>
-      </w:r>
-      <w:r>
-        <w:rPr>
-          <w:rFonts w:ascii="Arial" w:hAnsi="Arial" w:cs="Arial"/>
-          <w:i/>
-          <w:iCs/>
-          <w:color w:val="2E74B5" w:themeColor="accent5" w:themeShade="BF"/>
-          <w:shd w:val="clear" w:color="auto" w:fill="FFFFFF"/>
-        </w:rPr>
-        <w:t>The manuscript does not explain why this strain was selected, nor does it discuss the potential biases introduced by using a strain with an impaired stringent response. In particular, it remains unclear how the observed variability compares to that of a typical E. coli strain with a fully functional stringent response. Without such justification or comparison, it is difficult to determine whether the reported effects arise from the experimental perturbations or from the underlying genetic background of the strain itself.</w:t>
+        <w:t>potential biases introduced by using a strain with an impaired stringent response. In particular, it remains unclear how the observed variability compares to that of a typical E. coli strain with a fully functional stringent response. Without such justification or comparison, it is difficult to determine whether the reported effects arise from the experimental perturbations or from the underlying genetic background of the strain itself.</w:t>
       </w:r>
       <w:r>
         <w:rPr>
@@ -3924,64 +4689,74 @@
           <w:iCs/>
           <w:color w:val="2E74B5" w:themeColor="accent5" w:themeShade="BF"/>
         </w:rPr>
+        <w:br/>
+      </w:r>
+      <w:r>
+        <w:rPr>
+          <w:rFonts w:ascii="Arial" w:hAnsi="Arial" w:cs="Arial"/>
+          <w:i/>
+          <w:iCs/>
+          <w:color w:val="2E74B5" w:themeColor="accent5" w:themeShade="BF"/>
+        </w:rPr>
+        <w:br/>
+      </w:r>
+      <w:r>
+        <w:rPr>
+          <w:rFonts w:ascii="Arial" w:hAnsi="Arial" w:cs="Arial"/>
+          <w:i/>
+          <w:iCs/>
+          <w:color w:val="2E74B5" w:themeColor="accent5" w:themeShade="BF"/>
+        </w:rPr>
+        <w:br/>
+      </w:r>
+      <w:r>
+        <w:rPr>
+          <w:rFonts w:ascii="Arial" w:hAnsi="Arial" w:cs="Arial"/>
+          <w:i/>
+          <w:iCs/>
+          <w:color w:val="2E74B5" w:themeColor="accent5" w:themeShade="BF"/>
+          <w:shd w:val="clear" w:color="auto" w:fill="FFFFFF"/>
+        </w:rPr>
+        <w:t>Reviewer #4 (Remarks to the Author):</w:t>
+      </w:r>
+      <w:r>
+        <w:rPr>
+          <w:rFonts w:ascii="Arial" w:hAnsi="Arial" w:cs="Arial"/>
+          <w:i/>
+          <w:iCs/>
+          <w:color w:val="2E74B5" w:themeColor="accent5" w:themeShade="BF"/>
+        </w:rPr>
+        <w:br/>
+      </w:r>
+      <w:r>
+        <w:rPr>
+          <w:rFonts w:ascii="Arial" w:hAnsi="Arial" w:cs="Arial"/>
+          <w:i/>
+          <w:iCs/>
+          <w:color w:val="2E74B5" w:themeColor="accent5" w:themeShade="BF"/>
+        </w:rPr>
+        <w:br/>
+      </w:r>
+      <w:r>
+        <w:rPr>
+          <w:rFonts w:ascii="Arial" w:hAnsi="Arial" w:cs="Arial"/>
+          <w:i/>
+          <w:iCs/>
+          <w:color w:val="2E74B5" w:themeColor="accent5" w:themeShade="BF"/>
+          <w:shd w:val="clear" w:color="auto" w:fill="FFFFFF"/>
+        </w:rPr>
+        <w:t xml:space="preserve">In this manuscript, Gutfreund and colleagues investigate disrupted growth-arrest using single cell RNA-seq and a newly developed measure of gene-gene expression correlation in sparse data. In the first section, they develop a measure, GMP-cor, based on the eigenvalue </w:t>
+      </w:r>
+      <w:r>
+        <w:rPr>
+          <w:rFonts w:ascii="Arial" w:hAnsi="Arial" w:cs="Arial"/>
+          <w:i/>
+          <w:iCs/>
+          <w:color w:val="2E74B5" w:themeColor="accent5" w:themeShade="BF"/>
+          <w:shd w:val="clear" w:color="auto" w:fill="FFFFFF"/>
+        </w:rPr>
         <w:lastRenderedPageBreak/>
-        <w:br/>
-      </w:r>
-      <w:r>
-        <w:rPr>
-          <w:rFonts w:ascii="Arial" w:hAnsi="Arial" w:cs="Arial"/>
-          <w:i/>
-          <w:iCs/>
-          <w:color w:val="2E74B5" w:themeColor="accent5" w:themeShade="BF"/>
-        </w:rPr>
-        <w:br/>
-      </w:r>
-      <w:r>
-        <w:rPr>
-          <w:rFonts w:ascii="Arial" w:hAnsi="Arial" w:cs="Arial"/>
-          <w:i/>
-          <w:iCs/>
-          <w:color w:val="2E74B5" w:themeColor="accent5" w:themeShade="BF"/>
-        </w:rPr>
-        <w:br/>
-      </w:r>
-      <w:r>
-        <w:rPr>
-          <w:rFonts w:ascii="Arial" w:hAnsi="Arial" w:cs="Arial"/>
-          <w:i/>
-          <w:iCs/>
-          <w:color w:val="2E74B5" w:themeColor="accent5" w:themeShade="BF"/>
-          <w:shd w:val="clear" w:color="auto" w:fill="FFFFFF"/>
-        </w:rPr>
-        <w:t>Reviewer #4 (Remarks to the Author):</w:t>
-      </w:r>
-      <w:r>
-        <w:rPr>
-          <w:rFonts w:ascii="Arial" w:hAnsi="Arial" w:cs="Arial"/>
-          <w:i/>
-          <w:iCs/>
-          <w:color w:val="2E74B5" w:themeColor="accent5" w:themeShade="BF"/>
-        </w:rPr>
-        <w:br/>
-      </w:r>
-      <w:r>
-        <w:rPr>
-          <w:rFonts w:ascii="Arial" w:hAnsi="Arial" w:cs="Arial"/>
-          <w:i/>
-          <w:iCs/>
-          <w:color w:val="2E74B5" w:themeColor="accent5" w:themeShade="BF"/>
-        </w:rPr>
-        <w:br/>
-      </w:r>
-      <w:r>
-        <w:rPr>
-          <w:rFonts w:ascii="Arial" w:hAnsi="Arial" w:cs="Arial"/>
-          <w:i/>
-          <w:iCs/>
-          <w:color w:val="2E74B5" w:themeColor="accent5" w:themeShade="BF"/>
-          <w:shd w:val="clear" w:color="auto" w:fill="FFFFFF"/>
-        </w:rPr>
-        <w:t>In this manuscript, Gutfreund and colleagues investigate disrupted growth-arrest using single cell RNA-seq and a newly developed measure of gene-gene expression correlation in sparse data. In the first section, they develop a measure, GMP-cor, based on the eigenvalue density of the correlation matrix. This can be compared to the eigenvalue density of scrambled data, providing a measure of overall correlation while compensating for the sparsity of scRNA-seq data. Looking at three scRNA-seq data sets (exponential growth, regulated growth-arrest (reg-arrest), and disrupted growth-arrest (dis-arrest)), cells grown in the dis-arrest condition exhibit a loss of correlation in their gene expression patterns. They show that the (lack of) coherence of expression patterns is also reflected in bulk RNA-seq data by a loss of gene set enrichment in the dis-arrest condition relative to reg-arrest. Finally, they apply their measure to a scRNA-seq time course following induction of a toxin (VapC) known to induce antibiotic tolerance and persistence, showing that their GMP-cor measure also indicates a loss of gene-gene expression correlation in this data, suggesting it is a general property of the cellular state underlying tolerance/persistence.</w:t>
+        <w:t>density of the correlation matrix. This can be compared to the eigenvalue density of scrambled data, providing a measure of overall correlation while compensating for the sparsity of scRNA-seq data. Looking at three scRNA-seq data sets (exponential growth, regulated growth-arrest (reg-arrest), and disrupted growth-arrest (dis-arrest)), cells grown in the dis-arrest condition exhibit a loss of correlation in their gene expression patterns. They show that the (lack of) coherence of expression patterns is also reflected in bulk RNA-seq data by a loss of gene set enrichment in the dis-arrest condition relative to reg-arrest. Finally, they apply their measure to a scRNA-seq time course following induction of a toxin (VapC) known to induce antibiotic tolerance and persistence, showing that their GMP-cor measure also indicates a loss of gene-gene expression correlation in this data, suggesting it is a general property of the cellular state underlying tolerance/persistence.</w:t>
       </w:r>
       <w:r>
         <w:rPr>
@@ -4050,17 +4825,17 @@
         </w:rPr>
         <w:t>could you get back to gene information by looking in more detail (at the eigenvectors associated with unusually large eigenvalues?), maybe in comparison to e.g. a theoretical compendium of non-dis-arrest conditions?</w:t>
       </w:r>
-      <w:commentRangeStart w:id="36"/>
-      <w:r>
-        <w:rPr>
-          <w:rFonts w:ascii="Arial" w:hAnsi="Arial" w:cs="Arial"/>
-          <w:i/>
-          <w:iCs/>
-          <w:color w:val="2E74B5" w:themeColor="accent5" w:themeShade="BF"/>
-        </w:rPr>
-        <w:br/>
-      </w:r>
-      <w:commentRangeEnd w:id="36"/>
+      <w:commentRangeStart w:id="29"/>
+      <w:r>
+        <w:rPr>
+          <w:rFonts w:ascii="Arial" w:hAnsi="Arial" w:cs="Arial"/>
+          <w:i/>
+          <w:iCs/>
+          <w:color w:val="2E74B5" w:themeColor="accent5" w:themeShade="BF"/>
+        </w:rPr>
+        <w:br/>
+      </w:r>
+      <w:commentRangeEnd w:id="29"/>
       <w:r>
         <w:rPr>
           <w:rStyle w:val="CommentReference"/>
@@ -4071,7 +4846,7 @@
           <w:sz w:val="22"/>
           <w:szCs w:val="22"/>
         </w:rPr>
-        <w:commentReference w:id="36"/>
+        <w:commentReference w:id="29"/>
       </w:r>
       <w:r>
         <w:rPr>
@@ -4138,7 +4913,7 @@
       </w:r>
     </w:p>
   </w:comment>
-  <w:comment w:id="1" w:author="User" w:date="2026-03-02T14:19:00Z" w:initials="U">
+  <w:comment w:id="1" w:author="User" w:date="2026-01-14T18:01:00Z" w:initials="U">
     <w:p>
       <w:pPr>
         <w:pStyle w:val="CommentText"/>
@@ -4154,19 +4929,14 @@
       </w:r>
       <w:r>
         <w:rPr>
-          <w:lang w:val="en-US"/>
-        </w:rPr>
-        <w:t>To do: compare different metric, in particular the entropy metric is simulated data</w:t>
-      </w:r>
-      <w:r>
-        <w:rPr>
-          <w:lang w:val="en-US"/>
-        </w:rPr>
-        <w:t>, at steady state and away from steady state; with and without subpopulations; show how the strength of the jij inflenece the GMP corr</w:t>
+          <w:rStyle w:val="CommentReference"/>
+          <w:lang w:val="en-US"/>
+        </w:rPr>
+        <w:t>GMPcor used here to measured the level of dysregulation does not distinuguish between dyregulation due to dieruption ot to noise. Nevertheless, this metric is important for distinguishing between datadasets within the same experiment (assuming similar level of noise) and identifying disruption. When comparing different methods on the same culture, GMPcor can be extremely useful for determining the less noisy technique. For example, the data in Fig, 2D_F, while performed in the same type of conditions (exponential groth in rich meium??) suggest that the technique of ref…. is less noisy.</w:t>
       </w:r>
     </w:p>
   </w:comment>
-  <w:comment w:id="2" w:author="User" w:date="2026-03-02T14:21:00Z" w:initials="U">
+  <w:comment w:id="2" w:author="User" w:date="2026-01-14T18:02:00Z" w:initials="U">
     <w:p>
       <w:pPr>
         <w:pStyle w:val="CommentText"/>
@@ -4180,155 +4950,9 @@
         </w:rPr>
         <w:annotationRef/>
       </w:r>
-      <w:r>
-        <w:rPr>
-          <w:lang w:val="en-US"/>
-        </w:rPr>
-        <w:t xml:space="preserve">Is it so? </w:t>
-      </w:r>
     </w:p>
   </w:comment>
-  <w:comment w:id="3" w:author="User" w:date="2026-01-14T17:53:00Z" w:initials="U">
-    <w:p>
-      <w:pPr>
-        <w:pStyle w:val="CommentText"/>
-        <w:rPr>
-          <w:lang w:val="en-US"/>
-        </w:rPr>
-      </w:pPr>
-      <w:r>
-        <w:rPr>
-          <w:rStyle w:val="CommentReference"/>
-        </w:rPr>
-        <w:annotationRef/>
-      </w:r>
-      <w:r>
-        <w:rPr>
-          <w:lang w:val="en-US"/>
-        </w:rPr>
-        <w:t>Do Michaelis menten coupled equations of correlated gene and then dysrupt</w:t>
-      </w:r>
-    </w:p>
-  </w:comment>
-  <w:comment w:id="4" w:author="User" w:date="2026-02-04T16:24:00Z" w:initials="U">
-    <w:p>
-      <w:pPr>
-        <w:pStyle w:val="CommentText"/>
-      </w:pPr>
-      <w:r>
-        <w:rPr>
-          <w:rStyle w:val="CommentReference"/>
-        </w:rPr>
-        <w:annotationRef/>
-      </w:r>
-    </w:p>
-  </w:comment>
-  <w:comment w:id="5" w:author="User" w:date="2026-03-02T14:29:00Z" w:initials="U">
-    <w:p>
-      <w:pPr>
-        <w:pStyle w:val="CommentText"/>
-        <w:rPr>
-          <w:lang w:val="en-US"/>
-        </w:rPr>
-      </w:pPr>
-      <w:r>
-        <w:rPr>
-          <w:rStyle w:val="CommentReference"/>
-        </w:rPr>
-        <w:annotationRef/>
-      </w:r>
-      <w:r>
-        <w:rPr>
-          <w:lang w:val="en-US"/>
-        </w:rPr>
-        <w:t>Need to show that having two regulated sub-populations in the simulation does not decrease the GMP</w:t>
-      </w:r>
-    </w:p>
-  </w:comment>
-  <w:comment w:id="6" w:author="User" w:date="2026-01-14T18:01:00Z" w:initials="U">
-    <w:p>
-      <w:pPr>
-        <w:pStyle w:val="CommentText"/>
-        <w:rPr>
-          <w:lang w:val="en-US"/>
-        </w:rPr>
-      </w:pPr>
-      <w:r>
-        <w:rPr>
-          <w:rStyle w:val="CommentReference"/>
-        </w:rPr>
-        <w:annotationRef/>
-      </w:r>
-      <w:r>
-        <w:rPr>
-          <w:rStyle w:val="CommentReference"/>
-          <w:lang w:val="en-US"/>
-        </w:rPr>
-        <w:t>GMPcor used here to measured the level of dysregulation does not distinuguish between dyregulation due to dieruption ot to noise. Nevertheless, this metric is important for distinguishing between datadasets within the same experiment (assuming similar level of noise) and identifying disruption. When comparing different methods on the same culture, GMPcor can be extremely useful for determining the less noisy technique. For example, the data in Fig, 2D_F, while performed in the same type of conditions (exponential groth in rich meium??) suggest that the technique of ref…. is less noisy.</w:t>
-      </w:r>
-    </w:p>
-  </w:comment>
-  <w:comment w:id="7" w:author="User" w:date="2026-03-02T14:59:00Z" w:initials="U">
-    <w:p>
-      <w:pPr>
-        <w:pStyle w:val="CommentText"/>
-        <w:rPr>
-          <w:lang w:val="en-US"/>
-        </w:rPr>
-      </w:pPr>
-      <w:r>
-        <w:rPr>
-          <w:rStyle w:val="CommentReference"/>
-        </w:rPr>
-        <w:annotationRef/>
-      </w:r>
-      <w:r>
-        <w:rPr>
-          <w:lang w:val="en-US"/>
-        </w:rPr>
-        <w:t>To do</w:t>
-      </w:r>
-    </w:p>
-  </w:comment>
-  <w:comment w:id="8" w:author="User" w:date="2026-01-14T18:02:00Z" w:initials="U">
-    <w:p>
-      <w:pPr>
-        <w:pStyle w:val="CommentText"/>
-        <w:rPr>
-          <w:lang w:val="en-US"/>
-        </w:rPr>
-      </w:pPr>
-      <w:r>
-        <w:rPr>
-          <w:rStyle w:val="CommentReference"/>
-        </w:rPr>
-        <w:annotationRef/>
-      </w:r>
-    </w:p>
-  </w:comment>
-  <w:comment w:id="9" w:author="User" w:date="2026-03-02T15:02:00Z" w:initials="U">
-    <w:p>
-      <w:pPr>
-        <w:pStyle w:val="CommentText"/>
-        <w:rPr>
-          <w:lang w:val="en-US"/>
-        </w:rPr>
-      </w:pPr>
-      <w:r>
-        <w:rPr>
-          <w:rStyle w:val="CommentReference"/>
-        </w:rPr>
-        <w:annotationRef/>
-      </w:r>
-      <w:r>
-        <w:rPr>
-          <w:lang w:val="en-US"/>
-        </w:rPr>
-        <w:t>To do</w:t>
-      </w:r>
-    </w:p>
-  </w:comment>
-  <w:comment w:id="10" w:author="User" w:date="2026-01-14T18:04:00Z" w:initials="U">
+  <w:comment w:id="3" w:author="User" w:date="2026-01-14T18:04:00Z" w:initials="U">
     <w:p>
       <w:pPr>
         <w:pStyle w:val="CommentText"/>
@@ -4364,7 +4988,7 @@
       </w:r>
     </w:p>
   </w:comment>
-  <w:comment w:id="11" w:author="User" w:date="2026-01-14T18:04:00Z" w:initials="U">
+  <w:comment w:id="4" w:author="User" w:date="2026-01-14T18:04:00Z" w:initials="U">
     <w:p>
       <w:pPr>
         <w:pStyle w:val="CommentText"/>
@@ -4386,7 +5010,7 @@
       </w:r>
     </w:p>
   </w:comment>
-  <w:comment w:id="12" w:author="User" w:date="2026-01-19T16:08:00Z" w:initials="U">
+  <w:comment w:id="5" w:author="User" w:date="2026-01-19T16:08:00Z" w:initials="U">
     <w:p>
       <w:pPr>
         <w:pStyle w:val="CommentText"/>
@@ -4408,7 +5032,7 @@
       </w:r>
     </w:p>
   </w:comment>
-  <w:comment w:id="13" w:author="User" w:date="2026-01-14T18:17:00Z" w:initials="U">
+  <w:comment w:id="6" w:author="User" w:date="2026-01-14T18:17:00Z" w:initials="U">
     <w:p>
       <w:pPr>
         <w:pStyle w:val="CommentText"/>
@@ -4444,7 +5068,7 @@
       </w:r>
     </w:p>
   </w:comment>
-  <w:comment w:id="14" w:author="User" w:date="2026-01-14T18:22:00Z" w:initials="U">
+  <w:comment w:id="7" w:author="User" w:date="2026-01-14T18:22:00Z" w:initials="U">
     <w:p>
       <w:pPr>
         <w:pStyle w:val="CommentText"/>
@@ -4466,7 +5090,7 @@
       </w:r>
     </w:p>
   </w:comment>
-  <w:comment w:id="15" w:author="User" w:date="2026-01-14T18:26:00Z" w:initials="U">
+  <w:comment w:id="8" w:author="User" w:date="2026-01-14T18:26:00Z" w:initials="U">
     <w:p>
       <w:pPr>
         <w:pStyle w:val="CommentText"/>
@@ -4488,7 +5112,7 @@
       </w:r>
     </w:p>
   </w:comment>
-  <w:comment w:id="16" w:author="User" w:date="2026-01-19T16:12:00Z" w:initials="U">
+  <w:comment w:id="9" w:author="User" w:date="2026-01-19T16:12:00Z" w:initials="U">
     <w:p>
       <w:pPr>
         <w:pStyle w:val="CommentText"/>
@@ -4524,7 +5148,7 @@
       </w:r>
     </w:p>
   </w:comment>
-  <w:comment w:id="17" w:author="User" w:date="2026-01-19T16:14:00Z" w:initials="U">
+  <w:comment w:id="10" w:author="User" w:date="2026-01-19T16:14:00Z" w:initials="U">
     <w:p>
       <w:pPr>
         <w:pStyle w:val="CommentText"/>
@@ -4570,7 +5194,7 @@
       </w:r>
     </w:p>
   </w:comment>
-  <w:comment w:id="18" w:author="User" w:date="2026-01-14T18:29:00Z" w:initials="U">
+  <w:comment w:id="11" w:author="User" w:date="2026-01-14T18:29:00Z" w:initials="U">
     <w:p>
       <w:pPr>
         <w:pStyle w:val="CommentText"/>
@@ -4606,7 +5230,7 @@
       </w:r>
     </w:p>
   </w:comment>
-  <w:comment w:id="19" w:author="User" w:date="2026-01-14T18:33:00Z" w:initials="U">
+  <w:comment w:id="12" w:author="User" w:date="2026-01-14T18:33:00Z" w:initials="U">
     <w:p>
       <w:pPr>
         <w:pStyle w:val="CommentText"/>
@@ -4628,7 +5252,7 @@
       </w:r>
     </w:p>
   </w:comment>
-  <w:comment w:id="20" w:author="User" w:date="2026-01-14T18:39:00Z" w:initials="U">
+  <w:comment w:id="13" w:author="User" w:date="2026-01-14T18:39:00Z" w:initials="U">
     <w:p>
       <w:pPr>
         <w:pStyle w:val="CommentText"/>
@@ -4664,7 +5288,7 @@
       </w:r>
     </w:p>
   </w:comment>
-  <w:comment w:id="21" w:author="User" w:date="2026-01-19T16:27:00Z" w:initials="U">
+  <w:comment w:id="14" w:author="User" w:date="2026-01-19T16:27:00Z" w:initials="U">
     <w:p>
       <w:pPr>
         <w:pStyle w:val="CommentText"/>
@@ -4686,7 +5310,7 @@
       </w:r>
     </w:p>
   </w:comment>
-  <w:comment w:id="22" w:author="User" w:date="2026-01-14T18:40:00Z" w:initials="U">
+  <w:comment w:id="15" w:author="User" w:date="2026-01-14T18:40:00Z" w:initials="U">
     <w:p>
       <w:pPr>
         <w:pStyle w:val="CommentText"/>
@@ -4708,7 +5332,7 @@
       </w:r>
     </w:p>
   </w:comment>
-  <w:comment w:id="23" w:author="User" w:date="2026-01-14T18:41:00Z" w:initials="U">
+  <w:comment w:id="16" w:author="User" w:date="2026-01-14T18:41:00Z" w:initials="U">
     <w:p>
       <w:pPr>
         <w:pStyle w:val="CommentText"/>
@@ -4730,7 +5354,7 @@
       </w:r>
     </w:p>
   </w:comment>
-  <w:comment w:id="24" w:author="User" w:date="2026-01-19T16:29:00Z" w:initials="U">
+  <w:comment w:id="17" w:author="User" w:date="2026-01-19T16:29:00Z" w:initials="U">
     <w:p>
       <w:pPr>
         <w:pStyle w:val="CommentText"/>
@@ -4752,7 +5376,7 @@
       </w:r>
     </w:p>
   </w:comment>
-  <w:comment w:id="25" w:author="User" w:date="2026-01-19T16:32:00Z" w:initials="U">
+  <w:comment w:id="18" w:author="User" w:date="2026-01-19T16:32:00Z" w:initials="U">
     <w:p>
       <w:pPr>
         <w:pStyle w:val="CommentText"/>
@@ -4774,7 +5398,7 @@
       </w:r>
     </w:p>
   </w:comment>
-  <w:comment w:id="26" w:author="User" w:date="2026-01-19T16:35:00Z" w:initials="U">
+  <w:comment w:id="19" w:author="User" w:date="2026-01-19T16:35:00Z" w:initials="U">
     <w:p>
       <w:pPr>
         <w:pStyle w:val="CommentText"/>
@@ -4796,7 +5420,7 @@
       </w:r>
     </w:p>
   </w:comment>
-  <w:comment w:id="27" w:author="User" w:date="2026-01-19T16:36:00Z" w:initials="U">
+  <w:comment w:id="20" w:author="User" w:date="2026-01-19T16:36:00Z" w:initials="U">
     <w:p>
       <w:pPr>
         <w:pStyle w:val="CommentText"/>
@@ -4818,7 +5442,7 @@
       </w:r>
     </w:p>
   </w:comment>
-  <w:comment w:id="28" w:author="User" w:date="2026-01-19T16:40:00Z" w:initials="U">
+  <w:comment w:id="21" w:author="User" w:date="2026-01-19T16:40:00Z" w:initials="U">
     <w:p>
       <w:pPr>
         <w:pStyle w:val="CommentText"/>
@@ -4840,7 +5464,7 @@
       </w:r>
     </w:p>
   </w:comment>
-  <w:comment w:id="29" w:author="User" w:date="2026-01-19T16:41:00Z" w:initials="U">
+  <w:comment w:id="22" w:author="User" w:date="2026-01-19T16:41:00Z" w:initials="U">
     <w:p>
       <w:pPr>
         <w:pStyle w:val="CommentText"/>
@@ -4879,7 +5503,7 @@
       </w:r>
     </w:p>
   </w:comment>
-  <w:comment w:id="30" w:author="User" w:date="2026-01-14T18:44:00Z" w:initials="U">
+  <w:comment w:id="23" w:author="User" w:date="2026-01-14T18:44:00Z" w:initials="U">
     <w:p>
       <w:pPr>
         <w:pStyle w:val="CommentText"/>
@@ -4929,7 +5553,7 @@
       </w:r>
     </w:p>
   </w:comment>
-  <w:comment w:id="31" w:author="User" w:date="2026-01-19T16:45:00Z" w:initials="U">
+  <w:comment w:id="24" w:author="User" w:date="2026-01-19T16:45:00Z" w:initials="U">
     <w:p>
       <w:pPr>
         <w:pStyle w:val="CommentText"/>
@@ -4951,7 +5575,7 @@
       </w:r>
     </w:p>
   </w:comment>
-  <w:comment w:id="32" w:author="User" w:date="2026-01-14T18:45:00Z" w:initials="U">
+  <w:comment w:id="25" w:author="User" w:date="2026-01-14T18:45:00Z" w:initials="U">
     <w:p>
       <w:pPr>
         <w:pStyle w:val="CommentText"/>
@@ -4987,7 +5611,7 @@
       </w:r>
     </w:p>
   </w:comment>
-  <w:comment w:id="33" w:author="User" w:date="2026-01-19T16:47:00Z" w:initials="U">
+  <w:comment w:id="26" w:author="User" w:date="2026-01-19T16:47:00Z" w:initials="U">
     <w:p>
       <w:pPr>
         <w:pStyle w:val="CommentText"/>
@@ -5009,7 +5633,7 @@
       </w:r>
     </w:p>
   </w:comment>
-  <w:comment w:id="34" w:author="User" w:date="2026-01-14T18:46:00Z" w:initials="U">
+  <w:comment w:id="27" w:author="User" w:date="2026-01-14T18:46:00Z" w:initials="U">
     <w:p>
       <w:pPr>
         <w:pStyle w:val="CommentText"/>
@@ -5031,7 +5655,7 @@
       </w:r>
     </w:p>
   </w:comment>
-  <w:comment w:id="35" w:author="User" w:date="2026-01-19T16:50:00Z" w:initials="U">
+  <w:comment w:id="28" w:author="User" w:date="2026-01-19T16:50:00Z" w:initials="U">
     <w:p>
       <w:pPr>
         <w:pStyle w:val="CommentText"/>
@@ -5053,7 +5677,7 @@
       </w:r>
     </w:p>
   </w:comment>
-  <w:comment w:id="36" w:author="User" w:date="2026-01-14T17:19:00Z" w:initials="U">
+  <w:comment w:id="29" w:author="User" w:date="2026-01-14T17:19:00Z" w:initials="U">
     <w:p>
       <w:pPr>
         <w:pStyle w:val="CommentText"/>
@@ -5081,15 +5705,8 @@
 <file path=word/commentsExtended.xml><?xml version="1.0" encoding="utf-8"?>
 <w15:commentsEx xmlns:wpc="http://schemas.microsoft.com/office/word/2010/wordprocessingCanvas" xmlns:cx="http://schemas.microsoft.com/office/drawing/2014/chartex" xmlns:cx1="http://schemas.microsoft.com/office/drawing/2015/9/8/chartex" xmlns:cx2="http://schemas.microsoft.com/office/drawing/2015/10/21/chartex" xmlns:cx3="http://schemas.microsoft.com/office/drawing/2016/5/9/chartex" xmlns:cx4="http://schemas.microsoft.com/office/drawing/2016/5/10/chartex" xmlns:cx5="http://schemas.microsoft.com/office/drawing/2016/5/11/chartex" xmlns:cx6="http://schemas.microsoft.com/office/drawing/2016/5/12/chartex" xmlns:cx7="http://schemas.microsoft.com/office/drawing/2016/5/13/chartex" xmlns:cx8="http://schemas.microsoft.com/office/drawing/2016/5/14/chartex" xmlns:mc="http://schemas.openxmlformats.org/markup-compatibility/2006" xmlns:aink="http://schemas.microsoft.com/office/drawing/2016/ink" xmlns:am3d="http://schemas.microsoft.com/office/drawing/2017/model3d" xmlns:o="urn:schemas-microsoft-com:office:office" xmlns:oel="http://schemas.microsoft.com/office/2019/extlst" xmlns:r="http://schemas.openxmlformats.org/officeDocument/2006/relationships" xmlns:m="http://schemas.openxmlformats.org/officeDocument/2006/math" xmlns:v="urn:schemas-microsoft-com:vml" xmlns:wp14="http://schemas.microsoft.com/office/word/2010/wordprocessingDrawing" xmlns:wp="http://schemas.openxmlformats.org/drawingml/2006/wordprocessingDrawing" xmlns:w10="urn:schemas-microsoft-com:office:word" xmlns:w="http://schemas.openxmlformats.org/wordprocessingml/2006/main" xmlns:w14="http://schemas.microsoft.com/office/word/2010/wordml" xmlns:w15="http://schemas.microsoft.com/office/word/2012/wordml" xmlns:w16cex="http://schemas.microsoft.com/office/word/2018/wordml/cex" xmlns:w16cid="http://schemas.microsoft.com/office/word/2016/wordml/cid" xmlns:w16="http://schemas.microsoft.com/office/word/2018/wordml" xmlns:w16du="http://schemas.microsoft.com/office/word/2023/wordml/word16du" xmlns:w16sdtdh="http://schemas.microsoft.com/office/word/2020/wordml/sdtdatahash" xmlns:w16sdtfl="http://schemas.microsoft.com/office/word/2024/wordml/sdtformatlock" xmlns:w16se="http://schemas.microsoft.com/office/word/2015/wordml/symex" xmlns:wpg="http://schemas.microsoft.com/office/word/2010/wordprocessingGroup" xmlns:wpi="http://schemas.microsoft.com/office/word/2010/wordprocessingInk" xmlns:wne="http://schemas.microsoft.com/office/word/2006/wordml" xmlns:wps="http://schemas.microsoft.com/office/word/2010/wordprocessingShape" mc:Ignorable="w14 w15 w16se w16cid w16 w16cex w16sdtdh w16sdtfl w16du wp14">
   <w15:commentEx w15:paraId="76CC7B5D" w15:done="0"/>
-  <w15:commentEx w15:paraId="475C6BC9" w15:done="0"/>
-  <w15:commentEx w15:paraId="41F3BA2E" w15:done="0"/>
-  <w15:commentEx w15:paraId="692B6248" w15:done="0"/>
-  <w15:commentEx w15:paraId="6242DD1A" w15:done="0"/>
-  <w15:commentEx w15:paraId="3469301C" w15:done="0"/>
   <w15:commentEx w15:paraId="1208A8D6" w15:done="0"/>
-  <w15:commentEx w15:paraId="41FB4CCF" w15:done="0"/>
   <w15:commentEx w15:paraId="5F709C85" w15:done="0"/>
-  <w15:commentEx w15:paraId="5170F80A" w15:done="0"/>
   <w15:commentEx w15:paraId="75248E53" w15:done="0"/>
   <w15:commentEx w15:paraId="41ACB122" w15:done="0"/>
   <w15:commentEx w15:paraId="7296B4D3" w15:done="0"/>
@@ -5123,15 +5740,8 @@
 <file path=word/commentsExtensible.xml><?xml version="1.0" encoding="utf-8"?>
 <w16cex:commentsExtensible xmlns:wpc="http://schemas.microsoft.com/office/word/2010/wordprocessingCanvas" xmlns:cx="http://schemas.microsoft.com/office/drawing/2014/chartex" xmlns:cx1="http://schemas.microsoft.com/office/drawing/2015/9/8/chartex" xmlns:cx2="http://schemas.microsoft.com/office/drawing/2015/10/21/chartex" xmlns:cx3="http://schemas.microsoft.com/office/drawing/2016/5/9/chartex" xmlns:cx4="http://schemas.microsoft.com/office/drawing/2016/5/10/chartex" xmlns:cx5="http://schemas.microsoft.com/office/drawing/2016/5/11/chartex" xmlns:cx6="http://schemas.microsoft.com/office/drawing/2016/5/12/chartex" xmlns:cx7="http://schemas.microsoft.com/office/drawing/2016/5/13/chartex" xmlns:cx8="http://schemas.microsoft.com/office/drawing/2016/5/14/chartex" xmlns:cr="http://schemas.microsoft.com/office/comments/2020/reactions" xmlns:mc="http://schemas.openxmlformats.org/markup-compatibility/2006" xmlns:aink="http://schemas.microsoft.com/office/drawing/2016/ink" xmlns:am3d="http://schemas.microsoft.com/office/drawing/2017/model3d" xmlns:o="urn:schemas-microsoft-com:office:office" xmlns:oel="http://schemas.microsoft.com/office/2019/extlst" xmlns:r="http://schemas.openxmlformats.org/officeDocument/2006/relationships" xmlns:m="http://schemas.openxmlformats.org/officeDocument/2006/math" xmlns:v="urn:schemas-microsoft-com:vml" xmlns:wp14="http://schemas.microsoft.com/office/word/2010/wordprocessingDrawing" xmlns:wp="http://schemas.openxmlformats.org/drawingml/2006/wordprocessingDrawing" xmlns:w10="urn:schemas-microsoft-com:office:word" xmlns:w="http://schemas.openxmlformats.org/wordprocessingml/2006/main" xmlns:w14="http://schemas.microsoft.com/office/word/2010/wordml" xmlns:w15="http://schemas.microsoft.com/office/word/2012/wordml" xmlns:w16cex="http://schemas.microsoft.com/office/word/2018/wordml/cex" xmlns:w16cid="http://schemas.microsoft.com/office/word/2016/wordml/cid" xmlns:w16="http://schemas.microsoft.com/office/word/2018/wordml" xmlns:w16du="http://schemas.microsoft.com/office/word/2023/wordml/word16du" xmlns:w16sdtdh="http://schemas.microsoft.com/office/word/2020/wordml/sdtdatahash" xmlns:w16sdtfl="http://schemas.microsoft.com/office/word/2024/wordml/sdtformatlock" xmlns:w16se="http://schemas.microsoft.com/office/word/2015/wordml/symex" xmlns:wpg="http://schemas.microsoft.com/office/word/2010/wordprocessingGroup" xmlns:wpi="http://schemas.microsoft.com/office/word/2010/wordprocessingInk" xmlns:wne="http://schemas.microsoft.com/office/word/2006/wordml" xmlns:wps="http://schemas.microsoft.com/office/word/2010/wordprocessingShape" mc:Ignorable="w14 w15 w16se w16cid w16 w16cex w16sdtdh w16sdtfl cr w16du wp14">
   <w16cex:commentExtensible w16cex:durableId="2D1255F4" w16cex:dateUtc="2026-01-14T15:50:00Z"/>
-  <w16cex:commentExtensible w16cex:durableId="2D501B05" w16cex:dateUtc="2026-03-02T12:19:00Z"/>
-  <w16cex:commentExtensible w16cex:durableId="2D501B5F" w16cex:dateUtc="2026-03-02T12:21:00Z"/>
-  <w16cex:commentExtensible w16cex:durableId="2D1256A1" w16cex:dateUtc="2026-01-14T15:53:00Z"/>
-  <w16cex:commentExtensible w16cex:durableId="2D2DF156" w16cex:dateUtc="2026-02-04T14:24:00Z"/>
-  <w16cex:commentExtensible w16cex:durableId="2D501D2C" w16cex:dateUtc="2026-03-02T12:29:00Z"/>
   <w16cex:commentExtensible w16cex:durableId="2D12587F" w16cex:dateUtc="2026-01-14T16:01:00Z"/>
-  <w16cex:commentExtensible w16cex:durableId="2D50246A" w16cex:dateUtc="2026-03-02T12:59:00Z"/>
   <w16cex:commentExtensible w16cex:durableId="2D1258C1" w16cex:dateUtc="2026-01-14T16:02:00Z"/>
-  <w16cex:commentExtensible w16cex:durableId="2D5024F8" w16cex:dateUtc="2026-03-02T13:02:00Z"/>
   <w16cex:commentExtensible w16cex:durableId="2D125947" w16cex:dateUtc="2026-01-14T16:04:00Z"/>
   <w16cex:commentExtensible w16cex:durableId="2D12593E" w16cex:dateUtc="2026-01-14T16:04:00Z"/>
   <w16cex:commentExtensible w16cex:durableId="2D18D56C" w16cex:dateUtc="2026-01-19T14:08:00Z"/>
@@ -5165,15 +5775,8 @@
 <file path=word/commentsIds.xml><?xml version="1.0" encoding="utf-8"?>
 <w16cid:commentsIds xmlns:wpc="http://schemas.microsoft.com/office/word/2010/wordprocessingCanvas" xmlns:cx="http://schemas.microsoft.com/office/drawing/2014/chartex" xmlns:cx1="http://schemas.microsoft.com/office/drawing/2015/9/8/chartex" xmlns:cx2="http://schemas.microsoft.com/office/drawing/2015/10/21/chartex" xmlns:cx3="http://schemas.microsoft.com/office/drawing/2016/5/9/chartex" xmlns:cx4="http://schemas.microsoft.com/office/drawing/2016/5/10/chartex" xmlns:cx5="http://schemas.microsoft.com/office/drawing/2016/5/11/chartex" xmlns:cx6="http://schemas.microsoft.com/office/drawing/2016/5/12/chartex" xmlns:cx7="http://schemas.microsoft.com/office/drawing/2016/5/13/chartex" xmlns:cx8="http://schemas.microsoft.com/office/drawing/2016/5/14/chartex" xmlns:mc="http://schemas.openxmlformats.org/markup-compatibility/2006" xmlns:aink="http://schemas.microsoft.com/office/drawing/2016/ink" xmlns:am3d="http://schemas.microsoft.com/office/drawing/2017/model3d" xmlns:o="urn:schemas-microsoft-com:office:office" xmlns:oel="http://schemas.microsoft.com/office/2019/extlst" xmlns:r="http://schemas.openxmlformats.org/officeDocument/2006/relationships" xmlns:m="http://schemas.openxmlformats.org/officeDocument/2006/math" xmlns:v="urn:schemas-microsoft-com:vml" xmlns:wp14="http://schemas.microsoft.com/office/word/2010/wordprocessingDrawing" xmlns:wp="http://schemas.openxmlformats.org/drawingml/2006/wordprocessingDrawing" xmlns:w10="urn:schemas-microsoft-com:office:word" xmlns:w="http://schemas.openxmlformats.org/wordprocessingml/2006/main" xmlns:w14="http://schemas.microsoft.com/office/word/2010/wordml" xmlns:w15="http://schemas.microsoft.com/office/word/2012/wordml" xmlns:w16cex="http://schemas.microsoft.com/office/word/2018/wordml/cex" xmlns:w16cid="http://schemas.microsoft.com/office/word/2016/wordml/cid" xmlns:w16="http://schemas.microsoft.com/office/word/2018/wordml" xmlns:w16du="http://schemas.microsoft.com/office/word/2023/wordml/word16du" xmlns:w16sdtdh="http://schemas.microsoft.com/office/word/2020/wordml/sdtdatahash" xmlns:w16sdtfl="http://schemas.microsoft.com/office/word/2024/wordml/sdtformatlock" xmlns:w16se="http://schemas.microsoft.com/office/word/2015/wordml/symex" xmlns:wpg="http://schemas.microsoft.com/office/word/2010/wordprocessingGroup" xmlns:wpi="http://schemas.microsoft.com/office/word/2010/wordprocessingInk" xmlns:wne="http://schemas.microsoft.com/office/word/2006/wordml" xmlns:wps="http://schemas.microsoft.com/office/word/2010/wordprocessingShape" mc:Ignorable="w14 w15 w16se w16cid w16 w16cex w16sdtdh w16sdtfl w16du wp14">
   <w16cid:commentId w16cid:paraId="76CC7B5D" w16cid:durableId="2D1255F4"/>
-  <w16cid:commentId w16cid:paraId="475C6BC9" w16cid:durableId="2D501B05"/>
-  <w16cid:commentId w16cid:paraId="41F3BA2E" w16cid:durableId="2D501B5F"/>
-  <w16cid:commentId w16cid:paraId="692B6248" w16cid:durableId="2D1256A1"/>
-  <w16cid:commentId w16cid:paraId="6242DD1A" w16cid:durableId="2D2DF156"/>
-  <w16cid:commentId w16cid:paraId="3469301C" w16cid:durableId="2D501D2C"/>
   <w16cid:commentId w16cid:paraId="1208A8D6" w16cid:durableId="2D12587F"/>
-  <w16cid:commentId w16cid:paraId="41FB4CCF" w16cid:durableId="2D50246A"/>
   <w16cid:commentId w16cid:paraId="5F709C85" w16cid:durableId="2D1258C1"/>
-  <w16cid:commentId w16cid:paraId="5170F80A" w16cid:durableId="2D5024F8"/>
   <w16cid:commentId w16cid:paraId="75248E53" w16cid:durableId="2D125947"/>
   <w16cid:commentId w16cid:paraId="41ACB122" w16cid:durableId="2D12593E"/>
   <w16cid:commentId w16cid:paraId="7296B4D3" w16cid:durableId="2D18D56C"/>
@@ -5723,6 +6326,17 @@
       <w:szCs w:val="20"/>
     </w:rPr>
   </w:style>
+  <w:style w:type="paragraph" w:styleId="ListParagraph">
+    <w:name w:val="List Paragraph"/>
+    <w:basedOn w:val="Normal"/>
+    <w:uiPriority w:val="34"/>
+    <w:qFormat/>
+    <w:rsid w:val="00FD6C17"/>
+    <w:pPr>
+      <w:ind w:left="720"/>
+      <w:contextualSpacing/>
+    </w:pPr>
+  </w:style>
 </w:styles>
 </file>
 

--- a/documents/Rebuttal02032026.docx
+++ b/documents/Rebuttal02032026.docx
@@ -1695,6 +1695,164 @@
     <w:p>
       <w:pPr>
         <w:rPr>
+          <w:bCs/>
+        </w:rPr>
+      </w:pPr>
+      <w:r>
+        <w:rPr>
+          <w:b/>
+        </w:rPr>
+        <w:t>Response (Comment 2.4).</w:t>
+      </w:r>
+      <w:r>
+        <w:br/>
+      </w:r>
+      <w:r>
+        <w:br/>
+      </w:r>
+      <w:r>
+        <w:rPr>
+          <w:b/>
+        </w:rPr>
+        <w:t xml:space="preserve">Other single-cell technologies. </w:t>
+      </w:r>
+      <w:r>
+        <w:t>To test whether GMP-Cor is specific to our probe-based protocol, we applied it to two independent E. coli scRNA-seq datasets from Ma et al.</w:t>
+      </w:r>
+      <w:r>
+        <w:t xml:space="preserve"> (appearing now in </w:t>
+      </w:r>
+      <w:r>
+        <w:rPr>
+          <w:highlight w:val="yellow"/>
+        </w:rPr>
+        <w:t>Fig. 2F-G</w:t>
+      </w:r>
+      <w:r>
+        <w:t>)</w:t>
+      </w:r>
+      <w:r>
+        <w:t>, generated with a fundamentally different single-cell technique</w:t>
+      </w:r>
+      <w:r>
+        <w:t xml:space="preserve">. </w:t>
+      </w:r>
+      <w:r>
+        <w:t xml:space="preserve">Despite the different capture chemistry, library structure, and sparsity profile, GMP-Cor reproduced the expected </w:t>
+      </w:r>
+      <w:r>
+        <w:t xml:space="preserve">range for </w:t>
+      </w:r>
+      <w:r>
+        <w:lastRenderedPageBreak/>
+        <w:t>actively growing</w:t>
+      </w:r>
+      <w:r>
+        <w:t xml:space="preserve"> cells </w:t>
+      </w:r>
+      <w:r>
+        <w:rPr>
+          <w:highlight w:val="yellow"/>
+        </w:rPr>
+        <w:t>(GMP-Cor ≈ [X</w:t>
+      </w:r>
+      <w:r>
+        <w:rPr>
+          <w:highlight w:val="yellow"/>
+        </w:rPr>
+        <w:t>]).</w:t>
+      </w:r>
+      <w:r>
+        <w:t xml:space="preserve"> It is important to note, that because different techniques generate very different data in terms of SNR and sparsity, it is important to compare GMP-Cor within the same technique to make conclusions on wether a response in regulated/dysregulated. </w:t>
+      </w:r>
+      <w:r>
+        <w:br/>
+      </w:r>
+      <w:r>
+        <w:br/>
+      </w:r>
+      <w:r>
+        <w:rPr>
+          <w:b/>
+        </w:rPr>
+        <w:t xml:space="preserve">Larger cell numbers. </w:t>
+      </w:r>
+      <w:r>
+        <w:t>These external datasets also span a wider range of cell numbers than our own conditions, and the subsampling analysis (Comment 2.3) establishes the behavior of the metric across that range, including the gene-dimension matching required for cross-dataset comparison.</w:t>
+      </w:r>
+      <w:r>
+        <w:br/>
+      </w:r>
+      <w:r>
+        <w:br/>
+      </w:r>
+      <w:r>
+        <w:rPr>
+          <w:b/>
+        </w:rPr>
+        <w:t xml:space="preserve">A different biological system. </w:t>
+      </w:r>
+      <w:r>
+        <w:t xml:space="preserve">To probe generalizability beyond bacteria, we are additionally applying GMP-Cor to single-cell data from drug-tolerant cancer persister cells (Oren et al.). This analysis is ongoing; our preliminary aim is to test whether the loss of global gene–gene coordination captured by GMP-Cor in bacterial Dis-Arrest also distinguishes drug-tolerant from cycling cancer populations, which would indicate that the signature is a generic feature of </w:t>
+      </w:r>
+      <w:r>
+        <w:t>living cells and not only</w:t>
+      </w:r>
+      <w:r>
+        <w:t xml:space="preserve"> bacteria</w:t>
+      </w:r>
+      <w:r>
+        <w:t xml:space="preserve"> under</w:t>
+      </w:r>
+      <w:r>
+        <w:t xml:space="preserve"> stress. We will include this as a preliminary cross-system extension and have moved the broader cross-system framing to the Discussion, consistent with the scope of the data.</w:t>
+      </w:r>
+      <w:r>
+        <w:br/>
+      </w:r>
+      <w:r>
+        <w:br/>
+      </w:r>
+      <w:r>
+        <w:rPr>
+          <w:b/>
+        </w:rPr>
+        <w:t xml:space="preserve">Bulk RNA-seq compendia. </w:t>
+      </w:r>
+      <w:r>
+        <w:t>We emphasize that GMP-Cor is intrinsically a single-cell quantity (see Comment 1): it is the eigenvalue spectrum of the gene–gene correlation matrix computed across cells. A bulk compendium provides one averaged expression vector per sample and cannot define a correlation spectrum within a condition. The metric is, however, applicable to any data with single-cell resolution, as the Ma et al. analysis demonstrates.</w:t>
+      </w:r>
+      <w:r>
+        <w:br/>
+      </w:r>
+      <w:r>
+        <w:br/>
+      </w:r>
+      <w:r>
+        <w:rPr>
+          <w:b/>
+        </w:rPr>
+        <w:t xml:space="preserve">Practical leverage for therapy. </w:t>
+      </w:r>
+      <w:r>
+        <w:t xml:space="preserve">We have clarified the intended application. GMP-Cor is a culture-level readout of how strongly transcription is coordinated, and we propose two concrete uses. (i) As a biomarker for persister-prone states: because dysregulated (low GMP-Cor) cultures are enriched for the long-lag, tolerance-associated cells, GMP-Cor can flag treatment conditions or genetic backgrounds likely to generate persisters, helping prioritize regimens that avoid driving cells into the dysregulated state. (ii) As a screening endpoint: perturbations (drug combinations, adjuvants) can be ranked by their effect on GMP-Cor, identifying interventions that restore regulatory coordination (raising GMP-Cor) and thereby reduce the dysregulation-associated tolerant fraction, rather than relying on </w:t>
+      </w:r>
+      <w:r>
+        <w:t xml:space="preserve">inhibiting </w:t>
+      </w:r>
+      <w:r>
+        <w:t>single persistence gene</w:t>
+      </w:r>
+      <w:r>
+        <w:t>s</w:t>
+      </w:r>
+      <w:r>
+        <w:t>, which our framework predicts will be irreproducible when persistence arises from global dysregulation.</w:t>
+      </w:r>
+    </w:p>
+    <w:p>
+      <w:pPr>
+        <w:rPr>
           <w:i/>
           <w:iCs/>
           <w:color w:val="2E74B5" w:themeColor="accent5" w:themeShade="BF"/>
@@ -1777,18 +1935,273 @@
           <w:color w:val="2E74B5" w:themeColor="accent5" w:themeShade="BF"/>
           <w:shd w:val="clear" w:color="auto" w:fill="FFFFFF"/>
         </w:rPr>
-        <w:t xml:space="preserve">showed a loss of gene-gene correlations during non-adaptive stress responses and a loss of fitness. Moreover, a second a prior study from the same group (doi: 10.1038/s41467-020-18134-z) used transcriptomic entropy to quantify the stress response in bulk RNA-seq data, where increased entropy is associated with dysregulation loss of fitness and survival. Importantly, in the introduction of </w:t>
-      </w:r>
-      <w:r>
-        <w:rPr>
-          <w:rFonts w:ascii="Arial" w:hAnsi="Arial" w:cs="Arial"/>
-          <w:i/>
-          <w:iCs/>
-          <w:color w:val="2E74B5" w:themeColor="accent5" w:themeShade="BF"/>
-          <w:shd w:val="clear" w:color="auto" w:fill="FFFFFF"/>
+        <w:t xml:space="preserve">showed a loss of gene-gene correlations during non-adaptive stress responses and a loss of fitness. Moreover, a second a prior study from the same group (doi: 10.1038/s41467-020-18134-z) used transcriptomic entropy to quantify the stress response in bulk RNA-seq data, where increased entropy is associated with dysregulation loss of fitness and survival. Importantly, in the introduction of this manuscript that paper is </w:t>
+      </w:r>
+      <w:r>
+        <w:rPr>
+          <w:rFonts w:ascii="Arial" w:hAnsi="Arial" w:cs="Arial"/>
+          <w:i/>
+          <w:iCs/>
+          <w:color w:val="2E74B5" w:themeColor="accent5" w:themeShade="BF"/>
+          <w:highlight w:val="yellow"/>
+          <w:shd w:val="clear" w:color="auto" w:fill="FFFFFF"/>
+        </w:rPr>
+        <w:t>referenced</w:t>
+      </w:r>
+      <w:r>
+        <w:rPr>
+          <w:rFonts w:ascii="Arial" w:hAnsi="Arial" w:cs="Arial"/>
+          <w:i/>
+          <w:iCs/>
+          <w:color w:val="2E74B5" w:themeColor="accent5" w:themeShade="BF"/>
+          <w:highlight w:val="yellow"/>
+          <w:shd w:val="clear" w:color="auto" w:fill="FFFFFF"/>
+        </w:rPr>
+        <w:t xml:space="preserve"> but its main conclusions are misrepresented</w:t>
+      </w:r>
+      <w:r>
+        <w:rPr>
+          <w:rFonts w:ascii="Arial" w:hAnsi="Arial" w:cs="Arial"/>
+          <w:i/>
+          <w:iCs/>
+          <w:color w:val="2E74B5" w:themeColor="accent5" w:themeShade="BF"/>
+          <w:shd w:val="clear" w:color="auto" w:fill="FFFFFF"/>
+        </w:rPr>
+        <w:t>. In addition, the GMP correlation index developed in the current study appears conceptually related, as both aim to capture global dysregulation rather than specific pathway changes</w:t>
+      </w:r>
+      <w:r>
+        <w:rPr>
+          <w:rFonts w:ascii="Arial" w:hAnsi="Arial" w:cs="Arial"/>
+          <w:i/>
+          <w:iCs/>
+          <w:color w:val="2E74B5" w:themeColor="accent5" w:themeShade="BF"/>
+          <w:highlight w:val="yellow"/>
+          <w:shd w:val="clear" w:color="auto" w:fill="FFFFFF"/>
+        </w:rPr>
+        <w:t>. It is important the authors integrate and reference these prior findings properly into this manuscript, and they should specifically show the advantages and/or limitations of the GMP correlation index relative to entropy-based metrics.</w:t>
+      </w:r>
+      <w:r>
+        <w:rPr>
+          <w:rFonts w:ascii="Arial" w:hAnsi="Arial" w:cs="Arial"/>
+          <w:i/>
+          <w:iCs/>
+          <w:color w:val="2E74B5" w:themeColor="accent5" w:themeShade="BF"/>
+        </w:rPr>
+        <w:br/>
+      </w:r>
+      <w:r>
+        <w:rPr>
+          <w:rFonts w:ascii="Arial" w:hAnsi="Arial" w:cs="Arial"/>
+          <w:i/>
+          <w:iCs/>
+          <w:color w:val="2E74B5" w:themeColor="accent5" w:themeShade="BF"/>
+        </w:rPr>
+        <w:br/>
+      </w:r>
+    </w:p>
+    <w:p>
+      <w:r>
+        <w:rPr>
+          <w:b/>
         </w:rPr>
         <w:lastRenderedPageBreak/>
-        <w:t xml:space="preserve">this manuscript that paper is </w:t>
+        <w:t>Response (Comment 2.5).</w:t>
+      </w:r>
+      <w:r>
+        <w:br/>
+      </w:r>
+      <w:r>
+        <w:br/>
+        <w:t>We thank the reviewer for pointing us to these studies, which are indeed closely related, and we have corrected and expanded our treatment of them.</w:t>
+      </w:r>
+      <w:r>
+        <w:t xml:space="preserve"> </w:t>
+      </w:r>
+      <w:r>
+        <w:t>We have rewritten the passage citing Zhu et al. so that its conclusions are represented accurately: that work used transcriptomic entropy on bulk RNA-seq to show that increased entropy accompanies a disorganized, non-adaptive stress response and is associated with reduced fitness and survival. We previously summarized this incorrectly and have fixed it.</w:t>
+      </w:r>
+      <w:r>
+        <w:br/>
+        <w:t xml:space="preserve">We now also cite </w:t>
+      </w:r>
+      <w:r>
+        <w:t>Jensen</w:t>
+      </w:r>
+      <w:r>
+        <w:t xml:space="preserve"> et al., which reported a loss of gene–gene correlation during non-adaptive stress and its link to loss of fitness. This is the closest precedent to our observable, and we present it as direct conceptual support: that study demonstrated the phenomenon at the bulk/across-condition level, whereas GMP-Cor quantifies the same loss of coordination within a single condition at single-cell resolution, with a built-in noise null.</w:t>
+      </w:r>
+      <w:r>
+        <w:br/>
+      </w:r>
+      <w:r>
+        <w:br/>
+      </w:r>
+      <w:r>
+        <w:rPr>
+          <w:b/>
+        </w:rPr>
+        <w:t xml:space="preserve">Advantages and limitations versus entropy. </w:t>
+      </w:r>
+      <w:r>
+        <w:t xml:space="preserve">The two approaches are complementary and address different questions on different data. Transcriptomic entropy measures the disorder of an expression distribution and is naturally a bulk, across-perturbation readout — it characterizes how broadly cells sample expression space </w:t>
+      </w:r>
+      <w:r>
+        <w:t>after a perturbation</w:t>
+      </w:r>
+      <w:r>
+        <w:t>, and it requires a defined reference distribution</w:t>
+      </w:r>
+      <w:r>
+        <w:t xml:space="preserve"> and time series</w:t>
+      </w:r>
+      <w:r>
+        <w:t>. GMP-Cor, by contrast, is a single-cell, within-condition measure of whether the gene–gene correlation structure is preserved relative to a scrambled null, and so requires no external reference</w:t>
+      </w:r>
+      <w:r>
+        <w:t xml:space="preserve">. </w:t>
+      </w:r>
+      <w:r>
+        <w:t xml:space="preserve">Their respective limitations follow directly: entropy cannot be computed within a single steady-state snapshot </w:t>
+      </w:r>
+      <w:r>
+        <w:t xml:space="preserve">of time </w:t>
+      </w:r>
+      <w:r>
+        <w:t>at single-cell resolution</w:t>
+      </w:r>
+      <w:r>
+        <w:t>. This is precisely</w:t>
+      </w:r>
+      <w:r>
+        <w:t xml:space="preserve"> the regime in which Dis-Arrest is defined</w:t>
+      </w:r>
+      <w:r>
+        <w:t xml:space="preserve"> (usually &gt;24 hours after the perturbation) </w:t>
+      </w:r>
+      <w:r>
+        <w:t xml:space="preserve">where </w:t>
+      </w:r>
+      <w:r>
+        <w:t>arrested</w:t>
+      </w:r>
+      <w:r>
+        <w:t xml:space="preserve"> cells are </w:t>
+      </w:r>
+      <w:r>
+        <w:t>already</w:t>
+      </w:r>
+      <w:r>
+        <w:t xml:space="preserve"> </w:t>
+      </w:r>
+      <w:r>
+        <w:t>at a steady state.</w:t>
+      </w:r>
+      <w:r>
+        <w:t xml:space="preserve"> GMP-Cor is extensive in gene number and requires single-cell data</w:t>
+      </w:r>
+      <w:r>
+        <w:t>, which can be less accessable than bulk data, especially in bacterial studies</w:t>
+      </w:r>
+      <w:r>
+        <w:t>. The metrics therefore capture global dysregulation from two complementary vantage points rather than substituting for one another.</w:t>
+      </w:r>
+    </w:p>
+    <w:p>
+      <w:r>
+        <w:t>We added to the introduction the following sentences, representing the main conclusions of the discussed paper and comparing our it to our approach:</w:t>
+      </w:r>
+    </w:p>
+    <w:p>
+      <w:r>
+        <w:rPr>
+          <w:i/>
+          <w:iCs/>
+        </w:rPr>
+        <w:t>“</w:t>
+      </w:r>
+      <w:r>
+        <w:rPr>
+          <w:i/>
+          <w:iCs/>
+        </w:rPr>
+        <w:t>It was shown that the transcriptomic entropy of a stress response quantifies how dysregulated the global expression program is, and that higher entropy predicts reduced fitness and increased antibiotic sensitivity across conditions. This established that the degree of organization of a stress response, rather than any single pathway, carries predictive information. We extend this principal by asking whether gene–gene coordination is preserved within a steady-state population of cells deep in Dis-Arrest (long after a strong perturbation).</w:t>
+      </w:r>
+      <w:r>
+        <w:rPr>
+          <w:i/>
+          <w:iCs/>
+        </w:rPr>
+        <w:t>”</w:t>
+      </w:r>
+      <w:r>
+        <w:br/>
+      </w:r>
+      <w:r>
+        <w:br/>
+      </w:r>
+      <w:r>
+        <w:rPr>
+          <w:b/>
+        </w:rPr>
+        <w:t xml:space="preserve">Jensen et al. (2017). </w:t>
+      </w:r>
+      <w:r>
+        <w:t>As also raised by Reviewer #4, we have added a brief Discussion paragraph relating our work to the Tn-seq vs. RNA-seq comparisons from the same group, noting the shared theme of connecting global expression organization to fitness while distinguishing our correlation-spectrum approach</w:t>
+      </w:r>
+      <w:r>
+        <w:t>:</w:t>
+      </w:r>
+    </w:p>
+    <w:p>
+      <w:pPr>
+        <w:rPr>
+          <w:bCs/>
+          <w:lang w:val="en-US"/>
+        </w:rPr>
+      </w:pPr>
+      <w:r>
+        <w:t>“</w:t>
+      </w:r>
+      <w:r>
+        <w:t>Non-adaptive stress-responses have been shown to be associated with dysregulation. For example, Jensen et al. showed that antibiotics decouple the transcriptional response from the genes required for survival</w:t>
+      </w:r>
+      <w:r>
+        <w:t>,</w:t>
+      </w:r>
+      <w:r>
+        <w:t xml:space="preserve"> and the transcriptomic-entropy measure later generalized this, with more disordered responses predicting lower fitness</w:t>
+      </w:r>
+      <w:r>
+        <w:t xml:space="preserve">. </w:t>
+      </w:r>
+      <w:r>
+        <w:t xml:space="preserve">GMP-Cor captures the same loss of coordination but from a single time-point dataset alone, measuring gene-gene correlation structure within the transcriptome </w:t>
+      </w:r>
+      <w:r>
+        <w:lastRenderedPageBreak/>
+        <w:t>rather than its agreement with an external fitness assay, providing a complementary readout of dysregulation.</w:t>
+      </w:r>
+      <w:r>
+        <w:t>”</w:t>
+      </w:r>
+    </w:p>
+    <w:p>
+      <w:pPr>
+        <w:rPr>
+          <w:i/>
+          <w:iCs/>
+          <w:color w:val="2E74B5" w:themeColor="accent5" w:themeShade="BF"/>
+        </w:rPr>
+      </w:pPr>
+      <w:r>
+        <w:rPr>
+          <w:rFonts w:ascii="Arial" w:hAnsi="Arial" w:cs="Arial"/>
+          <w:i/>
+          <w:iCs/>
+          <w:color w:val="2E74B5" w:themeColor="accent5" w:themeShade="BF"/>
+          <w:shd w:val="clear" w:color="auto" w:fill="FFFFFF"/>
+        </w:rPr>
+        <w:t>3. It is unclear why the GO term analysis was not performed on the scRNA-seq dataset, which would have made the analysis more consistent with the results presented in Section 2.1.</w:t>
       </w:r>
       <w:r>
         <w:rPr>
@@ -1799,7 +2212,17 @@
           <w:highlight w:val="yellow"/>
           <w:shd w:val="clear" w:color="auto" w:fill="FFFFFF"/>
         </w:rPr>
-        <w:t>referenced</w:t>
+        <w:t>Could the authors perform GO term enrichment analysis using the scRNA-seq data as well, including analyses considering subpopulation</w:t>
+      </w:r>
+      <w:r>
+        <w:rPr>
+          <w:rFonts w:ascii="Arial" w:hAnsi="Arial" w:cs="Arial"/>
+          <w:i/>
+          <w:iCs/>
+          <w:color w:val="2E74B5" w:themeColor="accent5" w:themeShade="BF"/>
+          <w:shd w:val="clear" w:color="auto" w:fill="FFFFFF"/>
+        </w:rPr>
+        <w:t xml:space="preserve">s? Additionally, it would be helpful to know how </w:t>
       </w:r>
       <w:r>
         <w:rPr>
@@ -1810,87 +2233,6 @@
           <w:highlight w:val="yellow"/>
           <w:shd w:val="clear" w:color="auto" w:fill="FFFFFF"/>
         </w:rPr>
-        <w:t xml:space="preserve"> but its main conclusions are misrepresented</w:t>
-      </w:r>
-      <w:r>
-        <w:rPr>
-          <w:rFonts w:ascii="Arial" w:hAnsi="Arial" w:cs="Arial"/>
-          <w:i/>
-          <w:iCs/>
-          <w:color w:val="2E74B5" w:themeColor="accent5" w:themeShade="BF"/>
-          <w:shd w:val="clear" w:color="auto" w:fill="FFFFFF"/>
-        </w:rPr>
-        <w:t>. In addition, the GMP correlation index developed in the current study appears conceptually related, as both aim to capture global dysregulation rather than specific pathway changes</w:t>
-      </w:r>
-      <w:r>
-        <w:rPr>
-          <w:rFonts w:ascii="Arial" w:hAnsi="Arial" w:cs="Arial"/>
-          <w:i/>
-          <w:iCs/>
-          <w:color w:val="2E74B5" w:themeColor="accent5" w:themeShade="BF"/>
-          <w:highlight w:val="yellow"/>
-          <w:shd w:val="clear" w:color="auto" w:fill="FFFFFF"/>
-        </w:rPr>
-        <w:t>. It is important the authors integrate and reference these prior findings properly into this manuscript, and they should specifically show the advantages and/or limitations of the GMP correlation index relative to entropy-based metrics.</w:t>
-      </w:r>
-      <w:r>
-        <w:rPr>
-          <w:rFonts w:ascii="Arial" w:hAnsi="Arial" w:cs="Arial"/>
-          <w:i/>
-          <w:iCs/>
-          <w:color w:val="2E74B5" w:themeColor="accent5" w:themeShade="BF"/>
-        </w:rPr>
-        <w:br/>
-      </w:r>
-      <w:r>
-        <w:rPr>
-          <w:rFonts w:ascii="Arial" w:hAnsi="Arial" w:cs="Arial"/>
-          <w:i/>
-          <w:iCs/>
-          <w:color w:val="2E74B5" w:themeColor="accent5" w:themeShade="BF"/>
-        </w:rPr>
-        <w:br/>
-      </w:r>
-      <w:r>
-        <w:rPr>
-          <w:rFonts w:ascii="Arial" w:hAnsi="Arial" w:cs="Arial"/>
-          <w:i/>
-          <w:iCs/>
-          <w:color w:val="2E74B5" w:themeColor="accent5" w:themeShade="BF"/>
-          <w:shd w:val="clear" w:color="auto" w:fill="FFFFFF"/>
-        </w:rPr>
-        <w:t>3. It is unclear why the GO term analysis was not performed on the scRNA-seq dataset, which would have made the analysis more consistent with the results presented in Section 2.1.</w:t>
-      </w:r>
-      <w:r>
-        <w:rPr>
-          <w:rFonts w:ascii="Arial" w:hAnsi="Arial" w:cs="Arial"/>
-          <w:i/>
-          <w:iCs/>
-          <w:color w:val="2E74B5" w:themeColor="accent5" w:themeShade="BF"/>
-          <w:highlight w:val="yellow"/>
-          <w:shd w:val="clear" w:color="auto" w:fill="FFFFFF"/>
-        </w:rPr>
-        <w:t>Could the authors perform GO term enrichment analysis using the scRNA-seq data as well, including analyses considering subpopulation</w:t>
-      </w:r>
-      <w:r>
-        <w:rPr>
-          <w:rFonts w:ascii="Arial" w:hAnsi="Arial" w:cs="Arial"/>
-          <w:i/>
-          <w:iCs/>
-          <w:color w:val="2E74B5" w:themeColor="accent5" w:themeShade="BF"/>
-          <w:shd w:val="clear" w:color="auto" w:fill="FFFFFF"/>
-        </w:rPr>
-        <w:t xml:space="preserve">s? Additionally, it would be helpful to know how </w:t>
-      </w:r>
-      <w:r>
-        <w:rPr>
-          <w:rFonts w:ascii="Arial" w:hAnsi="Arial" w:cs="Arial"/>
-          <w:i/>
-          <w:iCs/>
-          <w:color w:val="2E74B5" w:themeColor="accent5" w:themeShade="BF"/>
-          <w:highlight w:val="yellow"/>
-          <w:shd w:val="clear" w:color="auto" w:fill="FFFFFF"/>
-        </w:rPr>
         <w:t>well the scRNA-seq data correlate with the bulk RNA-seq data used for the GO enrichment analysis.</w:t>
       </w:r>
       <w:r>
@@ -1911,6 +2253,76 @@
         </w:rPr>
         <w:br/>
       </w:r>
+    </w:p>
+    <w:p>
+      <w:pPr>
+        <w:rPr>
+          <w:i/>
+          <w:iCs/>
+          <w:color w:val="2E74B5" w:themeColor="accent5" w:themeShade="BF"/>
+        </w:rPr>
+      </w:pPr>
+      <w:r>
+        <w:rPr>
+          <w:b/>
+        </w:rPr>
+        <w:t xml:space="preserve">Response (Comment 3).</w:t>
+      </w:r>
+      <w:r>
+        <w:br/>
+        <w:br/>
+      </w:r>
+      <w:r>
+        <w:t xml:space="preserve">We thank the reviewer. We have now (i) performed GO enrichment on the scRNA-seq data and (ii) quantified the agreement between the scRNA-seq and bulk RNA-seq data, both reported in new supplementary material.</w:t>
+      </w:r>
+      <w:r>
+        <w:br/>
+        <w:br/>
+      </w:r>
+      <w:r>
+        <w:rPr>
+          <w:b/>
+        </w:rPr>
+        <w:t xml:space="preserve">GO enrichment on scRNA-seq. </w:t>
+      </w:r>
+      <w:r>
+        <w:t xml:space="preserve">GO/GSEA require a per-condition differential-expression contrast rather than a per-cell quantity, so we aggregated the single-cell counts into per-replicate pseudobulk profiles (full gene panel) and ran the same DESeq2 → goatools pipeline used for the bulk data in Section 2.1, using a matched study set of the 500 most strongly down-regulated genes in each condition. The single-cell data recover the same growth-arrest GO terms as the bulk analysis (translation, ribosome biogenesis, flagellar motility, chemotaxis, TCA cycle, ATP synthesis), confirming consistency between the two. Among the terms significant in both conditions, the core translation/ribosome-biogenesis program is far more strongly and coherently enriched in Reg-Arrest than in Dis-Arrest (e.g., “translation” FDR ≈ 10⁻³⁷ vs 10⁻⁴, “cytoplasmic translation” comparable; new Supplementary Fig. [N]) — the single-cell counterpart of the weaker coherent repression of the growth program reported in Section 2.1. For the remaining shared terms the difference between conditions is not statistically significant.</w:t>
+      </w:r>
+      <w:r>
+        <w:br/>
+        <w:br/>
+      </w:r>
+      <w:r>
+        <w:rPr>
+          <w:b/>
+        </w:rPr>
+        <w:t xml:space="preserve">Considering subpopulations. </w:t>
+      </w:r>
+      <w:r>
+        <w:t xml:space="preserve">As detailed in our responses to Comments 1 and 2.3, we do not observe distinct functional subpopulations within a condition: the two clusters visible in Fig. 1H arise from forcing a higher clustering resolution, do not separate growing from non-growing cells (marker-gene analysis), and one of them also absorbs cells from other conditions. A per-subpopulation GO contrast is therefore not biologically meaningful here, and the pseudobulk analysis above already integrates the entire cell population of each condition.</w:t>
+      </w:r>
+      <w:r>
+        <w:br/>
+        <w:br/>
+      </w:r>
+      <w:r>
+        <w:rPr>
+          <w:b/>
+        </w:rPr>
+        <w:t xml:space="preserve">scRNA-seq vs bulk correlation. </w:t>
+      </w:r>
+      <w:r>
+        <w:t xml:space="preserve">We quantified the agreement between the two data types across the full gene panel (new Supplementary Fig. [M]). Per-gene mean expression (Dis-Arrest scRNA-seq vs Disrupted bulk) is correlated across ~3,100 shared genes (Pearson r = 0.61, Spearman ρ = 0.56), and the single-cell pseudobulk log2 fold-changes track the bulk DESeq2 log2 fold-changes (Dis-Arrest vs control: Pearson r = 0.61 over ~3,500 genes; Reg-Arrest vs control: r = 0.33). We note, however, that the bulk and single-cell data were generated by different experimental techniques: the single-cell protocol relies on a pre-synthesized cDNA probe set, whose composition and capture efficiency differ from bulk RNA-seq. This unavoidably shapes the measured gene abundances, the gene–gene correlations, and every downstream analysis, so perfect agreement with bulk is not expected. The substantial positive correlation at both the expression and fold-change level nonetheless supports the internal consistency of the bulk-based GO analysis with the single-cell data.</w:t>
+      </w:r>
+    </w:p>
+    <w:p>
+      <w:pPr>
+        <w:rPr>
+          <w:i/>
+          <w:iCs/>
+          <w:color w:val="2E74B5" w:themeColor="accent5" w:themeShade="BF"/>
+        </w:rPr>
+      </w:pPr>
       <w:r>
         <w:rPr>
           <w:rFonts w:ascii="Arial" w:hAnsi="Arial" w:cs="Arial"/>
@@ -2227,62 +2639,52 @@
           <w:color w:val="2E74B5" w:themeColor="accent5" w:themeShade="BF"/>
           <w:shd w:val="clear" w:color="auto" w:fill="FFFFFF"/>
         </w:rPr>
-        <w:t xml:space="preserve">I co-reviewed this manuscript with one of the reviewers who provided the listed reports. This is part of the Nature Communications initiative to facilitate training in peer review and to </w:t>
-      </w:r>
-      <w:r>
-        <w:rPr>
-          <w:rFonts w:ascii="Arial" w:hAnsi="Arial" w:cs="Arial"/>
-          <w:i/>
-          <w:iCs/>
-          <w:color w:val="2E74B5" w:themeColor="accent5" w:themeShade="BF"/>
-          <w:shd w:val="clear" w:color="auto" w:fill="FFFFFF"/>
+        <w:t>I co-reviewed this manuscript with one of the reviewers who provided the listed reports. This is part of the Nature Communications initiative to facilitate training in peer review and to provide appropriate recognition for Early Career Researchers who co-review manuscripts.</w:t>
+      </w:r>
+      <w:r>
+        <w:rPr>
+          <w:rFonts w:ascii="Arial" w:hAnsi="Arial" w:cs="Arial"/>
+          <w:i/>
+          <w:iCs/>
+          <w:color w:val="2E74B5" w:themeColor="accent5" w:themeShade="BF"/>
+        </w:rPr>
+        <w:br/>
+      </w:r>
+      <w:r>
+        <w:rPr>
+          <w:rFonts w:ascii="Arial" w:hAnsi="Arial" w:cs="Arial"/>
+          <w:i/>
+          <w:iCs/>
+          <w:color w:val="2E74B5" w:themeColor="accent5" w:themeShade="BF"/>
+        </w:rPr>
+        <w:br/>
+      </w:r>
+      <w:r>
+        <w:rPr>
+          <w:rFonts w:ascii="Arial" w:hAnsi="Arial" w:cs="Arial"/>
+          <w:i/>
+          <w:iCs/>
+          <w:color w:val="2E74B5" w:themeColor="accent5" w:themeShade="BF"/>
+        </w:rPr>
+        <w:br/>
+      </w:r>
+      <w:r>
+        <w:rPr>
+          <w:rFonts w:ascii="Arial" w:hAnsi="Arial" w:cs="Arial"/>
+          <w:i/>
+          <w:iCs/>
+          <w:color w:val="2E74B5" w:themeColor="accent5" w:themeShade="BF"/>
+        </w:rPr>
+        <w:br/>
+      </w:r>
+      <w:r>
+        <w:rPr>
+          <w:rFonts w:ascii="Arial" w:hAnsi="Arial" w:cs="Arial"/>
+          <w:i/>
+          <w:iCs/>
+          <w:color w:val="2E74B5" w:themeColor="accent5" w:themeShade="BF"/>
         </w:rPr>
         <w:lastRenderedPageBreak/>
-        <w:t>provide appropriate recognition for Early Career Researchers who co-review manuscripts.</w:t>
-      </w:r>
-      <w:r>
-        <w:rPr>
-          <w:rFonts w:ascii="Arial" w:hAnsi="Arial" w:cs="Arial"/>
-          <w:i/>
-          <w:iCs/>
-          <w:color w:val="2E74B5" w:themeColor="accent5" w:themeShade="BF"/>
-        </w:rPr>
-        <w:br/>
-      </w:r>
-      <w:r>
-        <w:rPr>
-          <w:rFonts w:ascii="Arial" w:hAnsi="Arial" w:cs="Arial"/>
-          <w:i/>
-          <w:iCs/>
-          <w:color w:val="2E74B5" w:themeColor="accent5" w:themeShade="BF"/>
-        </w:rPr>
-        <w:br/>
-      </w:r>
-      <w:r>
-        <w:rPr>
-          <w:rFonts w:ascii="Arial" w:hAnsi="Arial" w:cs="Arial"/>
-          <w:i/>
-          <w:iCs/>
-          <w:color w:val="2E74B5" w:themeColor="accent5" w:themeShade="BF"/>
-        </w:rPr>
-        <w:br/>
-      </w:r>
-      <w:r>
-        <w:rPr>
-          <w:rFonts w:ascii="Arial" w:hAnsi="Arial" w:cs="Arial"/>
-          <w:i/>
-          <w:iCs/>
-          <w:color w:val="2E74B5" w:themeColor="accent5" w:themeShade="BF"/>
-        </w:rPr>
-        <w:br/>
-      </w:r>
-      <w:r>
-        <w:rPr>
-          <w:rFonts w:ascii="Arial" w:hAnsi="Arial" w:cs="Arial"/>
-          <w:i/>
-          <w:iCs/>
-          <w:color w:val="2E74B5" w:themeColor="accent5" w:themeShade="BF"/>
-        </w:rPr>
         <w:br/>
       </w:r>
       <w:r>
@@ -2507,18 +2909,7 @@
           <w:color w:val="2E74B5" w:themeColor="accent5" w:themeShade="BF"/>
           <w:shd w:val="clear" w:color="auto" w:fill="FFFFFF"/>
         </w:rPr>
-        <w:t xml:space="preserve">. Because most antibiotics (including ampicillin in this case) primarily kill actively growing cells and do so more slowly when growth is reduced, it is expected that cells in the first phase of the killing curve (i.e., predominantly short-term tolerant cells) will take longer to die and will also display </w:t>
-      </w:r>
-      <w:r>
-        <w:rPr>
-          <w:rFonts w:ascii="Arial" w:hAnsi="Arial" w:cs="Arial"/>
-          <w:i/>
-          <w:iCs/>
-          <w:color w:val="2E74B5" w:themeColor="accent5" w:themeShade="BF"/>
-          <w:shd w:val="clear" w:color="auto" w:fill="FFFFFF"/>
-        </w:rPr>
-        <w:lastRenderedPageBreak/>
-        <w:t xml:space="preserve">longer lag times upon recovery. Thus, the observation that slower-growing cells exhibit extended lag times is not, on its own, </w:t>
+        <w:t xml:space="preserve">. Because most antibiotics (including ampicillin in this case) primarily kill actively growing cells and do so more slowly when growth is reduced, it is expected that cells in the first phase of the killing curve (i.e., predominantly short-term tolerant cells) will take longer to die and will also display longer lag times upon recovery. Thus, the observation that slower-growing cells exhibit extended lag times is not, on its own, </w:t>
       </w:r>
       <w:commentRangeStart w:id="8"/>
       <w:r>
@@ -2581,7 +2972,19 @@
           <w:highlight w:val="yellow"/>
           <w:shd w:val="clear" w:color="auto" w:fill="FFFFFF"/>
         </w:rPr>
-        <w:t xml:space="preserve">supplementary data showing a biphasic killing curve for the overall population are still required to substantiate the persister claim in the present manuscript. If such data exist, they should be included explicitly and </w:t>
+        <w:t xml:space="preserve">supplementary data showing a biphasic </w:t>
+      </w:r>
+      <w:r>
+        <w:rPr>
+          <w:rFonts w:ascii="Arial" w:hAnsi="Arial" w:cs="Arial"/>
+          <w:i/>
+          <w:iCs/>
+          <w:color w:val="2E74B5" w:themeColor="accent5" w:themeShade="BF"/>
+          <w:highlight w:val="yellow"/>
+          <w:shd w:val="clear" w:color="auto" w:fill="FFFFFF"/>
+        </w:rPr>
+        <w:lastRenderedPageBreak/>
+        <w:t xml:space="preserve">killing curve for the overall population are still required to substantiate the persister claim in the present manuscript. If such data exist, they should be included explicitly and </w:t>
       </w:r>
       <w:commentRangeStart w:id="9"/>
       <w:r>
@@ -3034,7 +3437,35 @@
           <w:color w:val="2E74B5" w:themeColor="accent5" w:themeShade="BF"/>
           <w:shd w:val="clear" w:color="auto" w:fill="FFFFFF"/>
         </w:rPr>
-        <w:t xml:space="preserve">level, nor whether serine hydroxamate enters all cells simultaneously. tRNA abundance and charging states are known to fluctuate among individual cells, contributing to single-cell variability in translation efficiency, growth rate, and stress responses. Although no study, to my knowledge, has directly measured tRNA levels at single-cell resolution to demonstrate large differences among genetically identical cells, such heterogeneity is frequently inferred </w:t>
+        <w:t>level, nor whether serine hydroxamate enters all cells simultaneously. tRNA abundance and charging states are known to fluctuate among individual cells, contributing to single-cell variability in translation efficiency, growth rate, and stress responses. Although no study, to my knowledge, has directly measured tRNA levels at single-cell resolution to demonstrate large differences among genetically identical cells, such heterogeneity is frequently inferred from population-level analyses (e.g., DOI: 10.1126/science.1141967).</w:t>
+      </w:r>
+      <w:r>
+        <w:rPr>
+          <w:rFonts w:ascii="Arial" w:hAnsi="Arial" w:cs="Arial"/>
+          <w:i/>
+          <w:iCs/>
+          <w:color w:val="2E74B5" w:themeColor="accent5" w:themeShade="BF"/>
+        </w:rPr>
+        <w:br/>
+      </w:r>
+      <w:r>
+        <w:rPr>
+          <w:rFonts w:ascii="Arial" w:hAnsi="Arial" w:cs="Arial"/>
+          <w:i/>
+          <w:iCs/>
+          <w:color w:val="2E74B5" w:themeColor="accent5" w:themeShade="BF"/>
+        </w:rPr>
+        <w:br/>
+      </w:r>
+      <w:r>
+        <w:rPr>
+          <w:rFonts w:ascii="Arial" w:hAnsi="Arial" w:cs="Arial"/>
+          <w:i/>
+          <w:iCs/>
+          <w:color w:val="2E74B5" w:themeColor="accent5" w:themeShade="BF"/>
+          <w:shd w:val="clear" w:color="auto" w:fill="FFFFFF"/>
+        </w:rPr>
+        <w:t xml:space="preserve">Regardless of whether tRNA heterogeneity is the dominant source of variation, the use of serine hydroxamate introduces an exogenous chemical whose uptake and intracellular </w:t>
       </w:r>
       <w:r>
         <w:rPr>
@@ -3045,35 +3476,7 @@
           <w:shd w:val="clear" w:color="auto" w:fill="FFFFFF"/>
         </w:rPr>
         <w:lastRenderedPageBreak/>
-        <w:t>from population-level analyses (e.g., DOI: 10.1126/science.1141967).</w:t>
-      </w:r>
-      <w:r>
-        <w:rPr>
-          <w:rFonts w:ascii="Arial" w:hAnsi="Arial" w:cs="Arial"/>
-          <w:i/>
-          <w:iCs/>
-          <w:color w:val="2E74B5" w:themeColor="accent5" w:themeShade="BF"/>
-        </w:rPr>
-        <w:br/>
-      </w:r>
-      <w:r>
-        <w:rPr>
-          <w:rFonts w:ascii="Arial" w:hAnsi="Arial" w:cs="Arial"/>
-          <w:i/>
-          <w:iCs/>
-          <w:color w:val="2E74B5" w:themeColor="accent5" w:themeShade="BF"/>
-        </w:rPr>
-        <w:br/>
-      </w:r>
-      <w:r>
-        <w:rPr>
-          <w:rFonts w:ascii="Arial" w:hAnsi="Arial" w:cs="Arial"/>
-          <w:i/>
-          <w:iCs/>
-          <w:color w:val="2E74B5" w:themeColor="accent5" w:themeShade="BF"/>
-          <w:shd w:val="clear" w:color="auto" w:fill="FFFFFF"/>
-        </w:rPr>
-        <w:t>Regardless of whether tRNA heterogeneity is the dominant source of variation, the use of serine hydroxamate introduces an exogenous chemical whose uptake and intracellular concentration may vary between cells, owing to differences in envelope permeability, transport, or metabolic state. As a result, some of the observed heterogeneity may reflect variability in drug uptake or action rather than intrinsic regulatory dysregulation. In addition, the observed effects may be specific to serine limitation, rather than reflecting a generalizable response to nutrient stress, and this distinction is not addressed in the manuscript.</w:t>
+        <w:t>concentration may vary between cells, owing to differences in envelope permeability, transport, or metabolic state. As a result, some of the observed heterogeneity may reflect variability in drug uptake or action rather than intrinsic regulatory dysregulation. In addition, the observed effects may be specific to serine limitation, rather than reflecting a generalizable response to nutrient stress, and this distinction is not addressed in the manuscript.</w:t>
       </w:r>
       <w:r>
         <w:rPr>
@@ -3351,7 +3754,25 @@
           <w:color w:val="2E74B5" w:themeColor="accent5" w:themeShade="BF"/>
           <w:shd w:val="clear" w:color="auto" w:fill="FFFFFF"/>
         </w:rPr>
-        <w:t xml:space="preserve">. Dis-Arrest cells were pretreated with serine hydroxamate, analogous to experimental strategies that use bacteriostatic pretreatments to enrich for persister populations (although whether such treatments generate bona fide persisters remains debated). In contrast, Reg-Arrest cells were not treated with serine hydroxamate, resulting in a control that does not match the experimental condition. If stationary-phase Reg-Arrest cells </w:t>
+        <w:t>. Dis-Arrest cells were pretreated with serine hydroxamate, analogous to experimental strategies that use bacteriostatic pretreatments to enrich for persister populations (although whether such treatments generate bona fide persisters remains debated). In contrast, Reg-Arrest cells were not treated with serine hydroxamate, resulting in a control that does not match the experimental condition. If stationary-phase Reg-Arrest cells are truly amino-acid starved, particularly for serine, then serine hydroxamate treatment should have little effect. Conversely, if serine hydroxamate does alter the Reg-Arrest phenotype, this would suggest that additional mechanisms are at play.</w:t>
+      </w:r>
+      <w:r>
+        <w:rPr>
+          <w:rFonts w:ascii="Arial" w:hAnsi="Arial" w:cs="Arial"/>
+          <w:i/>
+          <w:iCs/>
+          <w:color w:val="2E74B5" w:themeColor="accent5" w:themeShade="BF"/>
+        </w:rPr>
+        <w:br/>
+      </w:r>
+      <w:r>
+        <w:rPr>
+          <w:rFonts w:ascii="Arial" w:hAnsi="Arial" w:cs="Arial"/>
+          <w:i/>
+          <w:iCs/>
+          <w:color w:val="2E74B5" w:themeColor="accent5" w:themeShade="BF"/>
+        </w:rPr>
+        <w:br/>
       </w:r>
       <w:r>
         <w:rPr>
@@ -3362,34 +3783,6 @@
           <w:shd w:val="clear" w:color="auto" w:fill="FFFFFF"/>
         </w:rPr>
         <w:lastRenderedPageBreak/>
-        <w:t>are truly amino-acid starved, particularly for serine, then serine hydroxamate treatment should have little effect. Conversely, if serine hydroxamate does alter the Reg-Arrest phenotype, this would suggest that additional mechanisms are at play.</w:t>
-      </w:r>
-      <w:r>
-        <w:rPr>
-          <w:rFonts w:ascii="Arial" w:hAnsi="Arial" w:cs="Arial"/>
-          <w:i/>
-          <w:iCs/>
-          <w:color w:val="2E74B5" w:themeColor="accent5" w:themeShade="BF"/>
-        </w:rPr>
-        <w:br/>
-      </w:r>
-      <w:r>
-        <w:rPr>
-          <w:rFonts w:ascii="Arial" w:hAnsi="Arial" w:cs="Arial"/>
-          <w:i/>
-          <w:iCs/>
-          <w:color w:val="2E74B5" w:themeColor="accent5" w:themeShade="BF"/>
-        </w:rPr>
-        <w:br/>
-      </w:r>
-      <w:r>
-        <w:rPr>
-          <w:rFonts w:ascii="Arial" w:hAnsi="Arial" w:cs="Arial"/>
-          <w:i/>
-          <w:iCs/>
-          <w:color w:val="2E74B5" w:themeColor="accent5" w:themeShade="BF"/>
-          <w:shd w:val="clear" w:color="auto" w:fill="FFFFFF"/>
-        </w:rPr>
         <w:t xml:space="preserve">Critical details regarding the Reg-Arrest condition are missing. </w:t>
       </w:r>
       <w:commentRangeStart w:id="17"/>
@@ -3805,8 +4198,18 @@
           <w:color w:val="2E74B5" w:themeColor="accent5" w:themeShade="BF"/>
           <w:shd w:val="clear" w:color="auto" w:fill="FFFFFF"/>
         </w:rPr>
+        <w:t xml:space="preserve">Notably, the Discussion states: “This seemingly unfavorable condition…can actually lead to increased survival, due to the prolonged growth-arrested state, when a lethal antibiotic treatment targeting growth is applied.” This assertion is inconsistent with the SDS results, as SDS damages cell membranes, and persisters are typically more (not less) resilient to such </w:t>
+      </w:r>
+      <w:r>
+        <w:rPr>
+          <w:rFonts w:ascii="Arial" w:hAnsi="Arial" w:cs="Arial"/>
+          <w:i/>
+          <w:iCs/>
+          <w:color w:val="2E74B5" w:themeColor="accent5" w:themeShade="BF"/>
+          <w:shd w:val="clear" w:color="auto" w:fill="FFFFFF"/>
+        </w:rPr>
         <w:lastRenderedPageBreak/>
-        <w:t>Notably, the Discussion states: “This seemingly unfavorable condition…can actually lead to increased survival, due to the prolonged growth-arrested state, when a lethal antibiotic treatment targeting growth is applied.” This assertion is inconsistent with the SDS results, as SDS damages cell membranes, and persisters are typically more (not less) resilient to such stressors. The SDS data, therefore, provide evidence against the interpretation that Dis-Arrest cells become persisters. This contradiction is not addressed in the manuscript, nor are additional experiments presented to reconcile SDS sensitivity with the proposed persistence model.</w:t>
+        <w:t>stressors. The SDS data, therefore, provide evidence against the interpretation that Dis-Arrest cells become persisters. This contradiction is not addressed in the manuscript, nor are additional experiments presented to reconcile SDS sensitivity with the proposed persistence model.</w:t>
       </w:r>
       <w:r>
         <w:rPr>
@@ -4096,18 +4499,7 @@
           <w:color w:val="2E74B5" w:themeColor="accent5" w:themeShade="BF"/>
           <w:shd w:val="clear" w:color="auto" w:fill="FFFFFF"/>
         </w:rPr>
-        <w:t>Solid and liquid growth environments impose fundamentally different physiological states: colonies growing on solid media behave as surface-</w:t>
-      </w:r>
-      <w:r>
-        <w:rPr>
-          <w:rFonts w:ascii="Arial" w:hAnsi="Arial" w:cs="Arial"/>
-          <w:i/>
-          <w:iCs/>
-          <w:color w:val="2E74B5" w:themeColor="accent5" w:themeShade="BF"/>
-          <w:shd w:val="clear" w:color="auto" w:fill="FFFFFF"/>
-        </w:rPr>
-        <w:lastRenderedPageBreak/>
-        <w:t>associated, biofilm communities,</w:t>
+        <w:t>Solid and liquid growth environments impose fundamentally different physiological states: colonies growing on solid media behave as surface-associated, biofilm communities,</w:t>
       </w:r>
       <w:commentRangeEnd w:id="26"/>
       <w:r>
@@ -4149,6 +4541,7 @@
           <w:iCs/>
           <w:color w:val="2E74B5" w:themeColor="accent5" w:themeShade="BF"/>
         </w:rPr>
+        <w:lastRenderedPageBreak/>
         <w:br/>
       </w:r>
       <w:r>
@@ -4481,7 +4874,7 @@
           <w:color w:val="2E74B5" w:themeColor="accent5" w:themeShade="BF"/>
           <w:shd w:val="clear" w:color="auto" w:fill="FFFFFF"/>
         </w:rPr>
-        <w:t xml:space="preserve">The manuscript does not explain why this strain was selected, nor does it discuss the </w:t>
+        <w:t xml:space="preserve">The manuscript does not explain why this strain was selected, nor does it discuss the potential biases introduced by using a strain with an impaired stringent response. In particular, it remains unclear how the observed variability compares to that of a typical E. coli strain with a fully functional stringent response. Without such justification or comparison, it is difficult to determine whether the reported effects arise from the experimental perturbations </w:t>
       </w:r>
       <w:r>
         <w:rPr>
@@ -4492,7 +4885,7 @@
           <w:shd w:val="clear" w:color="auto" w:fill="FFFFFF"/>
         </w:rPr>
         <w:lastRenderedPageBreak/>
-        <w:t>potential biases introduced by using a strain with an impaired stringent response. In particular, it remains unclear how the observed variability compares to that of a typical E. coli strain with a fully functional stringent response. Without such justification or comparison, it is difficult to determine whether the reported effects arise from the experimental perturbations or from the underlying genetic background of the strain itself.</w:t>
+        <w:t>or from the underlying genetic background of the strain itself.</w:t>
       </w:r>
       <w:r>
         <w:rPr>
@@ -4745,7 +5138,7 @@
           <w:color w:val="2E74B5" w:themeColor="accent5" w:themeShade="BF"/>
           <w:shd w:val="clear" w:color="auto" w:fill="FFFFFF"/>
         </w:rPr>
-        <w:t xml:space="preserve">In this manuscript, Gutfreund and colleagues investigate disrupted growth-arrest using single cell RNA-seq and a newly developed measure of gene-gene expression correlation in sparse data. In the first section, they develop a measure, GMP-cor, based on the eigenvalue </w:t>
+        <w:t xml:space="preserve">In this manuscript, Gutfreund and colleagues investigate disrupted growth-arrest using single cell RNA-seq and a newly developed measure of gene-gene expression correlation in sparse data. In the first section, they develop a measure, GMP-cor, based on the eigenvalue density of the correlation matrix. This can be compared to the eigenvalue density of scrambled data, providing a measure of overall correlation while compensating for the sparsity of scRNA-seq data. Looking at three scRNA-seq data sets (exponential growth, regulated growth-arrest (reg-arrest), and disrupted growth-arrest (dis-arrest)), cells grown in </w:t>
       </w:r>
       <w:r>
         <w:rPr>
@@ -4756,7 +5149,7 @@
           <w:shd w:val="clear" w:color="auto" w:fill="FFFFFF"/>
         </w:rPr>
         <w:lastRenderedPageBreak/>
-        <w:t>density of the correlation matrix. This can be compared to the eigenvalue density of scrambled data, providing a measure of overall correlation while compensating for the sparsity of scRNA-seq data. Looking at three scRNA-seq data sets (exponential growth, regulated growth-arrest (reg-arrest), and disrupted growth-arrest (dis-arrest)), cells grown in the dis-arrest condition exhibit a loss of correlation in their gene expression patterns. They show that the (lack of) coherence of expression patterns is also reflected in bulk RNA-seq data by a loss of gene set enrichment in the dis-arrest condition relative to reg-arrest. Finally, they apply their measure to a scRNA-seq time course following induction of a toxin (VapC) known to induce antibiotic tolerance and persistence, showing that their GMP-cor measure also indicates a loss of gene-gene expression correlation in this data, suggesting it is a general property of the cellular state underlying tolerance/persistence.</w:t>
+        <w:t>the dis-arrest condition exhibit a loss of correlation in their gene expression patterns. They show that the (lack of) coherence of expression patterns is also reflected in bulk RNA-seq data by a loss of gene set enrichment in the dis-arrest condition relative to reg-arrest. Finally, they apply their measure to a scRNA-seq time course following induction of a toxin (VapC) known to induce antibiotic tolerance and persistence, showing that their GMP-cor measure also indicates a loss of gene-gene expression correlation in this data, suggesting it is a general property of the cellular state underlying tolerance/persistence.</w:t>
       </w:r>
       <w:r>
         <w:rPr>

--- a/documents/Rebuttal02032026.docx
+++ b/documents/Rebuttal02032026.docx
@@ -316,9 +316,7 @@
     <w:p>
       <w:pPr>
         <w:rPr>
-          <w:rFonts w:ascii="Arial" w:hAnsi="Arial" w:cs="Arial"/>
-          <w:shd w:val="clear" w:color="auto" w:fill="FFFFFF"/>
-          <w:lang w:val="en-US"/>
+          <w:b/>
         </w:rPr>
       </w:pPr>
       <w:r>
@@ -326,114 +324,190 @@
           <w:b/>
         </w:rPr>
         <w:t>Response (Comments 2.1 and 2.2).</w:t>
-      </w:r>
-      <w:r>
-        <w:br/>
-      </w:r>
-      <w:r>
-        <w:rPr>
-          <w:b/>
-        </w:rPr>
-        <w:t>Expected ranges (2.1).</w:t>
-      </w:r>
-      <w:r>
-        <w:t xml:space="preserve"> We added a calibration analysis using a synthetic scRNA-seq generator. Correlated Gaussian latent variables are mapped through Negative-Binomial inverse-transform sampling to produce realistic sparse count matrices (n_cells = 1000, n_genes = 2000, matched to the experimental scale) with a tunable correlation strength ρ. Sweeping ρ from 0 to 1 (10 repeats each) and computing GMP-Cor at each value yields a calibration curve (new Fig. 3E) in which GMP-Cor remains at the noise floor (median ≈ 0) for ρ ≤ 0.5 and then rises monotonically and steeply</w:t>
-      </w:r>
-      <w:r>
-        <w:t xml:space="preserve">. </w:t>
-      </w:r>
-      <w:r>
-        <w:t xml:space="preserve">This defines the expected ranges for dysregulated (low), partially regulated (intermediate) and regulated (high) states, and shows that the broad spread seen in Fig. 2D–F is itself expected: in the steep region of the curve, modest differences in coupling produce large differences in GMP-Cor. Because ρ is varied while sparsity/dropout is held fixed, the curve demonstrates that the metric tracks </w:t>
-      </w:r>
-      <w:r>
-        <w:rPr>
-          <w:b/>
-        </w:rPr>
-        <w:t>genuine coupling strength rather than sampling noise</w:t>
-      </w:r>
-      <w:r>
-        <w:rPr>
-          <w:b/>
-        </w:rPr>
-        <w:t>.</w:t>
-      </w:r>
-      <w:r>
-        <w:t xml:space="preserve"> </w:t>
-      </w:r>
-      <w:r>
-        <w:br/>
-      </w:r>
-      <w:r>
-        <w:rPr>
-          <w:b/>
-        </w:rPr>
-        <w:t>Positive control / benchmark (2.2).</w:t>
-      </w:r>
-      <w:r>
-        <w:t xml:space="preserve"> We anchor the scale two ways. First, the simulated extremes ρ → 1 and ρ → 0 bracket the calibration curve as theoretical bounds. Second, exponentially growing cells, expected to be tightly regulated, serve as a biological positive control. Overlaying the experimental conditions on the calibration curve, regulated cells fall at ρ ≈ 0.85, whereas Dis-Arrest cells fall near ρ ≈ 0.6 at the noise-proximal end. The difference is significant (Mann–Whitney U; new Fig. 3F). The simulations let us state explicitly that high GMP-Cor reflects preserved coordination and that low values reflect genuine loss of correlation.</w:t>
       </w:r>
     </w:p>
     <w:p>
       <w:pPr>
         <w:rPr>
           <w:rFonts w:ascii="Arial" w:hAnsi="Arial" w:cs="Arial"/>
-          <w:i/>
-          <w:iCs/>
-          <w:color w:val="2E74B5" w:themeColor="accent5" w:themeShade="BF"/>
-          <w:shd w:val="clear" w:color="auto" w:fill="FFFFFF"/>
+          <w:shd w:val="clear" w:color="auto" w:fill="FFFFFF"/>
+          <w:lang w:val="en-US"/>
         </w:rPr>
       </w:pPr>
       <w:r>
         <w:rPr>
-          <w:rFonts w:ascii="Arial" w:hAnsi="Arial" w:cs="Arial"/>
-          <w:color w:val="222222"/>
-        </w:rPr>
-        <w:br/>
-      </w:r>
-      <w:r>
-        <w:rPr>
-          <w:rFonts w:ascii="Arial" w:hAnsi="Arial" w:cs="Arial"/>
-          <w:i/>
-          <w:iCs/>
-          <w:color w:val="2E74B5" w:themeColor="accent5" w:themeShade="BF"/>
-          <w:shd w:val="clear" w:color="auto" w:fill="FFFFFF"/>
-        </w:rPr>
-        <w:t xml:space="preserve">2.3. Fig. 1H shows that Dis-arrest cells separate into two main clusters, </w:t>
-      </w:r>
-      <w:commentRangeStart w:id="1"/>
-      <w:r>
-        <w:rPr>
-          <w:rFonts w:ascii="Arial" w:hAnsi="Arial" w:cs="Arial"/>
-          <w:i/>
-          <w:iCs/>
-          <w:color w:val="2E74B5" w:themeColor="accent5" w:themeShade="BF"/>
-          <w:shd w:val="clear" w:color="auto" w:fill="FFFFFF"/>
-        </w:rPr>
-        <w:t>consistent with the expected mixture of growing and non-growing cells.</w:t>
-      </w:r>
-      <w:commentRangeEnd w:id="1"/>
-      <w:r>
-        <w:rPr>
-          <w:rStyle w:val="CommentReference"/>
-          <w:rFonts w:ascii="Arial" w:hAnsi="Arial" w:cs="Arial"/>
-          <w:i/>
-          <w:iCs/>
-          <w:color w:val="2E74B5" w:themeColor="accent5" w:themeShade="BF"/>
-          <w:sz w:val="22"/>
-          <w:szCs w:val="22"/>
-          <w:shd w:val="clear" w:color="auto" w:fill="FFFFFF"/>
-        </w:rPr>
-        <w:commentReference w:id="1"/>
-      </w:r>
-      <w:r>
-        <w:rPr>
-          <w:rFonts w:ascii="Arial" w:hAnsi="Arial" w:cs="Arial"/>
-          <w:i/>
-          <w:iCs/>
-          <w:color w:val="2E74B5" w:themeColor="accent5" w:themeShade="BF"/>
-          <w:shd w:val="clear" w:color="auto" w:fill="FFFFFF"/>
+          <w:bCs/>
+        </w:rPr>
+        <w:t xml:space="preserve">Following this </w:t>
+      </w:r>
+      <w:r>
+        <w:rPr>
+          <w:bCs/>
+        </w:rPr>
+        <w:t xml:space="preserve">important </w:t>
+      </w:r>
+      <w:r>
+        <w:rPr>
+          <w:bCs/>
+        </w:rPr>
+        <w:t>comment, we constructed a simulation that generates synthetic scRNA-seq data that matches the structure of the experimental data</w:t>
+      </w:r>
+      <w:r>
+        <w:rPr>
+          <w:bCs/>
+        </w:rPr>
+        <w:t>. Importantly, the simulation has</w:t>
+      </w:r>
+      <w:r>
+        <w:rPr>
+          <w:bCs/>
+        </w:rPr>
+        <w:t xml:space="preserve"> a known, tunable ground-truth correlation level</w:t>
+      </w:r>
+      <w:r>
+        <w:rPr>
+          <w:bCs/>
+        </w:rPr>
+        <w:t>, allowing us to tune the correlations without changing the data structure</w:t>
+      </w:r>
+      <w:r>
+        <w:rPr>
+          <w:bCs/>
+        </w:rPr>
+        <w:t>. The addition of this simulation has vastly improved our understanding of the correlation eigenval</w:t>
+      </w:r>
+      <w:r>
+        <w:rPr>
+          <w:bCs/>
+          <w:noProof/>
+        </w:rPr>
+        <w:drawing>
+          <wp:inline distT="0" distB="0" distL="0" distR="0" wp14:anchorId="215E6C77" wp14:editId="7CF19129">
+            <wp:extent cx="4572000" cy="3657600"/>
+            <wp:effectExtent l="0" t="0" r="0" b="0"/>
+            <wp:docPr id="1337461186" name="Picture 1"/>
+            <wp:cNvGraphicFramePr>
+              <a:graphicFrameLocks xmlns:a="http://schemas.openxmlformats.org/drawingml/2006/main" noChangeAspect="1"/>
+            </wp:cNvGraphicFramePr>
+            <a:graphic xmlns:a="http://schemas.openxmlformats.org/drawingml/2006/main">
+              <a:graphicData uri="http://schemas.openxmlformats.org/drawingml/2006/picture">
+                <pic:pic xmlns:pic="http://schemas.openxmlformats.org/drawingml/2006/picture">
+                  <pic:nvPicPr>
+                    <pic:cNvPr id="0" name="Picture 1"/>
+                    <pic:cNvPicPr>
+                      <a:picLocks noChangeAspect="1" noChangeArrowheads="1"/>
+                    </pic:cNvPicPr>
+                  </pic:nvPicPr>
+                  <pic:blipFill>
+                    <a:blip r:embed="rId8">
+                      <a:extLst>
+                        <a:ext uri="{28A0092B-C50C-407E-A947-70E740481C1C}">
+                          <a14:useLocalDpi xmlns:a14="http://schemas.microsoft.com/office/drawing/2010/main" val="0"/>
+                        </a:ext>
+                      </a:extLst>
+                    </a:blip>
+                    <a:srcRect/>
+                    <a:stretch>
+                      <a:fillRect/>
+                    </a:stretch>
+                  </pic:blipFill>
+                  <pic:spPr bwMode="auto">
+                    <a:xfrm>
+                      <a:off x="0" y="0"/>
+                      <a:ext cx="4572000" cy="3657600"/>
+                    </a:xfrm>
+                    <a:prstGeom prst="rect">
+                      <a:avLst/>
+                    </a:prstGeom>
+                    <a:noFill/>
+                    <a:ln>
+                      <a:noFill/>
+                    </a:ln>
+                  </pic:spPr>
+                </pic:pic>
+              </a:graphicData>
+            </a:graphic>
+          </wp:inline>
+        </w:drawing>
+      </w:r>
+      <w:r>
+        <w:rPr>
+          <w:bCs/>
+        </w:rPr>
+        <w:t>ue analysis and helped us refine the GMP-Cor metric, to better reflect true correlations while considering also the structure and sparsity of the data.</w:t>
+      </w:r>
+      <w:r>
+        <w:rPr>
+          <w:b/>
         </w:rPr>
         <w:t xml:space="preserve"> </w:t>
+      </w:r>
+      <w:r>
+        <w:rPr>
+          <w:bCs/>
+        </w:rPr>
+        <w:t>We now define GMP-Cor as the sum of eigenvalue differences from the max scrambled eigenvalue threshold, counting only positive values.</w:t>
+      </w:r>
+      <w:r>
+        <w:rPr>
+          <w:b/>
+        </w:rPr>
+        <w:br/>
+      </w:r>
+      <w:r>
+        <w:rPr>
+          <w:b/>
+        </w:rPr>
+        <w:t>Expected ranges (2.1).</w:t>
+      </w:r>
+      <w:r>
+        <w:t xml:space="preserve"> We added a calibration analysis using </w:t>
+      </w:r>
+      <w:r>
+        <w:t>the</w:t>
+      </w:r>
+      <w:r>
+        <w:t xml:space="preserve"> synthetic scRNA-seq generator. Correlated Gaussian latent variables are mapped through Negative-Binomial inverse-transform sampling to produce realistic sparse count matrices (n_cells = 1000, n_genes = 2000, matched to the experimental scale) with a tunable correlation strength ρ. Sweeping ρ from 0 to 1 (10 repeats each) and computing GMP-Cor at each value yields a calibration curve (new Fig. 3E) in which GMP-Cor remains at the noise floor (median ≈ 0) for ρ ≤ 0.5 and then rises monotonically and steeply</w:t>
+      </w:r>
+      <w:r>
+        <w:t xml:space="preserve">. </w:t>
+      </w:r>
+      <w:r>
+        <w:t xml:space="preserve">This defines the expected ranges for dysregulated (low), partially regulated (intermediate) and regulated (high) states, and shows that the broad spread seen in Fig. 2D–F is itself expected: in the steep region of the curve, modest differences in coupling produce large differences in GMP-Cor. Because ρ is varied while sparsity/dropout is held fixed, the curve demonstrates that the metric tracks </w:t>
+      </w:r>
+      <w:r>
+        <w:rPr>
+          <w:b/>
+        </w:rPr>
+        <w:t xml:space="preserve">genuine </w:t>
+      </w:r>
+      <w:r>
+        <w:rPr>
+          <w:b/>
+        </w:rPr>
+        <w:lastRenderedPageBreak/>
+        <w:t>coupling strength rather than sampling noise</w:t>
+      </w:r>
+      <w:r>
+        <w:rPr>
+          <w:b/>
+        </w:rPr>
+        <w:t>.</w:t>
+      </w:r>
+      <w:r>
+        <w:t xml:space="preserve"> </w:t>
+      </w:r>
+      <w:r>
+        <w:br/>
+      </w:r>
+      <w:r>
+        <w:rPr>
+          <w:b/>
+        </w:rPr>
+        <w:t>Positive control / benchmark (2.2).</w:t>
+      </w:r>
+      <w:r>
+        <w:t xml:space="preserve"> We anchor the scale two ways. First, the simulated extremes ρ → 1 and ρ → 0 bracket the calibration curve as theoretical bounds. Second, exponentially growing cells, expected to be tightly regulated, serve as a biological positive control. Overlaying the experimental conditions on the calibration curve, regulated cells fall at ρ ≈ 0.85, whereas Dis-Arrest cells fall near ρ ≈ 0.6 at the noise-proximal end. The difference is significant (Mann–Whitney U; new Fig. 3F). The simulations let us state explicitly that high GMP-Cor reflects preserved coordination and that low values reflect genuine loss of correlation.</w:t>
       </w:r>
     </w:p>
     <w:p>
@@ -449,24 +523,87 @@
       <w:r>
         <w:rPr>
           <w:rFonts w:ascii="Arial" w:hAnsi="Arial" w:cs="Arial"/>
-          <w:i/>
-          <w:iCs/>
-          <w:color w:val="2E74B5" w:themeColor="accent5" w:themeShade="BF"/>
-          <w:shd w:val="clear" w:color="auto" w:fill="FFFFFF"/>
-        </w:rPr>
-        <w:t>However, the GMP correlation index appears to be computed on the full population. This raises the possibility that the index is sensitive to the specific subset of cells included in the calculation.</w:t>
+          <w:color w:val="222222"/>
+        </w:rPr>
+        <w:br/>
+      </w:r>
+      <w:r>
+        <w:rPr>
+          <w:rFonts w:ascii="Arial" w:hAnsi="Arial" w:cs="Arial"/>
+          <w:i/>
+          <w:iCs/>
+          <w:color w:val="2E74B5" w:themeColor="accent5" w:themeShade="BF"/>
+          <w:shd w:val="clear" w:color="auto" w:fill="FFFFFF"/>
+        </w:rPr>
+        <w:t xml:space="preserve">2.3. Fig. 1H shows that Dis-arrest cells separate into two main clusters, </w:t>
+      </w:r>
+      <w:commentRangeStart w:id="1"/>
+      <w:r>
+        <w:rPr>
+          <w:rFonts w:ascii="Arial" w:hAnsi="Arial" w:cs="Arial"/>
+          <w:i/>
+          <w:iCs/>
+          <w:color w:val="2E74B5" w:themeColor="accent5" w:themeShade="BF"/>
+          <w:shd w:val="clear" w:color="auto" w:fill="FFFFFF"/>
+        </w:rPr>
+        <w:t>consistent with the expected mixture of growing and non-growing cells.</w:t>
+      </w:r>
+      <w:commentRangeEnd w:id="1"/>
+      <w:r>
+        <w:rPr>
+          <w:rStyle w:val="CommentReference"/>
+          <w:rFonts w:ascii="Arial" w:hAnsi="Arial" w:cs="Arial"/>
+          <w:i/>
+          <w:iCs/>
+          <w:color w:val="2E74B5" w:themeColor="accent5" w:themeShade="BF"/>
+          <w:sz w:val="22"/>
+          <w:szCs w:val="22"/>
+          <w:shd w:val="clear" w:color="auto" w:fill="FFFFFF"/>
+        </w:rPr>
+        <w:commentReference w:id="1"/>
+      </w:r>
+      <w:r>
+        <w:rPr>
+          <w:rFonts w:ascii="Arial" w:hAnsi="Arial" w:cs="Arial"/>
+          <w:i/>
+          <w:iCs/>
+          <w:color w:val="2E74B5" w:themeColor="accent5" w:themeShade="BF"/>
+          <w:shd w:val="clear" w:color="auto" w:fill="FFFFFF"/>
+        </w:rPr>
+        <w:t xml:space="preserve"> </w:t>
       </w:r>
     </w:p>
     <w:p>
       <w:pPr>
         <w:rPr>
           <w:rFonts w:ascii="Arial" w:hAnsi="Arial" w:cs="Arial"/>
-          <w:shd w:val="clear" w:color="auto" w:fill="FFFFFF"/>
-          <w:lang w:val="en-US"/>
+          <w:i/>
+          <w:iCs/>
+          <w:color w:val="2E74B5" w:themeColor="accent5" w:themeShade="BF"/>
+          <w:shd w:val="clear" w:color="auto" w:fill="FFFFFF"/>
         </w:rPr>
       </w:pPr>
       <w:r>
         <w:rPr>
+          <w:rFonts w:ascii="Arial" w:hAnsi="Arial" w:cs="Arial"/>
+          <w:i/>
+          <w:iCs/>
+          <w:color w:val="2E74B5" w:themeColor="accent5" w:themeShade="BF"/>
+          <w:shd w:val="clear" w:color="auto" w:fill="FFFFFF"/>
+        </w:rPr>
+        <w:t>However, the GMP correlation index appears to be computed on the full population. This raises the possibility that the index is sensitive to the specific subset of cells included in the calculation.</w:t>
+      </w:r>
+    </w:p>
+    <w:p>
+      <w:pPr>
+        <w:rPr>
+          <w:rFonts w:ascii="Arial" w:hAnsi="Arial" w:cs="Arial"/>
+          <w:shd w:val="clear" w:color="auto" w:fill="FFFFFF"/>
+          <w:lang w:val="en-US"/>
+        </w:rPr>
+      </w:pPr>
+      <w:r>
+        <w:rPr>
           <w:b/>
         </w:rPr>
         <w:t>Response (Comment 2.3).</w:t>
@@ -487,11 +624,7 @@
         <w:t>appear</w:t>
       </w:r>
       <w:r>
-        <w:t xml:space="preserve"> as dysregulation, we simulated two sub-populations of 500 cells each with distinct hub-network topologies (different covariance seeds) combined into one matrix, and compared a regulated </w:t>
-      </w:r>
-      <w:r>
-        <w:lastRenderedPageBreak/>
-        <w:t>mixture (both ρ = 0.8) against a dysregulated mixture (both ρ = 0.1):</w:t>
+        <w:t xml:space="preserve"> as dysregulation, we simulated two sub-populations of 500 cells each with distinct hub-network topologies (different covariance seeds) combined into one matrix, and compared a regulated mixture (both ρ = 0.8) against a dysregulated mixture (both ρ = 0.1):</w:t>
       </w:r>
       <w:r>
         <w:rPr>
@@ -522,7 +655,7 @@
                     </pic:cNvPicPr>
                   </pic:nvPicPr>
                   <pic:blipFill>
-                    <a:blip r:embed="rId8" cstate="print">
+                    <a:blip r:embed="rId9" cstate="print">
                       <a:extLst>
                         <a:ext uri="{28A0092B-C50C-407E-A947-70E740481C1C}">
                           <a14:useLocalDpi xmlns:a14="http://schemas.microsoft.com/office/drawing/2010/main" val="0"/>
@@ -778,7 +911,15 @@
           <w:b/>
           <w:bCs/>
         </w:rPr>
-        <w:t xml:space="preserve"> interpretation that the Dis-Arrest signal is an artifact of population heterogeneity</w:t>
+        <w:t xml:space="preserve"> interpretation that the Dis-Arrest signal is an </w:t>
+      </w:r>
+      <w:r>
+        <w:rPr>
+          <w:b/>
+          <w:bCs/>
+        </w:rPr>
+        <w:lastRenderedPageBreak/>
+        <w:t>artifact of population heterogeneity</w:t>
       </w:r>
       <w:r>
         <w:t xml:space="preserve">. </w:t>
@@ -999,14 +1140,7 @@
         <w:rPr>
           <w:bCs/>
         </w:rPr>
-        <w:t xml:space="preserve">computed on the full set of cells </w:t>
-      </w:r>
-      <w:r>
-        <w:rPr>
-          <w:bCs/>
-        </w:rPr>
-        <w:lastRenderedPageBreak/>
-        <w:t>passing quality control for each condition</w:t>
+        <w:t>computed on the full set of cells passing quality control for each condition</w:t>
       </w:r>
       <w:r>
         <w:rPr>
@@ -1396,7 +1530,7 @@
                     </pic:cNvPicPr>
                   </pic:nvPicPr>
                   <pic:blipFill>
-                    <a:blip r:embed="rId9" cstate="print">
+                    <a:blip r:embed="rId10" cstate="print">
                       <a:extLst>
                         <a:ext uri="{28A0092B-C50C-407E-A947-70E740481C1C}">
                           <a14:useLocalDpi xmlns:a14="http://schemas.microsoft.com/office/drawing/2010/main" val="0"/>
@@ -1450,7 +1584,7 @@
                     </pic:cNvPicPr>
                   </pic:nvPicPr>
                   <pic:blipFill>
-                    <a:blip r:embed="rId10" cstate="print">
+                    <a:blip r:embed="rId11" cstate="print">
                       <a:extLst>
                         <a:ext uri="{28A0092B-C50C-407E-A947-70E740481C1C}">
                           <a14:useLocalDpi xmlns:a14="http://schemas.microsoft.com/office/drawing/2010/main" val="0"/>
@@ -2018,7 +2152,25 @@
         <w:t xml:space="preserve"> </w:t>
       </w:r>
       <w:r>
-        <w:t>We have rewritten the passage citing Zhu et al. so that its conclusions are represented accurately: that work used transcriptomic entropy on bulk RNA-seq to show that increased entropy accompanies a disorganized, non-adaptive stress response and is associated with reduced fitness and survival. We previously summarized this incorrectly and have fixed it.</w:t>
+        <w:t>We have rewritten the passage citing Zhu et al. so that its conclusions are represented accurately</w:t>
+      </w:r>
+      <w:r>
+        <w:t>.</w:t>
+      </w:r>
+      <w:r>
+        <w:t xml:space="preserve"> </w:t>
+      </w:r>
+      <w:r>
+        <w:t>T</w:t>
+      </w:r>
+      <w:r>
+        <w:t xml:space="preserve">hat work used transcriptomic entropy on bulk RNA-seq to show that increased entropy </w:t>
+      </w:r>
+      <w:r>
+        <w:t>describes</w:t>
+      </w:r>
+      <w:r>
+        <w:t xml:space="preserve"> a disorganized, non-adaptive stress response and is associated with reduced fitness and survival. We previously summarized this incorrectly and have fixed it.</w:t>
       </w:r>
       <w:r>
         <w:br/>
@@ -2028,7 +2180,7 @@
         <w:t>Jensen</w:t>
       </w:r>
       <w:r>
-        <w:t xml:space="preserve"> et al., which reported a loss of gene–gene correlation during non-adaptive stress and its link to loss of fitness. This is the closest precedent to our observable, and we present it as direct conceptual support: that study demonstrated the phenomenon at the bulk/across-condition level, whereas GMP-Cor quantifies the same loss of coordination within a single condition at single-cell resolution, with a built-in noise null.</w:t>
+        <w:t xml:space="preserve"> et al., which reported a loss of gene–gene correlation during non-adaptive stress and its link to loss of fitness. This is the closest precedent to our observable, and we present it as direct conceptual support: that study demonstrated the phenomenon at the bulk level, whereas GMP-Cor quantifies the same loss of coordination within a single condition at single-cell resolution.</w:t>
       </w:r>
       <w:r>
         <w:br/>
@@ -2100,7 +2252,13 @@
         <w:t xml:space="preserve"> GMP-Cor is extensive in gene number and requires single-cell data</w:t>
       </w:r>
       <w:r>
-        <w:t>, which can be less accessable than bulk data, especially in bacterial studies</w:t>
+        <w:t xml:space="preserve">, which can be less </w:t>
+      </w:r>
+      <w:r>
+        <w:t>accessible</w:t>
+      </w:r>
+      <w:r>
+        <w:t xml:space="preserve"> than bulk data, especially in bacterial studies</w:t>
       </w:r>
       <w:r>
         <w:t>. The metrics therefore capture global dysregulation from two complementary vantage points rather than substituting for one another.</w:t>
@@ -2124,7 +2282,21 @@
           <w:i/>
           <w:iCs/>
         </w:rPr>
-        <w:t>It was shown that the transcriptomic entropy of a stress response quantifies how dysregulated the global expression program is, and that higher entropy predicts reduced fitness and increased antibiotic sensitivity across conditions. This established that the degree of organization of a stress response, rather than any single pathway, carries predictive information. We extend this principal by asking whether gene–gene coordination is preserved within a steady-state population of cells deep in Dis-Arrest (long after a strong perturbation).</w:t>
+        <w:t>It was shown that the transcriptomic entropy of a stress response quantifies how dysregulated the global expression program is, and that higher entropy predicts reduced fitness and increased antibiotic sensitivity across conditions. This established that the degree of organization of a stress response, rather than any single pathway, carries predictive information. We extend this principal by asking whether gene</w:t>
+      </w:r>
+      <w:r>
+        <w:rPr>
+          <w:i/>
+          <w:iCs/>
+        </w:rPr>
+        <w:t>-</w:t>
+      </w:r>
+      <w:r>
+        <w:rPr>
+          <w:i/>
+          <w:iCs/>
+        </w:rPr>
+        <w:t>gene coordination is preserved within a steady-state population of cells deep in Dis-Arrest (long after a strong perturbation).</w:t>
       </w:r>
       <w:r>
         <w:rPr>
@@ -2175,11 +2347,7 @@
         <w:t xml:space="preserve">. </w:t>
       </w:r>
       <w:r>
-        <w:t xml:space="preserve">GMP-Cor captures the same loss of coordination but from a single time-point dataset alone, measuring gene-gene correlation structure within the transcriptome </w:t>
-      </w:r>
-      <w:r>
-        <w:lastRenderedPageBreak/>
-        <w:t>rather than its agreement with an external fitness assay, providing a complementary readout of dysregulation.</w:t>
+        <w:t>GMP-Cor captures the same loss of coordination but from a single time-point dataset alone, measuring gene-gene correlation structure within the transcriptome rather than its agreement with an external fitness assay, providing a complementary readout of dysregulation.</w:t>
       </w:r>
       <w:r>
         <w:t>”</w:t>
@@ -2201,6 +2369,7 @@
           <w:color w:val="2E74B5" w:themeColor="accent5" w:themeShade="BF"/>
           <w:shd w:val="clear" w:color="auto" w:fill="FFFFFF"/>
         </w:rPr>
+        <w:lastRenderedPageBreak/>
         <w:t>3. It is unclear why the GO term analysis was not performed on the scRNA-seq dataset, which would have made the analysis more consistent with the results presented in Section 2.1.</w:t>
       </w:r>
       <w:r>
@@ -2266,17 +2435,19 @@
         <w:rPr>
           <w:b/>
         </w:rPr>
-        <w:t xml:space="preserve">Response (Comment 3).</w:t>
-      </w:r>
-      <w:r>
-        <w:br/>
-        <w:br/>
-      </w:r>
-      <w:r>
-        <w:t xml:space="preserve">We thank the reviewer. We have now (i) performed GO enrichment on the scRNA-seq data and (ii) quantified the agreement between the scRNA-seq and bulk RNA-seq data, both reported in new supplementary material.</w:t>
-      </w:r>
-      <w:r>
-        <w:br/>
+        <w:t>Response (Comment 3).</w:t>
+      </w:r>
+      <w:r>
+        <w:br/>
+      </w:r>
+      <w:r>
+        <w:br/>
+        <w:t>We thank the reviewer. We have now (i) performed GO enrichment on the scRNA-seq data and (ii) quantified the agreement between the scRNA-seq and bulk RNA-seq data, both reported in new supplementary material.</w:t>
+      </w:r>
+      <w:r>
+        <w:br/>
+      </w:r>
+      <w:r>
         <w:br/>
       </w:r>
       <w:r>
@@ -2286,10 +2457,51 @@
         <w:t xml:space="preserve">GO enrichment on scRNA-seq. </w:t>
       </w:r>
       <w:r>
-        <w:t xml:space="preserve">GO/GSEA require a per-condition differential-expression contrast rather than a per-cell quantity, so we aggregated the single-cell counts into per-replicate pseudobulk profiles (full gene panel) and ran the same DESeq2 → goatools pipeline used for the bulk data in Section 2.1, using a matched study set of the 500 most strongly down-regulated genes in each condition. The single-cell data recover the same growth-arrest GO terms as the bulk analysis (translation, ribosome biogenesis, flagellar motility, chemotaxis, TCA cycle, ATP synthesis), confirming consistency between the two. Among the terms significant in both conditions, the core translation/ribosome-biogenesis program is far more strongly and coherently enriched in Reg-Arrest than in Dis-Arrest (e.g., “translation” FDR ≈ 10⁻³⁷ vs 10⁻⁴, “cytoplasmic translation” comparable; new Supplementary Fig. [N]) — the single-cell counterpart of the weaker coherent repression of the growth program reported in Section 2.1. For the remaining shared terms the difference between conditions is not statistically significant.</w:t>
-      </w:r>
-      <w:r>
-        <w:br/>
+        <w:t>GO</w:t>
+      </w:r>
+      <w:r>
+        <w:t xml:space="preserve"> </w:t>
+      </w:r>
+      <w:r>
+        <w:t>require</w:t>
+      </w:r>
+      <w:r>
+        <w:t>s</w:t>
+      </w:r>
+      <w:r>
+        <w:t xml:space="preserve"> a per-condition differential-expression contrast rather than a per-cell quantity, so we aggregated the single-cell counts into per-replicate pseudobulk profiles (full gene panel) and ran the same DESeq2 </w:t>
+      </w:r>
+      <w:r>
+        <w:t>+</w:t>
+      </w:r>
+      <w:r>
+        <w:t xml:space="preserve"> goatools pipeline used for the bulk data in Section 2.1, using a matched study set of the 500 most strongly down-regulated genes in each condition. The single-cell data recover the same growth-arrest GO terms as the bulk analysis (translation, ribosome biogenesis, flagellar motility, chemotaxis, TCA cycle, ATP synthesis), confirming consistency between the two. Among the terms significant in both conditions, the core translation/ribosome-biogenesis program is far more strongly and coherently enriched in Reg-Arrest than in Dis-Arrest (e.g., “translation” FDR ≈ 10⁻³⁷ vs 10⁻⁴; new Supplementary Fig. </w:t>
+      </w:r>
+      <w:r>
+        <w:rPr>
+          <w:highlight w:val="yellow"/>
+        </w:rPr>
+        <w:t>[N]</w:t>
+      </w:r>
+      <w:r>
+        <w:t>) — the single-cell counterpart of the weaker coherent repression of the growth program reported in Section 2.1. For</w:t>
+      </w:r>
+      <w:r>
+        <w:t xml:space="preserve"> most of</w:t>
+      </w:r>
+      <w:r>
+        <w:t xml:space="preserve"> the remaining shared </w:t>
+      </w:r>
+      <w:r>
+        <w:t>terms,</w:t>
+      </w:r>
+      <w:r>
+        <w:t xml:space="preserve"> the difference between conditions is not statistically significant.</w:t>
+      </w:r>
+      <w:r>
+        <w:br/>
+      </w:r>
+      <w:r>
         <w:br/>
       </w:r>
       <w:r>
@@ -2299,10 +2511,12 @@
         <w:t xml:space="preserve">Considering subpopulations. </w:t>
       </w:r>
       <w:r>
-        <w:t xml:space="preserve">As detailed in our responses to Comments 1 and 2.3, we do not observe distinct functional subpopulations within a condition: the two clusters visible in Fig. 1H arise from forcing a higher clustering resolution, do not separate growing from non-growing cells (marker-gene analysis), and one of them also absorbs cells from other conditions. A per-subpopulation GO contrast is therefore not biologically meaningful here, and the pseudobulk analysis above already integrates the entire cell population of each condition.</w:t>
-      </w:r>
-      <w:r>
-        <w:br/>
+        <w:t>As detailed in our responses to Comments 1 and 2.3, we do not observe distinct functional subpopulations within a condition: the two clusters visible in Fig. 1H arise from forcing a higher clustering resolution, do not separate growing from non-growing cells (marker-gene analysis), and one of them also absorbs cells from other conditions. A per-subpopulation GO contrast is therefore not biologically meaningful here, and the pseudobulk analysis above already integrates the entire cell population of each condition.</w:t>
+      </w:r>
+      <w:r>
+        <w:br/>
+      </w:r>
+      <w:r>
         <w:br/>
       </w:r>
       <w:r>
@@ -2312,15 +2526,23 @@
         <w:t xml:space="preserve">scRNA-seq vs bulk correlation. </w:t>
       </w:r>
       <w:r>
-        <w:t xml:space="preserve">We quantified the agreement between the two data types across the full gene panel (new Supplementary Fig. [M]). Per-gene mean expression (Dis-Arrest scRNA-seq vs Disrupted bulk) is correlated across ~3,100 shared genes (Pearson r = 0.61, Spearman ρ = 0.56), and the single-cell pseudobulk log2 fold-changes track the bulk DESeq2 log2 fold-changes (Dis-Arrest vs control: Pearson r = 0.61 over ~3,500 genes; Reg-Arrest vs control: r = 0.33). We note, however, that the bulk and single-cell data were generated by different experimental techniques: the single-cell protocol relies on a pre-synthesized cDNA probe set, whose composition and capture efficiency differ from bulk RNA-seq. This unavoidably shapes the measured gene abundances, the gene–gene correlations, and every downstream analysis, so perfect agreement with bulk is not expected. The substantial positive correlation at both the expression and fold-change level nonetheless supports the internal consistency of the bulk-based GO analysis with the single-cell data.</w:t>
+        <w:t xml:space="preserve">We quantified the agreement between the two data types across the full gene panel (new Supplementary Fig. [M]). Per-gene mean expression (Dis-Arrest scRNA-seq vs Disrupted bulk) is correlated across ~3,100 shared genes (Pearson r = 0.61, Spearman ρ = 0.56), and the single-cell pseudobulk log2 fold-changes track the bulk DESeq2 log2 fold-changes (Dis-Arrest vs control: Pearson r = 0.61 over ~3,500 genes; Reg-Arrest vs control: r = 0.33). We note, however, that the bulk and single-cell data were generated by different experimental techniques: the single-cell protocol relies on a pre-synthesized cDNA probe set, whose composition and capture efficiency differ from bulk RNA-seq. This unavoidably shapes the measured gene abundances and every downstream analysis, so perfect agreement with bulk is not expected. The </w:t>
+      </w:r>
+      <w:r>
+        <w:t>reasonable</w:t>
+      </w:r>
+      <w:r>
+        <w:t xml:space="preserve"> positive correlation at both the expression and fold-change level nonetheless supports the internal consistency of the bulk-based GO analysis with the single-cell data.</w:t>
       </w:r>
     </w:p>
     <w:p>
       <w:pPr>
         <w:rPr>
-          <w:i/>
-          <w:iCs/>
-          <w:color w:val="2E74B5" w:themeColor="accent5" w:themeShade="BF"/>
+          <w:rFonts w:ascii="Arial" w:hAnsi="Arial" w:cs="Arial"/>
+          <w:i/>
+          <w:iCs/>
+          <w:color w:val="2E74B5" w:themeColor="accent5" w:themeShade="BF"/>
+          <w:shd w:val="clear" w:color="auto" w:fill="FFFFFF"/>
         </w:rPr>
       </w:pPr>
       <w:r>
@@ -2331,7 +2553,18 @@
           <w:color w:val="2E74B5" w:themeColor="accent5" w:themeShade="BF"/>
           <w:shd w:val="clear" w:color="auto" w:fill="FFFFFF"/>
         </w:rPr>
-        <w:t xml:space="preserve">4. In Fig. 4A, several genes upregulated in Dis-arrest cells belong to operons other than flg and fli, and many could be assigned to GO terms beyond chemotaxis. This raises the question of whether Fig. 4A truly reflects a specific regulatory program in Dis-arrest cells. Given that chemotaxis is a relatively broad, high-level GO category, </w:t>
+        <w:t xml:space="preserve">4. In Fig. 4A, several genes upregulated in Dis-arrest cells belong to operons other than flg and fli, and many could be assigned to GO terms beyond chemotaxis. This raises the </w:t>
+      </w:r>
+      <w:r>
+        <w:rPr>
+          <w:rFonts w:ascii="Arial" w:hAnsi="Arial" w:cs="Arial"/>
+          <w:i/>
+          <w:iCs/>
+          <w:color w:val="2E74B5" w:themeColor="accent5" w:themeShade="BF"/>
+          <w:shd w:val="clear" w:color="auto" w:fill="FFFFFF"/>
+        </w:rPr>
+        <w:lastRenderedPageBreak/>
+        <w:t xml:space="preserve">question of whether Fig. 4A truly reflects a specific regulatory program in Dis-arrest cells. Given that chemotaxis is a relatively broad, high-level GO category, </w:t>
       </w:r>
       <w:r>
         <w:rPr>
@@ -2375,14 +2608,239 @@
         </w:rPr>
         <w:t>.</w:t>
       </w:r>
-      <w:r>
-        <w:rPr>
-          <w:rFonts w:ascii="Arial" w:hAnsi="Arial" w:cs="Arial"/>
-          <w:i/>
-          <w:iCs/>
-          <w:color w:val="2E74B5" w:themeColor="accent5" w:themeShade="BF"/>
-        </w:rPr>
-        <w:br/>
+    </w:p>
+    <w:p>
+      <w:r>
+        <w:t>We</w:t>
+      </w:r>
+      <w:r>
+        <w:t xml:space="preserve"> thank the reviewer for this comment, which lead us to perform a more rigorous analysis. Regarding Fig. 4A: we added this panel to illustrate the idea of GO term coherence – Stronger coherence (which is quantified by the enrichment score), translates to a more coherent coloring of the heatmap (entirely blue in Reg-Arrest, vs. mostly blue and some red in Dis-Arrest).</w:t>
+      </w:r>
+      <w:r>
+        <w:t xml:space="preserve"> We chose to present chemotaxis because it is a broad GO term and the concept we are trying to portray appears visually. The same qualitative conclusion would be apparent for any GO term that shows a pronounced difference in enrichment scores between Dis-Arrest and Reg-Arrest in Fig. 4B.</w:t>
+      </w:r>
+      <w:r>
+        <w:rPr>
+          <w:b/>
+          <w:bCs/>
+        </w:rPr>
+        <w:t xml:space="preserve"> We believe that </w:t>
+      </w:r>
+      <w:r>
+        <w:rPr>
+          <w:b/>
+          <w:bCs/>
+        </w:rPr>
+        <w:t>this panel, especially when presenting the chemotaxis GO term,</w:t>
+      </w:r>
+      <w:r>
+        <w:rPr>
+          <w:b/>
+          <w:bCs/>
+        </w:rPr>
+        <w:t xml:space="preserve"> </w:t>
+      </w:r>
+      <w:r>
+        <w:rPr>
+          <w:b/>
+          <w:bCs/>
+        </w:rPr>
+        <w:t>helps readers</w:t>
+      </w:r>
+      <w:r>
+        <w:rPr>
+          <w:b/>
+          <w:bCs/>
+        </w:rPr>
+        <w:t xml:space="preserve"> understand the reasoning behind Fig. 4B</w:t>
+      </w:r>
+      <w:r>
+        <w:t>, which presents the main conclusion of this chapter.</w:t>
+      </w:r>
+      <w:r>
+        <w:t xml:space="preserve"> Nevertheless, as the reviewer pointed out, it is important to check that there is no bias based on the gene-set size of the GO terms. To address this, we tested the correlation between the enrichment score difference and the gene-set size in each GO terms. </w:t>
+      </w:r>
+      <w:r>
+        <w:t>Across the 20 terms significant in both</w:t>
+      </w:r>
+      <w:r>
+        <w:t xml:space="preserve"> </w:t>
+      </w:r>
+      <w:r>
+        <w:t xml:space="preserve">conditions, </w:t>
+      </w:r>
+      <w:r>
+        <w:rPr>
+          <w:b/>
+          <w:bCs/>
+        </w:rPr>
+        <w:t xml:space="preserve">the signed difference in </w:t>
+      </w:r>
+      <w:r>
+        <w:rPr>
+          <w:b/>
+          <w:bCs/>
+        </w:rPr>
+        <w:t>enrichment score</w:t>
+      </w:r>
+      <w:r>
+        <w:rPr>
+          <w:b/>
+          <w:bCs/>
+        </w:rPr>
+        <w:t xml:space="preserve"> between Reg-</w:t>
+      </w:r>
+      <w:r>
+        <w:rPr>
+          <w:b/>
+          <w:bCs/>
+        </w:rPr>
+        <w:t>Arrest</w:t>
+      </w:r>
+      <w:r>
+        <w:rPr>
+          <w:b/>
+          <w:bCs/>
+        </w:rPr>
+        <w:t xml:space="preserve"> and Dis-Arrest shows no</w:t>
+      </w:r>
+      <w:r>
+        <w:rPr>
+          <w:b/>
+          <w:bCs/>
+        </w:rPr>
+        <w:t xml:space="preserve"> </w:t>
+      </w:r>
+      <w:r>
+        <w:rPr>
+          <w:b/>
+          <w:bCs/>
+        </w:rPr>
+        <w:t>significant dependence on gene-set size (Spearman ρ = 0.30, p = 0.2)</w:t>
+      </w:r>
+      <w:r>
+        <w:t xml:space="preserve"> </w:t>
+      </w:r>
+      <w:r>
+        <w:t>-</w:t>
+      </w:r>
+      <w:r>
+        <w:t xml:space="preserve"> i.e., the direction</w:t>
+      </w:r>
+      <w:r>
+        <w:t xml:space="preserve"> </w:t>
+      </w:r>
+      <w:r>
+        <w:t>of the effect (stronger, more coherent enrichment in Reg-Arrest) is independent of how</w:t>
+      </w:r>
+      <w:r>
+        <w:t xml:space="preserve"> </w:t>
+      </w:r>
+      <w:r>
+        <w:t>many genes a term contains. The absolute magnitude of the difference does increase mildly</w:t>
+      </w:r>
+      <w:r>
+        <w:t xml:space="preserve"> </w:t>
+      </w:r>
+      <w:r>
+        <w:t xml:space="preserve">with gene-set </w:t>
+      </w:r>
+      <w:r>
+        <w:t>size (</w:t>
+      </w:r>
+      <w:r>
+        <w:t>Spearman ρ = 0.53, p = 0.017), but this is an expected statistical</w:t>
+      </w:r>
+      <w:r>
+        <w:t xml:space="preserve"> </w:t>
+      </w:r>
+      <w:r>
+        <w:t xml:space="preserve">property of any </w:t>
+      </w:r>
+      <w:r>
+        <w:t>FDR related metric</w:t>
+      </w:r>
+      <w:r>
+        <w:t>: larger gene sets can reach smaller FDRs and</w:t>
+      </w:r>
+      <w:r>
+        <w:t xml:space="preserve"> </w:t>
+      </w:r>
+      <w:r>
+        <w:t>therefore span a wider dynamic range, so differences appear larger. It does not reflect a size-specific bias in the biological conclusion</w:t>
+      </w:r>
+      <w:r>
+        <w:t xml:space="preserve"> </w:t>
+      </w:r>
+      <w:r>
+        <w:t>(new Supplementary Fig. [S3</w:t>
+      </w:r>
+      <w:r>
+        <w:t>]).</w:t>
+      </w:r>
+    </w:p>
+    <w:p>
+      <w:r>
+        <w:t>As requested, we revised the x-axis in Fig. 4B to now display GO term names along with gene counts.</w:t>
+      </w:r>
+    </w:p>
+    <w:p>
+      <w:r>
+        <w:rPr>
+          <w:rFonts w:ascii="Arial" w:hAnsi="Arial" w:cs="Arial"/>
+          <w:i/>
+          <w:iCs/>
+          <w:noProof/>
+          <w:color w:val="2E74B5" w:themeColor="accent5" w:themeShade="BF"/>
+        </w:rPr>
+        <w:drawing>
+          <wp:inline distT="0" distB="0" distL="0" distR="0" wp14:anchorId="5D191EC0" wp14:editId="638EF6DC">
+            <wp:extent cx="3381375" cy="2705100"/>
+            <wp:effectExtent l="0" t="0" r="9525" b="0"/>
+            <wp:docPr id="80600682" name="Picture 2"/>
+            <wp:cNvGraphicFramePr>
+              <a:graphicFrameLocks xmlns:a="http://schemas.openxmlformats.org/drawingml/2006/main" noChangeAspect="1"/>
+            </wp:cNvGraphicFramePr>
+            <a:graphic xmlns:a="http://schemas.openxmlformats.org/drawingml/2006/main">
+              <a:graphicData uri="http://schemas.openxmlformats.org/drawingml/2006/picture">
+                <pic:pic xmlns:pic="http://schemas.openxmlformats.org/drawingml/2006/picture">
+                  <pic:nvPicPr>
+                    <pic:cNvPr id="0" name="Picture 2"/>
+                    <pic:cNvPicPr>
+                      <a:picLocks noChangeAspect="1" noChangeArrowheads="1"/>
+                    </pic:cNvPicPr>
+                  </pic:nvPicPr>
+                  <pic:blipFill>
+                    <a:blip r:embed="rId12" cstate="print">
+                      <a:extLst>
+                        <a:ext uri="{28A0092B-C50C-407E-A947-70E740481C1C}">
+                          <a14:useLocalDpi xmlns:a14="http://schemas.microsoft.com/office/drawing/2010/main" val="0"/>
+                        </a:ext>
+                      </a:extLst>
+                    </a:blip>
+                    <a:srcRect/>
+                    <a:stretch>
+                      <a:fillRect/>
+                    </a:stretch>
+                  </pic:blipFill>
+                  <pic:spPr bwMode="auto">
+                    <a:xfrm>
+                      <a:off x="0" y="0"/>
+                      <a:ext cx="3382487" cy="2705990"/>
+                    </a:xfrm>
+                    <a:prstGeom prst="rect">
+                      <a:avLst/>
+                    </a:prstGeom>
+                    <a:noFill/>
+                    <a:ln>
+                      <a:noFill/>
+                    </a:ln>
+                  </pic:spPr>
+                </pic:pic>
+              </a:graphicData>
+            </a:graphic>
+          </wp:inline>
+        </w:drawing>
       </w:r>
       <w:r>
         <w:rPr>
@@ -2422,7 +2880,18 @@
           <w:color w:val="2E74B5" w:themeColor="accent5" w:themeShade="BF"/>
           <w:shd w:val="clear" w:color="auto" w:fill="FFFFFF"/>
         </w:rPr>
-        <w:t xml:space="preserve"> Specifically, is the “Dis-arrest” state defined primarily by the long-lag phenotype or by the correlation index? If the latter, does this imply that a prolonged lag time alone does not necessarily lead to transcriptional dysregulation, and therefore may not be sufficient to drive persistence? Because the manuscript suggests a connection between the Dis-arrest–like state, prolonged lag times, and persistence, </w:t>
+        <w:t xml:space="preserve"> Specifically, is the “Dis-</w:t>
+      </w:r>
+      <w:r>
+        <w:rPr>
+          <w:rFonts w:ascii="Arial" w:hAnsi="Arial" w:cs="Arial"/>
+          <w:i/>
+          <w:iCs/>
+          <w:color w:val="2E74B5" w:themeColor="accent5" w:themeShade="BF"/>
+          <w:shd w:val="clear" w:color="auto" w:fill="FFFFFF"/>
+        </w:rPr>
+        <w:lastRenderedPageBreak/>
+        <w:t xml:space="preserve">arrest” state defined primarily by the long-lag phenotype or by the correlation index? If the latter, does this imply that a prolonged lag time alone does not necessarily lead to transcriptional dysregulation, and therefore may not be sufficient to drive persistence? Because the manuscript suggests a connection between the Dis-arrest–like state, prolonged lag times, and persistence, </w:t>
       </w:r>
       <w:r>
         <w:rPr>
@@ -2493,12 +2962,145 @@
         <w:br/>
       </w:r>
       <w:r>
-        <w:rPr>
-          <w:rFonts w:ascii="Arial" w:hAnsi="Arial" w:cs="Arial"/>
-          <w:i/>
-          <w:iCs/>
-          <w:color w:val="2E74B5" w:themeColor="accent5" w:themeShade="BF"/>
-        </w:rPr>
+        <w:t xml:space="preserve">This is a very good point, and </w:t>
+      </w:r>
+      <w:r>
+        <w:t xml:space="preserve">it </w:t>
+      </w:r>
+      <w:r>
+        <w:t xml:space="preserve">clarifies the </w:t>
+      </w:r>
+      <w:r>
+        <w:t>main goal</w:t>
+      </w:r>
+      <w:r>
+        <w:t xml:space="preserve"> line of this work. </w:t>
+      </w:r>
+      <w:r>
+        <w:t xml:space="preserve">The connection between long lag times and Dis-Arrest to persistence was already established in previous works (Kaplan et. al., </w:t>
+      </w:r>
+      <w:r>
+        <w:rPr>
+          <w:i/>
+          <w:iCs/>
+        </w:rPr>
+        <w:t xml:space="preserve">Nature </w:t>
+      </w:r>
+      <w:r>
+        <w:t xml:space="preserve">2021; Rotem et. al., </w:t>
+      </w:r>
+      <w:r>
+        <w:rPr>
+          <w:i/>
+          <w:iCs/>
+        </w:rPr>
+        <w:t xml:space="preserve">Sci. Adv. </w:t>
+      </w:r>
+      <w:r>
+        <w:t>2026).</w:t>
+      </w:r>
+      <w:r>
+        <w:t xml:space="preserve"> </w:t>
+      </w:r>
+      <w:r>
+        <w:t>Undoubtfully, including a direct persistence assay</w:t>
+      </w:r>
+      <w:r>
+        <w:t xml:space="preserve"> in this study</w:t>
+      </w:r>
+      <w:r>
+        <w:t xml:space="preserve"> would have made</w:t>
+      </w:r>
+      <w:r>
+        <w:t xml:space="preserve"> this connection much clearer - we</w:t>
+      </w:r>
+      <w:r>
+        <w:rPr>
+          <w:highlight w:val="yellow"/>
+        </w:rPr>
+        <w:t xml:space="preserve"> now present an adapted persistence assay from Rotem et. al, as well as a new VapC persistence assay</w:t>
+      </w:r>
+      <w:r>
+        <w:rPr>
+          <w:b/>
+          <w:bCs/>
+        </w:rPr>
+        <w:t xml:space="preserve">. </w:t>
+      </w:r>
+      <w:r>
+        <w:rPr>
+          <w:b/>
+          <w:bCs/>
+        </w:rPr>
+        <w:t xml:space="preserve">In the context of this study, GMP-Cor does not predict whether cells have long lags, but rather why </w:t>
+      </w:r>
+      <w:r>
+        <w:t xml:space="preserve">- </w:t>
+      </w:r>
+      <w:r>
+        <w:t>distinguishing transcriptional dysregulation (Dis-Arrest) from a regulated prolonged arrest. The 2h/5h VapC points have long lags but retain coordination</w:t>
+      </w:r>
+      <w:r>
+        <w:t>, while</w:t>
+      </w:r>
+      <w:r>
+        <w:t xml:space="preserve"> the 24h point </w:t>
+      </w:r>
+      <w:r>
+        <w:t>eventually loses</w:t>
+      </w:r>
+      <w:r>
+        <w:t xml:space="preserve"> coordination</w:t>
+      </w:r>
+      <w:r>
+        <w:t xml:space="preserve"> due to the prolonged stress</w:t>
+      </w:r>
+      <w:r>
+        <w:t xml:space="preserve">. </w:t>
+      </w:r>
+      <w:r>
+        <w:rPr>
+          <w:b/>
+          <w:bCs/>
+        </w:rPr>
+        <w:t>This is not a contradiction</w:t>
+      </w:r>
+      <w:r>
+        <w:rPr>
+          <w:b/>
+          <w:bCs/>
+        </w:rPr>
+        <w:t>, because we suggest that both dysregulation and long lag times are consequences of a mal-adaptive response to a strong stressor</w:t>
+      </w:r>
+      <w:r>
+        <w:t>, they do not necessarily have to follow the same time scales following a perturbation</w:t>
+      </w:r>
+      <w:r>
+        <w:t>.</w:t>
+      </w:r>
+      <w:r>
+        <w:t xml:space="preserve"> Furthermore, in the case of VapC this connection is even more complicated, because VapC itself inhibits growth and the lag is bound from below by the minimal time it takes for VapC to degrade.</w:t>
+      </w:r>
+    </w:p>
+    <w:p>
+      <w:r>
+        <w:t xml:space="preserve">Regarding the lag times presented in Fig. 5H: We </w:t>
+      </w:r>
+      <w:r>
+        <w:t>thank the reviewer for pointing this out, this is caused by a minor mistake in our analysis. We mistakenly presented some of the lag time data as raw colony appearance time and others as normalized lag time (to present actual lag time, we normalize the colony appearance times by the fastest appearing colony of the exponential control from the same strain). We have addressed this by normalizing all the presented lag time distributions to show actual lag times, and now they are directly comparable.</w:t>
+      </w:r>
+    </w:p>
+    <w:p>
+      <w:pPr>
+        <w:rPr>
+          <w:rFonts w:ascii="Arial" w:hAnsi="Arial" w:cs="Arial"/>
+          <w:i/>
+          <w:iCs/>
+          <w:color w:val="2E74B5" w:themeColor="accent5" w:themeShade="BF"/>
+          <w:shd w:val="clear" w:color="auto" w:fill="FFFFFF"/>
+        </w:rPr>
+      </w:pPr>
+      <w:r>
         <w:br/>
       </w:r>
       <w:r>
@@ -2530,21 +3132,43 @@
         </w:rPr>
         <w:t>1. There appear to be four distributions shown in Fig. 5H, but the legend only includes three labels. Could the authors clarify or correct the labeling for consistency?</w:t>
       </w:r>
-      <w:r>
-        <w:rPr>
-          <w:rFonts w:ascii="Arial" w:hAnsi="Arial" w:cs="Arial"/>
-          <w:i/>
-          <w:iCs/>
-          <w:color w:val="2E74B5" w:themeColor="accent5" w:themeShade="BF"/>
-        </w:rPr>
-        <w:br/>
-      </w:r>
-      <w:r>
-        <w:rPr>
-          <w:rFonts w:ascii="Arial" w:hAnsi="Arial" w:cs="Arial"/>
-          <w:i/>
-          <w:iCs/>
-          <w:color w:val="2E74B5" w:themeColor="accent5" w:themeShade="BF"/>
+    </w:p>
+    <w:p>
+      <w:r>
+        <w:t xml:space="preserve">This was an issue </w:t>
+      </w:r>
+      <w:r>
+        <w:t>with</w:t>
+      </w:r>
+      <w:r>
+        <w:t xml:space="preserve"> the opacity of the histogram, making it appear like there where 4 histograms when there where only 3. We addressed this by setting the opacity to 100%.</w:t>
+      </w:r>
+    </w:p>
+    <w:p>
+      <w:pPr>
+        <w:rPr>
+          <w:rFonts w:ascii="Arial" w:hAnsi="Arial" w:cs="Arial"/>
+          <w:i/>
+          <w:iCs/>
+          <w:color w:val="2E74B5" w:themeColor="accent5" w:themeShade="BF"/>
+        </w:rPr>
+      </w:pPr>
+      <w:r>
+        <w:rPr>
+          <w:rFonts w:ascii="Arial" w:hAnsi="Arial" w:cs="Arial"/>
+          <w:i/>
+          <w:iCs/>
+          <w:color w:val="2E74B5" w:themeColor="accent5" w:themeShade="BF"/>
+        </w:rPr>
+        <w:br/>
+      </w:r>
+      <w:r>
+        <w:rPr>
+          <w:rFonts w:ascii="Arial" w:hAnsi="Arial" w:cs="Arial"/>
+          <w:i/>
+          <w:iCs/>
+          <w:color w:val="2E74B5" w:themeColor="accent5" w:themeShade="BF"/>
+          <w:highlight w:val="yellow"/>
           <w:shd w:val="clear" w:color="auto" w:fill="FFFFFF"/>
         </w:rPr>
         <w:t>2. Please include the version information for all packages and software used, to ensure reproducibility and clarity.</w:t>
@@ -2666,25 +3290,25 @@
           <w:iCs/>
           <w:color w:val="2E74B5" w:themeColor="accent5" w:themeShade="BF"/>
         </w:rPr>
-        <w:br/>
-      </w:r>
-      <w:r>
-        <w:rPr>
-          <w:rFonts w:ascii="Arial" w:hAnsi="Arial" w:cs="Arial"/>
-          <w:i/>
-          <w:iCs/>
-          <w:color w:val="2E74B5" w:themeColor="accent5" w:themeShade="BF"/>
-        </w:rPr>
-        <w:br/>
-      </w:r>
-      <w:r>
-        <w:rPr>
-          <w:rFonts w:ascii="Arial" w:hAnsi="Arial" w:cs="Arial"/>
-          <w:i/>
-          <w:iCs/>
-          <w:color w:val="2E74B5" w:themeColor="accent5" w:themeShade="BF"/>
-        </w:rPr>
         <w:lastRenderedPageBreak/>
+        <w:br/>
+      </w:r>
+      <w:r>
+        <w:rPr>
+          <w:rFonts w:ascii="Arial" w:hAnsi="Arial" w:cs="Arial"/>
+          <w:i/>
+          <w:iCs/>
+          <w:color w:val="2E74B5" w:themeColor="accent5" w:themeShade="BF"/>
+        </w:rPr>
+        <w:br/>
+      </w:r>
+      <w:r>
+        <w:rPr>
+          <w:rFonts w:ascii="Arial" w:hAnsi="Arial" w:cs="Arial"/>
+          <w:i/>
+          <w:iCs/>
+          <w:color w:val="2E74B5" w:themeColor="accent5" w:themeShade="BF"/>
+        </w:rPr>
         <w:br/>
       </w:r>
       <w:r>
@@ -2951,6 +3575,7 @@
           <w:iCs/>
           <w:color w:val="2E74B5" w:themeColor="accent5" w:themeShade="BF"/>
         </w:rPr>
+        <w:lastRenderedPageBreak/>
         <w:br/>
       </w:r>
       <w:r>
@@ -2972,19 +3597,7 @@
           <w:highlight w:val="yellow"/>
           <w:shd w:val="clear" w:color="auto" w:fill="FFFFFF"/>
         </w:rPr>
-        <w:t xml:space="preserve">supplementary data showing a biphasic </w:t>
-      </w:r>
-      <w:r>
-        <w:rPr>
-          <w:rFonts w:ascii="Arial" w:hAnsi="Arial" w:cs="Arial"/>
-          <w:i/>
-          <w:iCs/>
-          <w:color w:val="2E74B5" w:themeColor="accent5" w:themeShade="BF"/>
-          <w:highlight w:val="yellow"/>
-          <w:shd w:val="clear" w:color="auto" w:fill="FFFFFF"/>
-        </w:rPr>
-        <w:lastRenderedPageBreak/>
-        <w:t xml:space="preserve">killing curve for the overall population are still required to substantiate the persister claim in the present manuscript. If such data exist, they should be included explicitly and </w:t>
+        <w:t xml:space="preserve">supplementary data showing a biphasic killing curve for the overall population are still required to substantiate the persister claim in the present manuscript. If such data exist, they should be included explicitly and </w:t>
       </w:r>
       <w:commentRangeStart w:id="9"/>
       <w:r>
@@ -3188,7 +3801,7 @@
         </w:rPr>
         <w:t>- </w:t>
       </w:r>
-      <w:hyperlink r:id="rId11" w:tgtFrame="_blank" w:history="1">
+      <w:hyperlink r:id="rId13" w:tgtFrame="_blank" w:history="1">
         <w:r>
           <w:rPr>
             <w:rStyle w:val="Hyperlink"/>
@@ -3258,7 +3871,7 @@
         </w:rPr>
         <w:t>- </w:t>
       </w:r>
-      <w:hyperlink r:id="rId12" w:tgtFrame="_blank" w:history="1">
+      <w:hyperlink r:id="rId14" w:tgtFrame="_blank" w:history="1">
         <w:r>
           <w:rPr>
             <w:rStyle w:val="Hyperlink"/>
@@ -3465,18 +4078,8 @@
           <w:color w:val="2E74B5" w:themeColor="accent5" w:themeShade="BF"/>
           <w:shd w:val="clear" w:color="auto" w:fill="FFFFFF"/>
         </w:rPr>
-        <w:t xml:space="preserve">Regardless of whether tRNA heterogeneity is the dominant source of variation, the use of serine hydroxamate introduces an exogenous chemical whose uptake and intracellular </w:t>
-      </w:r>
-      <w:r>
-        <w:rPr>
-          <w:rFonts w:ascii="Arial" w:hAnsi="Arial" w:cs="Arial"/>
-          <w:i/>
-          <w:iCs/>
-          <w:color w:val="2E74B5" w:themeColor="accent5" w:themeShade="BF"/>
-          <w:shd w:val="clear" w:color="auto" w:fill="FFFFFF"/>
-        </w:rPr>
         <w:lastRenderedPageBreak/>
-        <w:t>concentration may vary between cells, owing to differences in envelope permeability, transport, or metabolic state. As a result, some of the observed heterogeneity may reflect variability in drug uptake or action rather than intrinsic regulatory dysregulation. In addition, the observed effects may be specific to serine limitation, rather than reflecting a generalizable response to nutrient stress, and this distinction is not addressed in the manuscript.</w:t>
+        <w:t>Regardless of whether tRNA heterogeneity is the dominant source of variation, the use of serine hydroxamate introduces an exogenous chemical whose uptake and intracellular concentration may vary between cells, owing to differences in envelope permeability, transport, or metabolic state. As a result, some of the observed heterogeneity may reflect variability in drug uptake or action rather than intrinsic regulatory dysregulation. In addition, the observed effects may be specific to serine limitation, rather than reflecting a generalizable response to nutrient stress, and this distinction is not addressed in the manuscript.</w:t>
       </w:r>
       <w:r>
         <w:rPr>
@@ -3754,25 +4357,7 @@
           <w:color w:val="2E74B5" w:themeColor="accent5" w:themeShade="BF"/>
           <w:shd w:val="clear" w:color="auto" w:fill="FFFFFF"/>
         </w:rPr>
-        <w:t>. Dis-Arrest cells were pretreated with serine hydroxamate, analogous to experimental strategies that use bacteriostatic pretreatments to enrich for persister populations (although whether such treatments generate bona fide persisters remains debated). In contrast, Reg-Arrest cells were not treated with serine hydroxamate, resulting in a control that does not match the experimental condition. If stationary-phase Reg-Arrest cells are truly amino-acid starved, particularly for serine, then serine hydroxamate treatment should have little effect. Conversely, if serine hydroxamate does alter the Reg-Arrest phenotype, this would suggest that additional mechanisms are at play.</w:t>
-      </w:r>
-      <w:r>
-        <w:rPr>
-          <w:rFonts w:ascii="Arial" w:hAnsi="Arial" w:cs="Arial"/>
-          <w:i/>
-          <w:iCs/>
-          <w:color w:val="2E74B5" w:themeColor="accent5" w:themeShade="BF"/>
-        </w:rPr>
-        <w:br/>
-      </w:r>
-      <w:r>
-        <w:rPr>
-          <w:rFonts w:ascii="Arial" w:hAnsi="Arial" w:cs="Arial"/>
-          <w:i/>
-          <w:iCs/>
-          <w:color w:val="2E74B5" w:themeColor="accent5" w:themeShade="BF"/>
-        </w:rPr>
-        <w:br/>
+        <w:t xml:space="preserve">. Dis-Arrest cells were pretreated with serine hydroxamate, analogous to experimental strategies that use bacteriostatic pretreatments to enrich for persister populations (although whether such treatments generate bona fide persisters remains debated). In contrast, Reg-Arrest cells were not treated with serine hydroxamate, resulting in a control that does not match the experimental condition. If stationary-phase Reg-Arrest cells are truly amino-acid starved, particularly for serine, then serine hydroxamate treatment should have little effect. Conversely, if serine hydroxamate does alter the Reg-Arrest </w:t>
       </w:r>
       <w:r>
         <w:rPr>
@@ -3783,6 +4368,34 @@
           <w:shd w:val="clear" w:color="auto" w:fill="FFFFFF"/>
         </w:rPr>
         <w:lastRenderedPageBreak/>
+        <w:t>phenotype, this would suggest that additional mechanisms are at play.</w:t>
+      </w:r>
+      <w:r>
+        <w:rPr>
+          <w:rFonts w:ascii="Arial" w:hAnsi="Arial" w:cs="Arial"/>
+          <w:i/>
+          <w:iCs/>
+          <w:color w:val="2E74B5" w:themeColor="accent5" w:themeShade="BF"/>
+        </w:rPr>
+        <w:br/>
+      </w:r>
+      <w:r>
+        <w:rPr>
+          <w:rFonts w:ascii="Arial" w:hAnsi="Arial" w:cs="Arial"/>
+          <w:i/>
+          <w:iCs/>
+          <w:color w:val="2E74B5" w:themeColor="accent5" w:themeShade="BF"/>
+        </w:rPr>
+        <w:br/>
+      </w:r>
+      <w:r>
+        <w:rPr>
+          <w:rFonts w:ascii="Arial" w:hAnsi="Arial" w:cs="Arial"/>
+          <w:i/>
+          <w:iCs/>
+          <w:color w:val="2E74B5" w:themeColor="accent5" w:themeShade="BF"/>
+          <w:shd w:val="clear" w:color="auto" w:fill="FFFFFF"/>
+        </w:rPr>
         <w:t xml:space="preserve">Critical details regarding the Reg-Arrest condition are missing. </w:t>
       </w:r>
       <w:commentRangeStart w:id="17"/>
@@ -4114,7 +4727,7 @@
         </w:rPr>
         <w:t>Persisters have been reported to tolerate stress better than log-phase cells, including SDS stress </w:t>
       </w:r>
-      <w:hyperlink r:id="rId13" w:tgtFrame="_blank" w:history="1">
+      <w:hyperlink r:id="rId15" w:tgtFrame="_blank" w:history="1">
         <w:r>
           <w:rPr>
             <w:rStyle w:val="Hyperlink"/>
@@ -4198,7 +4811,7 @@
           <w:color w:val="2E74B5" w:themeColor="accent5" w:themeShade="BF"/>
           <w:shd w:val="clear" w:color="auto" w:fill="FFFFFF"/>
         </w:rPr>
-        <w:t xml:space="preserve">Notably, the Discussion states: “This seemingly unfavorable condition…can actually lead to increased survival, due to the prolonged growth-arrested state, when a lethal antibiotic treatment targeting growth is applied.” This assertion is inconsistent with the SDS results, as SDS damages cell membranes, and persisters are typically more (not less) resilient to such </w:t>
+        <w:t xml:space="preserve">Notably, the Discussion states: “This seemingly unfavorable condition…can actually lead to increased survival, due to the prolonged growth-arrested state, when a lethal antibiotic </w:t>
       </w:r>
       <w:r>
         <w:rPr>
@@ -4209,7 +4822,7 @@
           <w:shd w:val="clear" w:color="auto" w:fill="FFFFFF"/>
         </w:rPr>
         <w:lastRenderedPageBreak/>
-        <w:t>stressors. The SDS data, therefore, provide evidence against the interpretation that Dis-Arrest cells become persisters. This contradiction is not addressed in the manuscript, nor are additional experiments presented to reconcile SDS sensitivity with the proposed persistence model.</w:t>
+        <w:t>treatment targeting growth is applied.” This assertion is inconsistent with the SDS results, as SDS damages cell membranes, and persisters are typically more (not less) resilient to such stressors. The SDS data, therefore, provide evidence against the interpretation that Dis-Arrest cells become persisters. This contradiction is not addressed in the manuscript, nor are additional experiments presented to reconcile SDS sensitivity with the proposed persistence model.</w:t>
       </w:r>
       <w:r>
         <w:rPr>
@@ -4523,25 +5136,35 @@
           <w:color w:val="2E74B5" w:themeColor="accent5" w:themeShade="BF"/>
           <w:shd w:val="clear" w:color="auto" w:fill="FFFFFF"/>
         </w:rPr>
-        <w:t xml:space="preserve"> whereas laboratory E. coli is typically maintained in planktonic growth in liquid culture. Consequently, lag times measured on solid media may not accurately reflect the physiological state of cells grown and harvested from liquid cultures.</w:t>
-      </w:r>
-      <w:r>
-        <w:rPr>
-          <w:rFonts w:ascii="Arial" w:hAnsi="Arial" w:cs="Arial"/>
-          <w:i/>
-          <w:iCs/>
-          <w:color w:val="2E74B5" w:themeColor="accent5" w:themeShade="BF"/>
-        </w:rPr>
-        <w:br/>
-      </w:r>
-      <w:r>
-        <w:rPr>
-          <w:rFonts w:ascii="Arial" w:hAnsi="Arial" w:cs="Arial"/>
-          <w:i/>
-          <w:iCs/>
-          <w:color w:val="2E74B5" w:themeColor="accent5" w:themeShade="BF"/>
+        <w:t xml:space="preserve"> whereas laboratory E. coli is typically maintained in planktonic growth in liquid culture. Consequently, lag times measured on solid media may </w:t>
+      </w:r>
+      <w:r>
+        <w:rPr>
+          <w:rFonts w:ascii="Arial" w:hAnsi="Arial" w:cs="Arial"/>
+          <w:i/>
+          <w:iCs/>
+          <w:color w:val="2E74B5" w:themeColor="accent5" w:themeShade="BF"/>
+          <w:shd w:val="clear" w:color="auto" w:fill="FFFFFF"/>
         </w:rPr>
         <w:lastRenderedPageBreak/>
+        <w:t>not accurately reflect the physiological state of cells grown and harvested from liquid cultures.</w:t>
+      </w:r>
+      <w:r>
+        <w:rPr>
+          <w:rFonts w:ascii="Arial" w:hAnsi="Arial" w:cs="Arial"/>
+          <w:i/>
+          <w:iCs/>
+          <w:color w:val="2E74B5" w:themeColor="accent5" w:themeShade="BF"/>
+        </w:rPr>
+        <w:br/>
+      </w:r>
+      <w:r>
+        <w:rPr>
+          <w:rFonts w:ascii="Arial" w:hAnsi="Arial" w:cs="Arial"/>
+          <w:i/>
+          <w:iCs/>
+          <w:color w:val="2E74B5" w:themeColor="accent5" w:themeShade="BF"/>
+        </w:rPr>
         <w:br/>
       </w:r>
       <w:r>
@@ -4750,7 +5373,7 @@
         </w:rPr>
         <w:t>, or focused analyses of eigenvalue outliers. While I am not an expert in random matrix theory, I expected a clearer visual or quantitative distinction similar to those shown in published examples (e.g., </w:t>
       </w:r>
-      <w:hyperlink r:id="rId14" w:tgtFrame="_blank" w:history="1">
+      <w:hyperlink r:id="rId16" w:tgtFrame="_blank" w:history="1">
         <w:r>
           <w:rPr>
             <w:rStyle w:val="Hyperlink"/>
@@ -4874,7 +5497,7 @@
           <w:color w:val="2E74B5" w:themeColor="accent5" w:themeShade="BF"/>
           <w:shd w:val="clear" w:color="auto" w:fill="FFFFFF"/>
         </w:rPr>
-        <w:t xml:space="preserve">The manuscript does not explain why this strain was selected, nor does it discuss the potential biases introduced by using a strain with an impaired stringent response. In particular, it remains unclear how the observed variability compares to that of a typical E. coli strain with a fully functional stringent response. Without such justification or comparison, it is difficult to determine whether the reported effects arise from the experimental perturbations </w:t>
+        <w:t xml:space="preserve">The manuscript does not explain why this strain was selected, nor does it discuss the potential biases introduced by using a strain with an impaired stringent response. In particular, it remains unclear how the observed variability compares to that of a typical E. coli </w:t>
       </w:r>
       <w:r>
         <w:rPr>
@@ -4885,7 +5508,7 @@
           <w:shd w:val="clear" w:color="auto" w:fill="FFFFFF"/>
         </w:rPr>
         <w:lastRenderedPageBreak/>
-        <w:t>or from the underlying genetic background of the strain itself.</w:t>
+        <w:t>strain with a fully functional stringent response. Without such justification or comparison, it is difficult to determine whether the reported effects arise from the experimental perturbations or from the underlying genetic background of the strain itself.</w:t>
       </w:r>
       <w:r>
         <w:rPr>
@@ -5138,7 +5761,7 @@
           <w:color w:val="2E74B5" w:themeColor="accent5" w:themeShade="BF"/>
           <w:shd w:val="clear" w:color="auto" w:fill="FFFFFF"/>
         </w:rPr>
-        <w:t xml:space="preserve">In this manuscript, Gutfreund and colleagues investigate disrupted growth-arrest using single cell RNA-seq and a newly developed measure of gene-gene expression correlation in sparse data. In the first section, they develop a measure, GMP-cor, based on the eigenvalue density of the correlation matrix. This can be compared to the eigenvalue density of scrambled data, providing a measure of overall correlation while compensating for the sparsity of scRNA-seq data. Looking at three scRNA-seq data sets (exponential growth, regulated growth-arrest (reg-arrest), and disrupted growth-arrest (dis-arrest)), cells grown in </w:t>
+        <w:t xml:space="preserve">In this manuscript, Gutfreund and colleagues investigate disrupted growth-arrest using single cell RNA-seq and a newly developed measure of gene-gene expression correlation in sparse data. In the first section, they develop a measure, GMP-cor, based on the eigenvalue density of the correlation matrix. This can be compared to the eigenvalue density of scrambled data, providing a measure of overall correlation while compensating for the </w:t>
       </w:r>
       <w:r>
         <w:rPr>
@@ -5149,7 +5772,7 @@
           <w:shd w:val="clear" w:color="auto" w:fill="FFFFFF"/>
         </w:rPr>
         <w:lastRenderedPageBreak/>
-        <w:t>the dis-arrest condition exhibit a loss of correlation in their gene expression patterns. They show that the (lack of) coherence of expression patterns is also reflected in bulk RNA-seq data by a loss of gene set enrichment in the dis-arrest condition relative to reg-arrest. Finally, they apply their measure to a scRNA-seq time course following induction of a toxin (VapC) known to induce antibiotic tolerance and persistence, showing that their GMP-cor measure also indicates a loss of gene-gene expression correlation in this data, suggesting it is a general property of the cellular state underlying tolerance/persistence.</w:t>
+        <w:t>sparsity of scRNA-seq data. Looking at three scRNA-seq data sets (exponential growth, regulated growth-arrest (reg-arrest), and disrupted growth-arrest (dis-arrest)), cells grown in the dis-arrest condition exhibit a loss of correlation in their gene expression patterns. They show that the (lack of) coherence of expression patterns is also reflected in bulk RNA-seq data by a loss of gene set enrichment in the dis-arrest condition relative to reg-arrest. Finally, they apply their measure to a scRNA-seq time course following induction of a toxin (VapC) known to induce antibiotic tolerance and persistence, showing that their GMP-cor measure also indicates a loss of gene-gene expression correlation in this data, suggesting it is a general property of the cellular state underlying tolerance/persistence.</w:t>
       </w:r>
       <w:r>
         <w:rPr>

--- a/documents/Rebuttal02032026.docx
+++ b/documents/Rebuttal02032026.docx
@@ -374,67 +374,7 @@
         <w:rPr>
           <w:bCs/>
         </w:rPr>
-        <w:t>. The addition of this simulation has vastly improved our understanding of the correlation eigenval</w:t>
-      </w:r>
-      <w:r>
-        <w:rPr>
-          <w:bCs/>
-          <w:noProof/>
-        </w:rPr>
-        <w:drawing>
-          <wp:inline distT="0" distB="0" distL="0" distR="0" wp14:anchorId="215E6C77" wp14:editId="7CF19129">
-            <wp:extent cx="4572000" cy="3657600"/>
-            <wp:effectExtent l="0" t="0" r="0" b="0"/>
-            <wp:docPr id="1337461186" name="Picture 1"/>
-            <wp:cNvGraphicFramePr>
-              <a:graphicFrameLocks xmlns:a="http://schemas.openxmlformats.org/drawingml/2006/main" noChangeAspect="1"/>
-            </wp:cNvGraphicFramePr>
-            <a:graphic xmlns:a="http://schemas.openxmlformats.org/drawingml/2006/main">
-              <a:graphicData uri="http://schemas.openxmlformats.org/drawingml/2006/picture">
-                <pic:pic xmlns:pic="http://schemas.openxmlformats.org/drawingml/2006/picture">
-                  <pic:nvPicPr>
-                    <pic:cNvPr id="0" name="Picture 1"/>
-                    <pic:cNvPicPr>
-                      <a:picLocks noChangeAspect="1" noChangeArrowheads="1"/>
-                    </pic:cNvPicPr>
-                  </pic:nvPicPr>
-                  <pic:blipFill>
-                    <a:blip r:embed="rId8">
-                      <a:extLst>
-                        <a:ext uri="{28A0092B-C50C-407E-A947-70E740481C1C}">
-                          <a14:useLocalDpi xmlns:a14="http://schemas.microsoft.com/office/drawing/2010/main" val="0"/>
-                        </a:ext>
-                      </a:extLst>
-                    </a:blip>
-                    <a:srcRect/>
-                    <a:stretch>
-                      <a:fillRect/>
-                    </a:stretch>
-                  </pic:blipFill>
-                  <pic:spPr bwMode="auto">
-                    <a:xfrm>
-                      <a:off x="0" y="0"/>
-                      <a:ext cx="4572000" cy="3657600"/>
-                    </a:xfrm>
-                    <a:prstGeom prst="rect">
-                      <a:avLst/>
-                    </a:prstGeom>
-                    <a:noFill/>
-                    <a:ln>
-                      <a:noFill/>
-                    </a:ln>
-                  </pic:spPr>
-                </pic:pic>
-              </a:graphicData>
-            </a:graphic>
-          </wp:inline>
-        </w:drawing>
-      </w:r>
-      <w:r>
-        <w:rPr>
-          <w:bCs/>
-        </w:rPr>
-        <w:t>ue analysis and helped us refine the GMP-Cor metric, to better reflect true correlations while considering also the structure and sparsity of the data.</w:t>
+        <w:t>. The addition of this simulation has vastly improved our understanding of the correlation eigenvalue analysis and helped us refine the GMP-Cor metric, to better reflect true correlations while considering also the structure and sparsity of the data.</w:t>
       </w:r>
       <w:r>
         <w:rPr>
@@ -479,14 +419,7 @@
         <w:rPr>
           <w:b/>
         </w:rPr>
-        <w:t xml:space="preserve">genuine </w:t>
-      </w:r>
-      <w:r>
-        <w:rPr>
-          <w:b/>
-        </w:rPr>
-        <w:lastRenderedPageBreak/>
-        <w:t>coupling strength rather than sampling noise</w:t>
+        <w:t>genuine coupling strength rather than sampling noise</w:t>
       </w:r>
       <w:r>
         <w:rPr>
@@ -624,7 +557,11 @@
         <w:t>appear</w:t>
       </w:r>
       <w:r>
-        <w:t xml:space="preserve"> as dysregulation, we simulated two sub-populations of 500 cells each with distinct hub-network topologies (different covariance seeds) combined into one matrix, and compared a regulated mixture (both ρ = 0.8) against a dysregulated mixture (both ρ = 0.1):</w:t>
+        <w:t xml:space="preserve"> as dysregulation, we simulated two sub-populations of 500 cells each with distinct hub-network topologies (different covariance seeds) combined into one matrix, and compared a regulated </w:t>
+      </w:r>
+      <w:r>
+        <w:lastRenderedPageBreak/>
+        <w:t>mixture (both ρ = 0.8) against a dysregulated mixture (both ρ = 0.1):</w:t>
       </w:r>
       <w:r>
         <w:rPr>
@@ -911,15 +848,7 @@
           <w:b/>
           <w:bCs/>
         </w:rPr>
-        <w:t xml:space="preserve"> interpretation that the Dis-Arrest signal is an </w:t>
-      </w:r>
-      <w:r>
-        <w:rPr>
-          <w:b/>
-          <w:bCs/>
-        </w:rPr>
-        <w:lastRenderedPageBreak/>
-        <w:t>artifact of population heterogeneity</w:t>
+        <w:t xml:space="preserve"> interpretation that the Dis-Arrest signal is an artifact of population heterogeneity</w:t>
       </w:r>
       <w:r>
         <w:t xml:space="preserve">. </w:t>
@@ -1140,7 +1069,14 @@
         <w:rPr>
           <w:bCs/>
         </w:rPr>
-        <w:t>computed on the full set of cells passing quality control for each condition</w:t>
+        <w:t xml:space="preserve">computed on the full set of cells </w:t>
+      </w:r>
+      <w:r>
+        <w:rPr>
+          <w:bCs/>
+        </w:rPr>
+        <w:lastRenderedPageBreak/>
+        <w:t>passing quality control for each condition</w:t>
       </w:r>
       <w:r>
         <w:rPr>
@@ -2658,125 +2594,17 @@
         <w:t>, which presents the main conclusion of this chapter.</w:t>
       </w:r>
       <w:r>
-        <w:t xml:space="preserve"> Nevertheless, as the reviewer pointed out, it is important to check that there is no bias based on the gene-set size of the GO terms. To address this, we tested the correlation between the enrichment score difference and the gene-set size in each GO terms. </w:t>
-      </w:r>
-      <w:r>
-        <w:t>Across the 20 terms significant in both</w:t>
-      </w:r>
-      <w:r>
-        <w:t xml:space="preserve"> </w:t>
-      </w:r>
-      <w:r>
-        <w:t xml:space="preserve">conditions, </w:t>
+        <w:t xml:space="preserve"> Nevertheless, as the reviewer pointed out, it is important to check that there is no bias based on the gene-set size of the GO terms. To address this, we tested the correlation between the enrichment score difference and the gene-set size in each GO terms. Across the 20 terms significant in both conditions, </w:t>
       </w:r>
       <w:r>
         <w:rPr>
           <w:b/>
           <w:bCs/>
         </w:rPr>
-        <w:t xml:space="preserve">the signed difference in </w:t>
-      </w:r>
-      <w:r>
-        <w:rPr>
-          <w:b/>
-          <w:bCs/>
-        </w:rPr>
-        <w:t>enrichment score</w:t>
-      </w:r>
-      <w:r>
-        <w:rPr>
-          <w:b/>
-          <w:bCs/>
-        </w:rPr>
-        <w:t xml:space="preserve"> between Reg-</w:t>
-      </w:r>
-      <w:r>
-        <w:rPr>
-          <w:b/>
-          <w:bCs/>
-        </w:rPr>
-        <w:t>Arrest</w:t>
-      </w:r>
-      <w:r>
-        <w:rPr>
-          <w:b/>
-          <w:bCs/>
-        </w:rPr>
-        <w:t xml:space="preserve"> and Dis-Arrest shows no</w:t>
-      </w:r>
-      <w:r>
-        <w:rPr>
-          <w:b/>
-          <w:bCs/>
-        </w:rPr>
-        <w:t xml:space="preserve"> </w:t>
-      </w:r>
-      <w:r>
-        <w:rPr>
-          <w:b/>
-          <w:bCs/>
-        </w:rPr>
-        <w:t>significant dependence on gene-set size (Spearman ρ = 0.30, p = 0.2)</w:t>
-      </w:r>
-      <w:r>
-        <w:t xml:space="preserve"> </w:t>
-      </w:r>
-      <w:r>
-        <w:t>-</w:t>
-      </w:r>
-      <w:r>
-        <w:t xml:space="preserve"> i.e., the direction</w:t>
-      </w:r>
-      <w:r>
-        <w:t xml:space="preserve"> </w:t>
-      </w:r>
-      <w:r>
-        <w:t>of the effect (stronger, more coherent enrichment in Reg-Arrest) is independent of how</w:t>
-      </w:r>
-      <w:r>
-        <w:t xml:space="preserve"> </w:t>
-      </w:r>
-      <w:r>
-        <w:t>many genes a term contains. The absolute magnitude of the difference does increase mildly</w:t>
-      </w:r>
-      <w:r>
-        <w:t xml:space="preserve"> </w:t>
-      </w:r>
-      <w:r>
-        <w:t xml:space="preserve">with gene-set </w:t>
-      </w:r>
-      <w:r>
-        <w:t>size (</w:t>
-      </w:r>
-      <w:r>
-        <w:t>Spearman ρ = 0.53, p = 0.017), but this is an expected statistical</w:t>
-      </w:r>
-      <w:r>
-        <w:t xml:space="preserve"> </w:t>
-      </w:r>
-      <w:r>
-        <w:t xml:space="preserve">property of any </w:t>
-      </w:r>
-      <w:r>
-        <w:t>FDR related metric</w:t>
-      </w:r>
-      <w:r>
-        <w:t>: larger gene sets can reach smaller FDRs and</w:t>
-      </w:r>
-      <w:r>
-        <w:t xml:space="preserve"> </w:t>
-      </w:r>
-      <w:r>
-        <w:t>therefore span a wider dynamic range, so differences appear larger. It does not reflect a size-specific bias in the biological conclusion</w:t>
-      </w:r>
-      <w:r>
-        <w:t xml:space="preserve"> </w:t>
-      </w:r>
-      <w:r>
-        <w:t>(new Supplementary Fig. [S3</w:t>
-      </w:r>
-      <w:r>
-        <w:t>]).</w:t>
+        <w:t>the signed difference in enrichment score between Reg-Arrest and Dis-Arrest shows no significant dependence on gene-set size (Spearman ρ = 0.30, p = 0.2)</w:t>
+      </w:r>
+      <w:r>
+        <w:t xml:space="preserve"> - i.e., the direction of the effect (stronger, more coherent enrichment in Reg-Arrest) is independent of how many genes a term contains.</w:t>
       </w:r>
     </w:p>
     <w:p>
@@ -2880,7 +2708,7 @@
           <w:color w:val="2E74B5" w:themeColor="accent5" w:themeShade="BF"/>
           <w:shd w:val="clear" w:color="auto" w:fill="FFFFFF"/>
         </w:rPr>
-        <w:t xml:space="preserve"> Specifically, is the “Dis-</w:t>
+        <w:t xml:space="preserve"> Specifically, is the “Dis-arrest” state defined primarily by the long-lag phenotype or by the correlation index? If the latter, does this imply that a prolonged lag time alone does not necessarily lead to transcriptional dysregulation, and therefore may not be sufficient to drive persistence? Because the manuscript suggests a connection between the Dis-arrest–like state, prolonged </w:t>
       </w:r>
       <w:r>
         <w:rPr>
@@ -2891,7 +2719,7 @@
           <w:shd w:val="clear" w:color="auto" w:fill="FFFFFF"/>
         </w:rPr>
         <w:lastRenderedPageBreak/>
-        <w:t xml:space="preserve">arrest” state defined primarily by the long-lag phenotype or by the correlation index? If the latter, does this imply that a prolonged lag time alone does not necessarily lead to transcriptional dysregulation, and therefore may not be sufficient to drive persistence? Because the manuscript suggests a connection between the Dis-arrest–like state, prolonged lag times, and persistence, </w:t>
+        <w:t xml:space="preserve">lag times, and persistence, </w:t>
       </w:r>
       <w:r>
         <w:rPr>
@@ -2974,7 +2802,7 @@
         <w:t>main goal</w:t>
       </w:r>
       <w:r>
-        <w:t xml:space="preserve"> line of this work. </w:t>
+        <w:t xml:space="preserve"> of this work. </w:t>
       </w:r>
       <w:r>
         <w:t xml:space="preserve">The connection between long lag times and Dis-Arrest to persistence was already established in previous works (Kaplan et. al., </w:t>
@@ -3000,19 +2828,7 @@
         <w:t>2026).</w:t>
       </w:r>
       <w:r>
-        <w:t xml:space="preserve"> </w:t>
-      </w:r>
-      <w:r>
-        <w:t>Undoubtfully, including a direct persistence assay</w:t>
-      </w:r>
-      <w:r>
-        <w:t xml:space="preserve"> in this study</w:t>
-      </w:r>
-      <w:r>
-        <w:t xml:space="preserve"> would have made</w:t>
-      </w:r>
-      <w:r>
-        <w:t xml:space="preserve"> this connection much clearer - we</w:t>
+        <w:t xml:space="preserve"> Undoubtfully, including a direct persistence assay in this study would have made this connection much clearer - we</w:t>
       </w:r>
       <w:r>
         <w:rPr>
@@ -3151,6 +2967,7 @@
           <w:i/>
           <w:iCs/>
           <w:color w:val="2E74B5" w:themeColor="accent5" w:themeShade="BF"/>
+          <w:shd w:val="clear" w:color="auto" w:fill="FFFFFF"/>
         </w:rPr>
       </w:pPr>
       <w:r>
@@ -3290,43 +3107,43 @@
           <w:iCs/>
           <w:color w:val="2E74B5" w:themeColor="accent5" w:themeShade="BF"/>
         </w:rPr>
+        <w:br/>
+      </w:r>
+      <w:r>
+        <w:rPr>
+          <w:rFonts w:ascii="Arial" w:hAnsi="Arial" w:cs="Arial"/>
+          <w:i/>
+          <w:iCs/>
+          <w:color w:val="2E74B5" w:themeColor="accent5" w:themeShade="BF"/>
+        </w:rPr>
+        <w:br/>
+      </w:r>
+      <w:r>
+        <w:rPr>
+          <w:rFonts w:ascii="Arial" w:hAnsi="Arial" w:cs="Arial"/>
+          <w:i/>
+          <w:iCs/>
+          <w:color w:val="2E74B5" w:themeColor="accent5" w:themeShade="BF"/>
+        </w:rPr>
+        <w:br/>
+      </w:r>
+      <w:r>
+        <w:rPr>
+          <w:rFonts w:ascii="Arial" w:hAnsi="Arial" w:cs="Arial"/>
+          <w:i/>
+          <w:iCs/>
+          <w:color w:val="2E74B5" w:themeColor="accent5" w:themeShade="BF"/>
+        </w:rPr>
+        <w:br/>
+      </w:r>
+      <w:r>
+        <w:rPr>
+          <w:rFonts w:ascii="Arial" w:hAnsi="Arial" w:cs="Arial"/>
+          <w:i/>
+          <w:iCs/>
+          <w:color w:val="2E74B5" w:themeColor="accent5" w:themeShade="BF"/>
+        </w:rPr>
         <w:lastRenderedPageBreak/>
-        <w:br/>
-      </w:r>
-      <w:r>
-        <w:rPr>
-          <w:rFonts w:ascii="Arial" w:hAnsi="Arial" w:cs="Arial"/>
-          <w:i/>
-          <w:iCs/>
-          <w:color w:val="2E74B5" w:themeColor="accent5" w:themeShade="BF"/>
-        </w:rPr>
-        <w:br/>
-      </w:r>
-      <w:r>
-        <w:rPr>
-          <w:rFonts w:ascii="Arial" w:hAnsi="Arial" w:cs="Arial"/>
-          <w:i/>
-          <w:iCs/>
-          <w:color w:val="2E74B5" w:themeColor="accent5" w:themeShade="BF"/>
-        </w:rPr>
-        <w:br/>
-      </w:r>
-      <w:r>
-        <w:rPr>
-          <w:rFonts w:ascii="Arial" w:hAnsi="Arial" w:cs="Arial"/>
-          <w:i/>
-          <w:iCs/>
-          <w:color w:val="2E74B5" w:themeColor="accent5" w:themeShade="BF"/>
-        </w:rPr>
-        <w:br/>
-      </w:r>
-      <w:r>
-        <w:rPr>
-          <w:rFonts w:ascii="Arial" w:hAnsi="Arial" w:cs="Arial"/>
-          <w:i/>
-          <w:iCs/>
-          <w:color w:val="2E74B5" w:themeColor="accent5" w:themeShade="BF"/>
-        </w:rPr>
         <w:br/>
       </w:r>
       <w:r>
@@ -3575,7 +3392,6 @@
           <w:iCs/>
           <w:color w:val="2E74B5" w:themeColor="accent5" w:themeShade="BF"/>
         </w:rPr>
-        <w:lastRenderedPageBreak/>
         <w:br/>
       </w:r>
       <w:r>
@@ -3624,6 +3440,7 @@
           <w:highlight w:val="yellow"/>
           <w:shd w:val="clear" w:color="auto" w:fill="FFFFFF"/>
         </w:rPr>
+        <w:lastRenderedPageBreak/>
         <w:commentReference w:id="9"/>
       </w:r>
       <w:r>
@@ -4078,8 +3895,18 @@
           <w:color w:val="2E74B5" w:themeColor="accent5" w:themeShade="BF"/>
           <w:shd w:val="clear" w:color="auto" w:fill="FFFFFF"/>
         </w:rPr>
+        <w:t xml:space="preserve">Regardless of whether tRNA heterogeneity is the dominant source of variation, the use of serine hydroxamate introduces an exogenous chemical whose uptake and intracellular concentration may vary between cells, owing to differences in envelope permeability, transport, or metabolic state. As a result, some of the observed heterogeneity may reflect </w:t>
+      </w:r>
+      <w:r>
+        <w:rPr>
+          <w:rFonts w:ascii="Arial" w:hAnsi="Arial" w:cs="Arial"/>
+          <w:i/>
+          <w:iCs/>
+          <w:color w:val="2E74B5" w:themeColor="accent5" w:themeShade="BF"/>
+          <w:shd w:val="clear" w:color="auto" w:fill="FFFFFF"/>
+        </w:rPr>
         <w:lastRenderedPageBreak/>
-        <w:t>Regardless of whether tRNA heterogeneity is the dominant source of variation, the use of serine hydroxamate introduces an exogenous chemical whose uptake and intracellular concentration may vary between cells, owing to differences in envelope permeability, transport, or metabolic state. As a result, some of the observed heterogeneity may reflect variability in drug uptake or action rather than intrinsic regulatory dysregulation. In addition, the observed effects may be specific to serine limitation, rather than reflecting a generalizable response to nutrient stress, and this distinction is not addressed in the manuscript.</w:t>
+        <w:t>variability in drug uptake or action rather than intrinsic regulatory dysregulation. In addition, the observed effects may be specific to serine limitation, rather than reflecting a generalizable response to nutrient stress, and this distinction is not addressed in the manuscript.</w:t>
       </w:r>
       <w:r>
         <w:rPr>
@@ -4357,18 +4184,7 @@
           <w:color w:val="2E74B5" w:themeColor="accent5" w:themeShade="BF"/>
           <w:shd w:val="clear" w:color="auto" w:fill="FFFFFF"/>
         </w:rPr>
-        <w:t xml:space="preserve">. Dis-Arrest cells were pretreated with serine hydroxamate, analogous to experimental strategies that use bacteriostatic pretreatments to enrich for persister populations (although whether such treatments generate bona fide persisters remains debated). In contrast, Reg-Arrest cells were not treated with serine hydroxamate, resulting in a control that does not match the experimental condition. If stationary-phase Reg-Arrest cells are truly amino-acid starved, particularly for serine, then serine hydroxamate treatment should have little effect. Conversely, if serine hydroxamate does alter the Reg-Arrest </w:t>
-      </w:r>
-      <w:r>
-        <w:rPr>
-          <w:rFonts w:ascii="Arial" w:hAnsi="Arial" w:cs="Arial"/>
-          <w:i/>
-          <w:iCs/>
-          <w:color w:val="2E74B5" w:themeColor="accent5" w:themeShade="BF"/>
-          <w:shd w:val="clear" w:color="auto" w:fill="FFFFFF"/>
-        </w:rPr>
-        <w:lastRenderedPageBreak/>
-        <w:t>phenotype, this would suggest that additional mechanisms are at play.</w:t>
+        <w:t>. Dis-Arrest cells were pretreated with serine hydroxamate, analogous to experimental strategies that use bacteriostatic pretreatments to enrich for persister populations (although whether such treatments generate bona fide persisters remains debated). In contrast, Reg-Arrest cells were not treated with serine hydroxamate, resulting in a control that does not match the experimental condition. If stationary-phase Reg-Arrest cells are truly amino-acid starved, particularly for serine, then serine hydroxamate treatment should have little effect. Conversely, if serine hydroxamate does alter the Reg-Arrest phenotype, this would suggest that additional mechanisms are at play.</w:t>
       </w:r>
       <w:r>
         <w:rPr>
@@ -4432,7 +4248,18 @@
           <w:color w:val="2E74B5" w:themeColor="accent5" w:themeShade="BF"/>
           <w:shd w:val="clear" w:color="auto" w:fill="FFFFFF"/>
         </w:rPr>
-        <w:t>. Because cultures can enter stationary phase at different times and undergo substantial physiological changes the longer they remain in stationary phase. This information is essential for interpreting the results and for ensuring reproducibility.</w:t>
+        <w:t xml:space="preserve">. Because cultures can </w:t>
+      </w:r>
+      <w:r>
+        <w:rPr>
+          <w:rFonts w:ascii="Arial" w:hAnsi="Arial" w:cs="Arial"/>
+          <w:i/>
+          <w:iCs/>
+          <w:color w:val="2E74B5" w:themeColor="accent5" w:themeShade="BF"/>
+          <w:shd w:val="clear" w:color="auto" w:fill="FFFFFF"/>
+        </w:rPr>
+        <w:lastRenderedPageBreak/>
+        <w:t>enter stationary phase at different times and undergo substantial physiological changes the longer they remain in stationary phase. This information is essential for interpreting the results and for ensuring reproducibility.</w:t>
       </w:r>
       <w:r>
         <w:rPr>
@@ -4811,7 +4638,7 @@
           <w:color w:val="2E74B5" w:themeColor="accent5" w:themeShade="BF"/>
           <w:shd w:val="clear" w:color="auto" w:fill="FFFFFF"/>
         </w:rPr>
-        <w:t xml:space="preserve">Notably, the Discussion states: “This seemingly unfavorable condition…can actually lead to increased survival, due to the prolonged growth-arrested state, when a lethal antibiotic </w:t>
+        <w:t xml:space="preserve">Notably, the Discussion states: “This seemingly unfavorable condition…can actually lead to increased survival, due to the prolonged growth-arrested state, when a lethal antibiotic treatment targeting growth is applied.” This assertion is inconsistent with the SDS results, as SDS damages cell membranes, and persisters are typically more (not less) resilient to such stressors. The SDS data, therefore, provide evidence against the interpretation that Dis-Arrest cells become persisters. This contradiction is not addressed in the manuscript, nor are </w:t>
       </w:r>
       <w:r>
         <w:rPr>
@@ -4822,7 +4649,7 @@
           <w:shd w:val="clear" w:color="auto" w:fill="FFFFFF"/>
         </w:rPr>
         <w:lastRenderedPageBreak/>
-        <w:t>treatment targeting growth is applied.” This assertion is inconsistent with the SDS results, as SDS damages cell membranes, and persisters are typically more (not less) resilient to such stressors. The SDS data, therefore, provide evidence against the interpretation that Dis-Arrest cells become persisters. This contradiction is not addressed in the manuscript, nor are additional experiments presented to reconcile SDS sensitivity with the proposed persistence model.</w:t>
+        <w:t>additional experiments presented to reconcile SDS sensitivity with the proposed persistence model.</w:t>
       </w:r>
       <w:r>
         <w:rPr>
@@ -5136,7 +4963,44 @@
           <w:color w:val="2E74B5" w:themeColor="accent5" w:themeShade="BF"/>
           <w:shd w:val="clear" w:color="auto" w:fill="FFFFFF"/>
         </w:rPr>
-        <w:t xml:space="preserve"> whereas laboratory E. coli is typically maintained in planktonic growth in liquid culture. Consequently, lag times measured on solid media may </w:t>
+        <w:t xml:space="preserve"> whereas laboratory E. coli is typically maintained in planktonic growth in liquid culture. Consequently, lag times measured on solid media may not accurately reflect the physiological state of cells grown and harvested from liquid cultures.</w:t>
+      </w:r>
+      <w:r>
+        <w:rPr>
+          <w:rFonts w:ascii="Arial" w:hAnsi="Arial" w:cs="Arial"/>
+          <w:i/>
+          <w:iCs/>
+          <w:color w:val="2E74B5" w:themeColor="accent5" w:themeShade="BF"/>
+        </w:rPr>
+        <w:br/>
+      </w:r>
+      <w:r>
+        <w:rPr>
+          <w:rFonts w:ascii="Arial" w:hAnsi="Arial" w:cs="Arial"/>
+          <w:i/>
+          <w:iCs/>
+          <w:color w:val="2E74B5" w:themeColor="accent5" w:themeShade="BF"/>
+        </w:rPr>
+        <w:br/>
+      </w:r>
+      <w:r>
+        <w:rPr>
+          <w:rFonts w:ascii="Arial" w:hAnsi="Arial" w:cs="Arial"/>
+          <w:i/>
+          <w:iCs/>
+          <w:color w:val="2E74B5" w:themeColor="accent5" w:themeShade="BF"/>
+          <w:shd w:val="clear" w:color="auto" w:fill="FFFFFF"/>
+        </w:rPr>
+        <w:t>9. Abstract Does Not Reflect the Nature of the Work</w:t>
+      </w:r>
+      <w:r>
+        <w:rPr>
+          <w:rFonts w:ascii="Arial" w:hAnsi="Arial" w:cs="Arial"/>
+          <w:i/>
+          <w:iCs/>
+          <w:color w:val="2E74B5" w:themeColor="accent5" w:themeShade="BF"/>
+        </w:rPr>
+        <w:br/>
       </w:r>
       <w:r>
         <w:rPr>
@@ -5147,53 +5011,6 @@
           <w:shd w:val="clear" w:color="auto" w:fill="FFFFFF"/>
         </w:rPr>
         <w:lastRenderedPageBreak/>
-        <w:t>not accurately reflect the physiological state of cells grown and harvested from liquid cultures.</w:t>
-      </w:r>
-      <w:r>
-        <w:rPr>
-          <w:rFonts w:ascii="Arial" w:hAnsi="Arial" w:cs="Arial"/>
-          <w:i/>
-          <w:iCs/>
-          <w:color w:val="2E74B5" w:themeColor="accent5" w:themeShade="BF"/>
-        </w:rPr>
-        <w:br/>
-      </w:r>
-      <w:r>
-        <w:rPr>
-          <w:rFonts w:ascii="Arial" w:hAnsi="Arial" w:cs="Arial"/>
-          <w:i/>
-          <w:iCs/>
-          <w:color w:val="2E74B5" w:themeColor="accent5" w:themeShade="BF"/>
-        </w:rPr>
-        <w:br/>
-      </w:r>
-      <w:r>
-        <w:rPr>
-          <w:rFonts w:ascii="Arial" w:hAnsi="Arial" w:cs="Arial"/>
-          <w:i/>
-          <w:iCs/>
-          <w:color w:val="2E74B5" w:themeColor="accent5" w:themeShade="BF"/>
-          <w:shd w:val="clear" w:color="auto" w:fill="FFFFFF"/>
-        </w:rPr>
-        <w:t>9. Abstract Does Not Reflect the Nature of the Work</w:t>
-      </w:r>
-      <w:r>
-        <w:rPr>
-          <w:rFonts w:ascii="Arial" w:hAnsi="Arial" w:cs="Arial"/>
-          <w:i/>
-          <w:iCs/>
-          <w:color w:val="2E74B5" w:themeColor="accent5" w:themeShade="BF"/>
-        </w:rPr>
-        <w:br/>
-      </w:r>
-      <w:r>
-        <w:rPr>
-          <w:rFonts w:ascii="Arial" w:hAnsi="Arial" w:cs="Arial"/>
-          <w:i/>
-          <w:iCs/>
-          <w:color w:val="2E74B5" w:themeColor="accent5" w:themeShade="BF"/>
-          <w:shd w:val="clear" w:color="auto" w:fill="FFFFFF"/>
-        </w:rPr>
         <w:t>While the abstract emphasizes antibiotic tolerance, persistence, and dysregulation, the majority of the manuscript is devoted to the development and evaluation of the GMP-Cor metric as a quantitative tool. As written, the study reads more like a methods-focused paper than a mechanistic investigation of antibiotic persistence. The abstract should therefore be revised to reflect this emphasis, as the evidence supporting persistence-related claims is currently insufficient.</w:t>
       </w:r>
       <w:r>
@@ -5497,7 +5314,25 @@
           <w:color w:val="2E74B5" w:themeColor="accent5" w:themeShade="BF"/>
           <w:shd w:val="clear" w:color="auto" w:fill="FFFFFF"/>
         </w:rPr>
-        <w:t xml:space="preserve">The manuscript does not explain why this strain was selected, nor does it discuss the potential biases introduced by using a strain with an impaired stringent response. In particular, it remains unclear how the observed variability compares to that of a typical E. coli </w:t>
+        <w:t>The manuscript does not explain why this strain was selected, nor does it discuss the potential biases introduced by using a strain with an impaired stringent response. In particular, it remains unclear how the observed variability compares to that of a typical E. coli strain with a fully functional stringent response. Without such justification or comparison, it is difficult to determine whether the reported effects arise from the experimental perturbations or from the underlying genetic background of the strain itself.</w:t>
+      </w:r>
+      <w:r>
+        <w:rPr>
+          <w:rFonts w:ascii="Arial" w:hAnsi="Arial" w:cs="Arial"/>
+          <w:i/>
+          <w:iCs/>
+          <w:color w:val="2E74B5" w:themeColor="accent5" w:themeShade="BF"/>
+        </w:rPr>
+        <w:br/>
+      </w:r>
+      <w:r>
+        <w:rPr>
+          <w:rFonts w:ascii="Arial" w:hAnsi="Arial" w:cs="Arial"/>
+          <w:i/>
+          <w:iCs/>
+          <w:color w:val="2E74B5" w:themeColor="accent5" w:themeShade="BF"/>
+        </w:rPr>
+        <w:br/>
       </w:r>
       <w:r>
         <w:rPr>
@@ -5508,34 +5343,6 @@
           <w:shd w:val="clear" w:color="auto" w:fill="FFFFFF"/>
         </w:rPr>
         <w:lastRenderedPageBreak/>
-        <w:t>strain with a fully functional stringent response. Without such justification or comparison, it is difficult to determine whether the reported effects arise from the experimental perturbations or from the underlying genetic background of the strain itself.</w:t>
-      </w:r>
-      <w:r>
-        <w:rPr>
-          <w:rFonts w:ascii="Arial" w:hAnsi="Arial" w:cs="Arial"/>
-          <w:i/>
-          <w:iCs/>
-          <w:color w:val="2E74B5" w:themeColor="accent5" w:themeShade="BF"/>
-        </w:rPr>
-        <w:br/>
-      </w:r>
-      <w:r>
-        <w:rPr>
-          <w:rFonts w:ascii="Arial" w:hAnsi="Arial" w:cs="Arial"/>
-          <w:i/>
-          <w:iCs/>
-          <w:color w:val="2E74B5" w:themeColor="accent5" w:themeShade="BF"/>
-        </w:rPr>
-        <w:br/>
-      </w:r>
-      <w:r>
-        <w:rPr>
-          <w:rFonts w:ascii="Arial" w:hAnsi="Arial" w:cs="Arial"/>
-          <w:i/>
-          <w:iCs/>
-          <w:color w:val="2E74B5" w:themeColor="accent5" w:themeShade="BF"/>
-          <w:shd w:val="clear" w:color="auto" w:fill="FFFFFF"/>
-        </w:rPr>
         <w:t>Minor Concerns</w:t>
       </w:r>
       <w:r>
@@ -5761,7 +5568,7 @@
           <w:color w:val="2E74B5" w:themeColor="accent5" w:themeShade="BF"/>
           <w:shd w:val="clear" w:color="auto" w:fill="FFFFFF"/>
         </w:rPr>
-        <w:t xml:space="preserve">In this manuscript, Gutfreund and colleagues investigate disrupted growth-arrest using single cell RNA-seq and a newly developed measure of gene-gene expression correlation in sparse data. In the first section, they develop a measure, GMP-cor, based on the eigenvalue density of the correlation matrix. This can be compared to the eigenvalue density of scrambled data, providing a measure of overall correlation while compensating for the </w:t>
+        <w:t xml:space="preserve">In this manuscript, Gutfreund and colleagues investigate disrupted growth-arrest using single cell RNA-seq and a newly developed measure of gene-gene expression correlation in sparse data. In the first section, they develop a measure, GMP-cor, based on the eigenvalue density of the correlation matrix. This can be compared to the eigenvalue density of scrambled data, providing a measure of overall correlation while compensating for the sparsity of scRNA-seq data. Looking at three scRNA-seq data sets (exponential growth, regulated growth-arrest (reg-arrest), and disrupted growth-arrest (dis-arrest)), cells grown in the dis-arrest condition exhibit a loss of correlation in their gene expression patterns. They show that the (lack of) coherence of expression patterns is also reflected in bulk RNA-seq </w:t>
       </w:r>
       <w:r>
         <w:rPr>
@@ -5772,7 +5579,7 @@
           <w:shd w:val="clear" w:color="auto" w:fill="FFFFFF"/>
         </w:rPr>
         <w:lastRenderedPageBreak/>
-        <w:t>sparsity of scRNA-seq data. Looking at three scRNA-seq data sets (exponential growth, regulated growth-arrest (reg-arrest), and disrupted growth-arrest (dis-arrest)), cells grown in the dis-arrest condition exhibit a loss of correlation in their gene expression patterns. They show that the (lack of) coherence of expression patterns is also reflected in bulk RNA-seq data by a loss of gene set enrichment in the dis-arrest condition relative to reg-arrest. Finally, they apply their measure to a scRNA-seq time course following induction of a toxin (VapC) known to induce antibiotic tolerance and persistence, showing that their GMP-cor measure also indicates a loss of gene-gene expression correlation in this data, suggesting it is a general property of the cellular state underlying tolerance/persistence.</w:t>
+        <w:t>data by a loss of gene set enrichment in the dis-arrest condition relative to reg-arrest. Finally, they apply their measure to a scRNA-seq time course following induction of a toxin (VapC) known to induce antibiotic tolerance and persistence, showing that their GMP-cor measure also indicates a loss of gene-gene expression correlation in this data, suggesting it is a general property of the cellular state underlying tolerance/persistence.</w:t>
       </w:r>
       <w:r>
         <w:rPr>
@@ -5841,6 +5648,15 @@
         </w:rPr>
         <w:t>could you get back to gene information by looking in more detail (at the eigenvectors associated with unusually large eigenvalues?), maybe in comparison to e.g. a theoretical compendium of non-dis-arrest conditions?</w:t>
       </w:r>
+    </w:p>
+    <w:p>
+      <w:pPr>
+        <w:rPr>
+          <w:rFonts w:ascii="Segoe UI" w:hAnsi="Segoe UI" w:cs="Segoe UI"/>
+          <w:color w:val="1F2328"/>
+          <w:shd w:val="clear" w:color="auto" w:fill="FFFFFF"/>
+        </w:rPr>
+      </w:pPr>
       <w:commentRangeStart w:id="29"/>
       <w:r>
         <w:rPr>
@@ -5855,17 +5671,897 @@
       <w:r>
         <w:rPr>
           <w:rStyle w:val="CommentReference"/>
-          <w:rFonts w:ascii="Arial" w:hAnsi="Arial" w:cs="Arial"/>
-          <w:i/>
-          <w:iCs/>
-          <w:color w:val="2E74B5" w:themeColor="accent5" w:themeShade="BF"/>
+          <w:rFonts w:ascii="Segoe UI" w:hAnsi="Segoe UI" w:cs="Segoe UI"/>
+          <w:color w:val="1F2328"/>
           <w:sz w:val="22"/>
           <w:szCs w:val="22"/>
+          <w:shd w:val="clear" w:color="auto" w:fill="FFFFFF"/>
         </w:rPr>
         <w:commentReference w:id="29"/>
       </w:r>
       <w:r>
         <w:rPr>
+          <w:rFonts w:ascii="Segoe UI" w:hAnsi="Segoe UI" w:cs="Segoe UI"/>
+          <w:color w:val="1F2328"/>
+          <w:shd w:val="clear" w:color="auto" w:fill="FFFFFF"/>
+        </w:rPr>
+        <w:t>We thank the reviewer for this thoughtful question, which we investigated directly.</w:t>
+      </w:r>
+    </w:p>
+    <w:p>
+      <w:pPr>
+        <w:rPr>
+          <w:rFonts w:ascii="Segoe UI" w:hAnsi="Segoe UI" w:cs="Segoe UI"/>
+          <w:color w:val="1F2328"/>
+          <w:shd w:val="clear" w:color="auto" w:fill="FFFFFF"/>
+        </w:rPr>
+      </w:pPr>
+      <w:r>
+        <w:rPr>
+          <w:rFonts w:ascii="Segoe UI" w:hAnsi="Segoe UI" w:cs="Segoe UI"/>
+          <w:color w:val="1F2328"/>
+          <w:shd w:val="clear" w:color="auto" w:fill="FFFFFF"/>
+        </w:rPr>
+        <w:t xml:space="preserve">For each condition we computed the eigenvectors of the gene–gene correlation matrix, not only the eigenvalues. Individual eigenvectors are, however, not well defined when eigenvalues are near-degenerate: within a (near-)degenerate subspace any orthonormal rotation is an equally valid eigenbasis, so the gene ranking of any single mode is arbitrary and unstable. We therefore summarized the coordinated structure in a </w:t>
+      </w:r>
+      <w:r>
+        <w:rPr>
+          <w:rFonts w:ascii="Segoe UI" w:hAnsi="Segoe UI" w:cs="Segoe UI"/>
+          <w:color w:val="1F2328"/>
+          <w:shd w:val="clear" w:color="auto" w:fill="FFFFFF"/>
+        </w:rPr>
+        <w:t>different</w:t>
+      </w:r>
+      <w:r>
+        <w:rPr>
+          <w:rFonts w:ascii="Segoe UI" w:hAnsi="Segoe UI" w:cs="Segoe UI"/>
+          <w:color w:val="1F2328"/>
+          <w:shd w:val="clear" w:color="auto" w:fill="FFFFFF"/>
+        </w:rPr>
+        <w:t xml:space="preserve"> way. For every gene i we computed a coordination score, the diagonal of the de-noised correlation matrix reconstructed from all modes that exceed the scrambled threshold,</w:t>
+      </w:r>
+    </w:p>
+    <w:p>
+      <w:pPr>
+        <w:rPr>
+          <w:rFonts w:ascii="Segoe UI" w:hAnsi="Segoe UI" w:cs="Segoe UI"/>
+          <w:color w:val="1F2328"/>
+          <w:shd w:val="clear" w:color="auto" w:fill="FFFFFF"/>
+        </w:rPr>
+      </w:pPr>
+      <m:oMathPara>
+        <m:oMath>
+          <m:r>
+            <w:rPr>
+              <w:rFonts w:ascii="Cambria Math" w:hAnsi="Cambria Math" w:cs="Segoe UI"/>
+              <w:color w:val="1F2328"/>
+              <w:shd w:val="clear" w:color="auto" w:fill="FFFFFF"/>
+            </w:rPr>
+            <m:t>scor</m:t>
+          </m:r>
+          <m:sSub>
+            <m:sSubPr>
+              <m:ctrlPr>
+                <w:rPr>
+                  <w:rFonts w:ascii="Cambria Math" w:hAnsi="Cambria Math" w:cs="Segoe UI"/>
+                  <w:color w:val="1F2328"/>
+                  <w:shd w:val="clear" w:color="auto" w:fill="FFFFFF"/>
+                </w:rPr>
+              </m:ctrlPr>
+            </m:sSubPr>
+            <m:e>
+              <m:r>
+                <w:rPr>
+                  <w:rFonts w:ascii="Cambria Math" w:hAnsi="Cambria Math" w:cs="Segoe UI"/>
+                  <w:color w:val="1F2328"/>
+                  <w:shd w:val="clear" w:color="auto" w:fill="FFFFFF"/>
+                </w:rPr>
+                <m:t>e</m:t>
+              </m:r>
+            </m:e>
+            <m:sub>
+              <m:r>
+                <w:rPr>
+                  <w:rFonts w:ascii="Cambria Math" w:hAnsi="Cambria Math" w:cs="Segoe UI"/>
+                  <w:color w:val="1F2328"/>
+                  <w:shd w:val="clear" w:color="auto" w:fill="FFFFFF"/>
+                </w:rPr>
+                <m:t>i</m:t>
+              </m:r>
+            </m:sub>
+          </m:sSub>
+          <m:r>
+            <m:rPr>
+              <m:sty m:val="p"/>
+            </m:rPr>
+            <w:rPr>
+              <w:rFonts w:ascii="Cambria Math" w:hAnsi="Cambria Math" w:cs="Segoe UI"/>
+              <w:color w:val="1F2328"/>
+              <w:shd w:val="clear" w:color="auto" w:fill="FFFFFF"/>
+            </w:rPr>
+            <m:t>=</m:t>
+          </m:r>
+          <m:nary>
+            <m:naryPr>
+              <m:chr m:val="∑"/>
+              <m:supHide m:val="1"/>
+              <m:ctrlPr>
+                <w:rPr>
+                  <w:rFonts w:ascii="Cambria Math" w:hAnsi="Cambria Math" w:cs="Segoe UI"/>
+                  <w:color w:val="1F2328"/>
+                  <w:shd w:val="clear" w:color="auto" w:fill="FFFFFF"/>
+                </w:rPr>
+              </m:ctrlPr>
+            </m:naryPr>
+            <m:sub>
+              <m:sSub>
+                <m:sSubPr>
+                  <m:ctrlPr>
+                    <w:rPr>
+                      <w:rFonts w:ascii="Cambria Math" w:hAnsi="Cambria Math" w:cs="Segoe UI"/>
+                      <w:color w:val="1F2328"/>
+                      <w:shd w:val="clear" w:color="auto" w:fill="FFFFFF"/>
+                    </w:rPr>
+                  </m:ctrlPr>
+                </m:sSubPr>
+                <m:e>
+                  <m:r>
+                    <w:rPr>
+                      <w:rFonts w:ascii="Cambria Math" w:hAnsi="Cambria Math" w:cs="Segoe UI"/>
+                      <w:color w:val="1F2328"/>
+                      <w:shd w:val="clear" w:color="auto" w:fill="FFFFFF"/>
+                    </w:rPr>
+                    <m:t>λ</m:t>
+                  </m:r>
+                </m:e>
+                <m:sub>
+                  <m:r>
+                    <w:rPr>
+                      <w:rFonts w:ascii="Cambria Math" w:hAnsi="Cambria Math" w:cs="Segoe UI"/>
+                      <w:color w:val="1F2328"/>
+                      <w:shd w:val="clear" w:color="auto" w:fill="FFFFFF"/>
+                    </w:rPr>
+                    <m:t>k</m:t>
+                  </m:r>
+                </m:sub>
+              </m:sSub>
+              <m:r>
+                <m:rPr>
+                  <m:sty m:val="p"/>
+                </m:rPr>
+                <w:rPr>
+                  <w:rFonts w:ascii="Cambria Math" w:hAnsi="Cambria Math" w:cs="Segoe UI"/>
+                  <w:color w:val="1F2328"/>
+                  <w:shd w:val="clear" w:color="auto" w:fill="FFFFFF"/>
+                </w:rPr>
+                <m:t>&gt;</m:t>
+              </m:r>
+              <m:sSubSup>
+                <m:sSubSupPr>
+                  <m:ctrlPr>
+                    <w:rPr>
+                      <w:rFonts w:ascii="Cambria Math" w:hAnsi="Cambria Math" w:cs="Segoe UI"/>
+                      <w:color w:val="1F2328"/>
+                      <w:shd w:val="clear" w:color="auto" w:fill="FFFFFF"/>
+                    </w:rPr>
+                  </m:ctrlPr>
+                </m:sSubSupPr>
+                <m:e>
+                  <m:r>
+                    <w:rPr>
+                      <w:rFonts w:ascii="Cambria Math" w:hAnsi="Cambria Math" w:cs="Segoe UI"/>
+                      <w:color w:val="1F2328"/>
+                      <w:shd w:val="clear" w:color="auto" w:fill="FFFFFF"/>
+                    </w:rPr>
+                    <m:t>λ</m:t>
+                  </m:r>
+                </m:e>
+                <m:sub>
+                  <m:r>
+                    <w:rPr>
+                      <w:rFonts w:ascii="Cambria Math" w:hAnsi="Cambria Math" w:cs="Segoe UI"/>
+                      <w:color w:val="1F2328"/>
+                      <w:shd w:val="clear" w:color="auto" w:fill="FFFFFF"/>
+                    </w:rPr>
+                    <m:t>max</m:t>
+                  </m:r>
+                </m:sub>
+                <m:sup>
+                  <m:r>
+                    <w:rPr>
+                      <w:rFonts w:ascii="Cambria Math" w:hAnsi="Cambria Math" w:cs="Segoe UI"/>
+                      <w:color w:val="1F2328"/>
+                      <w:shd w:val="clear" w:color="auto" w:fill="FFFFFF"/>
+                    </w:rPr>
+                    <m:t>scr</m:t>
+                  </m:r>
+                </m:sup>
+              </m:sSubSup>
+            </m:sub>
+            <m:sup/>
+            <m:e>
+              <m:r>
+                <m:rPr>
+                  <m:sty m:val="p"/>
+                </m:rPr>
+                <w:rPr>
+                  <w:rFonts w:ascii="Cambria Math" w:hAnsi="Cambria Math" w:cs="Segoe UI"/>
+                  <w:color w:val="1F2328"/>
+                  <w:shd w:val="clear" w:color="auto" w:fill="FFFFFF"/>
+                </w:rPr>
+                <m:t>(</m:t>
+              </m:r>
+              <m:sSub>
+                <m:sSubPr>
+                  <m:ctrlPr>
+                    <w:rPr>
+                      <w:rFonts w:ascii="Cambria Math" w:hAnsi="Cambria Math" w:cs="Segoe UI"/>
+                      <w:color w:val="1F2328"/>
+                      <w:shd w:val="clear" w:color="auto" w:fill="FFFFFF"/>
+                    </w:rPr>
+                  </m:ctrlPr>
+                </m:sSubPr>
+                <m:e>
+                  <m:r>
+                    <w:rPr>
+                      <w:rFonts w:ascii="Cambria Math" w:hAnsi="Cambria Math" w:cs="Segoe UI"/>
+                      <w:color w:val="1F2328"/>
+                      <w:shd w:val="clear" w:color="auto" w:fill="FFFFFF"/>
+                    </w:rPr>
+                    <m:t>λ</m:t>
+                  </m:r>
+                </m:e>
+                <m:sub>
+                  <m:r>
+                    <w:rPr>
+                      <w:rFonts w:ascii="Cambria Math" w:hAnsi="Cambria Math" w:cs="Segoe UI"/>
+                      <w:color w:val="1F2328"/>
+                      <w:shd w:val="clear" w:color="auto" w:fill="FFFFFF"/>
+                    </w:rPr>
+                    <m:t>k</m:t>
+                  </m:r>
+                </m:sub>
+              </m:sSub>
+              <m:r>
+                <m:rPr>
+                  <m:sty m:val="p"/>
+                </m:rPr>
+                <w:rPr>
+                  <w:rFonts w:ascii="Cambria Math" w:hAnsi="Cambria Math" w:cs="Segoe UI"/>
+                  <w:color w:val="1F2328"/>
+                  <w:shd w:val="clear" w:color="auto" w:fill="FFFFFF"/>
+                </w:rPr>
+                <m:t>-</m:t>
+              </m:r>
+            </m:e>
+          </m:nary>
+          <m:sSubSup>
+            <m:sSubSupPr>
+              <m:ctrlPr>
+                <w:rPr>
+                  <w:rFonts w:ascii="Cambria Math" w:hAnsi="Cambria Math" w:cs="Segoe UI"/>
+                  <w:color w:val="1F2328"/>
+                  <w:shd w:val="clear" w:color="auto" w:fill="FFFFFF"/>
+                </w:rPr>
+              </m:ctrlPr>
+            </m:sSubSupPr>
+            <m:e>
+              <m:r>
+                <w:rPr>
+                  <w:rFonts w:ascii="Cambria Math" w:hAnsi="Cambria Math" w:cs="Segoe UI"/>
+                  <w:color w:val="1F2328"/>
+                  <w:shd w:val="clear" w:color="auto" w:fill="FFFFFF"/>
+                </w:rPr>
+                <m:t>λ</m:t>
+              </m:r>
+            </m:e>
+            <m:sub>
+              <m:r>
+                <w:rPr>
+                  <w:rFonts w:ascii="Cambria Math" w:hAnsi="Cambria Math" w:cs="Segoe UI"/>
+                  <w:color w:val="1F2328"/>
+                  <w:shd w:val="clear" w:color="auto" w:fill="FFFFFF"/>
+                </w:rPr>
+                <m:t>max</m:t>
+              </m:r>
+            </m:sub>
+            <m:sup>
+              <m:r>
+                <w:rPr>
+                  <w:rFonts w:ascii="Cambria Math" w:hAnsi="Cambria Math" w:cs="Segoe UI"/>
+                  <w:color w:val="1F2328"/>
+                  <w:shd w:val="clear" w:color="auto" w:fill="FFFFFF"/>
+                </w:rPr>
+                <m:t>scr</m:t>
+              </m:r>
+            </m:sup>
+          </m:sSubSup>
+          <m:r>
+            <m:rPr>
+              <m:sty m:val="p"/>
+            </m:rPr>
+            <w:rPr>
+              <w:rFonts w:ascii="Cambria Math" w:hAnsi="Cambria Math" w:cs="Segoe UI"/>
+              <w:color w:val="1F2328"/>
+              <w:shd w:val="clear" w:color="auto" w:fill="FFFFFF"/>
+            </w:rPr>
+            <m:t>)</m:t>
+          </m:r>
+          <m:sSubSup>
+            <m:sSubSupPr>
+              <m:ctrlPr>
+                <w:rPr>
+                  <w:rFonts w:ascii="Cambria Math" w:hAnsi="Cambria Math" w:cs="Segoe UI"/>
+                  <w:color w:val="1F2328"/>
+                  <w:shd w:val="clear" w:color="auto" w:fill="FFFFFF"/>
+                </w:rPr>
+              </m:ctrlPr>
+            </m:sSubSupPr>
+            <m:e>
+              <m:r>
+                <w:rPr>
+                  <w:rFonts w:ascii="Cambria Math" w:hAnsi="Cambria Math" w:cs="Segoe UI"/>
+                  <w:color w:val="1F2328"/>
+                  <w:shd w:val="clear" w:color="auto" w:fill="FFFFFF"/>
+                </w:rPr>
+                <m:t>v</m:t>
+              </m:r>
+            </m:e>
+            <m:sub>
+              <m:r>
+                <w:rPr>
+                  <w:rFonts w:ascii="Cambria Math" w:hAnsi="Cambria Math" w:cs="Segoe UI"/>
+                  <w:color w:val="1F2328"/>
+                  <w:shd w:val="clear" w:color="auto" w:fill="FFFFFF"/>
+                </w:rPr>
+                <m:t>k</m:t>
+              </m:r>
+              <m:r>
+                <m:rPr>
+                  <m:sty m:val="p"/>
+                </m:rPr>
+                <w:rPr>
+                  <w:rFonts w:ascii="Cambria Math" w:hAnsi="Cambria Math" w:cs="Segoe UI"/>
+                  <w:color w:val="1F2328"/>
+                  <w:shd w:val="clear" w:color="auto" w:fill="FFFFFF"/>
+                </w:rPr>
+                <m:t>,</m:t>
+              </m:r>
+              <m:r>
+                <w:rPr>
+                  <w:rFonts w:ascii="Cambria Math" w:hAnsi="Cambria Math" w:cs="Segoe UI"/>
+                  <w:color w:val="1F2328"/>
+                  <w:shd w:val="clear" w:color="auto" w:fill="FFFFFF"/>
+                </w:rPr>
+                <m:t>i</m:t>
+              </m:r>
+            </m:sub>
+            <m:sup>
+              <m:r>
+                <m:rPr>
+                  <m:sty m:val="p"/>
+                </m:rPr>
+                <w:rPr>
+                  <w:rFonts w:ascii="Cambria Math" w:hAnsi="Cambria Math" w:cs="Segoe UI"/>
+                  <w:color w:val="1F2328"/>
+                  <w:shd w:val="clear" w:color="auto" w:fill="FFFFFF"/>
+                </w:rPr>
+                <m:t>2</m:t>
+              </m:r>
+            </m:sup>
+          </m:sSubSup>
+        </m:oMath>
+      </m:oMathPara>
+    </w:p>
+    <w:p>
+      <w:pPr>
+        <w:rPr>
+          <w:rFonts w:ascii="Segoe UI" w:hAnsi="Segoe UI" w:cs="Segoe UI"/>
+          <w:color w:val="1F2328"/>
+          <w:shd w:val="clear" w:color="auto" w:fill="FFFFFF"/>
+        </w:rPr>
+      </w:pPr>
+      <w:r>
+        <w:rPr>
+          <w:rFonts w:ascii="Segoe UI" w:hAnsi="Segoe UI" w:cs="Segoe UI"/>
+          <w:color w:val="1F2328"/>
+          <w:shd w:val="clear" w:color="auto" w:fill="FFFFFF"/>
+        </w:rPr>
+        <w:t xml:space="preserve">where </w:t>
+      </w:r>
+      <m:oMath>
+        <m:sSub>
+          <m:sSubPr>
+            <m:ctrlPr>
+              <w:rPr>
+                <w:rFonts w:ascii="Cambria Math" w:hAnsi="Cambria Math" w:cs="Segoe UI"/>
+                <w:color w:val="1F2328"/>
+                <w:shd w:val="clear" w:color="auto" w:fill="FFFFFF"/>
+              </w:rPr>
+            </m:ctrlPr>
+          </m:sSubPr>
+          <m:e>
+            <m:r>
+              <w:rPr>
+                <w:rFonts w:ascii="Cambria Math" w:hAnsi="Cambria Math" w:cs="Segoe UI"/>
+                <w:color w:val="1F2328"/>
+                <w:shd w:val="clear" w:color="auto" w:fill="FFFFFF"/>
+              </w:rPr>
+              <m:t>v</m:t>
+            </m:r>
+          </m:e>
+          <m:sub>
+            <m:r>
+              <w:rPr>
+                <w:rFonts w:ascii="Cambria Math" w:hAnsi="Cambria Math" w:cs="Segoe UI"/>
+                <w:color w:val="1F2328"/>
+                <w:shd w:val="clear" w:color="auto" w:fill="FFFFFF"/>
+              </w:rPr>
+              <m:t>k</m:t>
+            </m:r>
+          </m:sub>
+        </m:sSub>
+      </m:oMath>
+      <w:r>
+        <w:rPr>
+          <w:rFonts w:ascii="Segoe UI" w:hAnsi="Segoe UI" w:cs="Segoe UI"/>
+          <w:color w:val="1F2328"/>
+          <w:shd w:val="clear" w:color="auto" w:fill="FFFFFF"/>
+        </w:rPr>
+        <w:t xml:space="preserve"> is the eigenvector of mode k. This score measures how much above-noise coordinated variance each gene carries. We then ranked genes by this score and ran GO enrichment (the same goatools pipeline used for the bulk analysis) on the top-ranked genes against the full gene-panel background, in every condition.</w:t>
+      </w:r>
+    </w:p>
+    <w:p>
+      <w:pPr>
+        <w:rPr>
+          <w:rFonts w:ascii="Segoe UI" w:hAnsi="Segoe UI" w:cs="Segoe UI"/>
+          <w:color w:val="1F2328"/>
+          <w:shd w:val="clear" w:color="auto" w:fill="FFFFFF"/>
+        </w:rPr>
+      </w:pPr>
+      <w:r>
+        <w:rPr>
+          <w:rFonts w:ascii="Segoe UI" w:hAnsi="Segoe UI" w:cs="Segoe UI"/>
+          <w:color w:val="1F2328"/>
+          <w:shd w:val="clear" w:color="auto" w:fill="FFFFFF"/>
+        </w:rPr>
+        <w:t>Result</w:t>
+      </w:r>
+      <w:r>
+        <w:rPr>
+          <w:rFonts w:ascii="Segoe UI" w:hAnsi="Segoe UI" w:cs="Segoe UI"/>
+          <w:color w:val="1F2328"/>
+          <w:shd w:val="clear" w:color="auto" w:fill="FFFFFF"/>
+        </w:rPr>
+        <w:t>:</w:t>
+      </w:r>
+      <w:r>
+        <w:rPr>
+          <w:rFonts w:ascii="Segoe UI" w:hAnsi="Segoe UI" w:cs="Segoe UI"/>
+          <w:color w:val="1F2328"/>
+          <w:shd w:val="clear" w:color="auto" w:fill="FFFFFF"/>
+        </w:rPr>
+        <w:t xml:space="preserve"> The outcome is informative but, at the level of specific gene programs, largely negative. In most conditions the top-coordination genes do not enrich for any GO term — and this includes the most strongly coordinated (highest-GMP-Cor) regulated samples. The </w:t>
+      </w:r>
+      <w:r>
+        <w:rPr>
+          <w:rFonts w:ascii="Segoe UI" w:hAnsi="Segoe UI" w:cs="Segoe UI"/>
+          <w:color w:val="1F2328"/>
+          <w:shd w:val="clear" w:color="auto" w:fill="FFFFFF"/>
+        </w:rPr>
+        <w:t>only</w:t>
+      </w:r>
+      <w:r>
+        <w:rPr>
+          <w:rFonts w:ascii="Segoe UI" w:hAnsi="Segoe UI" w:cs="Segoe UI"/>
+          <w:color w:val="1F2328"/>
+          <w:shd w:val="clear" w:color="auto" w:fill="FFFFFF"/>
+        </w:rPr>
+        <w:t xml:space="preserve"> program</w:t>
+      </w:r>
+      <w:r>
+        <w:rPr>
+          <w:rFonts w:ascii="Segoe UI" w:hAnsi="Segoe UI" w:cs="Segoe UI"/>
+          <w:color w:val="1F2328"/>
+          <w:shd w:val="clear" w:color="auto" w:fill="FFFFFF"/>
+        </w:rPr>
+        <w:t>s</w:t>
+      </w:r>
+      <w:r>
+        <w:rPr>
+          <w:rFonts w:ascii="Segoe UI" w:hAnsi="Segoe UI" w:cs="Segoe UI"/>
+          <w:color w:val="1F2328"/>
+          <w:shd w:val="clear" w:color="auto" w:fill="FFFFFF"/>
+        </w:rPr>
+        <w:t xml:space="preserve"> that </w:t>
+      </w:r>
+      <w:r>
+        <w:rPr>
+          <w:rFonts w:ascii="Segoe UI" w:hAnsi="Segoe UI" w:cs="Segoe UI"/>
+          <w:color w:val="1F2328"/>
+          <w:shd w:val="clear" w:color="auto" w:fill="FFFFFF"/>
+        </w:rPr>
+        <w:t>are</w:t>
+      </w:r>
+      <w:r>
+        <w:rPr>
+          <w:rFonts w:ascii="Segoe UI" w:hAnsi="Segoe UI" w:cs="Segoe UI"/>
+          <w:color w:val="1F2328"/>
+          <w:shd w:val="clear" w:color="auto" w:fill="FFFFFF"/>
+        </w:rPr>
+        <w:t xml:space="preserve"> recoverable </w:t>
+      </w:r>
+      <w:r>
+        <w:rPr>
+          <w:rFonts w:ascii="Segoe UI" w:hAnsi="Segoe UI" w:cs="Segoe UI"/>
+          <w:color w:val="1F2328"/>
+          <w:shd w:val="clear" w:color="auto" w:fill="FFFFFF"/>
+        </w:rPr>
+        <w:t>are</w:t>
+      </w:r>
+      <w:r>
+        <w:rPr>
+          <w:rFonts w:ascii="Segoe UI" w:hAnsi="Segoe UI" w:cs="Segoe UI"/>
+          <w:color w:val="1F2328"/>
+          <w:shd w:val="clear" w:color="auto" w:fill="FFFFFF"/>
+        </w:rPr>
+        <w:t xml:space="preserve"> the translation / ribosom</w:t>
+      </w:r>
+      <w:r>
+        <w:rPr>
+          <w:rFonts w:ascii="Segoe UI" w:hAnsi="Segoe UI" w:cs="Segoe UI"/>
+          <w:color w:val="1F2328"/>
+          <w:shd w:val="clear" w:color="auto" w:fill="FFFFFF"/>
+        </w:rPr>
+        <w:t>al protein</w:t>
+      </w:r>
+      <w:r>
+        <w:rPr>
+          <w:rFonts w:ascii="Segoe UI" w:hAnsi="Segoe UI" w:cs="Segoe UI"/>
+          <w:color w:val="1F2328"/>
+          <w:shd w:val="clear" w:color="auto" w:fill="FFFFFF"/>
+        </w:rPr>
+        <w:t xml:space="preserve"> module</w:t>
+      </w:r>
+      <w:r>
+        <w:rPr>
+          <w:rFonts w:ascii="Segoe UI" w:hAnsi="Segoe UI" w:cs="Segoe UI"/>
+          <w:color w:val="1F2328"/>
+          <w:shd w:val="clear" w:color="auto" w:fill="FFFFFF"/>
+        </w:rPr>
+        <w:t>s</w:t>
+      </w:r>
+      <w:r>
+        <w:rPr>
+          <w:rFonts w:ascii="Segoe UI" w:hAnsi="Segoe UI" w:cs="Segoe UI"/>
+          <w:color w:val="1F2328"/>
+          <w:shd w:val="clear" w:color="auto" w:fill="FFFFFF"/>
+        </w:rPr>
+        <w:t xml:space="preserve">. Critically, this program appears in both regulated and </w:t>
+      </w:r>
+      <w:r>
+        <w:rPr>
+          <w:rFonts w:ascii="Segoe UI" w:hAnsi="Segoe UI" w:cs="Segoe UI"/>
+          <w:color w:val="1F2328"/>
+          <w:shd w:val="clear" w:color="auto" w:fill="FFFFFF"/>
+        </w:rPr>
+        <w:t>Di</w:t>
+      </w:r>
+      <w:r>
+        <w:rPr>
+          <w:rFonts w:ascii="Segoe UI" w:hAnsi="Segoe UI" w:cs="Segoe UI"/>
+          <w:color w:val="1F2328"/>
+          <w:shd w:val="clear" w:color="auto" w:fill="FFFFFF"/>
+        </w:rPr>
+        <w:t>s-</w:t>
+      </w:r>
+      <w:r>
+        <w:rPr>
+          <w:rFonts w:ascii="Segoe UI" w:hAnsi="Segoe UI" w:cs="Segoe UI"/>
+          <w:color w:val="1F2328"/>
+          <w:shd w:val="clear" w:color="auto" w:fill="FFFFFF"/>
+        </w:rPr>
+        <w:t>A</w:t>
+      </w:r>
+      <w:r>
+        <w:rPr>
+          <w:rFonts w:ascii="Segoe UI" w:hAnsi="Segoe UI" w:cs="Segoe UI"/>
+          <w:color w:val="1F2328"/>
+          <w:shd w:val="clear" w:color="auto" w:fill="FFFFFF"/>
+        </w:rPr>
+        <w:t>rrest samples</w:t>
+      </w:r>
+      <w:r>
+        <w:rPr>
+          <w:rFonts w:ascii="Segoe UI" w:hAnsi="Segoe UI" w:cs="Segoe UI"/>
+          <w:color w:val="1F2328"/>
+          <w:shd w:val="clear" w:color="auto" w:fill="FFFFFF"/>
+        </w:rPr>
+        <w:t>,</w:t>
+      </w:r>
+      <w:r>
+        <w:rPr>
+          <w:rFonts w:ascii="Segoe UI" w:hAnsi="Segoe UI" w:cs="Segoe UI"/>
+          <w:color w:val="1F2328"/>
+          <w:shd w:val="clear" w:color="auto" w:fill="FFFFFF"/>
+        </w:rPr>
+        <w:t xml:space="preserve"> including weakly coordinated </w:t>
+      </w:r>
+      <w:r>
+        <w:rPr>
+          <w:rFonts w:ascii="Segoe UI" w:hAnsi="Segoe UI" w:cs="Segoe UI"/>
+          <w:color w:val="1F2328"/>
+          <w:shd w:val="clear" w:color="auto" w:fill="FFFFFF"/>
+        </w:rPr>
+        <w:t>D</w:t>
+      </w:r>
+      <w:r>
+        <w:rPr>
+          <w:rFonts w:ascii="Segoe UI" w:hAnsi="Segoe UI" w:cs="Segoe UI"/>
+          <w:color w:val="1F2328"/>
+          <w:shd w:val="clear" w:color="auto" w:fill="FFFFFF"/>
+        </w:rPr>
+        <w:t>is-</w:t>
+      </w:r>
+      <w:r>
+        <w:rPr>
+          <w:rFonts w:ascii="Segoe UI" w:hAnsi="Segoe UI" w:cs="Segoe UI"/>
+          <w:color w:val="1F2328"/>
+          <w:shd w:val="clear" w:color="auto" w:fill="FFFFFF"/>
+        </w:rPr>
+        <w:t>Ar</w:t>
+      </w:r>
+      <w:r>
+        <w:rPr>
+          <w:rFonts w:ascii="Segoe UI" w:hAnsi="Segoe UI" w:cs="Segoe UI"/>
+          <w:color w:val="1F2328"/>
+          <w:shd w:val="clear" w:color="auto" w:fill="FFFFFF"/>
+        </w:rPr>
+        <w:t>rest samples</w:t>
+      </w:r>
+      <w:r>
+        <w:rPr>
+          <w:rFonts w:ascii="Segoe UI" w:hAnsi="Segoe UI" w:cs="Segoe UI"/>
+          <w:color w:val="1F2328"/>
+          <w:shd w:val="clear" w:color="auto" w:fill="FFFFFF"/>
+        </w:rPr>
+        <w:t>,</w:t>
+      </w:r>
+      <w:r>
+        <w:rPr>
+          <w:rFonts w:ascii="Segoe UI" w:hAnsi="Segoe UI" w:cs="Segoe UI"/>
+          <w:color w:val="1F2328"/>
+          <w:shd w:val="clear" w:color="auto" w:fill="FFFFFF"/>
+        </w:rPr>
+        <w:t xml:space="preserve"> so it reflects the dominance of the </w:t>
+      </w:r>
+      <w:r>
+        <w:rPr>
+          <w:rFonts w:ascii="Segoe UI" w:hAnsi="Segoe UI" w:cs="Segoe UI"/>
+          <w:color w:val="1F2328"/>
+          <w:shd w:val="clear" w:color="auto" w:fill="FFFFFF"/>
+        </w:rPr>
+        <w:t xml:space="preserve">highly expressed </w:t>
+      </w:r>
+      <w:r>
+        <w:rPr>
+          <w:rFonts w:ascii="Segoe UI" w:hAnsi="Segoe UI" w:cs="Segoe UI"/>
+          <w:color w:val="1F2328"/>
+          <w:shd w:val="clear" w:color="auto" w:fill="FFFFFF"/>
+        </w:rPr>
+        <w:t xml:space="preserve">ribosomal </w:t>
+      </w:r>
+      <w:r>
+        <w:rPr>
+          <w:rFonts w:ascii="Segoe UI" w:hAnsi="Segoe UI" w:cs="Segoe UI"/>
+          <w:color w:val="1F2328"/>
+          <w:shd w:val="clear" w:color="auto" w:fill="FFFFFF"/>
+        </w:rPr>
+        <w:t>genes</w:t>
+      </w:r>
+      <w:r>
+        <w:rPr>
+          <w:rFonts w:ascii="Segoe UI" w:hAnsi="Segoe UI" w:cs="Segoe UI"/>
+          <w:color w:val="1F2328"/>
+          <w:shd w:val="clear" w:color="auto" w:fill="FFFFFF"/>
+        </w:rPr>
+        <w:t xml:space="preserve"> in the leading mode rather than the regulatory state. Consistent with this, when we correlated the per-gene coordination scores across conditions</w:t>
+      </w:r>
+      <w:r>
+        <w:rPr>
+          <w:rFonts w:ascii="Segoe UI" w:hAnsi="Segoe UI" w:cs="Segoe UI"/>
+          <w:color w:val="1F2328"/>
+          <w:shd w:val="clear" w:color="auto" w:fill="FFFFFF"/>
+        </w:rPr>
+        <w:t xml:space="preserve">, </w:t>
+      </w:r>
+      <w:r>
+        <w:rPr>
+          <w:rFonts w:ascii="Segoe UI" w:hAnsi="Segoe UI" w:cs="Segoe UI"/>
+          <w:color w:val="1F2328"/>
+          <w:shd w:val="clear" w:color="auto" w:fill="FFFFFF"/>
+        </w:rPr>
+        <w:t xml:space="preserve">regulated conditions did not share a common coordinated program any more than dis-arrest </w:t>
+      </w:r>
+      <w:r>
+        <w:rPr>
+          <w:rFonts w:ascii="Segoe UI" w:hAnsi="Segoe UI" w:cs="Segoe UI"/>
+          <w:color w:val="1F2328"/>
+          <w:shd w:val="clear" w:color="auto" w:fill="FFFFFF"/>
+        </w:rPr>
+        <w:lastRenderedPageBreak/>
+        <w:t>conditions did (mean Spearman ρ between coordination-score vectors: regulated–regulated 0.19, dis-arrest–dis-arrest 0.39, regulated–dis-arrest 0.28).</w:t>
+      </w:r>
+    </w:p>
+    <w:p>
+      <w:pPr>
+        <w:rPr>
+          <w:rFonts w:ascii="Segoe UI" w:hAnsi="Segoe UI" w:cs="Segoe UI"/>
+          <w:color w:val="1F2328"/>
+          <w:shd w:val="clear" w:color="auto" w:fill="FFFFFF"/>
+        </w:rPr>
+      </w:pPr>
+      <w:r>
+        <w:rPr>
+          <w:rFonts w:ascii="Segoe UI" w:hAnsi="Segoe UI" w:cs="Segoe UI"/>
+          <w:color w:val="1F2328"/>
+          <w:shd w:val="clear" w:color="auto" w:fill="FFFFFF"/>
+        </w:rPr>
+        <w:t>Interpretation</w:t>
+      </w:r>
+      <w:r>
+        <w:rPr>
+          <w:rFonts w:ascii="Segoe UI" w:hAnsi="Segoe UI" w:cs="Segoe UI"/>
+          <w:color w:val="1F2328"/>
+          <w:shd w:val="clear" w:color="auto" w:fill="FFFFFF"/>
+        </w:rPr>
+        <w:t>.</w:t>
+      </w:r>
+      <w:r>
+        <w:rPr>
+          <w:rFonts w:ascii="Segoe UI" w:hAnsi="Segoe UI" w:cs="Segoe UI"/>
+          <w:color w:val="1F2328"/>
+          <w:shd w:val="clear" w:color="auto" w:fill="FFFFFF"/>
+        </w:rPr>
+        <w:t xml:space="preserve"> We read this as a meaningful, and in fact expected, result: GMP-Cor captures a global, distributed property of the gene-correlation network rather than the activity of a small set of specific gene modules. The loss of coordination in Dis-Arrest is spread across many weakly defined modes, which is precisely why a single scalar that integrates </w:t>
+      </w:r>
+      <w:r>
+        <w:rPr>
+          <w:rFonts w:ascii="Segoe UI" w:hAnsi="Segoe UI" w:cs="Segoe UI"/>
+          <w:color w:val="1F2328"/>
+          <w:shd w:val="clear" w:color="auto" w:fill="FFFFFF"/>
+        </w:rPr>
+        <w:t>most of the transcriptome,</w:t>
+      </w:r>
+      <w:r>
+        <w:rPr>
+          <w:rFonts w:ascii="Segoe UI" w:hAnsi="Segoe UI" w:cs="Segoe UI"/>
+          <w:color w:val="1F2328"/>
+          <w:shd w:val="clear" w:color="auto" w:fill="FFFFFF"/>
+        </w:rPr>
+        <w:t xml:space="preserve"> rather than a </w:t>
+      </w:r>
+      <w:r>
+        <w:rPr>
+          <w:rFonts w:ascii="Segoe UI" w:hAnsi="Segoe UI" w:cs="Segoe UI"/>
+          <w:color w:val="1F2328"/>
+          <w:shd w:val="clear" w:color="auto" w:fill="FFFFFF"/>
+        </w:rPr>
+        <w:t xml:space="preserve">list of regulated/dysregulated </w:t>
+      </w:r>
+      <w:r>
+        <w:rPr>
+          <w:rFonts w:ascii="Segoe UI" w:hAnsi="Segoe UI" w:cs="Segoe UI"/>
+          <w:color w:val="1F2328"/>
+          <w:shd w:val="clear" w:color="auto" w:fill="FFFFFF"/>
+        </w:rPr>
+        <w:t>gene</w:t>
+      </w:r>
+      <w:r>
+        <w:rPr>
+          <w:rFonts w:ascii="Segoe UI" w:hAnsi="Segoe UI" w:cs="Segoe UI"/>
+          <w:color w:val="1F2328"/>
+          <w:shd w:val="clear" w:color="auto" w:fill="FFFFFF"/>
+        </w:rPr>
+        <w:t>s,</w:t>
+      </w:r>
+      <w:r>
+        <w:rPr>
+          <w:rFonts w:ascii="Segoe UI" w:hAnsi="Segoe UI" w:cs="Segoe UI"/>
+          <w:color w:val="1F2328"/>
+          <w:shd w:val="clear" w:color="auto" w:fill="FFFFFF"/>
+        </w:rPr>
+        <w:t xml:space="preserve"> is the appropriate measure</w:t>
+      </w:r>
+      <w:r>
+        <w:rPr>
+          <w:rFonts w:ascii="Segoe UI" w:hAnsi="Segoe UI" w:cs="Segoe UI"/>
+          <w:color w:val="1F2328"/>
+          <w:shd w:val="clear" w:color="auto" w:fill="FFFFFF"/>
+        </w:rPr>
+        <w:t xml:space="preserve"> in our study</w:t>
+      </w:r>
+      <w:r>
+        <w:rPr>
+          <w:rFonts w:ascii="Segoe UI" w:hAnsi="Segoe UI" w:cs="Segoe UI"/>
+          <w:color w:val="1F2328"/>
+          <w:shd w:val="clear" w:color="auto" w:fill="FFFFFF"/>
+        </w:rPr>
+        <w:t>. This is consistent with our broader claim that dysregulation is a network-level property and not the behavior of specific nodes.</w:t>
+      </w:r>
+    </w:p>
+    <w:p>
+      <w:pPr>
+        <w:rPr>
+          <w:rFonts w:ascii="Segoe UI" w:hAnsi="Segoe UI" w:cs="Segoe UI"/>
+          <w:color w:val="1F2328"/>
+          <w:shd w:val="clear" w:color="auto" w:fill="FFFFFF"/>
+        </w:rPr>
+      </w:pPr>
+      <w:r>
+        <w:rPr>
+          <w:rFonts w:ascii="Segoe UI" w:hAnsi="Segoe UI" w:cs="Segoe UI"/>
+          <w:color w:val="1F2328"/>
+          <w:shd w:val="clear" w:color="auto" w:fill="FFFFFF"/>
+        </w:rPr>
+        <w:t xml:space="preserve">Importantly, bacterial scRNA-seq methods are prone to dropouts and </w:t>
+      </w:r>
+      <w:r>
+        <w:rPr>
+          <w:rFonts w:ascii="Segoe UI" w:hAnsi="Segoe UI" w:cs="Segoe UI"/>
+          <w:color w:val="1F2328"/>
+          <w:shd w:val="clear" w:color="auto" w:fill="FFFFFF"/>
+        </w:rPr>
+        <w:t>relatively low-coverage of the data</w:t>
+      </w:r>
+      <w:r>
+        <w:rPr>
+          <w:rFonts w:ascii="Segoe UI" w:hAnsi="Segoe UI" w:cs="Segoe UI"/>
+          <w:color w:val="1F2328"/>
+          <w:shd w:val="clear" w:color="auto" w:fill="FFFFFF"/>
+        </w:rPr>
+        <w:t>. We therefore cannot exclude that recoverable, condition-specific programs would emerge in deeper or higher-coverage data.</w:t>
+      </w:r>
+    </w:p>
+    <w:p>
+      <w:pPr>
+        <w:rPr>
+          <w:rFonts w:ascii="Segoe UI" w:hAnsi="Segoe UI" w:cs="Segoe UI"/>
+          <w:color w:val="1F2328"/>
+          <w:shd w:val="clear" w:color="auto" w:fill="FFFFFF"/>
+        </w:rPr>
+      </w:pPr>
+      <w:r>
+        <w:rPr>
+          <w:rFonts w:ascii="Segoe UI" w:hAnsi="Segoe UI" w:cs="Segoe UI"/>
+          <w:color w:val="1F2328"/>
+          <w:highlight w:val="yellow"/>
+          <w:shd w:val="clear" w:color="auto" w:fill="FFFFFF"/>
+        </w:rPr>
+        <w:t>Following this analysis, we have added a sentence to the discussion summarizing the analysis of eigenvectors.</w:t>
+      </w:r>
+    </w:p>
+    <w:p>
+      <w:pPr>
+        <w:rPr>
+          <w:rFonts w:ascii="Segoe UI" w:hAnsi="Segoe UI" w:cs="Segoe UI"/>
+          <w:color w:val="1F2328"/>
+          <w:shd w:val="clear" w:color="auto" w:fill="FFFFFF"/>
+        </w:rPr>
+      </w:pPr>
+    </w:p>
+    <w:p>
+      <w:pPr>
+        <w:rPr>
+          <w:rFonts w:ascii="Arial" w:hAnsi="Arial" w:cs="Arial"/>
+          <w:i/>
+          <w:iCs/>
+          <w:color w:val="2E74B5" w:themeColor="accent5" w:themeShade="BF"/>
+          <w:shd w:val="clear" w:color="auto" w:fill="FFFFFF"/>
+        </w:rPr>
+      </w:pPr>
+      <w:r>
+        <w:rPr>
           <w:rFonts w:ascii="Arial" w:hAnsi="Arial" w:cs="Arial"/>
           <w:i/>
           <w:iCs/>
@@ -5893,6 +6589,23 @@
           <w:shd w:val="clear" w:color="auto" w:fill="FFFFFF"/>
         </w:rPr>
         <w:t>I think these would be interesting studies to address in the discussion of the current paper, and I would be interested to hear the authors’ thoughts on similarities/differences to their approach and findings.</w:t>
+      </w:r>
+    </w:p>
+    <w:p>
+      <w:pPr>
+        <w:rPr>
+          <w:rFonts w:ascii="Segoe UI" w:hAnsi="Segoe UI" w:cs="Segoe UI"/>
+          <w:color w:val="1F2328"/>
+          <w:shd w:val="clear" w:color="auto" w:fill="FFFFFF"/>
+        </w:rPr>
+      </w:pPr>
+      <w:r>
+        <w:rPr>
+          <w:rFonts w:ascii="Segoe UI" w:hAnsi="Segoe UI" w:cs="Segoe UI"/>
+          <w:color w:val="1F2328"/>
+          <w:shd w:val="clear" w:color="auto" w:fill="FFFFFF"/>
+        </w:rPr>
+        <w:t>See our answer to reviewer #1 comment 2.5</w:t>
       </w:r>
     </w:p>
     <w:sectPr>
@@ -6821,6 +7534,127 @@
   <w16cid:commentId w16cid:paraId="0BFA6802" w16cid:durableId="2D18DF55"/>
   <w16cid:commentId w16cid:paraId="695C72D0" w16cid:durableId="2D124E94"/>
 </w16cid:commentsIds>
+</file>
+
+<file path=word/numbering.xml><?xml version="1.0" encoding="utf-8"?>
+<w:numbering xmlns:wpc="http://schemas.microsoft.com/office/word/2010/wordprocessingCanvas" xmlns:cx="http://schemas.microsoft.com/office/drawing/2014/chartex" xmlns:cx1="http://schemas.microsoft.com/office/drawing/2015/9/8/chartex" xmlns:cx2="http://schemas.microsoft.com/office/drawing/2015/10/21/chartex" xmlns:cx3="http://schemas.microsoft.com/office/drawing/2016/5/9/chartex" xmlns:cx4="http://schemas.microsoft.com/office/drawing/2016/5/10/chartex" xmlns:cx5="http://schemas.microsoft.com/office/drawing/2016/5/11/chartex" xmlns:cx6="http://schemas.microsoft.com/office/drawing/2016/5/12/chartex" xmlns:cx7="http://schemas.microsoft.com/office/drawing/2016/5/13/chartex" xmlns:cx8="http://schemas.microsoft.com/office/drawing/2016/5/14/chartex" xmlns:mc="http://schemas.openxmlformats.org/markup-compatibility/2006" xmlns:aink="http://schemas.microsoft.com/office/drawing/2016/ink" xmlns:am3d="http://schemas.microsoft.com/office/drawing/2017/model3d" xmlns:o="urn:schemas-microsoft-com:office:office" xmlns:oel="http://schemas.microsoft.com/office/2019/extlst" xmlns:r="http://schemas.openxmlformats.org/officeDocument/2006/relationships" xmlns:m="http://schemas.openxmlformats.org/officeDocument/2006/math" xmlns:v="urn:schemas-microsoft-com:vml" xmlns:wp14="http://schemas.microsoft.com/office/word/2010/wordprocessingDrawing" xmlns:wp="http://schemas.openxmlformats.org/drawingml/2006/wordprocessingDrawing" xmlns:w10="urn:schemas-microsoft-com:office:word" xmlns:w="http://schemas.openxmlformats.org/wordprocessingml/2006/main" xmlns:w14="http://schemas.microsoft.com/office/word/2010/wordml" xmlns:w15="http://schemas.microsoft.com/office/word/2012/wordml" xmlns:w16cex="http://schemas.microsoft.com/office/word/2018/wordml/cex" xmlns:w16cid="http://schemas.microsoft.com/office/word/2016/wordml/cid" xmlns:w16="http://schemas.microsoft.com/office/word/2018/wordml" xmlns:w16du="http://schemas.microsoft.com/office/word/2023/wordml/word16du" xmlns:w16sdtdh="http://schemas.microsoft.com/office/word/2020/wordml/sdtdatahash" xmlns:w16sdtfl="http://schemas.microsoft.com/office/word/2024/wordml/sdtformatlock" xmlns:w16se="http://schemas.microsoft.com/office/word/2015/wordml/symex" xmlns:wpg="http://schemas.microsoft.com/office/word/2010/wordprocessingGroup" xmlns:wpi="http://schemas.microsoft.com/office/word/2010/wordprocessingInk" xmlns:wne="http://schemas.microsoft.com/office/word/2006/wordml" xmlns:wps="http://schemas.microsoft.com/office/word/2010/wordprocessingShape" mc:Ignorable="w14 w15 w16se w16cid w16 w16cex w16sdtdh w16sdtfl w16du wp14">
+  <w:abstractNum w:abstractNumId="0" w15:restartNumberingAfterBreak="0">
+    <w:nsid w:val="32EC4D3E"/>
+    <w:multiLevelType w:val="multilevel"/>
+    <w:tmpl w:val="156EA25E"/>
+    <w:lvl w:ilvl="0">
+      <w:start w:val="1"/>
+      <w:numFmt w:val="decimal"/>
+      <w:lvlText w:val="%1."/>
+      <w:lvlJc w:val="left"/>
+      <w:pPr>
+        <w:tabs>
+          <w:tab w:val="num" w:pos="720"/>
+        </w:tabs>
+        <w:ind w:left="720" w:hanging="360"/>
+      </w:pPr>
+    </w:lvl>
+    <w:lvl w:ilvl="1" w:tentative="1">
+      <w:start w:val="1"/>
+      <w:numFmt w:val="decimal"/>
+      <w:lvlText w:val="%2."/>
+      <w:lvlJc w:val="left"/>
+      <w:pPr>
+        <w:tabs>
+          <w:tab w:val="num" w:pos="1440"/>
+        </w:tabs>
+        <w:ind w:left="1440" w:hanging="360"/>
+      </w:pPr>
+    </w:lvl>
+    <w:lvl w:ilvl="2" w:tentative="1">
+      <w:start w:val="1"/>
+      <w:numFmt w:val="decimal"/>
+      <w:lvlText w:val="%3."/>
+      <w:lvlJc w:val="left"/>
+      <w:pPr>
+        <w:tabs>
+          <w:tab w:val="num" w:pos="2160"/>
+        </w:tabs>
+        <w:ind w:left="2160" w:hanging="360"/>
+      </w:pPr>
+    </w:lvl>
+    <w:lvl w:ilvl="3" w:tentative="1">
+      <w:start w:val="1"/>
+      <w:numFmt w:val="decimal"/>
+      <w:lvlText w:val="%4."/>
+      <w:lvlJc w:val="left"/>
+      <w:pPr>
+        <w:tabs>
+          <w:tab w:val="num" w:pos="2880"/>
+        </w:tabs>
+        <w:ind w:left="2880" w:hanging="360"/>
+      </w:pPr>
+    </w:lvl>
+    <w:lvl w:ilvl="4" w:tentative="1">
+      <w:start w:val="1"/>
+      <w:numFmt w:val="decimal"/>
+      <w:lvlText w:val="%5."/>
+      <w:lvlJc w:val="left"/>
+      <w:pPr>
+        <w:tabs>
+          <w:tab w:val="num" w:pos="3600"/>
+        </w:tabs>
+        <w:ind w:left="3600" w:hanging="360"/>
+      </w:pPr>
+    </w:lvl>
+    <w:lvl w:ilvl="5" w:tentative="1">
+      <w:start w:val="1"/>
+      <w:numFmt w:val="decimal"/>
+      <w:lvlText w:val="%6."/>
+      <w:lvlJc w:val="left"/>
+      <w:pPr>
+        <w:tabs>
+          <w:tab w:val="num" w:pos="4320"/>
+        </w:tabs>
+        <w:ind w:left="4320" w:hanging="360"/>
+      </w:pPr>
+    </w:lvl>
+    <w:lvl w:ilvl="6" w:tentative="1">
+      <w:start w:val="1"/>
+      <w:numFmt w:val="decimal"/>
+      <w:lvlText w:val="%7."/>
+      <w:lvlJc w:val="left"/>
+      <w:pPr>
+        <w:tabs>
+          <w:tab w:val="num" w:pos="5040"/>
+        </w:tabs>
+        <w:ind w:left="5040" w:hanging="360"/>
+      </w:pPr>
+    </w:lvl>
+    <w:lvl w:ilvl="7" w:tentative="1">
+      <w:start w:val="1"/>
+      <w:numFmt w:val="decimal"/>
+      <w:lvlText w:val="%8."/>
+      <w:lvlJc w:val="left"/>
+      <w:pPr>
+        <w:tabs>
+          <w:tab w:val="num" w:pos="5760"/>
+        </w:tabs>
+        <w:ind w:left="5760" w:hanging="360"/>
+      </w:pPr>
+    </w:lvl>
+    <w:lvl w:ilvl="8" w:tentative="1">
+      <w:start w:val="1"/>
+      <w:numFmt w:val="decimal"/>
+      <w:lvlText w:val="%9."/>
+      <w:lvlJc w:val="left"/>
+      <w:pPr>
+        <w:tabs>
+          <w:tab w:val="num" w:pos="6480"/>
+        </w:tabs>
+        <w:ind w:left="6480" w:hanging="360"/>
+      </w:pPr>
+    </w:lvl>
+  </w:abstractNum>
+  <w:num w:numId="1" w16cid:durableId="936526695">
+    <w:abstractNumId w:val="0"/>
+  </w:num>
+</w:numbering>
 </file>
 
 <file path=word/people.xml><?xml version="1.0" encoding="utf-8"?>
@@ -7353,6 +8187,54 @@
       <w:contextualSpacing/>
     </w:pPr>
   </w:style>
+  <w:style w:type="paragraph" w:styleId="NormalWeb">
+    <w:name w:val="Normal (Web)"/>
+    <w:basedOn w:val="Normal"/>
+    <w:uiPriority w:val="99"/>
+    <w:semiHidden/>
+    <w:unhideWhenUsed/>
+    <w:rsid w:val="00B00DEA"/>
+    <w:pPr>
+      <w:spacing w:before="100" w:beforeAutospacing="1" w:after="100" w:afterAutospacing="1" w:line="240" w:lineRule="auto"/>
+    </w:pPr>
+    <w:rPr>
+      <w:rFonts w:ascii="Times New Roman" w:eastAsia="Times New Roman" w:hAnsi="Times New Roman" w:cs="Times New Roman"/>
+      <w:sz w:val="24"/>
+      <w:szCs w:val="24"/>
+    </w:rPr>
+  </w:style>
+  <w:style w:type="character" w:styleId="Emphasis">
+    <w:name w:val="Emphasis"/>
+    <w:basedOn w:val="DefaultParagraphFont"/>
+    <w:uiPriority w:val="20"/>
+    <w:qFormat/>
+    <w:rsid w:val="00B00DEA"/>
+    <w:rPr>
+      <w:i/>
+      <w:iCs/>
+    </w:rPr>
+  </w:style>
+  <w:style w:type="character" w:styleId="Strong">
+    <w:name w:val="Strong"/>
+    <w:basedOn w:val="DefaultParagraphFont"/>
+    <w:uiPriority w:val="22"/>
+    <w:qFormat/>
+    <w:rsid w:val="00B00DEA"/>
+    <w:rPr>
+      <w:b/>
+      <w:bCs/>
+    </w:rPr>
+  </w:style>
+  <w:style w:type="character" w:styleId="PlaceholderText">
+    <w:name w:val="Placeholder Text"/>
+    <w:basedOn w:val="DefaultParagraphFont"/>
+    <w:uiPriority w:val="99"/>
+    <w:semiHidden/>
+    <w:rsid w:val="00B00DEA"/>
+    <w:rPr>
+      <w:color w:val="666666"/>
+    </w:rPr>
+  </w:style>
 </w:styles>
 </file>
 

--- a/documents/Rebuttal02032026.docx
+++ b/documents/Rebuttal02032026.docx
@@ -5652,7 +5652,7 @@
     <w:p>
       <w:pPr>
         <w:rPr>
-          <w:rFonts w:ascii="Segoe UI" w:hAnsi="Segoe UI" w:cs="Segoe UI"/>
+          <w:rFonts w:cstheme="minorHAnsi"/>
           <w:color w:val="1F2328"/>
           <w:shd w:val="clear" w:color="auto" w:fill="FFFFFF"/>
         </w:rPr>
@@ -5660,7 +5660,7 @@
       <w:commentRangeStart w:id="29"/>
       <w:r>
         <w:rPr>
-          <w:rFonts w:ascii="Arial" w:hAnsi="Arial" w:cs="Arial"/>
+          <w:rFonts w:cstheme="minorHAnsi"/>
           <w:i/>
           <w:iCs/>
           <w:color w:val="2E74B5" w:themeColor="accent5" w:themeShade="BF"/>
@@ -5671,7 +5671,7 @@
       <w:r>
         <w:rPr>
           <w:rStyle w:val="CommentReference"/>
-          <w:rFonts w:ascii="Segoe UI" w:hAnsi="Segoe UI" w:cs="Segoe UI"/>
+          <w:rFonts w:cstheme="minorHAnsi"/>
           <w:color w:val="1F2328"/>
           <w:sz w:val="22"/>
           <w:szCs w:val="22"/>
@@ -5681,7 +5681,7 @@
       </w:r>
       <w:r>
         <w:rPr>
-          <w:rFonts w:ascii="Segoe UI" w:hAnsi="Segoe UI" w:cs="Segoe UI"/>
+          <w:rFonts w:cstheme="minorHAnsi"/>
           <w:color w:val="1F2328"/>
           <w:shd w:val="clear" w:color="auto" w:fill="FFFFFF"/>
         </w:rPr>
@@ -5691,40 +5691,96 @@
     <w:p>
       <w:pPr>
         <w:rPr>
-          <w:rFonts w:ascii="Segoe UI" w:hAnsi="Segoe UI" w:cs="Segoe UI"/>
+          <w:rFonts w:cstheme="minorHAnsi"/>
           <w:color w:val="1F2328"/>
           <w:shd w:val="clear" w:color="auto" w:fill="FFFFFF"/>
         </w:rPr>
       </w:pPr>
       <w:r>
         <w:rPr>
-          <w:rFonts w:ascii="Segoe UI" w:hAnsi="Segoe UI" w:cs="Segoe UI"/>
+          <w:rFonts w:cstheme="minorHAnsi"/>
           <w:color w:val="1F2328"/>
           <w:shd w:val="clear" w:color="auto" w:fill="FFFFFF"/>
         </w:rPr>
-        <w:t xml:space="preserve">For each condition we computed the eigenvectors of the gene–gene correlation matrix, not only the eigenvalues. Individual eigenvectors are, however, not well defined when eigenvalues are near-degenerate: within a (near-)degenerate subspace any orthonormal rotation is an equally valid eigenbasis, so the gene ranking of any single mode is arbitrary and unstable. We therefore summarized the coordinated structure in a </w:t>
-      </w:r>
-      <w:r>
-        <w:rPr>
-          <w:rFonts w:ascii="Segoe UI" w:hAnsi="Segoe UI" w:cs="Segoe UI"/>
+        <w:t xml:space="preserve">For each condition we computed the eigenvectors of the gene–gene correlation matrix, not only the eigenvalues. </w:t>
+      </w:r>
+      <w:r>
+        <w:rPr>
+          <w:rFonts w:cstheme="minorHAnsi"/>
           <w:color w:val="1F2328"/>
           <w:shd w:val="clear" w:color="auto" w:fill="FFFFFF"/>
         </w:rPr>
-        <w:t>different</w:t>
-      </w:r>
-      <w:r>
-        <w:rPr>
-          <w:rFonts w:ascii="Segoe UI" w:hAnsi="Segoe UI" w:cs="Segoe UI"/>
+        <w:t>We calculated gene loadings per mode as the absolute value of the mode eigenvector elements</w:t>
+      </w:r>
+      <w:r>
+        <w:rPr>
+          <w:rFonts w:cstheme="minorHAnsi"/>
           <w:color w:val="1F2328"/>
           <w:shd w:val="clear" w:color="auto" w:fill="FFFFFF"/>
         </w:rPr>
-        <w:t xml:space="preserve"> way. For every gene i we computed a coordination score, the diagonal of the de-noised correlation matrix reconstructed from all modes that exceed the scrambled threshold,</w:t>
-      </w:r>
-    </w:p>
-    <w:p>
-      <w:pPr>
-        <w:rPr>
-          <w:rFonts w:ascii="Segoe UI" w:hAnsi="Segoe UI" w:cs="Segoe UI"/>
+        <w:t xml:space="preserve">. </w:t>
+      </w:r>
+      <w:r>
+        <w:rPr>
+          <w:rFonts w:cstheme="minorHAnsi"/>
+          <w:color w:val="1F2328"/>
+          <w:shd w:val="clear" w:color="auto" w:fill="FFFFFF"/>
+        </w:rPr>
+        <w:t>To make this broader and not specific to certain modes, w</w:t>
+      </w:r>
+      <w:r>
+        <w:rPr>
+          <w:rFonts w:cstheme="minorHAnsi"/>
+          <w:color w:val="1F2328"/>
+          <w:shd w:val="clear" w:color="auto" w:fill="FFFFFF"/>
+        </w:rPr>
+        <w:t xml:space="preserve">e </w:t>
+      </w:r>
+      <w:r>
+        <w:rPr>
+          <w:rFonts w:cstheme="minorHAnsi"/>
+          <w:color w:val="1F2328"/>
+          <w:shd w:val="clear" w:color="auto" w:fill="FFFFFF"/>
+        </w:rPr>
+        <w:t>also</w:t>
+      </w:r>
+      <w:r>
+        <w:rPr>
+          <w:rFonts w:cstheme="minorHAnsi"/>
+          <w:color w:val="1F2328"/>
+          <w:shd w:val="clear" w:color="auto" w:fill="FFFFFF"/>
+        </w:rPr>
+        <w:t xml:space="preserve"> summarized the coordinated structure in a different way. For every gene i we computed a coordination score, the </w:t>
+      </w:r>
+      <w:r>
+        <w:rPr>
+          <w:rFonts w:cstheme="minorHAnsi"/>
+          <w:color w:val="1F2328"/>
+          <w:shd w:val="clear" w:color="auto" w:fill="FFFFFF"/>
+        </w:rPr>
+        <w:t>sum of squared amplitudes of the eigenvector elements that exceed the scrambled t</w:t>
+      </w:r>
+      <w:r>
+        <w:rPr>
+          <w:rFonts w:cstheme="minorHAnsi"/>
+          <w:color w:val="1F2328"/>
+          <w:shd w:val="clear" w:color="auto" w:fill="FFFFFF"/>
+        </w:rPr>
+        <w:t>hreshold,</w:t>
+      </w:r>
+      <w:r>
+        <w:rPr>
+          <w:rFonts w:cstheme="minorHAnsi"/>
+          <w:color w:val="1F2328"/>
+          <w:shd w:val="clear" w:color="auto" w:fill="FFFFFF"/>
+        </w:rPr>
+        <w:t xml:space="preserve"> weighted by the distance from the scrambled threshold.</w:t>
+      </w:r>
+    </w:p>
+    <w:p>
+      <w:pPr>
+        <w:rPr>
+          <w:rFonts w:cstheme="minorHAnsi"/>
           <w:color w:val="1F2328"/>
           <w:shd w:val="clear" w:color="auto" w:fill="FFFFFF"/>
         </w:rPr>
@@ -5733,7 +5789,7 @@
         <m:oMath>
           <m:r>
             <w:rPr>
-              <w:rFonts w:ascii="Cambria Math" w:hAnsi="Cambria Math" w:cs="Segoe UI"/>
+              <w:rFonts w:ascii="Cambria Math" w:hAnsi="Cambria Math" w:cstheme="minorHAnsi"/>
               <w:color w:val="1F2328"/>
               <w:shd w:val="clear" w:color="auto" w:fill="FFFFFF"/>
             </w:rPr>
@@ -5743,7 +5799,7 @@
             <m:sSubPr>
               <m:ctrlPr>
                 <w:rPr>
-                  <w:rFonts w:ascii="Cambria Math" w:hAnsi="Cambria Math" w:cs="Segoe UI"/>
+                  <w:rFonts w:ascii="Cambria Math" w:hAnsi="Cambria Math" w:cstheme="minorHAnsi"/>
                   <w:color w:val="1F2328"/>
                   <w:shd w:val="clear" w:color="auto" w:fill="FFFFFF"/>
                 </w:rPr>
@@ -5752,7 +5808,7 @@
             <m:e>
               <m:r>
                 <w:rPr>
-                  <w:rFonts w:ascii="Cambria Math" w:hAnsi="Cambria Math" w:cs="Segoe UI"/>
+                  <w:rFonts w:ascii="Cambria Math" w:hAnsi="Cambria Math" w:cstheme="minorHAnsi"/>
                   <w:color w:val="1F2328"/>
                   <w:shd w:val="clear" w:color="auto" w:fill="FFFFFF"/>
                 </w:rPr>
@@ -5762,7 +5818,7 @@
             <m:sub>
               <m:r>
                 <w:rPr>
-                  <w:rFonts w:ascii="Cambria Math" w:hAnsi="Cambria Math" w:cs="Segoe UI"/>
+                  <w:rFonts w:ascii="Cambria Math" w:hAnsi="Cambria Math" w:cstheme="minorHAnsi"/>
                   <w:color w:val="1F2328"/>
                   <w:shd w:val="clear" w:color="auto" w:fill="FFFFFF"/>
                 </w:rPr>
@@ -5775,7 +5831,7 @@
               <m:sty m:val="p"/>
             </m:rPr>
             <w:rPr>
-              <w:rFonts w:ascii="Cambria Math" w:hAnsi="Cambria Math" w:cs="Segoe UI"/>
+              <w:rFonts w:ascii="Cambria Math" w:hAnsi="Cambria Math" w:cstheme="minorHAnsi"/>
               <w:color w:val="1F2328"/>
               <w:shd w:val="clear" w:color="auto" w:fill="FFFFFF"/>
             </w:rPr>
@@ -5787,7 +5843,7 @@
               <m:supHide m:val="1"/>
               <m:ctrlPr>
                 <w:rPr>
-                  <w:rFonts w:ascii="Cambria Math" w:hAnsi="Cambria Math" w:cs="Segoe UI"/>
+                  <w:rFonts w:ascii="Cambria Math" w:hAnsi="Cambria Math" w:cstheme="minorHAnsi"/>
                   <w:color w:val="1F2328"/>
                   <w:shd w:val="clear" w:color="auto" w:fill="FFFFFF"/>
                 </w:rPr>
@@ -5798,7 +5854,7 @@
                 <m:sSubPr>
                   <m:ctrlPr>
                     <w:rPr>
-                      <w:rFonts w:ascii="Cambria Math" w:hAnsi="Cambria Math" w:cs="Segoe UI"/>
+                      <w:rFonts w:ascii="Cambria Math" w:hAnsi="Cambria Math" w:cstheme="minorHAnsi"/>
                       <w:color w:val="1F2328"/>
                       <w:shd w:val="clear" w:color="auto" w:fill="FFFFFF"/>
                     </w:rPr>
@@ -5807,7 +5863,7 @@
                 <m:e>
                   <m:r>
                     <w:rPr>
-                      <w:rFonts w:ascii="Cambria Math" w:hAnsi="Cambria Math" w:cs="Segoe UI"/>
+                      <w:rFonts w:ascii="Cambria Math" w:hAnsi="Cambria Math" w:cstheme="minorHAnsi"/>
                       <w:color w:val="1F2328"/>
                       <w:shd w:val="clear" w:color="auto" w:fill="FFFFFF"/>
                     </w:rPr>
@@ -5817,7 +5873,7 @@
                 <m:sub>
                   <m:r>
                     <w:rPr>
-                      <w:rFonts w:ascii="Cambria Math" w:hAnsi="Cambria Math" w:cs="Segoe UI"/>
+                      <w:rFonts w:ascii="Cambria Math" w:hAnsi="Cambria Math" w:cstheme="minorHAnsi"/>
                       <w:color w:val="1F2328"/>
                       <w:shd w:val="clear" w:color="auto" w:fill="FFFFFF"/>
                     </w:rPr>
@@ -5830,7 +5886,7 @@
                   <m:sty m:val="p"/>
                 </m:rPr>
                 <w:rPr>
-                  <w:rFonts w:ascii="Cambria Math" w:hAnsi="Cambria Math" w:cs="Segoe UI"/>
+                  <w:rFonts w:ascii="Cambria Math" w:hAnsi="Cambria Math" w:cstheme="minorHAnsi"/>
                   <w:color w:val="1F2328"/>
                   <w:shd w:val="clear" w:color="auto" w:fill="FFFFFF"/>
                 </w:rPr>
@@ -5840,7 +5896,7 @@
                 <m:sSubSupPr>
                   <m:ctrlPr>
                     <w:rPr>
-                      <w:rFonts w:ascii="Cambria Math" w:hAnsi="Cambria Math" w:cs="Segoe UI"/>
+                      <w:rFonts w:ascii="Cambria Math" w:hAnsi="Cambria Math" w:cstheme="minorHAnsi"/>
                       <w:color w:val="1F2328"/>
                       <w:shd w:val="clear" w:color="auto" w:fill="FFFFFF"/>
                     </w:rPr>
@@ -5849,7 +5905,7 @@
                 <m:e>
                   <m:r>
                     <w:rPr>
-                      <w:rFonts w:ascii="Cambria Math" w:hAnsi="Cambria Math" w:cs="Segoe UI"/>
+                      <w:rFonts w:ascii="Cambria Math" w:hAnsi="Cambria Math" w:cstheme="minorHAnsi"/>
                       <w:color w:val="1F2328"/>
                       <w:shd w:val="clear" w:color="auto" w:fill="FFFFFF"/>
                     </w:rPr>
@@ -5859,7 +5915,7 @@
                 <m:sub>
                   <m:r>
                     <w:rPr>
-                      <w:rFonts w:ascii="Cambria Math" w:hAnsi="Cambria Math" w:cs="Segoe UI"/>
+                      <w:rFonts w:ascii="Cambria Math" w:hAnsi="Cambria Math" w:cstheme="minorHAnsi"/>
                       <w:color w:val="1F2328"/>
                       <w:shd w:val="clear" w:color="auto" w:fill="FFFFFF"/>
                     </w:rPr>
@@ -5869,7 +5925,7 @@
                 <m:sup>
                   <m:r>
                     <w:rPr>
-                      <w:rFonts w:ascii="Cambria Math" w:hAnsi="Cambria Math" w:cs="Segoe UI"/>
+                      <w:rFonts w:ascii="Cambria Math" w:hAnsi="Cambria Math" w:cstheme="minorHAnsi"/>
                       <w:color w:val="1F2328"/>
                       <w:shd w:val="clear" w:color="auto" w:fill="FFFFFF"/>
                     </w:rPr>
@@ -5885,7 +5941,7 @@
                   <m:sty m:val="p"/>
                 </m:rPr>
                 <w:rPr>
-                  <w:rFonts w:ascii="Cambria Math" w:hAnsi="Cambria Math" w:cs="Segoe UI"/>
+                  <w:rFonts w:ascii="Cambria Math" w:hAnsi="Cambria Math" w:cstheme="minorHAnsi"/>
                   <w:color w:val="1F2328"/>
                   <w:shd w:val="clear" w:color="auto" w:fill="FFFFFF"/>
                 </w:rPr>
@@ -5895,7 +5951,7 @@
                 <m:sSubPr>
                   <m:ctrlPr>
                     <w:rPr>
-                      <w:rFonts w:ascii="Cambria Math" w:hAnsi="Cambria Math" w:cs="Segoe UI"/>
+                      <w:rFonts w:ascii="Cambria Math" w:hAnsi="Cambria Math" w:cstheme="minorHAnsi"/>
                       <w:color w:val="1F2328"/>
                       <w:shd w:val="clear" w:color="auto" w:fill="FFFFFF"/>
                     </w:rPr>
@@ -5904,7 +5960,7 @@
                 <m:e>
                   <m:r>
                     <w:rPr>
-                      <w:rFonts w:ascii="Cambria Math" w:hAnsi="Cambria Math" w:cs="Segoe UI"/>
+                      <w:rFonts w:ascii="Cambria Math" w:hAnsi="Cambria Math" w:cstheme="minorHAnsi"/>
                       <w:color w:val="1F2328"/>
                       <w:shd w:val="clear" w:color="auto" w:fill="FFFFFF"/>
                     </w:rPr>
@@ -5914,7 +5970,7 @@
                 <m:sub>
                   <m:r>
                     <w:rPr>
-                      <w:rFonts w:ascii="Cambria Math" w:hAnsi="Cambria Math" w:cs="Segoe UI"/>
+                      <w:rFonts w:ascii="Cambria Math" w:hAnsi="Cambria Math" w:cstheme="minorHAnsi"/>
                       <w:color w:val="1F2328"/>
                       <w:shd w:val="clear" w:color="auto" w:fill="FFFFFF"/>
                     </w:rPr>
@@ -5927,7 +5983,7 @@
                   <m:sty m:val="p"/>
                 </m:rPr>
                 <w:rPr>
-                  <w:rFonts w:ascii="Cambria Math" w:hAnsi="Cambria Math" w:cs="Segoe UI"/>
+                  <w:rFonts w:ascii="Cambria Math" w:hAnsi="Cambria Math" w:cstheme="minorHAnsi"/>
                   <w:color w:val="1F2328"/>
                   <w:shd w:val="clear" w:color="auto" w:fill="FFFFFF"/>
                 </w:rPr>
@@ -5939,7 +5995,7 @@
             <m:sSubSupPr>
               <m:ctrlPr>
                 <w:rPr>
-                  <w:rFonts w:ascii="Cambria Math" w:hAnsi="Cambria Math" w:cs="Segoe UI"/>
+                  <w:rFonts w:ascii="Cambria Math" w:hAnsi="Cambria Math" w:cstheme="minorHAnsi"/>
                   <w:color w:val="1F2328"/>
                   <w:shd w:val="clear" w:color="auto" w:fill="FFFFFF"/>
                 </w:rPr>
@@ -5948,7 +6004,7 @@
             <m:e>
               <m:r>
                 <w:rPr>
-                  <w:rFonts w:ascii="Cambria Math" w:hAnsi="Cambria Math" w:cs="Segoe UI"/>
+                  <w:rFonts w:ascii="Cambria Math" w:hAnsi="Cambria Math" w:cstheme="minorHAnsi"/>
                   <w:color w:val="1F2328"/>
                   <w:shd w:val="clear" w:color="auto" w:fill="FFFFFF"/>
                 </w:rPr>
@@ -5958,7 +6014,7 @@
             <m:sub>
               <m:r>
                 <w:rPr>
-                  <w:rFonts w:ascii="Cambria Math" w:hAnsi="Cambria Math" w:cs="Segoe UI"/>
+                  <w:rFonts w:ascii="Cambria Math" w:hAnsi="Cambria Math" w:cstheme="minorHAnsi"/>
                   <w:color w:val="1F2328"/>
                   <w:shd w:val="clear" w:color="auto" w:fill="FFFFFF"/>
                 </w:rPr>
@@ -5968,7 +6024,7 @@
             <m:sup>
               <m:r>
                 <w:rPr>
-                  <w:rFonts w:ascii="Cambria Math" w:hAnsi="Cambria Math" w:cs="Segoe UI"/>
+                  <w:rFonts w:ascii="Cambria Math" w:hAnsi="Cambria Math" w:cstheme="minorHAnsi"/>
                   <w:color w:val="1F2328"/>
                   <w:shd w:val="clear" w:color="auto" w:fill="FFFFFF"/>
                 </w:rPr>
@@ -5981,7 +6037,7 @@
               <m:sty m:val="p"/>
             </m:rPr>
             <w:rPr>
-              <w:rFonts w:ascii="Cambria Math" w:hAnsi="Cambria Math" w:cs="Segoe UI"/>
+              <w:rFonts w:ascii="Cambria Math" w:hAnsi="Cambria Math" w:cstheme="minorHAnsi"/>
               <w:color w:val="1F2328"/>
               <w:shd w:val="clear" w:color="auto" w:fill="FFFFFF"/>
             </w:rPr>
@@ -5991,7 +6047,7 @@
             <m:sSubSupPr>
               <m:ctrlPr>
                 <w:rPr>
-                  <w:rFonts w:ascii="Cambria Math" w:hAnsi="Cambria Math" w:cs="Segoe UI"/>
+                  <w:rFonts w:ascii="Cambria Math" w:hAnsi="Cambria Math" w:cstheme="minorHAnsi"/>
                   <w:color w:val="1F2328"/>
                   <w:shd w:val="clear" w:color="auto" w:fill="FFFFFF"/>
                 </w:rPr>
@@ -6000,7 +6056,7 @@
             <m:e>
               <m:r>
                 <w:rPr>
-                  <w:rFonts w:ascii="Cambria Math" w:hAnsi="Cambria Math" w:cs="Segoe UI"/>
+                  <w:rFonts w:ascii="Cambria Math" w:hAnsi="Cambria Math" w:cstheme="minorHAnsi"/>
                   <w:color w:val="1F2328"/>
                   <w:shd w:val="clear" w:color="auto" w:fill="FFFFFF"/>
                 </w:rPr>
@@ -6010,7 +6066,7 @@
             <m:sub>
               <m:r>
                 <w:rPr>
-                  <w:rFonts w:ascii="Cambria Math" w:hAnsi="Cambria Math" w:cs="Segoe UI"/>
+                  <w:rFonts w:ascii="Cambria Math" w:hAnsi="Cambria Math" w:cstheme="minorHAnsi"/>
                   <w:color w:val="1F2328"/>
                   <w:shd w:val="clear" w:color="auto" w:fill="FFFFFF"/>
                 </w:rPr>
@@ -6021,7 +6077,7 @@
                   <m:sty m:val="p"/>
                 </m:rPr>
                 <w:rPr>
-                  <w:rFonts w:ascii="Cambria Math" w:hAnsi="Cambria Math" w:cs="Segoe UI"/>
+                  <w:rFonts w:ascii="Cambria Math" w:hAnsi="Cambria Math" w:cstheme="minorHAnsi"/>
                   <w:color w:val="1F2328"/>
                   <w:shd w:val="clear" w:color="auto" w:fill="FFFFFF"/>
                 </w:rPr>
@@ -6029,7 +6085,7 @@
               </m:r>
               <m:r>
                 <w:rPr>
-                  <w:rFonts w:ascii="Cambria Math" w:hAnsi="Cambria Math" w:cs="Segoe UI"/>
+                  <w:rFonts w:ascii="Cambria Math" w:hAnsi="Cambria Math" w:cstheme="minorHAnsi"/>
                   <w:color w:val="1F2328"/>
                   <w:shd w:val="clear" w:color="auto" w:fill="FFFFFF"/>
                 </w:rPr>
@@ -6042,7 +6098,7 @@
                   <m:sty m:val="p"/>
                 </m:rPr>
                 <w:rPr>
-                  <w:rFonts w:ascii="Cambria Math" w:hAnsi="Cambria Math" w:cs="Segoe UI"/>
+                  <w:rFonts w:ascii="Cambria Math" w:hAnsi="Cambria Math" w:cstheme="minorHAnsi"/>
                   <w:color w:val="1F2328"/>
                   <w:shd w:val="clear" w:color="auto" w:fill="FFFFFF"/>
                 </w:rPr>
@@ -6056,14 +6112,14 @@
     <w:p>
       <w:pPr>
         <w:rPr>
-          <w:rFonts w:ascii="Segoe UI" w:hAnsi="Segoe UI" w:cs="Segoe UI"/>
+          <w:rFonts w:cstheme="minorHAnsi"/>
           <w:color w:val="1F2328"/>
           <w:shd w:val="clear" w:color="auto" w:fill="FFFFFF"/>
         </w:rPr>
       </w:pPr>
       <w:r>
         <w:rPr>
-          <w:rFonts w:ascii="Segoe UI" w:hAnsi="Segoe UI" w:cs="Segoe UI"/>
+          <w:rFonts w:cstheme="minorHAnsi"/>
           <w:color w:val="1F2328"/>
           <w:shd w:val="clear" w:color="auto" w:fill="FFFFFF"/>
         </w:rPr>
@@ -6074,7 +6130,7 @@
           <m:sSubPr>
             <m:ctrlPr>
               <w:rPr>
-                <w:rFonts w:ascii="Cambria Math" w:hAnsi="Cambria Math" w:cs="Segoe UI"/>
+                <w:rFonts w:ascii="Cambria Math" w:hAnsi="Cambria Math" w:cstheme="minorHAnsi"/>
                 <w:color w:val="1F2328"/>
                 <w:shd w:val="clear" w:color="auto" w:fill="FFFFFF"/>
               </w:rPr>
@@ -6083,7 +6139,7 @@
           <m:e>
             <m:r>
               <w:rPr>
-                <w:rFonts w:ascii="Cambria Math" w:hAnsi="Cambria Math" w:cs="Segoe UI"/>
+                <w:rFonts w:ascii="Cambria Math" w:hAnsi="Cambria Math" w:cstheme="minorHAnsi"/>
                 <w:color w:val="1F2328"/>
                 <w:shd w:val="clear" w:color="auto" w:fill="FFFFFF"/>
               </w:rPr>
@@ -6093,7 +6149,7 @@
           <m:sub>
             <m:r>
               <w:rPr>
-                <w:rFonts w:ascii="Cambria Math" w:hAnsi="Cambria Math" w:cs="Segoe UI"/>
+                <w:rFonts w:ascii="Cambria Math" w:hAnsi="Cambria Math" w:cstheme="minorHAnsi"/>
                 <w:color w:val="1F2328"/>
                 <w:shd w:val="clear" w:color="auto" w:fill="FFFFFF"/>
               </w:rPr>
@@ -6104,7 +6160,7 @@
       </m:oMath>
       <w:r>
         <w:rPr>
-          <w:rFonts w:ascii="Segoe UI" w:hAnsi="Segoe UI" w:cs="Segoe UI"/>
+          <w:rFonts w:cstheme="minorHAnsi"/>
           <w:color w:val="1F2328"/>
           <w:shd w:val="clear" w:color="auto" w:fill="FFFFFF"/>
         </w:rPr>
@@ -6114,426 +6170,362 @@
     <w:p>
       <w:pPr>
         <w:rPr>
-          <w:rFonts w:ascii="Segoe UI" w:hAnsi="Segoe UI" w:cs="Segoe UI"/>
+          <w:rFonts w:cstheme="minorHAnsi"/>
           <w:color w:val="1F2328"/>
           <w:shd w:val="clear" w:color="auto" w:fill="FFFFFF"/>
         </w:rPr>
       </w:pPr>
       <w:r>
         <w:rPr>
-          <w:rFonts w:ascii="Segoe UI" w:hAnsi="Segoe UI" w:cs="Segoe UI"/>
+          <w:rFonts w:cstheme="minorHAnsi"/>
           <w:color w:val="1F2328"/>
           <w:shd w:val="clear" w:color="auto" w:fill="FFFFFF"/>
         </w:rPr>
-        <w:t>Result</w:t>
-      </w:r>
-      <w:r>
-        <w:rPr>
-          <w:rFonts w:ascii="Segoe UI" w:hAnsi="Segoe UI" w:cs="Segoe UI"/>
+        <w:t>Result: </w:t>
+      </w:r>
+      <w:r>
+        <w:rPr>
+          <w:rFonts w:cstheme="minorHAnsi"/>
           <w:color w:val="1F2328"/>
           <w:shd w:val="clear" w:color="auto" w:fill="FFFFFF"/>
         </w:rPr>
-        <w:t>:</w:t>
-      </w:r>
-      <w:r>
-        <w:rPr>
-          <w:rFonts w:ascii="Segoe UI" w:hAnsi="Segoe UI" w:cs="Segoe UI"/>
+        <w:t>Filtering the highest scoring genes, both by the gene loadings and by the coordination score, t</w:t>
+      </w:r>
+      <w:r>
+        <w:rPr>
+          <w:rFonts w:cstheme="minorHAnsi"/>
           <w:color w:val="1F2328"/>
           <w:shd w:val="clear" w:color="auto" w:fill="FFFFFF"/>
         </w:rPr>
-        <w:t xml:space="preserve"> The outcome is informative but, at the level of specific gene programs, largely negative. In most conditions the top-coordination genes do not enrich for any GO term — and this includes the most strongly coordinated (highest-GMP-Cor) regulated samples. The </w:t>
-      </w:r>
-      <w:r>
-        <w:rPr>
-          <w:rFonts w:ascii="Segoe UI" w:hAnsi="Segoe UI" w:cs="Segoe UI"/>
+        <w:t>he outcome is informativ</w:t>
+      </w:r>
+      <w:r>
+        <w:rPr>
+          <w:rFonts w:cstheme="minorHAnsi"/>
           <w:color w:val="1F2328"/>
           <w:shd w:val="clear" w:color="auto" w:fill="FFFFFF"/>
         </w:rPr>
-        <w:t>only</w:t>
-      </w:r>
-      <w:r>
-        <w:rPr>
-          <w:rFonts w:ascii="Segoe UI" w:hAnsi="Segoe UI" w:cs="Segoe UI"/>
+        <w:t>e</w:t>
+      </w:r>
+      <w:r>
+        <w:rPr>
+          <w:rFonts w:cstheme="minorHAnsi"/>
           <w:color w:val="1F2328"/>
           <w:shd w:val="clear" w:color="auto" w:fill="FFFFFF"/>
         </w:rPr>
-        <w:t xml:space="preserve"> program</w:t>
-      </w:r>
-      <w:r>
-        <w:rPr>
-          <w:rFonts w:ascii="Segoe UI" w:hAnsi="Segoe UI" w:cs="Segoe UI"/>
+        <w:t xml:space="preserve">, </w:t>
+      </w:r>
+      <w:r>
+        <w:rPr>
+          <w:rFonts w:cstheme="minorHAnsi"/>
           <w:color w:val="1F2328"/>
           <w:shd w:val="clear" w:color="auto" w:fill="FFFFFF"/>
         </w:rPr>
-        <w:t>s</w:t>
-      </w:r>
-      <w:r>
-        <w:rPr>
-          <w:rFonts w:ascii="Segoe UI" w:hAnsi="Segoe UI" w:cs="Segoe UI"/>
+        <w:t>but we see only very few enriched GO terms</w:t>
+      </w:r>
+      <w:r>
+        <w:rPr>
+          <w:rFonts w:cstheme="minorHAnsi"/>
           <w:color w:val="1F2328"/>
           <w:shd w:val="clear" w:color="auto" w:fill="FFFFFF"/>
         </w:rPr>
-        <w:t xml:space="preserve"> that </w:t>
-      </w:r>
-      <w:r>
-        <w:rPr>
-          <w:rFonts w:ascii="Segoe UI" w:hAnsi="Segoe UI" w:cs="Segoe UI"/>
+        <w:t>. In most conditions the top-coordination genes do not enrich for any GO term</w:t>
+      </w:r>
+      <w:r>
+        <w:rPr>
+          <w:rFonts w:cstheme="minorHAnsi"/>
           <w:color w:val="1F2328"/>
           <w:shd w:val="clear" w:color="auto" w:fill="FFFFFF"/>
         </w:rPr>
-        <w:t>are</w:t>
-      </w:r>
-      <w:r>
-        <w:rPr>
-          <w:rFonts w:ascii="Segoe UI" w:hAnsi="Segoe UI" w:cs="Segoe UI"/>
+        <w:t>,</w:t>
+      </w:r>
+      <w:r>
+        <w:rPr>
+          <w:rFonts w:cstheme="minorHAnsi"/>
           <w:color w:val="1F2328"/>
           <w:shd w:val="clear" w:color="auto" w:fill="FFFFFF"/>
         </w:rPr>
-        <w:t xml:space="preserve"> recoverable </w:t>
-      </w:r>
-      <w:r>
-        <w:rPr>
-          <w:rFonts w:ascii="Segoe UI" w:hAnsi="Segoe UI" w:cs="Segoe UI"/>
+        <w:t xml:space="preserve"> and this includes the most strongly coordinated (highest-GMP-Cor) regulated samples. The only programs that are recoverable are the translation / ribosomal protein modules. Critically, this program appears in both regulated and </w:t>
+      </w:r>
+      <w:r>
+        <w:rPr>
+          <w:rFonts w:cstheme="minorHAnsi"/>
           <w:color w:val="1F2328"/>
           <w:shd w:val="clear" w:color="auto" w:fill="FFFFFF"/>
         </w:rPr>
-        <w:t>are</w:t>
-      </w:r>
-      <w:r>
-        <w:rPr>
-          <w:rFonts w:ascii="Segoe UI" w:hAnsi="Segoe UI" w:cs="Segoe UI"/>
+        <w:t>Di</w:t>
+      </w:r>
+      <w:r>
+        <w:rPr>
+          <w:rFonts w:cstheme="minorHAnsi"/>
           <w:color w:val="1F2328"/>
           <w:shd w:val="clear" w:color="auto" w:fill="FFFFFF"/>
         </w:rPr>
-        <w:t xml:space="preserve"> the translation / ribosom</w:t>
-      </w:r>
-      <w:r>
-        <w:rPr>
-          <w:rFonts w:ascii="Segoe UI" w:hAnsi="Segoe UI" w:cs="Segoe UI"/>
+        <w:t>s-</w:t>
+      </w:r>
+      <w:r>
+        <w:rPr>
+          <w:rFonts w:cstheme="minorHAnsi"/>
           <w:color w:val="1F2328"/>
           <w:shd w:val="clear" w:color="auto" w:fill="FFFFFF"/>
         </w:rPr>
-        <w:t>al protein</w:t>
-      </w:r>
-      <w:r>
-        <w:rPr>
-          <w:rFonts w:ascii="Segoe UI" w:hAnsi="Segoe UI" w:cs="Segoe UI"/>
+        <w:t>A</w:t>
+      </w:r>
+      <w:r>
+        <w:rPr>
+          <w:rFonts w:cstheme="minorHAnsi"/>
           <w:color w:val="1F2328"/>
           <w:shd w:val="clear" w:color="auto" w:fill="FFFFFF"/>
         </w:rPr>
-        <w:t xml:space="preserve"> module</w:t>
-      </w:r>
-      <w:r>
-        <w:rPr>
-          <w:rFonts w:ascii="Segoe UI" w:hAnsi="Segoe UI" w:cs="Segoe UI"/>
+        <w:t xml:space="preserve">rrest samples, including weakly coordinated </w:t>
+      </w:r>
+      <w:r>
+        <w:rPr>
+          <w:rFonts w:cstheme="minorHAnsi"/>
           <w:color w:val="1F2328"/>
           <w:shd w:val="clear" w:color="auto" w:fill="FFFFFF"/>
         </w:rPr>
-        <w:t>s</w:t>
-      </w:r>
-      <w:r>
-        <w:rPr>
-          <w:rFonts w:ascii="Segoe UI" w:hAnsi="Segoe UI" w:cs="Segoe UI"/>
+        <w:t>D</w:t>
+      </w:r>
+      <w:r>
+        <w:rPr>
+          <w:rFonts w:cstheme="minorHAnsi"/>
           <w:color w:val="1F2328"/>
           <w:shd w:val="clear" w:color="auto" w:fill="FFFFFF"/>
         </w:rPr>
-        <w:t xml:space="preserve">. Critically, this program appears in both regulated and </w:t>
-      </w:r>
-      <w:r>
-        <w:rPr>
-          <w:rFonts w:ascii="Segoe UI" w:hAnsi="Segoe UI" w:cs="Segoe UI"/>
+        <w:t>is-</w:t>
+      </w:r>
+      <w:r>
+        <w:rPr>
+          <w:rFonts w:cstheme="minorHAnsi"/>
           <w:color w:val="1F2328"/>
           <w:shd w:val="clear" w:color="auto" w:fill="FFFFFF"/>
         </w:rPr>
-        <w:t>Di</w:t>
-      </w:r>
-      <w:r>
-        <w:rPr>
-          <w:rFonts w:ascii="Segoe UI" w:hAnsi="Segoe UI" w:cs="Segoe UI"/>
+        <w:t>Ar</w:t>
+      </w:r>
+      <w:r>
+        <w:rPr>
+          <w:rFonts w:cstheme="minorHAnsi"/>
           <w:color w:val="1F2328"/>
           <w:shd w:val="clear" w:color="auto" w:fill="FFFFFF"/>
         </w:rPr>
-        <w:t>s-</w:t>
-      </w:r>
-      <w:r>
-        <w:rPr>
-          <w:rFonts w:ascii="Segoe UI" w:hAnsi="Segoe UI" w:cs="Segoe UI"/>
+        <w:t xml:space="preserve">rest samples, so it reflects the dominance of the </w:t>
+      </w:r>
+      <w:r>
+        <w:rPr>
+          <w:rFonts w:cstheme="minorHAnsi"/>
           <w:color w:val="1F2328"/>
           <w:shd w:val="clear" w:color="auto" w:fill="FFFFFF"/>
         </w:rPr>
-        <w:t>A</w:t>
-      </w:r>
-      <w:r>
-        <w:rPr>
-          <w:rFonts w:ascii="Segoe UI" w:hAnsi="Segoe UI" w:cs="Segoe UI"/>
+        <w:t xml:space="preserve">highly expressed </w:t>
+      </w:r>
+      <w:r>
+        <w:rPr>
+          <w:rFonts w:cstheme="minorHAnsi"/>
           <w:color w:val="1F2328"/>
           <w:shd w:val="clear" w:color="auto" w:fill="FFFFFF"/>
         </w:rPr>
-        <w:t>rrest samples</w:t>
-      </w:r>
-      <w:r>
-        <w:rPr>
-          <w:rFonts w:ascii="Segoe UI" w:hAnsi="Segoe UI" w:cs="Segoe UI"/>
+        <w:t xml:space="preserve">ribosomal </w:t>
+      </w:r>
+      <w:r>
+        <w:rPr>
+          <w:rFonts w:cstheme="minorHAnsi"/>
           <w:color w:val="1F2328"/>
           <w:shd w:val="clear" w:color="auto" w:fill="FFFFFF"/>
         </w:rPr>
-        <w:t>,</w:t>
-      </w:r>
-      <w:r>
-        <w:rPr>
-          <w:rFonts w:ascii="Segoe UI" w:hAnsi="Segoe UI" w:cs="Segoe UI"/>
+        <w:t>genes</w:t>
+      </w:r>
+      <w:r>
+        <w:rPr>
+          <w:rFonts w:cstheme="minorHAnsi"/>
           <w:color w:val="1F2328"/>
           <w:shd w:val="clear" w:color="auto" w:fill="FFFFFF"/>
         </w:rPr>
-        <w:t xml:space="preserve"> including weakly coordinated </w:t>
-      </w:r>
-      <w:r>
-        <w:rPr>
-          <w:rFonts w:ascii="Segoe UI" w:hAnsi="Segoe UI" w:cs="Segoe UI"/>
+        <w:t xml:space="preserve"> in the leading mode rather than the regulatory state. Consistent with this, when we correlated the per-gene coordination scores across conditions</w:t>
+      </w:r>
+      <w:r>
+        <w:rPr>
+          <w:rFonts w:cstheme="minorHAnsi"/>
           <w:color w:val="1F2328"/>
           <w:shd w:val="clear" w:color="auto" w:fill="FFFFFF"/>
         </w:rPr>
-        <w:t>D</w:t>
-      </w:r>
-      <w:r>
-        <w:rPr>
-          <w:rFonts w:ascii="Segoe UI" w:hAnsi="Segoe UI" w:cs="Segoe UI"/>
+        <w:t xml:space="preserve">, </w:t>
+      </w:r>
+      <w:r>
+        <w:rPr>
+          <w:rFonts w:cstheme="minorHAnsi"/>
           <w:color w:val="1F2328"/>
           <w:shd w:val="clear" w:color="auto" w:fill="FFFFFF"/>
         </w:rPr>
-        <w:t>is-</w:t>
-      </w:r>
-      <w:r>
-        <w:rPr>
-          <w:rFonts w:ascii="Segoe UI" w:hAnsi="Segoe UI" w:cs="Segoe UI"/>
+        <w:t>regulated conditions did not share a common coordinated program any more than dis-arrest conditions did (mean Spearman ρ between coordination-score vectors: regulated–regulated 0.19, dis-arrest–dis-arrest 0.39, regulated–dis-arrest 0.28).</w:t>
+      </w:r>
+    </w:p>
+    <w:p>
+      <w:pPr>
+        <w:rPr>
+          <w:rFonts w:cstheme="minorHAnsi"/>
           <w:color w:val="1F2328"/>
           <w:shd w:val="clear" w:color="auto" w:fill="FFFFFF"/>
         </w:rPr>
-        <w:t>Ar</w:t>
-      </w:r>
-      <w:r>
-        <w:rPr>
-          <w:rFonts w:ascii="Segoe UI" w:hAnsi="Segoe UI" w:cs="Segoe UI"/>
+      </w:pPr>
+      <w:r>
+        <w:rPr>
+          <w:rFonts w:cstheme="minorHAnsi"/>
           <w:color w:val="1F2328"/>
           <w:shd w:val="clear" w:color="auto" w:fill="FFFFFF"/>
         </w:rPr>
-        <w:t>rest samples</w:t>
-      </w:r>
-      <w:r>
-        <w:rPr>
-          <w:rFonts w:ascii="Segoe UI" w:hAnsi="Segoe UI" w:cs="Segoe UI"/>
+        <w:lastRenderedPageBreak/>
+        <w:t>Interpretation</w:t>
+      </w:r>
+      <w:r>
+        <w:rPr>
+          <w:rFonts w:cstheme="minorHAnsi"/>
           <w:color w:val="1F2328"/>
           <w:shd w:val="clear" w:color="auto" w:fill="FFFFFF"/>
         </w:rPr>
-        <w:t>,</w:t>
-      </w:r>
-      <w:r>
-        <w:rPr>
-          <w:rFonts w:ascii="Segoe UI" w:hAnsi="Segoe UI" w:cs="Segoe UI"/>
+        <w:t>.</w:t>
+      </w:r>
+      <w:r>
+        <w:rPr>
+          <w:rFonts w:cstheme="minorHAnsi"/>
           <w:color w:val="1F2328"/>
           <w:shd w:val="clear" w:color="auto" w:fill="FFFFFF"/>
         </w:rPr>
-        <w:t xml:space="preserve"> so it reflects the dominance of the </w:t>
-      </w:r>
-      <w:r>
-        <w:rPr>
-          <w:rFonts w:ascii="Segoe UI" w:hAnsi="Segoe UI" w:cs="Segoe UI"/>
+        <w:t xml:space="preserve"> We </w:t>
+      </w:r>
+      <w:r>
+        <w:rPr>
+          <w:rFonts w:cstheme="minorHAnsi"/>
           <w:color w:val="1F2328"/>
           <w:shd w:val="clear" w:color="auto" w:fill="FFFFFF"/>
         </w:rPr>
-        <w:t xml:space="preserve">highly expressed </w:t>
-      </w:r>
-      <w:r>
-        <w:rPr>
-          <w:rFonts w:ascii="Segoe UI" w:hAnsi="Segoe UI" w:cs="Segoe UI"/>
+        <w:t>see</w:t>
+      </w:r>
+      <w:r>
+        <w:rPr>
+          <w:rFonts w:cstheme="minorHAnsi"/>
           <w:color w:val="1F2328"/>
           <w:shd w:val="clear" w:color="auto" w:fill="FFFFFF"/>
         </w:rPr>
-        <w:t xml:space="preserve">ribosomal </w:t>
-      </w:r>
-      <w:r>
-        <w:rPr>
-          <w:rFonts w:ascii="Segoe UI" w:hAnsi="Segoe UI" w:cs="Segoe UI"/>
+        <w:t xml:space="preserve"> this as a meaningful, and in fact </w:t>
+      </w:r>
+      <w:r>
+        <w:rPr>
+          <w:rFonts w:cstheme="minorHAnsi"/>
           <w:color w:val="1F2328"/>
           <w:shd w:val="clear" w:color="auto" w:fill="FFFFFF"/>
         </w:rPr>
-        <w:t>genes</w:t>
-      </w:r>
-      <w:r>
-        <w:rPr>
-          <w:rFonts w:ascii="Segoe UI" w:hAnsi="Segoe UI" w:cs="Segoe UI"/>
+        <w:t>expected</w:t>
+      </w:r>
+      <w:r>
+        <w:rPr>
+          <w:rFonts w:cstheme="minorHAnsi"/>
           <w:color w:val="1F2328"/>
           <w:shd w:val="clear" w:color="auto" w:fill="FFFFFF"/>
         </w:rPr>
-        <w:t xml:space="preserve"> in the leading mode rather than the regulatory state. Consistent with this, when we correlated the per-gene coordination scores across conditions</w:t>
-      </w:r>
-      <w:r>
-        <w:rPr>
-          <w:rFonts w:ascii="Segoe UI" w:hAnsi="Segoe UI" w:cs="Segoe UI"/>
+        <w:t xml:space="preserve"> result: GMP-Cor captures a global, distributed property of the gene-correlation network rather than the activity of a small set of specific gene modules. The loss of coordination in Dis-Arrest is spread across many weakly defined modes, which is precisely why a single scalar that integrates </w:t>
+      </w:r>
+      <w:r>
+        <w:rPr>
+          <w:rFonts w:cstheme="minorHAnsi"/>
           <w:color w:val="1F2328"/>
           <w:shd w:val="clear" w:color="auto" w:fill="FFFFFF"/>
         </w:rPr>
-        <w:t xml:space="preserve">, </w:t>
-      </w:r>
-      <w:r>
-        <w:rPr>
-          <w:rFonts w:ascii="Segoe UI" w:hAnsi="Segoe UI" w:cs="Segoe UI"/>
+        <w:t>most of the transcriptome,</w:t>
+      </w:r>
+      <w:r>
+        <w:rPr>
+          <w:rFonts w:cstheme="minorHAnsi"/>
           <w:color w:val="1F2328"/>
           <w:shd w:val="clear" w:color="auto" w:fill="FFFFFF"/>
         </w:rPr>
-        <w:t xml:space="preserve">regulated conditions did not share a common coordinated program any more than dis-arrest </w:t>
-      </w:r>
-      <w:r>
-        <w:rPr>
-          <w:rFonts w:ascii="Segoe UI" w:hAnsi="Segoe UI" w:cs="Segoe UI"/>
+        <w:t xml:space="preserve"> rather than a </w:t>
+      </w:r>
+      <w:r>
+        <w:rPr>
+          <w:rFonts w:cstheme="minorHAnsi"/>
           <w:color w:val="1F2328"/>
           <w:shd w:val="clear" w:color="auto" w:fill="FFFFFF"/>
         </w:rPr>
-        <w:lastRenderedPageBreak/>
-        <w:t>conditions did (mean Spearman ρ between coordination-score vectors: regulated–regulated 0.19, dis-arrest–dis-arrest 0.39, regulated–dis-arrest 0.28).</w:t>
-      </w:r>
-    </w:p>
-    <w:p>
-      <w:pPr>
-        <w:rPr>
-          <w:rFonts w:ascii="Segoe UI" w:hAnsi="Segoe UI" w:cs="Segoe UI"/>
+        <w:t xml:space="preserve">list of regulated/dysregulated </w:t>
+      </w:r>
+      <w:r>
+        <w:rPr>
+          <w:rFonts w:cstheme="minorHAnsi"/>
           <w:color w:val="1F2328"/>
           <w:shd w:val="clear" w:color="auto" w:fill="FFFFFF"/>
         </w:rPr>
-      </w:pPr>
-      <w:r>
-        <w:rPr>
-          <w:rFonts w:ascii="Segoe UI" w:hAnsi="Segoe UI" w:cs="Segoe UI"/>
+        <w:t>gene</w:t>
+      </w:r>
+      <w:r>
+        <w:rPr>
+          <w:rFonts w:cstheme="minorHAnsi"/>
           <w:color w:val="1F2328"/>
           <w:shd w:val="clear" w:color="auto" w:fill="FFFFFF"/>
         </w:rPr>
-        <w:t>Interpretation</w:t>
-      </w:r>
-      <w:r>
-        <w:rPr>
-          <w:rFonts w:ascii="Segoe UI" w:hAnsi="Segoe UI" w:cs="Segoe UI"/>
+        <w:t>s,</w:t>
+      </w:r>
+      <w:r>
+        <w:rPr>
+          <w:rFonts w:cstheme="minorHAnsi"/>
           <w:color w:val="1F2328"/>
           <w:shd w:val="clear" w:color="auto" w:fill="FFFFFF"/>
         </w:rPr>
-        <w:t>.</w:t>
-      </w:r>
-      <w:r>
-        <w:rPr>
-          <w:rFonts w:ascii="Segoe UI" w:hAnsi="Segoe UI" w:cs="Segoe UI"/>
+        <w:t xml:space="preserve"> is the appropriate measure</w:t>
+      </w:r>
+      <w:r>
+        <w:rPr>
+          <w:rFonts w:cstheme="minorHAnsi"/>
           <w:color w:val="1F2328"/>
           <w:shd w:val="clear" w:color="auto" w:fill="FFFFFF"/>
         </w:rPr>
-        <w:t xml:space="preserve"> We read this as a meaningful, and in fact expected, result: GMP-Cor captures a global, distributed property of the gene-correlation network rather than the activity of a small set of specific gene modules. The loss of coordination in Dis-Arrest is spread across many weakly defined modes, which is precisely why a single scalar that integrates </w:t>
-      </w:r>
-      <w:r>
-        <w:rPr>
-          <w:rFonts w:ascii="Segoe UI" w:hAnsi="Segoe UI" w:cs="Segoe UI"/>
+        <w:t xml:space="preserve"> in our study</w:t>
+      </w:r>
+      <w:r>
+        <w:rPr>
+          <w:rFonts w:cstheme="minorHAnsi"/>
           <w:color w:val="1F2328"/>
           <w:shd w:val="clear" w:color="auto" w:fill="FFFFFF"/>
         </w:rPr>
-        <w:t>most of the transcriptome,</w:t>
-      </w:r>
-      <w:r>
-        <w:rPr>
-          <w:rFonts w:ascii="Segoe UI" w:hAnsi="Segoe UI" w:cs="Segoe UI"/>
+        <w:t>. This is consistent with our broader claim that dysregulation is a network-level property and not the behavior of specific nodes.</w:t>
+      </w:r>
+    </w:p>
+    <w:p>
+      <w:pPr>
+        <w:rPr>
+          <w:rFonts w:cstheme="minorHAnsi"/>
           <w:color w:val="1F2328"/>
           <w:shd w:val="clear" w:color="auto" w:fill="FFFFFF"/>
         </w:rPr>
-        <w:t xml:space="preserve"> rather than a </w:t>
-      </w:r>
-      <w:r>
-        <w:rPr>
-          <w:rFonts w:ascii="Segoe UI" w:hAnsi="Segoe UI" w:cs="Segoe UI"/>
+      </w:pPr>
+      <w:r>
+        <w:rPr>
+          <w:rFonts w:cstheme="minorHAnsi"/>
           <w:color w:val="1F2328"/>
           <w:shd w:val="clear" w:color="auto" w:fill="FFFFFF"/>
         </w:rPr>
-        <w:t xml:space="preserve">list of regulated/dysregulated </w:t>
-      </w:r>
-      <w:r>
-        <w:rPr>
-          <w:rFonts w:ascii="Segoe UI" w:hAnsi="Segoe UI" w:cs="Segoe UI"/>
+        <w:t>Importantly, bacterial scRNA-seq methods are prone to dropouts and relatively low-coverage of the data</w:t>
+      </w:r>
+      <w:r>
+        <w:rPr>
+          <w:rFonts w:cstheme="minorHAnsi"/>
           <w:color w:val="1F2328"/>
           <w:shd w:val="clear" w:color="auto" w:fill="FFFFFF"/>
         </w:rPr>
-        <w:t>gene</w:t>
-      </w:r>
-      <w:r>
-        <w:rPr>
-          <w:rFonts w:ascii="Segoe UI" w:hAnsi="Segoe UI" w:cs="Segoe UI"/>
+        <w:t>. We therefore cannot exclude that recoverable, condition-specific programs would emerge in deeper or higher-coverage data.</w:t>
+      </w:r>
+    </w:p>
+    <w:p>
+      <w:pPr>
+        <w:rPr>
+          <w:rFonts w:cstheme="minorHAnsi"/>
           <w:color w:val="1F2328"/>
           <w:shd w:val="clear" w:color="auto" w:fill="FFFFFF"/>
         </w:rPr>
-        <w:t>s,</w:t>
-      </w:r>
-      <w:r>
-        <w:rPr>
-          <w:rFonts w:ascii="Segoe UI" w:hAnsi="Segoe UI" w:cs="Segoe UI"/>
-          <w:color w:val="1F2328"/>
-          <w:shd w:val="clear" w:color="auto" w:fill="FFFFFF"/>
-        </w:rPr>
-        <w:t xml:space="preserve"> is the appropriate measure</w:t>
-      </w:r>
-      <w:r>
-        <w:rPr>
-          <w:rFonts w:ascii="Segoe UI" w:hAnsi="Segoe UI" w:cs="Segoe UI"/>
-          <w:color w:val="1F2328"/>
-          <w:shd w:val="clear" w:color="auto" w:fill="FFFFFF"/>
-        </w:rPr>
-        <w:t xml:space="preserve"> in our study</w:t>
-      </w:r>
-      <w:r>
-        <w:rPr>
-          <w:rFonts w:ascii="Segoe UI" w:hAnsi="Segoe UI" w:cs="Segoe UI"/>
-          <w:color w:val="1F2328"/>
-          <w:shd w:val="clear" w:color="auto" w:fill="FFFFFF"/>
-        </w:rPr>
-        <w:t>. This is consistent with our broader claim that dysregulation is a network-level property and not the behavior of specific nodes.</w:t>
-      </w:r>
-    </w:p>
-    <w:p>
-      <w:pPr>
-        <w:rPr>
-          <w:rFonts w:ascii="Segoe UI" w:hAnsi="Segoe UI" w:cs="Segoe UI"/>
-          <w:color w:val="1F2328"/>
-          <w:shd w:val="clear" w:color="auto" w:fill="FFFFFF"/>
-        </w:rPr>
-      </w:pPr>
-      <w:r>
-        <w:rPr>
-          <w:rFonts w:ascii="Segoe UI" w:hAnsi="Segoe UI" w:cs="Segoe UI"/>
-          <w:color w:val="1F2328"/>
-          <w:shd w:val="clear" w:color="auto" w:fill="FFFFFF"/>
-        </w:rPr>
-        <w:t xml:space="preserve">Importantly, bacterial scRNA-seq methods are prone to dropouts and </w:t>
-      </w:r>
-      <w:r>
-        <w:rPr>
-          <w:rFonts w:ascii="Segoe UI" w:hAnsi="Segoe UI" w:cs="Segoe UI"/>
-          <w:color w:val="1F2328"/>
-          <w:shd w:val="clear" w:color="auto" w:fill="FFFFFF"/>
-        </w:rPr>
-        <w:t>relatively low-coverage of the data</w:t>
-      </w:r>
-      <w:r>
-        <w:rPr>
-          <w:rFonts w:ascii="Segoe UI" w:hAnsi="Segoe UI" w:cs="Segoe UI"/>
-          <w:color w:val="1F2328"/>
-          <w:shd w:val="clear" w:color="auto" w:fill="FFFFFF"/>
-        </w:rPr>
-        <w:t>. We therefore cannot exclude that recoverable, condition-specific programs would emerge in deeper or higher-coverage data.</w:t>
-      </w:r>
-    </w:p>
-    <w:p>
-      <w:pPr>
-        <w:rPr>
-          <w:rFonts w:ascii="Segoe UI" w:hAnsi="Segoe UI" w:cs="Segoe UI"/>
-          <w:color w:val="1F2328"/>
-          <w:shd w:val="clear" w:color="auto" w:fill="FFFFFF"/>
-        </w:rPr>
-      </w:pPr>
-      <w:r>
-        <w:rPr>
-          <w:rFonts w:ascii="Segoe UI" w:hAnsi="Segoe UI" w:cs="Segoe UI"/>
+      </w:pPr>
+      <w:r>
+        <w:rPr>
+          <w:rFonts w:cstheme="minorHAnsi"/>
           <w:color w:val="1F2328"/>
           <w:highlight w:val="yellow"/>
           <w:shd w:val="clear" w:color="auto" w:fill="FFFFFF"/>
@@ -6544,64 +6536,55 @@
     <w:p>
       <w:pPr>
         <w:rPr>
-          <w:rFonts w:ascii="Segoe UI" w:hAnsi="Segoe UI" w:cs="Segoe UI"/>
+          <w:rFonts w:ascii="Arial" w:hAnsi="Arial" w:cs="Arial"/>
+          <w:i/>
+          <w:iCs/>
+          <w:color w:val="2E74B5" w:themeColor="accent5" w:themeShade="BF"/>
+          <w:shd w:val="clear" w:color="auto" w:fill="FFFFFF"/>
+        </w:rPr>
+      </w:pPr>
+      <w:r>
+        <w:rPr>
+          <w:rFonts w:ascii="Arial" w:hAnsi="Arial" w:cs="Arial"/>
+          <w:i/>
+          <w:iCs/>
+          <w:color w:val="2E74B5" w:themeColor="accent5" w:themeShade="BF"/>
+        </w:rPr>
+        <w:br/>
+      </w:r>
+      <w:r>
+        <w:rPr>
+          <w:rFonts w:ascii="Arial" w:hAnsi="Arial" w:cs="Arial"/>
+          <w:i/>
+          <w:iCs/>
+          <w:color w:val="2E74B5" w:themeColor="accent5" w:themeShade="BF"/>
+          <w:shd w:val="clear" w:color="auto" w:fill="FFFFFF"/>
+        </w:rPr>
+        <w:t xml:space="preserve">2. The authors’ approach reminds in spirit me of some work from the van Opijnen lab, where they have used entropy as a measure of how organized a stress response is (Zhu et al 2020). I think there are also some connections to earlier work from that lab comparing changes in Tn-seq mutant frequencies to RNA-seq expression (Jensen et al., 2017). </w:t>
+      </w:r>
+      <w:r>
+        <w:rPr>
+          <w:rFonts w:ascii="Arial" w:hAnsi="Arial" w:cs="Arial"/>
+          <w:i/>
+          <w:iCs/>
+          <w:color w:val="2E74B5" w:themeColor="accent5" w:themeShade="BF"/>
+          <w:highlight w:val="yellow"/>
+          <w:shd w:val="clear" w:color="auto" w:fill="FFFFFF"/>
+        </w:rPr>
+        <w:t>I think these would be interesting studies to address in the discussion of the current paper, and I would be interested to hear the authors’ thoughts on similarities/differences to their approach and findings.</w:t>
+      </w:r>
+    </w:p>
+    <w:p>
+      <w:pPr>
+        <w:rPr>
+          <w:rFonts w:cstheme="minorHAnsi"/>
           <w:color w:val="1F2328"/>
           <w:shd w:val="clear" w:color="auto" w:fill="FFFFFF"/>
         </w:rPr>
       </w:pPr>
-    </w:p>
-    <w:p>
-      <w:pPr>
-        <w:rPr>
-          <w:rFonts w:ascii="Arial" w:hAnsi="Arial" w:cs="Arial"/>
-          <w:i/>
-          <w:iCs/>
-          <w:color w:val="2E74B5" w:themeColor="accent5" w:themeShade="BF"/>
-          <w:shd w:val="clear" w:color="auto" w:fill="FFFFFF"/>
-        </w:rPr>
-      </w:pPr>
-      <w:r>
-        <w:rPr>
-          <w:rFonts w:ascii="Arial" w:hAnsi="Arial" w:cs="Arial"/>
-          <w:i/>
-          <w:iCs/>
-          <w:color w:val="2E74B5" w:themeColor="accent5" w:themeShade="BF"/>
-        </w:rPr>
-        <w:br/>
-      </w:r>
-      <w:r>
-        <w:rPr>
-          <w:rFonts w:ascii="Arial" w:hAnsi="Arial" w:cs="Arial"/>
-          <w:i/>
-          <w:iCs/>
-          <w:color w:val="2E74B5" w:themeColor="accent5" w:themeShade="BF"/>
-          <w:shd w:val="clear" w:color="auto" w:fill="FFFFFF"/>
-        </w:rPr>
-        <w:t xml:space="preserve">2. The authors’ approach reminds in spirit me of some work from the van Opijnen lab, where they have used entropy as a measure of how organized a stress response is (Zhu et al 2020). I think there are also some connections to earlier work from that lab comparing changes in Tn-seq mutant frequencies to RNA-seq expression (Jensen et al., 2017). </w:t>
-      </w:r>
-      <w:r>
-        <w:rPr>
-          <w:rFonts w:ascii="Arial" w:hAnsi="Arial" w:cs="Arial"/>
-          <w:i/>
-          <w:iCs/>
-          <w:color w:val="2E74B5" w:themeColor="accent5" w:themeShade="BF"/>
-          <w:highlight w:val="yellow"/>
-          <w:shd w:val="clear" w:color="auto" w:fill="FFFFFF"/>
-        </w:rPr>
-        <w:t>I think these would be interesting studies to address in the discussion of the current paper, and I would be interested to hear the authors’ thoughts on similarities/differences to their approach and findings.</w:t>
-      </w:r>
-    </w:p>
-    <w:p>
-      <w:pPr>
-        <w:rPr>
-          <w:rFonts w:ascii="Segoe UI" w:hAnsi="Segoe UI" w:cs="Segoe UI"/>
-          <w:color w:val="1F2328"/>
-          <w:shd w:val="clear" w:color="auto" w:fill="FFFFFF"/>
-        </w:rPr>
-      </w:pPr>
-      <w:r>
-        <w:rPr>
-          <w:rFonts w:ascii="Segoe UI" w:hAnsi="Segoe UI" w:cs="Segoe UI"/>
+      <w:r>
+        <w:rPr>
+          <w:rFonts w:cstheme="minorHAnsi"/>
           <w:color w:val="1F2328"/>
           <w:shd w:val="clear" w:color="auto" w:fill="FFFFFF"/>
         </w:rPr>

--- a/documents/Rebuttal02032026.docx
+++ b/documents/Rebuttal02032026.docx
@@ -5726,7 +5726,7 @@
           <w:color w:val="1F2328"/>
           <w:shd w:val="clear" w:color="auto" w:fill="FFFFFF"/>
         </w:rPr>
-        <w:t>To make this broader and not specific to certain modes, w</w:t>
+        <w:t xml:space="preserve">It is crucial to note, that for nearly degenerate eigenvalues (which is the case of many of the top modes), the corresponding eigenvector is not stable and can vary widely by small changes in cell calling for example. This means that if 2 modes have a similar eigenvalue, it is impossible to assign unique genes to each of them, however the eigenbasis spanned by </w:t>
       </w:r>
       <w:r>
         <w:rPr>
@@ -5734,6 +5734,30 @@
           <w:color w:val="1F2328"/>
           <w:shd w:val="clear" w:color="auto" w:fill="FFFFFF"/>
         </w:rPr>
+        <w:t>all</w:t>
+      </w:r>
+      <w:r>
+        <w:rPr>
+          <w:rFonts w:cstheme="minorHAnsi"/>
+          <w:color w:val="1F2328"/>
+          <w:shd w:val="clear" w:color="auto" w:fill="FFFFFF"/>
+        </w:rPr>
+        <w:t xml:space="preserve"> the degenerate modes is stable. To address this, </w:t>
+      </w:r>
+      <w:r>
+        <w:rPr>
+          <w:rFonts w:cstheme="minorHAnsi"/>
+          <w:color w:val="1F2328"/>
+          <w:shd w:val="clear" w:color="auto" w:fill="FFFFFF"/>
+        </w:rPr>
+        <w:t>w</w:t>
+      </w:r>
+      <w:r>
+        <w:rPr>
+          <w:rFonts w:cstheme="minorHAnsi"/>
+          <w:color w:val="1F2328"/>
+          <w:shd w:val="clear" w:color="auto" w:fill="FFFFFF"/>
+        </w:rPr>
         <w:t xml:space="preserve">e </w:t>
       </w:r>
       <w:r>
@@ -5750,7 +5774,7 @@
           <w:color w:val="1F2328"/>
           <w:shd w:val="clear" w:color="auto" w:fill="FFFFFF"/>
         </w:rPr>
-        <w:t xml:space="preserve"> summarized the coordinated structure in a different way. For every gene i we computed a coordination score, the </w:t>
+        <w:t xml:space="preserve"> summarized the coordinated structure in a different way. For every gene we computed a coordination score, the </w:t>
       </w:r>
       <w:r>
         <w:rPr>
@@ -6341,253 +6365,1015 @@
           <w:color w:val="1F2328"/>
           <w:shd w:val="clear" w:color="auto" w:fill="FFFFFF"/>
         </w:rPr>
-        <w:t xml:space="preserve"> in the leading mode rather than the regulatory state. Consistent with this, when we correlated the per-gene coordination scores across conditions</w:t>
-      </w:r>
-      <w:r>
+        <w:t xml:space="preserve"> in the leading mode rather than the regulatory state.</w:t>
+      </w:r>
+    </w:p>
+    <w:p>
+      <w:pPr>
         <w:rPr>
           <w:rFonts w:cstheme="minorHAnsi"/>
           <w:color w:val="1F2328"/>
           <w:shd w:val="clear" w:color="auto" w:fill="FFFFFF"/>
         </w:rPr>
-        <w:t xml:space="preserve">, </w:t>
-      </w:r>
+      </w:pPr>
       <w:r>
         <w:rPr>
           <w:rFonts w:cstheme="minorHAnsi"/>
           <w:color w:val="1F2328"/>
           <w:shd w:val="clear" w:color="auto" w:fill="FFFFFF"/>
         </w:rPr>
-        <w:t>regulated conditions did not share a common coordinated program any more than dis-arrest conditions did (mean Spearman ρ between coordination-score vectors: regulated–regulated 0.19, dis-arrest–dis-arrest 0.39, regulated–dis-arrest 0.28).</w:t>
-      </w:r>
-    </w:p>
-    <w:p>
-      <w:pPr>
+        <w:lastRenderedPageBreak/>
+        <w:t>This comment raised another question</w:t>
+      </w:r>
+      <w:r>
         <w:rPr>
           <w:rFonts w:cstheme="minorHAnsi"/>
           <w:color w:val="1F2328"/>
           <w:shd w:val="clear" w:color="auto" w:fill="FFFFFF"/>
         </w:rPr>
-      </w:pPr>
+        <w:t xml:space="preserve">; </w:t>
+      </w:r>
       <w:r>
         <w:rPr>
           <w:rFonts w:cstheme="minorHAnsi"/>
           <w:color w:val="1F2328"/>
           <w:shd w:val="clear" w:color="auto" w:fill="FFFFFF"/>
         </w:rPr>
+        <w:t xml:space="preserve">it would be interesting </w:t>
+      </w:r>
+      <w:r>
+        <w:rPr>
+          <w:rFonts w:cstheme="minorHAnsi"/>
+          <w:color w:val="1F2328"/>
+          <w:shd w:val="clear" w:color="auto" w:fill="FFFFFF"/>
+        </w:rPr>
+        <w:t xml:space="preserve">to understand how many genes participate in each mode. To achieve this, we transform the eigenvectors to probability vectors. The probability </w:t>
+      </w:r>
+      <w:r>
+        <w:rPr>
+          <w:rFonts w:cstheme="minorHAnsi"/>
+          <w:color w:val="1F2328"/>
+          <w:shd w:val="clear" w:color="auto" w:fill="FFFFFF"/>
+        </w:rPr>
+        <w:t xml:space="preserve">of </w:t>
+      </w:r>
+      <w:r>
+        <w:rPr>
+          <w:rFonts w:cstheme="minorHAnsi"/>
+          <w:color w:val="1F2328"/>
+          <w:shd w:val="clear" w:color="auto" w:fill="FFFFFF"/>
+        </w:rPr>
+        <w:t>each gene to participate in mode k follows:</w:t>
+      </w:r>
+    </w:p>
+    <w:p>
+      <w:pPr>
+        <w:rPr>
+          <w:rFonts w:eastAsiaTheme="minorEastAsia" w:cstheme="minorHAnsi"/>
+          <w:color w:val="1F2328"/>
+          <w:shd w:val="clear" w:color="auto" w:fill="FFFFFF"/>
+        </w:rPr>
+      </w:pPr>
+      <m:oMathPara>
+        <m:oMath>
+          <m:sSub>
+            <m:sSubPr>
+              <m:ctrlPr>
+                <w:rPr>
+                  <w:rFonts w:ascii="Cambria Math" w:hAnsi="Cambria Math" w:cstheme="minorHAnsi"/>
+                  <w:i/>
+                  <w:color w:val="1F2328"/>
+                  <w:shd w:val="clear" w:color="auto" w:fill="FFFFFF"/>
+                </w:rPr>
+              </m:ctrlPr>
+            </m:sSubPr>
+            <m:e>
+              <m:r>
+                <w:rPr>
+                  <w:rFonts w:ascii="Cambria Math" w:hAnsi="Cambria Math" w:cstheme="minorHAnsi"/>
+                  <w:color w:val="1F2328"/>
+                  <w:shd w:val="clear" w:color="auto" w:fill="FFFFFF"/>
+                </w:rPr>
+                <m:t>P</m:t>
+              </m:r>
+            </m:e>
+            <m:sub>
+              <m:r>
+                <w:rPr>
+                  <w:rFonts w:ascii="Cambria Math" w:hAnsi="Cambria Math" w:cstheme="minorHAnsi"/>
+                  <w:color w:val="1F2328"/>
+                  <w:shd w:val="clear" w:color="auto" w:fill="FFFFFF"/>
+                </w:rPr>
+                <m:t>i,k</m:t>
+              </m:r>
+            </m:sub>
+          </m:sSub>
+          <m:r>
+            <w:rPr>
+              <w:rFonts w:ascii="Cambria Math" w:hAnsi="Cambria Math" w:cstheme="minorHAnsi"/>
+              <w:color w:val="1F2328"/>
+              <w:shd w:val="clear" w:color="auto" w:fill="FFFFFF"/>
+            </w:rPr>
+            <m:t>=</m:t>
+          </m:r>
+          <m:f>
+            <m:fPr>
+              <m:ctrlPr>
+                <w:rPr>
+                  <w:rFonts w:ascii="Cambria Math" w:eastAsiaTheme="minorEastAsia" w:hAnsi="Cambria Math" w:cstheme="minorHAnsi"/>
+                  <w:i/>
+                  <w:color w:val="1F2328"/>
+                  <w:shd w:val="clear" w:color="auto" w:fill="FFFFFF"/>
+                </w:rPr>
+              </m:ctrlPr>
+            </m:fPr>
+            <m:num>
+              <m:sSubSup>
+                <m:sSubSupPr>
+                  <m:ctrlPr>
+                    <w:rPr>
+                      <w:rFonts w:ascii="Cambria Math" w:hAnsi="Cambria Math" w:cstheme="minorHAnsi"/>
+                      <w:i/>
+                      <w:color w:val="1F2328"/>
+                      <w:shd w:val="clear" w:color="auto" w:fill="FFFFFF"/>
+                    </w:rPr>
+                  </m:ctrlPr>
+                </m:sSubSupPr>
+                <m:e>
+                  <m:r>
+                    <w:rPr>
+                      <w:rFonts w:ascii="Cambria Math" w:hAnsi="Cambria Math" w:cstheme="minorHAnsi"/>
+                      <w:color w:val="1F2328"/>
+                      <w:shd w:val="clear" w:color="auto" w:fill="FFFFFF"/>
+                    </w:rPr>
+                    <m:t>v</m:t>
+                  </m:r>
+                </m:e>
+                <m:sub>
+                  <m:r>
+                    <w:rPr>
+                      <w:rFonts w:ascii="Cambria Math" w:hAnsi="Cambria Math" w:cstheme="minorHAnsi"/>
+                      <w:color w:val="1F2328"/>
+                      <w:shd w:val="clear" w:color="auto" w:fill="FFFFFF"/>
+                    </w:rPr>
+                    <m:t>i,k</m:t>
+                  </m:r>
+                </m:sub>
+                <m:sup>
+                  <m:r>
+                    <w:rPr>
+                      <w:rFonts w:ascii="Cambria Math" w:hAnsi="Cambria Math" w:cstheme="minorHAnsi"/>
+                      <w:color w:val="1F2328"/>
+                      <w:shd w:val="clear" w:color="auto" w:fill="FFFFFF"/>
+                    </w:rPr>
+                    <m:t>2</m:t>
+                  </m:r>
+                </m:sup>
+              </m:sSubSup>
+              <m:ctrlPr>
+                <w:rPr>
+                  <w:rFonts w:ascii="Cambria Math" w:hAnsi="Cambria Math" w:cstheme="minorHAnsi"/>
+                  <w:i/>
+                  <w:color w:val="1F2328"/>
+                  <w:shd w:val="clear" w:color="auto" w:fill="FFFFFF"/>
+                </w:rPr>
+              </m:ctrlPr>
+            </m:num>
+            <m:den>
+              <m:nary>
+                <m:naryPr>
+                  <m:chr m:val="∑"/>
+                  <m:supHide m:val="1"/>
+                  <m:ctrlPr>
+                    <w:rPr>
+                      <w:rFonts w:ascii="Cambria Math" w:hAnsi="Cambria Math" w:cstheme="minorHAnsi"/>
+                      <w:i/>
+                      <w:color w:val="1F2328"/>
+                      <w:shd w:val="clear" w:color="auto" w:fill="FFFFFF"/>
+                    </w:rPr>
+                  </m:ctrlPr>
+                </m:naryPr>
+                <m:sub>
+                  <m:r>
+                    <w:rPr>
+                      <w:rFonts w:ascii="Cambria Math" w:hAnsi="Cambria Math" w:cstheme="minorHAnsi"/>
+                      <w:color w:val="1F2328"/>
+                      <w:shd w:val="clear" w:color="auto" w:fill="FFFFFF"/>
+                    </w:rPr>
+                    <m:t>j</m:t>
+                  </m:r>
+                </m:sub>
+                <m:sup/>
+                <m:e>
+                  <m:sSubSup>
+                    <m:sSubSupPr>
+                      <m:ctrlPr>
+                        <w:rPr>
+                          <w:rFonts w:ascii="Cambria Math" w:hAnsi="Cambria Math" w:cstheme="minorHAnsi"/>
+                          <w:i/>
+                          <w:color w:val="1F2328"/>
+                          <w:shd w:val="clear" w:color="auto" w:fill="FFFFFF"/>
+                        </w:rPr>
+                      </m:ctrlPr>
+                    </m:sSubSupPr>
+                    <m:e>
+                      <m:r>
+                        <w:rPr>
+                          <w:rFonts w:ascii="Cambria Math" w:hAnsi="Cambria Math" w:cstheme="minorHAnsi"/>
+                          <w:color w:val="1F2328"/>
+                          <w:shd w:val="clear" w:color="auto" w:fill="FFFFFF"/>
+                        </w:rPr>
+                        <m:t>v</m:t>
+                      </m:r>
+                    </m:e>
+                    <m:sub>
+                      <m:r>
+                        <w:rPr>
+                          <w:rFonts w:ascii="Cambria Math" w:hAnsi="Cambria Math" w:cstheme="minorHAnsi"/>
+                          <w:color w:val="1F2328"/>
+                          <w:shd w:val="clear" w:color="auto" w:fill="FFFFFF"/>
+                        </w:rPr>
+                        <m:t>j,k</m:t>
+                      </m:r>
+                    </m:sub>
+                    <m:sup>
+                      <m:r>
+                        <w:rPr>
+                          <w:rFonts w:ascii="Cambria Math" w:hAnsi="Cambria Math" w:cstheme="minorHAnsi"/>
+                          <w:color w:val="1F2328"/>
+                          <w:shd w:val="clear" w:color="auto" w:fill="FFFFFF"/>
+                        </w:rPr>
+                        <m:t>2</m:t>
+                      </m:r>
+                    </m:sup>
+                  </m:sSubSup>
+                </m:e>
+              </m:nary>
+            </m:den>
+          </m:f>
+        </m:oMath>
+      </m:oMathPara>
+    </w:p>
+    <w:p>
+      <w:pPr>
+        <w:rPr>
+          <w:rFonts w:eastAsiaTheme="minorEastAsia" w:cstheme="minorHAnsi"/>
+          <w:color w:val="1F2328"/>
+          <w:shd w:val="clear" w:color="auto" w:fill="FFFFFF"/>
+        </w:rPr>
+      </w:pPr>
+      <w:r>
+        <w:rPr>
+          <w:rFonts w:eastAsiaTheme="minorEastAsia" w:cstheme="minorHAnsi"/>
+          <w:color w:val="1F2328"/>
+          <w:shd w:val="clear" w:color="auto" w:fill="FFFFFF"/>
+        </w:rPr>
+        <w:t>We then calculate the Shannon entropy of this probability distribution,</w:t>
+      </w:r>
+    </w:p>
+    <w:p>
+      <w:pPr>
+        <w:rPr>
+          <w:rFonts w:eastAsiaTheme="minorEastAsia" w:cstheme="minorHAnsi"/>
+          <w:color w:val="1F2328"/>
+          <w:shd w:val="clear" w:color="auto" w:fill="FFFFFF"/>
+        </w:rPr>
+      </w:pPr>
+      <m:oMathPara>
+        <m:oMath>
+          <m:sSub>
+            <m:sSubPr>
+              <m:ctrlPr>
+                <w:rPr>
+                  <w:rFonts w:ascii="Cambria Math" w:hAnsi="Cambria Math" w:cstheme="minorHAnsi"/>
+                  <w:i/>
+                  <w:color w:val="1F2328"/>
+                  <w:shd w:val="clear" w:color="auto" w:fill="FFFFFF"/>
+                </w:rPr>
+              </m:ctrlPr>
+            </m:sSubPr>
+            <m:e>
+              <m:r>
+                <w:rPr>
+                  <w:rFonts w:ascii="Cambria Math" w:hAnsi="Cambria Math" w:cstheme="minorHAnsi"/>
+                  <w:color w:val="1F2328"/>
+                  <w:shd w:val="clear" w:color="auto" w:fill="FFFFFF"/>
+                </w:rPr>
+                <m:t>H</m:t>
+              </m:r>
+            </m:e>
+            <m:sub>
+              <m:r>
+                <w:rPr>
+                  <w:rFonts w:ascii="Cambria Math" w:hAnsi="Cambria Math" w:cstheme="minorHAnsi"/>
+                  <w:color w:val="1F2328"/>
+                  <w:shd w:val="clear" w:color="auto" w:fill="FFFFFF"/>
+                </w:rPr>
+                <m:t>k</m:t>
+              </m:r>
+            </m:sub>
+          </m:sSub>
+          <m:r>
+            <w:rPr>
+              <w:rFonts w:ascii="Cambria Math" w:hAnsi="Cambria Math" w:cstheme="minorHAnsi"/>
+              <w:color w:val="1F2328"/>
+              <w:shd w:val="clear" w:color="auto" w:fill="FFFFFF"/>
+            </w:rPr>
+            <m:t>=-</m:t>
+          </m:r>
+          <m:nary>
+            <m:naryPr>
+              <m:chr m:val="∑"/>
+              <m:supHide m:val="1"/>
+              <m:ctrlPr>
+                <w:rPr>
+                  <w:rFonts w:ascii="Cambria Math" w:hAnsi="Cambria Math" w:cstheme="minorHAnsi"/>
+                  <w:i/>
+                  <w:color w:val="1F2328"/>
+                  <w:shd w:val="clear" w:color="auto" w:fill="FFFFFF"/>
+                </w:rPr>
+              </m:ctrlPr>
+            </m:naryPr>
+            <m:sub>
+              <m:r>
+                <w:rPr>
+                  <w:rFonts w:ascii="Cambria Math" w:hAnsi="Cambria Math" w:cstheme="minorHAnsi"/>
+                  <w:color w:val="1F2328"/>
+                  <w:shd w:val="clear" w:color="auto" w:fill="FFFFFF"/>
+                </w:rPr>
+                <m:t>i</m:t>
+              </m:r>
+            </m:sub>
+            <m:sup/>
+            <m:e>
+              <m:sSub>
+                <m:sSubPr>
+                  <m:ctrlPr>
+                    <w:rPr>
+                      <w:rFonts w:ascii="Cambria Math" w:hAnsi="Cambria Math" w:cstheme="minorHAnsi"/>
+                      <w:i/>
+                      <w:color w:val="1F2328"/>
+                      <w:shd w:val="clear" w:color="auto" w:fill="FFFFFF"/>
+                    </w:rPr>
+                  </m:ctrlPr>
+                </m:sSubPr>
+                <m:e>
+                  <m:r>
+                    <w:rPr>
+                      <w:rFonts w:ascii="Cambria Math" w:hAnsi="Cambria Math" w:cstheme="minorHAnsi"/>
+                      <w:color w:val="1F2328"/>
+                      <w:shd w:val="clear" w:color="auto" w:fill="FFFFFF"/>
+                    </w:rPr>
+                    <m:t>P</m:t>
+                  </m:r>
+                </m:e>
+                <m:sub>
+                  <m:r>
+                    <w:rPr>
+                      <w:rFonts w:ascii="Cambria Math" w:hAnsi="Cambria Math" w:cstheme="minorHAnsi"/>
+                      <w:color w:val="1F2328"/>
+                      <w:shd w:val="clear" w:color="auto" w:fill="FFFFFF"/>
+                    </w:rPr>
+                    <m:t>i,k</m:t>
+                  </m:r>
+                </m:sub>
+              </m:sSub>
+              <m:func>
+                <m:funcPr>
+                  <m:ctrlPr>
+                    <w:rPr>
+                      <w:rFonts w:ascii="Cambria Math" w:hAnsi="Cambria Math" w:cstheme="minorHAnsi"/>
+                      <w:i/>
+                      <w:color w:val="1F2328"/>
+                      <w:shd w:val="clear" w:color="auto" w:fill="FFFFFF"/>
+                    </w:rPr>
+                  </m:ctrlPr>
+                </m:funcPr>
+                <m:fName>
+                  <m:r>
+                    <m:rPr>
+                      <m:sty m:val="p"/>
+                    </m:rPr>
+                    <w:rPr>
+                      <w:rFonts w:ascii="Cambria Math" w:hAnsi="Cambria Math" w:cstheme="minorHAnsi"/>
+                      <w:color w:val="1F2328"/>
+                      <w:shd w:val="clear" w:color="auto" w:fill="FFFFFF"/>
+                    </w:rPr>
+                    <m:t>log</m:t>
+                  </m:r>
+                </m:fName>
+                <m:e>
+                  <m:sSub>
+                    <m:sSubPr>
+                      <m:ctrlPr>
+                        <w:rPr>
+                          <w:rFonts w:ascii="Cambria Math" w:hAnsi="Cambria Math" w:cstheme="minorHAnsi"/>
+                          <w:i/>
+                          <w:color w:val="1F2328"/>
+                          <w:shd w:val="clear" w:color="auto" w:fill="FFFFFF"/>
+                        </w:rPr>
+                      </m:ctrlPr>
+                    </m:sSubPr>
+                    <m:e>
+                      <m:r>
+                        <w:rPr>
+                          <w:rFonts w:ascii="Cambria Math" w:hAnsi="Cambria Math" w:cstheme="minorHAnsi"/>
+                          <w:color w:val="1F2328"/>
+                          <w:shd w:val="clear" w:color="auto" w:fill="FFFFFF"/>
+                        </w:rPr>
+                        <m:t>P</m:t>
+                      </m:r>
+                    </m:e>
+                    <m:sub>
+                      <m:r>
+                        <w:rPr>
+                          <w:rFonts w:ascii="Cambria Math" w:hAnsi="Cambria Math" w:cstheme="minorHAnsi"/>
+                          <w:color w:val="1F2328"/>
+                          <w:shd w:val="clear" w:color="auto" w:fill="FFFFFF"/>
+                        </w:rPr>
+                        <m:t>i,k</m:t>
+                      </m:r>
+                    </m:sub>
+                  </m:sSub>
+                </m:e>
+              </m:func>
+            </m:e>
+          </m:nary>
+        </m:oMath>
+      </m:oMathPara>
+    </w:p>
+    <w:p>
+      <w:pPr>
+        <w:rPr>
+          <w:rFonts w:eastAsiaTheme="minorEastAsia" w:cstheme="minorHAnsi"/>
+          <w:color w:val="1F2328"/>
+          <w:shd w:val="clear" w:color="auto" w:fill="FFFFFF"/>
+        </w:rPr>
+      </w:pPr>
+      <w:r>
+        <w:rPr>
+          <w:rFonts w:eastAsiaTheme="minorEastAsia" w:cstheme="minorHAnsi"/>
+          <w:color w:val="1F2328"/>
+          <w:shd w:val="clear" w:color="auto" w:fill="FFFFFF"/>
+        </w:rPr>
+        <w:t>The effective number of participating genes is therefore:</w:t>
+      </w:r>
+    </w:p>
+    <w:p>
+      <w:pPr>
+        <w:rPr>
+          <w:rFonts w:eastAsiaTheme="minorEastAsia" w:cstheme="minorHAnsi"/>
+          <w:color w:val="1F2328"/>
+          <w:shd w:val="clear" w:color="auto" w:fill="FFFFFF"/>
+        </w:rPr>
+      </w:pPr>
+      <m:oMathPara>
+        <m:oMath>
+          <m:sSub>
+            <m:sSubPr>
+              <m:ctrlPr>
+                <w:rPr>
+                  <w:rFonts w:ascii="Cambria Math" w:hAnsi="Cambria Math" w:cstheme="minorHAnsi"/>
+                  <w:i/>
+                  <w:color w:val="1F2328"/>
+                  <w:shd w:val="clear" w:color="auto" w:fill="FFFFFF"/>
+                </w:rPr>
+              </m:ctrlPr>
+            </m:sSubPr>
+            <m:e>
+              <m:r>
+                <w:rPr>
+                  <w:rFonts w:ascii="Cambria Math" w:hAnsi="Cambria Math" w:cstheme="minorHAnsi"/>
+                  <w:color w:val="1F2328"/>
+                  <w:shd w:val="clear" w:color="auto" w:fill="FFFFFF"/>
+                </w:rPr>
+                <m:t>n</m:t>
+              </m:r>
+            </m:e>
+            <m:sub>
+              <m:r>
+                <w:rPr>
+                  <w:rFonts w:ascii="Cambria Math" w:hAnsi="Cambria Math" w:cstheme="minorHAnsi"/>
+                  <w:color w:val="1F2328"/>
+                  <w:shd w:val="clear" w:color="auto" w:fill="FFFFFF"/>
+                </w:rPr>
+                <m:t>k</m:t>
+              </m:r>
+            </m:sub>
+          </m:sSub>
+          <m:r>
+            <w:rPr>
+              <w:rFonts w:ascii="Cambria Math" w:hAnsi="Cambria Math" w:cstheme="minorHAnsi"/>
+              <w:color w:val="1F2328"/>
+              <w:shd w:val="clear" w:color="auto" w:fill="FFFFFF"/>
+            </w:rPr>
+            <m:t>=</m:t>
+          </m:r>
+          <m:func>
+            <m:funcPr>
+              <m:ctrlPr>
+                <w:rPr>
+                  <w:rFonts w:ascii="Cambria Math" w:hAnsi="Cambria Math" w:cstheme="minorHAnsi"/>
+                  <w:i/>
+                  <w:color w:val="1F2328"/>
+                  <w:shd w:val="clear" w:color="auto" w:fill="FFFFFF"/>
+                </w:rPr>
+              </m:ctrlPr>
+            </m:funcPr>
+            <m:fName>
+              <m:r>
+                <m:rPr>
+                  <m:sty m:val="p"/>
+                </m:rPr>
+                <w:rPr>
+                  <w:rFonts w:ascii="Cambria Math" w:hAnsi="Cambria Math" w:cstheme="minorHAnsi"/>
+                  <w:color w:val="1F2328"/>
+                  <w:shd w:val="clear" w:color="auto" w:fill="FFFFFF"/>
+                </w:rPr>
+                <m:t>exp</m:t>
+              </m:r>
+            </m:fName>
+            <m:e>
+              <m:sSub>
+                <m:sSubPr>
+                  <m:ctrlPr>
+                    <w:rPr>
+                      <w:rFonts w:ascii="Cambria Math" w:hAnsi="Cambria Math" w:cstheme="minorHAnsi"/>
+                      <w:i/>
+                      <w:color w:val="1F2328"/>
+                      <w:shd w:val="clear" w:color="auto" w:fill="FFFFFF"/>
+                    </w:rPr>
+                  </m:ctrlPr>
+                </m:sSubPr>
+                <m:e>
+                  <m:r>
+                    <w:rPr>
+                      <w:rFonts w:ascii="Cambria Math" w:hAnsi="Cambria Math" w:cstheme="minorHAnsi"/>
+                      <w:color w:val="1F2328"/>
+                      <w:shd w:val="clear" w:color="auto" w:fill="FFFFFF"/>
+                    </w:rPr>
+                    <m:t>H</m:t>
+                  </m:r>
+                </m:e>
+                <m:sub>
+                  <m:r>
+                    <w:rPr>
+                      <w:rFonts w:ascii="Cambria Math" w:hAnsi="Cambria Math" w:cstheme="minorHAnsi"/>
+                      <w:color w:val="1F2328"/>
+                      <w:shd w:val="clear" w:color="auto" w:fill="FFFFFF"/>
+                    </w:rPr>
+                    <m:t>k</m:t>
+                  </m:r>
+                </m:sub>
+              </m:sSub>
+            </m:e>
+          </m:func>
+        </m:oMath>
+      </m:oMathPara>
+    </w:p>
+    <w:p>
+      <w:pPr>
+        <w:rPr>
+          <w:rFonts w:cstheme="minorHAnsi"/>
+          <w:color w:val="1F2328"/>
+          <w:shd w:val="clear" w:color="auto" w:fill="FFFFFF"/>
+        </w:rPr>
+      </w:pPr>
+      <w:r>
+        <w:rPr>
+          <w:rFonts w:eastAsiaTheme="minorEastAsia" w:cstheme="minorHAnsi"/>
+          <w:color w:val="1F2328"/>
+          <w:shd w:val="clear" w:color="auto" w:fill="FFFFFF"/>
+        </w:rPr>
+        <w:t xml:space="preserve">The results are quite interesting: The average number of participating genes is </w:t>
+      </w:r>
+      <m:oMath>
+        <m:d>
+          <m:dPr>
+            <m:begChr m:val="⟨"/>
+            <m:endChr m:val="⟩"/>
+            <m:ctrlPr>
+              <w:rPr>
+                <w:rFonts w:ascii="Cambria Math" w:eastAsiaTheme="minorEastAsia" w:hAnsi="Cambria Math" w:cstheme="minorHAnsi"/>
+                <w:i/>
+                <w:color w:val="1F2328"/>
+                <w:shd w:val="clear" w:color="auto" w:fill="FFFFFF"/>
+              </w:rPr>
+            </m:ctrlPr>
+          </m:dPr>
+          <m:e>
+            <m:r>
+              <w:rPr>
+                <w:rFonts w:ascii="Cambria Math" w:eastAsiaTheme="minorEastAsia" w:hAnsi="Cambria Math" w:cstheme="minorHAnsi"/>
+                <w:color w:val="1F2328"/>
+                <w:shd w:val="clear" w:color="auto" w:fill="FFFFFF"/>
+              </w:rPr>
+              <m:t>n</m:t>
+            </m:r>
+          </m:e>
+        </m:d>
+        <m:r>
+          <w:rPr>
+            <w:rFonts w:ascii="Cambria Math" w:eastAsiaTheme="minorEastAsia" w:hAnsi="Cambria Math" w:cstheme="minorHAnsi"/>
+            <w:color w:val="1F2328"/>
+            <w:shd w:val="clear" w:color="auto" w:fill="FFFFFF"/>
+          </w:rPr>
+          <m:t>≈470</m:t>
+        </m:r>
+      </m:oMath>
+      <w:r>
+        <w:rPr>
+          <w:rFonts w:eastAsiaTheme="minorEastAsia" w:cstheme="minorHAnsi"/>
+          <w:color w:val="1F2328"/>
+          <w:shd w:val="clear" w:color="auto" w:fill="FFFFFF"/>
+        </w:rPr>
+        <w:t xml:space="preserve">. Most samples remain within the same order of this number, </w:t>
+      </w:r>
+      <w:r>
+        <w:rPr>
+          <w:rFonts w:eastAsiaTheme="minorEastAsia" w:cstheme="minorHAnsi"/>
+          <w:color w:val="1F2328"/>
+          <w:shd w:val="clear" w:color="auto" w:fill="FFFFFF"/>
+        </w:rPr>
+        <w:t>except for</w:t>
+      </w:r>
+      <w:r>
+        <w:rPr>
+          <w:rFonts w:eastAsiaTheme="minorEastAsia" w:cstheme="minorHAnsi"/>
+          <w:color w:val="1F2328"/>
+          <w:shd w:val="clear" w:color="auto" w:fill="FFFFFF"/>
+        </w:rPr>
+        <w:t xml:space="preserve"> one sample, whose mean number of participating genes is </w:t>
+      </w:r>
+      <w:r>
+        <w:rPr>
+          <w:rFonts w:eastAsiaTheme="minorEastAsia" w:cstheme="minorHAnsi"/>
+          <w:color w:val="1F2328"/>
+          <w:shd w:val="clear" w:color="auto" w:fill="FFFFFF"/>
+        </w:rPr>
+        <w:t>23. This number is quite large and reflects that eigenvectors are composed of a large portion of the analysed gene set.</w:t>
+      </w:r>
+      <w:r>
+        <w:rPr>
+          <w:rFonts w:eastAsiaTheme="minorEastAsia" w:cstheme="minorHAnsi"/>
+          <w:color w:val="1F2328"/>
+          <w:shd w:val="clear" w:color="auto" w:fill="FFFFFF"/>
+        </w:rPr>
+        <w:t xml:space="preserve"> </w:t>
+      </w:r>
+      <w:r>
+        <w:rPr>
+          <w:rFonts w:eastAsiaTheme="minorEastAsia" w:cstheme="minorHAnsi"/>
+          <w:color w:val="1F2328"/>
+          <w:shd w:val="clear" w:color="auto" w:fill="FFFFFF"/>
+        </w:rPr>
+        <w:t>GMP-Cor does not track this</w:t>
+      </w:r>
+      <w:r>
+        <w:rPr>
+          <w:rFonts w:eastAsiaTheme="minorEastAsia" w:cstheme="minorHAnsi"/>
+          <w:color w:val="1F2328"/>
+          <w:shd w:val="clear" w:color="auto" w:fill="FFFFFF"/>
+        </w:rPr>
+        <w:t xml:space="preserve"> measure</w:t>
+      </w:r>
+      <w:r>
+        <w:rPr>
+          <w:rFonts w:eastAsiaTheme="minorEastAsia" w:cstheme="minorHAnsi"/>
+          <w:color w:val="1F2328"/>
+          <w:shd w:val="clear" w:color="auto" w:fill="FFFFFF"/>
+        </w:rPr>
+        <w:t xml:space="preserve"> (Spearman ρ between GMP-Cor and the leading-mode effective gene number≈ 0.35, not significant)</w:t>
+      </w:r>
+    </w:p>
+    <w:p>
+      <w:pPr>
+        <w:rPr>
+          <w:rFonts w:cstheme="minorHAnsi"/>
+          <w:color w:val="1F2328"/>
+          <w:shd w:val="clear" w:color="auto" w:fill="FFFFFF"/>
+        </w:rPr>
+      </w:pPr>
+      <w:r>
+        <w:rPr>
+          <w:rFonts w:cstheme="minorHAnsi"/>
+          <w:color w:val="1F2328"/>
+          <w:shd w:val="clear" w:color="auto" w:fill="FFFFFF"/>
+        </w:rPr>
+        <w:t>Interpretation</w:t>
+      </w:r>
+      <w:r>
+        <w:rPr>
+          <w:rFonts w:cstheme="minorHAnsi"/>
+          <w:color w:val="1F2328"/>
+          <w:shd w:val="clear" w:color="auto" w:fill="FFFFFF"/>
+        </w:rPr>
+        <w:t>.</w:t>
+      </w:r>
+      <w:r>
+        <w:rPr>
+          <w:rFonts w:cstheme="minorHAnsi"/>
+          <w:color w:val="1F2328"/>
+          <w:shd w:val="clear" w:color="auto" w:fill="FFFFFF"/>
+        </w:rPr>
+        <w:t xml:space="preserve"> We </w:t>
+      </w:r>
+      <w:r>
+        <w:rPr>
+          <w:rFonts w:cstheme="minorHAnsi"/>
+          <w:color w:val="1F2328"/>
+          <w:shd w:val="clear" w:color="auto" w:fill="FFFFFF"/>
+        </w:rPr>
+        <w:t>see</w:t>
+      </w:r>
+      <w:r>
+        <w:rPr>
+          <w:rFonts w:cstheme="minorHAnsi"/>
+          <w:color w:val="1F2328"/>
+          <w:shd w:val="clear" w:color="auto" w:fill="FFFFFF"/>
+        </w:rPr>
+        <w:t xml:space="preserve"> this as a meaningful, and in fact </w:t>
+      </w:r>
+      <w:r>
+        <w:rPr>
+          <w:rFonts w:cstheme="minorHAnsi"/>
+          <w:color w:val="1F2328"/>
+          <w:shd w:val="clear" w:color="auto" w:fill="FFFFFF"/>
+        </w:rPr>
+        <w:t>expected</w:t>
+      </w:r>
+      <w:r>
+        <w:rPr>
+          <w:rFonts w:cstheme="minorHAnsi"/>
+          <w:color w:val="1F2328"/>
+          <w:shd w:val="clear" w:color="auto" w:fill="FFFFFF"/>
+        </w:rPr>
+        <w:t xml:space="preserve"> result: GMP-Cor captures a global, distributed property of the gene-correlation network rather than the activity of a small set of specific gene modules. The loss of coordination in Dis-Arrest is spread across many weakly defined modes, which is precisely why a single scalar that integrates </w:t>
+      </w:r>
+      <w:r>
+        <w:rPr>
+          <w:rFonts w:cstheme="minorHAnsi"/>
+          <w:color w:val="1F2328"/>
+          <w:shd w:val="clear" w:color="auto" w:fill="FFFFFF"/>
+        </w:rPr>
+        <w:t>most of the transcriptome,</w:t>
+      </w:r>
+      <w:r>
+        <w:rPr>
+          <w:rFonts w:cstheme="minorHAnsi"/>
+          <w:color w:val="1F2328"/>
+          <w:shd w:val="clear" w:color="auto" w:fill="FFFFFF"/>
+        </w:rPr>
+        <w:t xml:space="preserve"> rather than a </w:t>
+      </w:r>
+      <w:r>
+        <w:rPr>
+          <w:rFonts w:cstheme="minorHAnsi"/>
+          <w:color w:val="1F2328"/>
+          <w:shd w:val="clear" w:color="auto" w:fill="FFFFFF"/>
+        </w:rPr>
+        <w:t xml:space="preserve">list of regulated/dysregulated </w:t>
+      </w:r>
+      <w:r>
+        <w:rPr>
+          <w:rFonts w:cstheme="minorHAnsi"/>
+          <w:color w:val="1F2328"/>
+          <w:shd w:val="clear" w:color="auto" w:fill="FFFFFF"/>
+        </w:rPr>
+        <w:t>gene</w:t>
+      </w:r>
+      <w:r>
+        <w:rPr>
+          <w:rFonts w:cstheme="minorHAnsi"/>
+          <w:color w:val="1F2328"/>
+          <w:shd w:val="clear" w:color="auto" w:fill="FFFFFF"/>
+        </w:rPr>
+        <w:t>s,</w:t>
+      </w:r>
+      <w:r>
+        <w:rPr>
+          <w:rFonts w:cstheme="minorHAnsi"/>
+          <w:color w:val="1F2328"/>
+          <w:shd w:val="clear" w:color="auto" w:fill="FFFFFF"/>
+        </w:rPr>
+        <w:t xml:space="preserve"> is the appropriate measure</w:t>
+      </w:r>
+      <w:r>
+        <w:rPr>
+          <w:rFonts w:cstheme="minorHAnsi"/>
+          <w:color w:val="1F2328"/>
+          <w:shd w:val="clear" w:color="auto" w:fill="FFFFFF"/>
+        </w:rPr>
+        <w:t xml:space="preserve"> in our study</w:t>
+      </w:r>
+      <w:r>
+        <w:rPr>
+          <w:rFonts w:cstheme="minorHAnsi"/>
+          <w:color w:val="1F2328"/>
+          <w:shd w:val="clear" w:color="auto" w:fill="FFFFFF"/>
+        </w:rPr>
+        <w:t xml:space="preserve">. This is consistent with our broader claim that dysregulation is a network-level property and not the </w:t>
+      </w:r>
+      <w:r>
+        <w:rPr>
+          <w:rFonts w:cstheme="minorHAnsi"/>
+          <w:color w:val="1F2328"/>
+          <w:shd w:val="clear" w:color="auto" w:fill="FFFFFF"/>
+        </w:rPr>
+        <w:t>behaviour</w:t>
+      </w:r>
+      <w:r>
+        <w:rPr>
+          <w:rFonts w:cstheme="minorHAnsi"/>
+          <w:color w:val="1F2328"/>
+          <w:shd w:val="clear" w:color="auto" w:fill="FFFFFF"/>
+        </w:rPr>
+        <w:t xml:space="preserve"> of specific nodes.</w:t>
+      </w:r>
+    </w:p>
+    <w:p>
+      <w:pPr>
+        <w:rPr>
+          <w:rFonts w:cstheme="minorHAnsi"/>
+          <w:color w:val="1F2328"/>
+          <w:shd w:val="clear" w:color="auto" w:fill="FFFFFF"/>
+        </w:rPr>
+      </w:pPr>
+      <w:r>
+        <w:rPr>
+          <w:rFonts w:cstheme="minorHAnsi"/>
+          <w:color w:val="1F2328"/>
+          <w:shd w:val="clear" w:color="auto" w:fill="FFFFFF"/>
+        </w:rPr>
+        <w:t>Importantly, bacterial scRNA-seq methods are prone to dropouts and relatively low-coverage of the data</w:t>
+      </w:r>
+      <w:r>
+        <w:rPr>
+          <w:rFonts w:cstheme="minorHAnsi"/>
+          <w:color w:val="1F2328"/>
+          <w:shd w:val="clear" w:color="auto" w:fill="FFFFFF"/>
+        </w:rPr>
+        <w:t>. We therefore cannot exclude that recoverable, condition-specific programs would emerge in deeper or higher-coverage data.</w:t>
+      </w:r>
+    </w:p>
+    <w:p>
+      <w:pPr>
+        <w:rPr>
+          <w:rFonts w:cstheme="minorHAnsi"/>
+          <w:color w:val="1F2328"/>
+          <w:highlight w:val="yellow"/>
+          <w:shd w:val="clear" w:color="auto" w:fill="FFFFFF"/>
+        </w:rPr>
+      </w:pPr>
+      <w:r>
+        <w:rPr>
+          <w:rFonts w:cstheme="minorHAnsi"/>
+          <w:color w:val="1F2328"/>
+          <w:highlight w:val="yellow"/>
+          <w:shd w:val="clear" w:color="auto" w:fill="FFFFFF"/>
+        </w:rPr>
+        <w:t xml:space="preserve">Following this analysis, we have added a </w:t>
+      </w:r>
+      <w:r>
+        <w:rPr>
+          <w:rFonts w:cstheme="minorHAnsi"/>
+          <w:color w:val="1F2328"/>
+          <w:highlight w:val="yellow"/>
+          <w:shd w:val="clear" w:color="auto" w:fill="FFFFFF"/>
+        </w:rPr>
+        <w:t>the following to the results section 2.1:</w:t>
+      </w:r>
+    </w:p>
+    <w:p>
+      <w:pPr>
+        <w:rPr>
+          <w:rFonts w:cstheme="minorHAnsi"/>
+          <w:color w:val="1F2328"/>
+          <w:highlight w:val="yellow"/>
+          <w:shd w:val="clear" w:color="auto" w:fill="FFFFFF"/>
+        </w:rPr>
+      </w:pPr>
+      <w:r>
+        <w:rPr>
+          <w:rFonts w:cstheme="minorHAnsi"/>
+          <w:color w:val="1F2328"/>
+          <w:shd w:val="clear" w:color="auto" w:fill="FFFFFF"/>
+        </w:rPr>
+        <w:t>“</w:t>
+      </w:r>
+      <w:r>
+        <w:rPr>
+          <w:rFonts w:cstheme="minorHAnsi"/>
+          <w:color w:val="1F2328"/>
+          <w:shd w:val="clear" w:color="auto" w:fill="FFFFFF"/>
+        </w:rPr>
+        <w:t>We further asked whether the coordination captured by GMP-Cor is confined to a small set of dominant genes. Examining the eigenvectors of the leading correlation modes, we found that their gene loadings are broadly distributed - the effective number of participating genes is in the hundreds, and ranking genes by their contribution to the coordinated subspace recovers no coherent gene program beyond the translation/ribosomal module, in both regulated and Dis-Arrest cells (see supp. note and Fig. XX). GMP-Cor therefore reflects a global property of the gene–gene correlation network rather than the activity of a few specific genes.</w:t>
+      </w:r>
+      <w:r>
+        <w:rPr>
+          <w:rFonts w:cstheme="minorHAnsi"/>
+          <w:color w:val="1F2328"/>
+          <w:shd w:val="clear" w:color="auto" w:fill="FFFFFF"/>
+        </w:rPr>
+        <w:t>”</w:t>
+      </w:r>
+    </w:p>
+    <w:p>
+      <w:pPr>
+        <w:rPr>
+          <w:rFonts w:cstheme="minorHAnsi"/>
+          <w:color w:val="1F2328"/>
+          <w:shd w:val="clear" w:color="auto" w:fill="FFFFFF"/>
+        </w:rPr>
+      </w:pPr>
+      <w:r>
+        <w:rPr>
+          <w:rFonts w:cstheme="minorHAnsi"/>
+          <w:color w:val="1F2328"/>
+          <w:highlight w:val="yellow"/>
+          <w:shd w:val="clear" w:color="auto" w:fill="FFFFFF"/>
+        </w:rPr>
+        <w:t>The results of this analysis are summarized in a new</w:t>
+      </w:r>
+      <w:commentRangeStart w:id="30"/>
+      <w:r>
+        <w:rPr>
+          <w:rFonts w:cstheme="minorHAnsi"/>
+          <w:color w:val="1F2328"/>
+          <w:highlight w:val="yellow"/>
+          <w:shd w:val="clear" w:color="auto" w:fill="FFFFFF"/>
+        </w:rPr>
+        <w:t xml:space="preserve"> supplementary table.</w:t>
+      </w:r>
+      <w:commentRangeEnd w:id="30"/>
+      <w:r>
+        <w:rPr>
+          <w:rStyle w:val="CommentReference"/>
+          <w:rFonts w:cstheme="minorHAnsi"/>
+          <w:color w:val="1F2328"/>
+          <w:sz w:val="22"/>
+          <w:szCs w:val="22"/>
+          <w:shd w:val="clear" w:color="auto" w:fill="FFFFFF"/>
+        </w:rPr>
+        <w:commentReference w:id="30"/>
+      </w:r>
+    </w:p>
+    <w:p>
+      <w:pPr>
+        <w:rPr>
+          <w:rFonts w:ascii="Arial" w:hAnsi="Arial" w:cs="Arial"/>
+          <w:i/>
+          <w:iCs/>
+          <w:color w:val="2E74B5" w:themeColor="accent5" w:themeShade="BF"/>
+          <w:shd w:val="clear" w:color="auto" w:fill="FFFFFF"/>
+        </w:rPr>
+      </w:pPr>
+      <w:r>
+        <w:rPr>
+          <w:rFonts w:ascii="Arial" w:hAnsi="Arial" w:cs="Arial"/>
+          <w:i/>
+          <w:iCs/>
+          <w:color w:val="2E74B5" w:themeColor="accent5" w:themeShade="BF"/>
+        </w:rPr>
+        <w:br/>
+      </w:r>
+      <w:r>
+        <w:rPr>
+          <w:rFonts w:ascii="Arial" w:hAnsi="Arial" w:cs="Arial"/>
+          <w:i/>
+          <w:iCs/>
+          <w:color w:val="2E74B5" w:themeColor="accent5" w:themeShade="BF"/>
+          <w:shd w:val="clear" w:color="auto" w:fill="FFFFFF"/>
+        </w:rPr>
+        <w:t xml:space="preserve">2. The authors’ approach reminds in spirit me of some work from the van Opijnen lab, where they have used entropy as a measure of how organized a stress response is (Zhu et al 2020). I think there are also some connections to earlier work from that lab comparing changes in Tn-seq mutant frequencies to RNA-seq expression (Jensen et al., 2017). </w:t>
+      </w:r>
+      <w:r>
+        <w:rPr>
+          <w:rFonts w:ascii="Arial" w:hAnsi="Arial" w:cs="Arial"/>
+          <w:i/>
+          <w:iCs/>
+          <w:color w:val="2E74B5" w:themeColor="accent5" w:themeShade="BF"/>
+          <w:highlight w:val="yellow"/>
+          <w:shd w:val="clear" w:color="auto" w:fill="FFFFFF"/>
+        </w:rPr>
+        <w:t>I think these would be interesting studies to address in the discussion of the current paper, and I would be interested to hear the authors’ thoughts on similarities/differences to their approach and findings.</w:t>
+      </w:r>
+    </w:p>
+    <w:p>
+      <w:pPr>
+        <w:rPr>
+          <w:rFonts w:cstheme="minorHAnsi"/>
+          <w:color w:val="1F2328"/>
+          <w:shd w:val="clear" w:color="auto" w:fill="FFFFFF"/>
+        </w:rPr>
+      </w:pPr>
+      <w:r>
+        <w:rPr>
+          <w:rFonts w:cstheme="minorHAnsi"/>
+          <w:color w:val="1F2328"/>
+          <w:shd w:val="clear" w:color="auto" w:fill="FFFFFF"/>
+        </w:rPr>
         <w:lastRenderedPageBreak/>
-        <w:t>Interpretation</w:t>
-      </w:r>
-      <w:r>
-        <w:rPr>
-          <w:rFonts w:cstheme="minorHAnsi"/>
-          <w:color w:val="1F2328"/>
-          <w:shd w:val="clear" w:color="auto" w:fill="FFFFFF"/>
-        </w:rPr>
-        <w:t>.</w:t>
-      </w:r>
-      <w:r>
-        <w:rPr>
-          <w:rFonts w:cstheme="minorHAnsi"/>
-          <w:color w:val="1F2328"/>
-          <w:shd w:val="clear" w:color="auto" w:fill="FFFFFF"/>
-        </w:rPr>
-        <w:t xml:space="preserve"> We </w:t>
-      </w:r>
-      <w:r>
-        <w:rPr>
-          <w:rFonts w:cstheme="minorHAnsi"/>
-          <w:color w:val="1F2328"/>
-          <w:shd w:val="clear" w:color="auto" w:fill="FFFFFF"/>
-        </w:rPr>
-        <w:t>see</w:t>
-      </w:r>
-      <w:r>
-        <w:rPr>
-          <w:rFonts w:cstheme="minorHAnsi"/>
-          <w:color w:val="1F2328"/>
-          <w:shd w:val="clear" w:color="auto" w:fill="FFFFFF"/>
-        </w:rPr>
-        <w:t xml:space="preserve"> this as a meaningful, and in fact </w:t>
-      </w:r>
-      <w:r>
-        <w:rPr>
-          <w:rFonts w:cstheme="minorHAnsi"/>
-          <w:color w:val="1F2328"/>
-          <w:shd w:val="clear" w:color="auto" w:fill="FFFFFF"/>
-        </w:rPr>
-        <w:t>expected</w:t>
-      </w:r>
-      <w:r>
-        <w:rPr>
-          <w:rFonts w:cstheme="minorHAnsi"/>
-          <w:color w:val="1F2328"/>
-          <w:shd w:val="clear" w:color="auto" w:fill="FFFFFF"/>
-        </w:rPr>
-        <w:t xml:space="preserve"> result: GMP-Cor captures a global, distributed property of the gene-correlation network rather than the activity of a small set of specific gene modules. The loss of coordination in Dis-Arrest is spread across many weakly defined modes, which is precisely why a single scalar that integrates </w:t>
-      </w:r>
-      <w:r>
-        <w:rPr>
-          <w:rFonts w:cstheme="minorHAnsi"/>
-          <w:color w:val="1F2328"/>
-          <w:shd w:val="clear" w:color="auto" w:fill="FFFFFF"/>
-        </w:rPr>
-        <w:t>most of the transcriptome,</w:t>
-      </w:r>
-      <w:r>
-        <w:rPr>
-          <w:rFonts w:cstheme="minorHAnsi"/>
-          <w:color w:val="1F2328"/>
-          <w:shd w:val="clear" w:color="auto" w:fill="FFFFFF"/>
-        </w:rPr>
-        <w:t xml:space="preserve"> rather than a </w:t>
-      </w:r>
-      <w:r>
-        <w:rPr>
-          <w:rFonts w:cstheme="minorHAnsi"/>
-          <w:color w:val="1F2328"/>
-          <w:shd w:val="clear" w:color="auto" w:fill="FFFFFF"/>
-        </w:rPr>
-        <w:t xml:space="preserve">list of regulated/dysregulated </w:t>
-      </w:r>
-      <w:r>
-        <w:rPr>
-          <w:rFonts w:cstheme="minorHAnsi"/>
-          <w:color w:val="1F2328"/>
-          <w:shd w:val="clear" w:color="auto" w:fill="FFFFFF"/>
-        </w:rPr>
-        <w:t>gene</w:t>
-      </w:r>
-      <w:r>
-        <w:rPr>
-          <w:rFonts w:cstheme="minorHAnsi"/>
-          <w:color w:val="1F2328"/>
-          <w:shd w:val="clear" w:color="auto" w:fill="FFFFFF"/>
-        </w:rPr>
-        <w:t>s,</w:t>
-      </w:r>
-      <w:r>
-        <w:rPr>
-          <w:rFonts w:cstheme="minorHAnsi"/>
-          <w:color w:val="1F2328"/>
-          <w:shd w:val="clear" w:color="auto" w:fill="FFFFFF"/>
-        </w:rPr>
-        <w:t xml:space="preserve"> is the appropriate measure</w:t>
-      </w:r>
-      <w:r>
-        <w:rPr>
-          <w:rFonts w:cstheme="minorHAnsi"/>
-          <w:color w:val="1F2328"/>
-          <w:shd w:val="clear" w:color="auto" w:fill="FFFFFF"/>
-        </w:rPr>
-        <w:t xml:space="preserve"> in our study</w:t>
-      </w:r>
-      <w:r>
-        <w:rPr>
-          <w:rFonts w:cstheme="minorHAnsi"/>
-          <w:color w:val="1F2328"/>
-          <w:shd w:val="clear" w:color="auto" w:fill="FFFFFF"/>
-        </w:rPr>
-        <w:t>. This is consistent with our broader claim that dysregulation is a network-level property and not the behavior of specific nodes.</w:t>
-      </w:r>
-    </w:p>
-    <w:p>
-      <w:pPr>
-        <w:rPr>
-          <w:rFonts w:cstheme="minorHAnsi"/>
-          <w:color w:val="1F2328"/>
-          <w:shd w:val="clear" w:color="auto" w:fill="FFFFFF"/>
-        </w:rPr>
-      </w:pPr>
-      <w:r>
-        <w:rPr>
-          <w:rFonts w:cstheme="minorHAnsi"/>
-          <w:color w:val="1F2328"/>
-          <w:shd w:val="clear" w:color="auto" w:fill="FFFFFF"/>
-        </w:rPr>
-        <w:t>Importantly, bacterial scRNA-seq methods are prone to dropouts and relatively low-coverage of the data</w:t>
-      </w:r>
-      <w:r>
-        <w:rPr>
-          <w:rFonts w:cstheme="minorHAnsi"/>
-          <w:color w:val="1F2328"/>
-          <w:shd w:val="clear" w:color="auto" w:fill="FFFFFF"/>
-        </w:rPr>
-        <w:t>. We therefore cannot exclude that recoverable, condition-specific programs would emerge in deeper or higher-coverage data.</w:t>
-      </w:r>
-    </w:p>
-    <w:p>
-      <w:pPr>
-        <w:rPr>
-          <w:rFonts w:cstheme="minorHAnsi"/>
-          <w:color w:val="1F2328"/>
-          <w:shd w:val="clear" w:color="auto" w:fill="FFFFFF"/>
-        </w:rPr>
-      </w:pPr>
-      <w:r>
-        <w:rPr>
-          <w:rFonts w:cstheme="minorHAnsi"/>
-          <w:color w:val="1F2328"/>
-          <w:highlight w:val="yellow"/>
-          <w:shd w:val="clear" w:color="auto" w:fill="FFFFFF"/>
-        </w:rPr>
-        <w:t>Following this analysis, we have added a sentence to the discussion summarizing the analysis of eigenvectors.</w:t>
-      </w:r>
-    </w:p>
-    <w:p>
-      <w:pPr>
-        <w:rPr>
-          <w:rFonts w:ascii="Arial" w:hAnsi="Arial" w:cs="Arial"/>
-          <w:i/>
-          <w:iCs/>
-          <w:color w:val="2E74B5" w:themeColor="accent5" w:themeShade="BF"/>
-          <w:shd w:val="clear" w:color="auto" w:fill="FFFFFF"/>
-        </w:rPr>
-      </w:pPr>
-      <w:r>
-        <w:rPr>
-          <w:rFonts w:ascii="Arial" w:hAnsi="Arial" w:cs="Arial"/>
-          <w:i/>
-          <w:iCs/>
-          <w:color w:val="2E74B5" w:themeColor="accent5" w:themeShade="BF"/>
-        </w:rPr>
-        <w:br/>
-      </w:r>
-      <w:r>
-        <w:rPr>
-          <w:rFonts w:ascii="Arial" w:hAnsi="Arial" w:cs="Arial"/>
-          <w:i/>
-          <w:iCs/>
-          <w:color w:val="2E74B5" w:themeColor="accent5" w:themeShade="BF"/>
-          <w:shd w:val="clear" w:color="auto" w:fill="FFFFFF"/>
-        </w:rPr>
-        <w:t xml:space="preserve">2. The authors’ approach reminds in spirit me of some work from the van Opijnen lab, where they have used entropy as a measure of how organized a stress response is (Zhu et al 2020). I think there are also some connections to earlier work from that lab comparing changes in Tn-seq mutant frequencies to RNA-seq expression (Jensen et al., 2017). </w:t>
-      </w:r>
-      <w:r>
-        <w:rPr>
-          <w:rFonts w:ascii="Arial" w:hAnsi="Arial" w:cs="Arial"/>
-          <w:i/>
-          <w:iCs/>
-          <w:color w:val="2E74B5" w:themeColor="accent5" w:themeShade="BF"/>
-          <w:highlight w:val="yellow"/>
-          <w:shd w:val="clear" w:color="auto" w:fill="FFFFFF"/>
-        </w:rPr>
-        <w:t>I think these would be interesting studies to address in the discussion of the current paper, and I would be interested to hear the authors’ thoughts on similarities/differences to their approach and findings.</w:t>
-      </w:r>
-    </w:p>
-    <w:p>
-      <w:pPr>
-        <w:rPr>
-          <w:rFonts w:cstheme="minorHAnsi"/>
-          <w:color w:val="1F2328"/>
-          <w:shd w:val="clear" w:color="auto" w:fill="FFFFFF"/>
-        </w:rPr>
-      </w:pPr>
-      <w:r>
-        <w:rPr>
-          <w:rFonts w:cstheme="minorHAnsi"/>
-          <w:color w:val="1F2328"/>
-          <w:shd w:val="clear" w:color="auto" w:fill="FFFFFF"/>
-        </w:rPr>
         <w:t>See our answer to reviewer #1 comment 2.5</w:t>
       </w:r>
     </w:p>
@@ -7408,6 +8194,25 @@
           <w:lang w:val="en-US"/>
         </w:rPr>
         <w:t>Could we take subsets of GO term and show which are the most decorrelated?</w:t>
+      </w:r>
+    </w:p>
+  </w:comment>
+  <w:comment w:id="30" w:author="Alon Gutfreund" w:date="2026-06-24T10:28:00Z" w:initials="AG">
+    <w:p>
+      <w:pPr>
+        <w:pStyle w:val="CommentText"/>
+      </w:pPr>
+      <w:r>
+        <w:rPr>
+          <w:rStyle w:val="CommentReference"/>
+        </w:rPr>
+        <w:annotationRef/>
+      </w:r>
+      <w:r>
+        <w:rPr>
+          <w:lang w:val="en-US"/>
+        </w:rPr>
+        <w:t>Do we need a supp. Figure?</w:t>
       </w:r>
     </w:p>
   </w:comment>
@@ -7446,6 +8251,7 @@
   <w15:commentEx w15:paraId="0D7E1FFE" w15:done="0"/>
   <w15:commentEx w15:paraId="0BFA6802" w15:done="0"/>
   <w15:commentEx w15:paraId="695C72D0" w15:done="0"/>
+  <w15:commentEx w15:paraId="1A66ECEB" w15:done="0"/>
 </w15:commentsEx>
 </file>
 
@@ -7481,6 +8287,7 @@
   <w16cex:commentExtensible w16cex:durableId="2D12631D" w16cex:dateUtc="2026-01-14T16:46:00Z"/>
   <w16cex:commentExtensible w16cex:durableId="2D18DF55" w16cex:dateUtc="2026-01-19T14:50:00Z"/>
   <w16cex:commentExtensible w16cex:durableId="2D124E94" w16cex:dateUtc="2026-01-14T15:19:00Z"/>
+  <w16cex:commentExtensible w16cex:durableId="78F67753" w16cex:dateUtc="2026-06-24T07:28:00Z"/>
 </w16cex:commentsExtensible>
 </file>
 
@@ -7516,6 +8323,7 @@
   <w16cid:commentId w16cid:paraId="0D7E1FFE" w16cid:durableId="2D12631D"/>
   <w16cid:commentId w16cid:paraId="0BFA6802" w16cid:durableId="2D18DF55"/>
   <w16cid:commentId w16cid:paraId="695C72D0" w16cid:durableId="2D124E94"/>
+  <w16cid:commentId w16cid:paraId="1A66ECEB" w16cid:durableId="78F67753"/>
 </w16cid:commentsIds>
 </file>
 
@@ -7644,6 +8452,9 @@
 <w15:people xmlns:wpc="http://schemas.microsoft.com/office/word/2010/wordprocessingCanvas" xmlns:cx="http://schemas.microsoft.com/office/drawing/2014/chartex" xmlns:cx1="http://schemas.microsoft.com/office/drawing/2015/9/8/chartex" xmlns:cx2="http://schemas.microsoft.com/office/drawing/2015/10/21/chartex" xmlns:cx3="http://schemas.microsoft.com/office/drawing/2016/5/9/chartex" xmlns:cx4="http://schemas.microsoft.com/office/drawing/2016/5/10/chartex" xmlns:cx5="http://schemas.microsoft.com/office/drawing/2016/5/11/chartex" xmlns:cx6="http://schemas.microsoft.com/office/drawing/2016/5/12/chartex" xmlns:cx7="http://schemas.microsoft.com/office/drawing/2016/5/13/chartex" xmlns:cx8="http://schemas.microsoft.com/office/drawing/2016/5/14/chartex" xmlns:mc="http://schemas.openxmlformats.org/markup-compatibility/2006" xmlns:aink="http://schemas.microsoft.com/office/drawing/2016/ink" xmlns:am3d="http://schemas.microsoft.com/office/drawing/2017/model3d" xmlns:o="urn:schemas-microsoft-com:office:office" xmlns:oel="http://schemas.microsoft.com/office/2019/extlst" xmlns:r="http://schemas.openxmlformats.org/officeDocument/2006/relationships" xmlns:m="http://schemas.openxmlformats.org/officeDocument/2006/math" xmlns:v="urn:schemas-microsoft-com:vml" xmlns:wp14="http://schemas.microsoft.com/office/word/2010/wordprocessingDrawing" xmlns:wp="http://schemas.openxmlformats.org/drawingml/2006/wordprocessingDrawing" xmlns:w10="urn:schemas-microsoft-com:office:word" xmlns:w="http://schemas.openxmlformats.org/wordprocessingml/2006/main" xmlns:w14="http://schemas.microsoft.com/office/word/2010/wordml" xmlns:w15="http://schemas.microsoft.com/office/word/2012/wordml" xmlns:w16cex="http://schemas.microsoft.com/office/word/2018/wordml/cex" xmlns:w16cid="http://schemas.microsoft.com/office/word/2016/wordml/cid" xmlns:w16="http://schemas.microsoft.com/office/word/2018/wordml" xmlns:w16du="http://schemas.microsoft.com/office/word/2023/wordml/word16du" xmlns:w16sdtdh="http://schemas.microsoft.com/office/word/2020/wordml/sdtdatahash" xmlns:w16sdtfl="http://schemas.microsoft.com/office/word/2024/wordml/sdtformatlock" xmlns:w16se="http://schemas.microsoft.com/office/word/2015/wordml/symex" xmlns:wpg="http://schemas.microsoft.com/office/word/2010/wordprocessingGroup" xmlns:wpi="http://schemas.microsoft.com/office/word/2010/wordprocessingInk" xmlns:wne="http://schemas.microsoft.com/office/word/2006/wordml" xmlns:wps="http://schemas.microsoft.com/office/word/2010/wordprocessingShape" mc:Ignorable="w14 w15 w16se w16cid w16 w16cex w16sdtdh w16sdtfl w16du wp14">
   <w15:person w15:author="User">
     <w15:presenceInfo w15:providerId="None" w15:userId="User"/>
+  </w15:person>
+  <w15:person w15:author="Alon Gutfreund">
+    <w15:presenceInfo w15:providerId="Windows Live" w15:userId="bfc578b43f009706"/>
   </w15:person>
 </w15:people>
 </file>
@@ -8108,7 +8919,6 @@
     <w:basedOn w:val="Normal"/>
     <w:link w:val="CommentTextChar"/>
     <w:uiPriority w:val="99"/>
-    <w:semiHidden/>
     <w:unhideWhenUsed/>
     <w:rsid w:val="000E6C30"/>
     <w:pPr>
@@ -8124,7 +8934,6 @@
     <w:basedOn w:val="DefaultParagraphFont"/>
     <w:link w:val="CommentText"/>
     <w:uiPriority w:val="99"/>
-    <w:semiHidden/>
     <w:rsid w:val="000E6C30"/>
     <w:rPr>
       <w:sz w:val="20"/>
